--- a/Bizjuks_dokumentacija (1) (1) (1).docx
+++ b/Bizjuks_dokumentacija (1) (1) (1).docx
@@ -2447,7 +2447,13 @@
         </w:numPr>
       </w:pPr>
       <w:r>
-        <w:t>Dažādu blogu sadaļas,</w:t>
+        <w:t xml:space="preserve">Dažādu </w:t>
+      </w:r>
+      <w:r>
+        <w:t>projektu</w:t>
+      </w:r>
+      <w:r>
+        <w:t xml:space="preserve"> sadaļas,</w:t>
       </w:r>
     </w:p>
     <w:p>
@@ -2471,7 +2477,13 @@
         </w:numPr>
       </w:pPr>
       <w:r>
-        <w:t>Dinamiskā vietne ar iespēju, pievienot jaunus blogus, kategorijas, lai nav jāvēršas pie programmētāja,</w:t>
+        <w:t>Dinamiskā vietne ar iespēju, pievienot jaunus</w:t>
+      </w:r>
+      <w:r>
+        <w:t xml:space="preserve"> projekta</w:t>
+      </w:r>
+      <w:r>
+        <w:t xml:space="preserve"> blogus, kategorijas, lai nav jāvēršas pie programmētāja,</w:t>
       </w:r>
     </w:p>
     <w:p>
@@ -2704,7 +2716,13 @@
         <w:t>)</w:t>
       </w:r>
       <w:r>
-        <w:t>, ja tas der klientiem, tad viņi var aizpildīt pieteikuma formu un tad uzņēmums redzēs, ko cilvēks ir izvēlējies, kontaktinformācija, lai sazināties ar uzņēmumu, tas viss nevar būt iespējam bez savienošanas ar datubāzi, tāpēc šo visu ir jāsavieno ar datubāzi, lai pārvaldīt pieteikumus, blogus un citus.</w:t>
+        <w:t>, ja tas der klientiem, tad viņi var aizpildīt pieteikuma formu un tad uzņēmums redzēs, ko cilvēks ir izvēlējies, kontaktinformācija, lai sazināties ar uzņēmumu, tas viss nevar būt iespējam bez savienošanas ar datubāzi, tāpēc šo visu ir jāsavieno ar datubāzi, lai pārvaldīt pieteikumus,</w:t>
+      </w:r>
+      <w:r>
+        <w:t xml:space="preserve"> projektu</w:t>
+      </w:r>
+      <w:r>
+        <w:t xml:space="preserve"> blogus un citus.</w:t>
       </w:r>
     </w:p>
     <w:p>
@@ -3014,7 +3032,10 @@
     </w:p>
     <w:p>
       <w:r>
-        <w:t xml:space="preserve">Restorāna tīmekļa vietnei ir perspektīvas, piedāvājot </w:t>
+        <w:t>T</w:t>
+      </w:r>
+      <w:r>
+        <w:t xml:space="preserve">īmekļa vietnei ir perspektīvas, piedāvājot </w:t>
       </w:r>
       <w:r>
         <w:t>klientiem</w:t>
@@ -3026,10 +3047,22 @@
         <w:t xml:space="preserve">us pakalpojumus </w:t>
       </w:r>
       <w:r>
-        <w:t xml:space="preserve">, lai piesaistītu jauno klientu uzmanību, lai restorāns izceļas starp saviem konkurentiem, </w:t>
-      </w:r>
-      <w:r>
-        <w:t>ir ieviest cenu kalkulators, kas nav sastopams Latvijas tirgū.</w:t>
+        <w:t xml:space="preserve">, lai piesaistītu jauno klientu uzmanību, lai </w:t>
+      </w:r>
+      <w:r>
+        <w:t>uzņēmums</w:t>
+      </w:r>
+      <w:r>
+        <w:t xml:space="preserve"> izceļas starp saviem konkurentiem, </w:t>
+      </w:r>
+      <w:r>
+        <w:t>ir ieviest</w:t>
+      </w:r>
+      <w:r>
+        <w:t>s</w:t>
+      </w:r>
+      <w:r>
+        <w:t xml:space="preserve"> cenu kalkulators, kas nav sastopams Latvijas tirgū.</w:t>
       </w:r>
     </w:p>
     <w:p>
@@ -3058,7 +3091,10 @@
         <w:pStyle w:val="3"/>
       </w:pPr>
       <w:r>
-        <w:t>Klientu reģistrācija sistēmā</w:t>
+        <w:t>Administratora ielogošanās</w:t>
+      </w:r>
+      <w:r>
+        <w:t xml:space="preserve"> sistēmā</w:t>
       </w:r>
     </w:p>
     <w:p>
@@ -3083,10 +3119,10 @@
         <w:t xml:space="preserve"> </w:t>
       </w:r>
       <w:r>
-        <w:t>Funkcija nepieciešama, lai restorāna klienti varētu reģistrēties tīmekļa vietnē, lai turpmāk ielogoties un izmantot vietni</w:t>
-      </w:r>
-      <w:r>
-        <w:t>.</w:t>
+        <w:t xml:space="preserve">Funkcija nepieciešama, lai </w:t>
+      </w:r>
+      <w:r>
+        <w:t>administrators varētu piekļūt tīmekļa lapas administrācijas un veikt darbības.</w:t>
       </w:r>
     </w:p>
     <w:p>
@@ -3147,7 +3183,17 @@
           <w:sz w:val="20"/>
           <w:szCs w:val="20"/>
         </w:rPr>
-        <w:t>Klientu reģistrācijas dati</w:t>
+        <w:tab/>
+        <w:t>Administratora ielogošanās</w:t>
+      </w:r>
+      <w:r>
+        <w:rPr>
+          <w:b/>
+          <w:bCs/>
+          <w:sz w:val="20"/>
+          <w:szCs w:val="20"/>
+        </w:rPr>
+        <w:t xml:space="preserve"> dati</w:t>
       </w:r>
     </w:p>
     <w:tbl>
@@ -3343,7 +3389,7 @@
                 <w:sz w:val="20"/>
                 <w:szCs w:val="20"/>
               </w:rPr>
-              <w:t>Vārds</w:t>
+              <w:t>Parole</w:t>
             </w:r>
           </w:p>
         </w:tc>
@@ -3386,229 +3432,12 @@
                 <w:szCs w:val="20"/>
               </w:rPr>
             </w:pPr>
-          </w:p>
-        </w:tc>
-      </w:tr>
-      <w:tr>
-        <w:trPr>
-          <w:trHeight w:val="374"/>
-        </w:trPr>
-        <w:tc>
-          <w:tcPr>
-            <w:tcW w:w="2593" w:type="dxa"/>
-            <w:vAlign w:val="center"/>
-          </w:tcPr>
-          <w:p>
-            <w:pPr>
-              <w:spacing w:line="240" w:lineRule="auto"/>
-              <w:ind w:firstLine="0"/>
-              <w:jc w:val="left"/>
+            <w:r>
               <w:rPr>
                 <w:sz w:val="20"/>
                 <w:szCs w:val="20"/>
               </w:rPr>
-            </w:pPr>
-            <w:r>
-              <w:rPr>
-                <w:sz w:val="20"/>
-                <w:szCs w:val="20"/>
-              </w:rPr>
-              <w:t>Uzvārds</w:t>
-            </w:r>
-          </w:p>
-        </w:tc>
-        <w:tc>
-          <w:tcPr>
-            <w:tcW w:w="2594" w:type="dxa"/>
-            <w:vAlign w:val="center"/>
-          </w:tcPr>
-          <w:p>
-            <w:pPr>
-              <w:spacing w:line="240" w:lineRule="auto"/>
-              <w:ind w:firstLine="0"/>
-              <w:jc w:val="left"/>
-              <w:rPr>
-                <w:sz w:val="20"/>
-                <w:szCs w:val="20"/>
-              </w:rPr>
-            </w:pPr>
-            <w:r>
-              <w:rPr>
-                <w:sz w:val="20"/>
-                <w:szCs w:val="20"/>
-              </w:rPr>
-              <w:t>Jā</w:t>
-            </w:r>
-          </w:p>
-        </w:tc>
-        <w:tc>
-          <w:tcPr>
-            <w:tcW w:w="2594" w:type="dxa"/>
-            <w:vAlign w:val="center"/>
-          </w:tcPr>
-          <w:p>
-            <w:pPr>
-              <w:spacing w:line="240" w:lineRule="auto"/>
-              <w:ind w:firstLine="0"/>
-              <w:jc w:val="left"/>
-              <w:rPr>
-                <w:sz w:val="20"/>
-                <w:szCs w:val="20"/>
-              </w:rPr>
-            </w:pPr>
-          </w:p>
-        </w:tc>
-      </w:tr>
-      <w:tr>
-        <w:trPr>
-          <w:trHeight w:val="374"/>
-        </w:trPr>
-        <w:tc>
-          <w:tcPr>
-            <w:tcW w:w="2593" w:type="dxa"/>
-            <w:vAlign w:val="center"/>
-          </w:tcPr>
-          <w:p>
-            <w:pPr>
-              <w:spacing w:line="240" w:lineRule="auto"/>
-              <w:ind w:firstLine="0"/>
-              <w:jc w:val="left"/>
-              <w:rPr>
-                <w:sz w:val="20"/>
-                <w:szCs w:val="20"/>
-              </w:rPr>
-            </w:pPr>
-            <w:r>
-              <w:rPr>
-                <w:sz w:val="20"/>
-                <w:szCs w:val="20"/>
-              </w:rPr>
-              <w:t>Parole</w:t>
-            </w:r>
-          </w:p>
-        </w:tc>
-        <w:tc>
-          <w:tcPr>
-            <w:tcW w:w="2594" w:type="dxa"/>
-            <w:vAlign w:val="center"/>
-          </w:tcPr>
-          <w:p>
-            <w:pPr>
-              <w:spacing w:line="240" w:lineRule="auto"/>
-              <w:ind w:firstLine="0"/>
-              <w:jc w:val="left"/>
-              <w:rPr>
-                <w:sz w:val="20"/>
-                <w:szCs w:val="20"/>
-              </w:rPr>
-            </w:pPr>
-            <w:r>
-              <w:rPr>
-                <w:sz w:val="20"/>
-                <w:szCs w:val="20"/>
-              </w:rPr>
-              <w:t>Jā</w:t>
-            </w:r>
-          </w:p>
-        </w:tc>
-        <w:tc>
-          <w:tcPr>
-            <w:tcW w:w="2594" w:type="dxa"/>
-            <w:vAlign w:val="center"/>
-          </w:tcPr>
-          <w:p>
-            <w:pPr>
-              <w:spacing w:line="240" w:lineRule="auto"/>
-              <w:ind w:firstLine="0"/>
-              <w:jc w:val="left"/>
-              <w:rPr>
-                <w:sz w:val="20"/>
-                <w:szCs w:val="20"/>
-              </w:rPr>
-            </w:pPr>
-            <w:r>
-              <w:rPr>
-                <w:sz w:val="20"/>
-                <w:szCs w:val="20"/>
-              </w:rPr>
               <w:t>Tiks glabāta šifrēta formā</w:t>
-            </w:r>
-          </w:p>
-        </w:tc>
-      </w:tr>
-      <w:tr>
-        <w:trPr>
-          <w:trHeight w:val="374"/>
-        </w:trPr>
-        <w:tc>
-          <w:tcPr>
-            <w:tcW w:w="2593" w:type="dxa"/>
-            <w:vAlign w:val="center"/>
-          </w:tcPr>
-          <w:p>
-            <w:pPr>
-              <w:spacing w:line="240" w:lineRule="auto"/>
-              <w:ind w:firstLine="0"/>
-              <w:jc w:val="left"/>
-              <w:rPr>
-                <w:sz w:val="20"/>
-                <w:szCs w:val="20"/>
-              </w:rPr>
-            </w:pPr>
-            <w:r>
-              <w:rPr>
-                <w:sz w:val="20"/>
-                <w:szCs w:val="20"/>
-              </w:rPr>
-              <w:t>Parole atkārtoti</w:t>
-            </w:r>
-          </w:p>
-        </w:tc>
-        <w:tc>
-          <w:tcPr>
-            <w:tcW w:w="2594" w:type="dxa"/>
-            <w:vAlign w:val="center"/>
-          </w:tcPr>
-          <w:p>
-            <w:pPr>
-              <w:spacing w:line="240" w:lineRule="auto"/>
-              <w:ind w:firstLine="0"/>
-              <w:jc w:val="left"/>
-              <w:rPr>
-                <w:sz w:val="20"/>
-                <w:szCs w:val="20"/>
-              </w:rPr>
-            </w:pPr>
-            <w:r>
-              <w:rPr>
-                <w:sz w:val="20"/>
-                <w:szCs w:val="20"/>
-              </w:rPr>
-              <w:t>Jā</w:t>
-            </w:r>
-          </w:p>
-        </w:tc>
-        <w:tc>
-          <w:tcPr>
-            <w:tcW w:w="2594" w:type="dxa"/>
-            <w:vAlign w:val="center"/>
-          </w:tcPr>
-          <w:p>
-            <w:pPr>
-              <w:spacing w:line="240" w:lineRule="auto"/>
-              <w:ind w:firstLine="0"/>
-              <w:jc w:val="left"/>
-              <w:rPr>
-                <w:sz w:val="20"/>
-                <w:szCs w:val="20"/>
-              </w:rPr>
-            </w:pPr>
-            <w:r>
-              <w:rPr>
-                <w:sz w:val="20"/>
-                <w:szCs w:val="20"/>
-              </w:rPr>
-              <w:t>Pārliecinās, ka klients zina paroli</w:t>
             </w:r>
           </w:p>
         </w:tc>
@@ -3645,10 +3474,10 @@
         <w:t xml:space="preserve"> </w:t>
       </w:r>
       <w:r>
-        <w:t>Nospiežot reģistrācijas pog</w:t>
-      </w:r>
-      <w:r>
-        <w:t>u</w:t>
+        <w:t xml:space="preserve">Nospiežot </w:t>
+      </w:r>
+      <w:r>
+        <w:t>ielogošanās pogu</w:t>
       </w:r>
       <w:r>
         <w:t xml:space="preserve">, sistēma pārbauda vai visi ievadlauki ir aizpildīti (Skat. </w:t>
@@ -3657,18 +3486,21 @@
         <w:t>1</w:t>
       </w:r>
       <w:r>
-        <w:t xml:space="preserve">. tabulu). Ja ir aizpildīti, tad tālāk klients tiek pārsūtīts uz ielogošanās daļu, kur ir </w:t>
+        <w:t xml:space="preserve">. tabulu). Ja ir aizpildīti, tad tālāk </w:t>
       </w:r>
       <w:proofErr w:type="spellStart"/>
       <w:r>
-        <w:t>jāautorizēties</w:t>
+        <w:t>administrātors</w:t>
       </w:r>
       <w:proofErr w:type="spellEnd"/>
       <w:r>
-        <w:t xml:space="preserve"> ar </w:t>
-      </w:r>
-      <w:r>
-        <w:t>reģistrācijas datiem.</w:t>
+        <w:t xml:space="preserve"> tiek pārsūtīts </w:t>
+      </w:r>
+      <w:r>
+        <w:t>uz administrācijas daļu</w:t>
+      </w:r>
+      <w:r>
+        <w:t>.</w:t>
       </w:r>
     </w:p>
     <w:p>
@@ -3717,7 +3549,13 @@
         </w:numPr>
       </w:pPr>
       <w:r>
-        <w:t>Paziņojums par paroles nesakrišanu</w:t>
+        <w:t xml:space="preserve">Paziņojums par </w:t>
+      </w:r>
+      <w:r>
+        <w:t>datu</w:t>
+      </w:r>
+      <w:r>
+        <w:t xml:space="preserve"> nesakrišanu</w:t>
       </w:r>
       <w:r>
         <w:t>;</w:t>
@@ -3732,7 +3570,10 @@
         </w:numPr>
       </w:pPr>
       <w:r>
-        <w:t>Klienta autorizācija sistēmā</w:t>
+        <w:t>Administratora</w:t>
+      </w:r>
+      <w:r>
+        <w:t xml:space="preserve"> autorizācija sistēmā</w:t>
       </w:r>
       <w:r>
         <w:t>;</w:t>
@@ -3743,37 +3584,598 @@
         <w:pStyle w:val="3"/>
       </w:pPr>
       <w:r>
+        <w:t>Tīmekļa lapas navigācija</w:t>
+      </w:r>
+    </w:p>
+    <w:p>
+      <w:pPr>
+        <w:rPr>
+          <w:u w:val="single"/>
+        </w:rPr>
+      </w:pPr>
+      <w:r>
+        <w:rPr>
+          <w:u w:val="single"/>
+        </w:rPr>
+        <w:t>Mērķis:</w:t>
+      </w:r>
+      <w:r>
+        <w:t xml:space="preserve"> </w:t>
+      </w:r>
+      <w:r>
+        <w:t>Funkcija ir nepieciešama, lai klientam būtu iespēja pārslēgties starp sadaļām</w:t>
+      </w:r>
+      <w:r>
+        <w:t>.</w:t>
+      </w:r>
+    </w:p>
+    <w:p>
+      <w:pPr>
+        <w:rPr>
+          <w:u w:val="single"/>
+        </w:rPr>
+      </w:pPr>
+      <w:proofErr w:type="spellStart"/>
+      <w:r>
+        <w:rPr>
+          <w:u w:val="single"/>
+        </w:rPr>
+        <w:t>Ievaddati</w:t>
+      </w:r>
+      <w:proofErr w:type="spellEnd"/>
+      <w:r>
+        <w:rPr>
+          <w:u w:val="single"/>
+        </w:rPr>
+        <w:t>:</w:t>
+      </w:r>
+      <w:r>
+        <w:t xml:space="preserve"> </w:t>
+      </w:r>
+      <w:r>
+        <w:t>Nospiest navigācijas pogas</w:t>
+      </w:r>
+      <w:r>
+        <w:t>.</w:t>
+      </w:r>
+    </w:p>
+    <w:p>
+      <w:pPr>
+        <w:rPr>
+          <w:u w:val="single"/>
+        </w:rPr>
+      </w:pPr>
+      <w:r>
+        <w:rPr>
+          <w:u w:val="single"/>
+        </w:rPr>
+        <w:t>Apstrāde:</w:t>
+      </w:r>
+      <w:r>
+        <w:t xml:space="preserve"> </w:t>
+      </w:r>
+      <w:r>
+        <w:t>Nospiežot navigācijas pogu, sistēma atver citu tīmekļa lapas sadaļu</w:t>
+      </w:r>
+      <w:r>
+        <w:t>.</w:t>
+      </w:r>
+    </w:p>
+    <w:p>
+      <w:pPr>
+        <w:ind w:left="1" w:firstLine="850"/>
+      </w:pPr>
+      <w:proofErr w:type="spellStart"/>
+      <w:r>
+        <w:rPr>
+          <w:u w:val="single"/>
+        </w:rPr>
         <w:lastRenderedPageBreak/>
-        <w:t xml:space="preserve">Klientu </w:t>
-      </w:r>
-      <w:r>
-        <w:t>autorizācijas</w:t>
-      </w:r>
-      <w:r>
-        <w:t xml:space="preserve"> dati</w:t>
-      </w:r>
-    </w:p>
-    <w:p>
+        <w:t>Izvaddati</w:t>
+      </w:r>
+      <w:proofErr w:type="spellEnd"/>
       <w:r>
         <w:rPr>
           <w:u w:val="single"/>
         </w:rPr>
-        <w:t>Mērķis</w:t>
-      </w:r>
-      <w:r>
+        <w:t>:</w:t>
+      </w:r>
+      <w:r>
+        <w:t xml:space="preserve"> </w:t>
+      </w:r>
+    </w:p>
+    <w:p>
+      <w:pPr>
+        <w:pStyle w:val="ae"/>
+        <w:numPr>
+          <w:ilvl w:val="0"/>
+          <w:numId w:val="25"/>
+        </w:numPr>
         <w:rPr>
           <w:u w:val="single"/>
         </w:rPr>
+      </w:pPr>
+      <w:r>
+        <w:t>Parāda sadaļas informāciju</w:t>
+      </w:r>
+      <w:r>
+        <w:t>;</w:t>
+      </w:r>
+    </w:p>
+    <w:p>
+      <w:pPr>
+        <w:pStyle w:val="3"/>
+      </w:pPr>
+      <w:r>
+        <w:t>Tīmekļa lapas informācijas attēlošana</w:t>
+      </w:r>
+    </w:p>
+    <w:p>
+      <w:pPr>
+        <w:rPr>
+          <w:u w:val="single"/>
+        </w:rPr>
+      </w:pPr>
+      <w:proofErr w:type="spellStart"/>
+      <w:r>
+        <w:rPr>
+          <w:u w:val="single"/>
+        </w:rPr>
+        <w:t>Mērķīs</w:t>
+      </w:r>
+      <w:proofErr w:type="spellEnd"/>
+      <w:r>
+        <w:rPr>
+          <w:u w:val="single"/>
+        </w:rPr>
         <w:t>:</w:t>
       </w:r>
       <w:r>
         <w:t xml:space="preserve"> </w:t>
       </w:r>
       <w:r>
-        <w:t>Funkcija nepieciešama, lai klients var autorizēties savā profilā</w:t>
-      </w:r>
-      <w:r>
-        <w:t>.</w:t>
+        <w:t>Attēlot lietotājam tīmekļa lapas saturu.</w:t>
+      </w:r>
+    </w:p>
+    <w:p>
+      <w:pPr>
+        <w:rPr>
+          <w:u w:val="single"/>
+        </w:rPr>
+      </w:pPr>
+      <w:r>
+        <w:rPr>
+          <w:u w:val="single"/>
+        </w:rPr>
+        <w:t>Apstrāde:</w:t>
+      </w:r>
+      <w:r>
+        <w:t xml:space="preserve"> </w:t>
+      </w:r>
+      <w:r>
+        <w:t>Tiek attēlots tīmekļa lapas saturs.</w:t>
+      </w:r>
+    </w:p>
+    <w:p>
+      <w:pPr>
+        <w:rPr>
+          <w:u w:val="single"/>
+        </w:rPr>
+      </w:pPr>
+      <w:proofErr w:type="spellStart"/>
+      <w:r>
+        <w:rPr>
+          <w:u w:val="single"/>
+        </w:rPr>
+        <w:t>Izvaddati</w:t>
+      </w:r>
+      <w:proofErr w:type="spellEnd"/>
+      <w:r>
+        <w:rPr>
+          <w:u w:val="single"/>
+        </w:rPr>
+        <w:t>:</w:t>
+      </w:r>
+    </w:p>
+    <w:p>
+      <w:pPr>
+        <w:pStyle w:val="ae"/>
+        <w:numPr>
+          <w:ilvl w:val="0"/>
+          <w:numId w:val="12"/>
+        </w:numPr>
+      </w:pPr>
+      <w:r>
+        <w:t xml:space="preserve">Izvada tīmekļa lapas </w:t>
+      </w:r>
+      <w:proofErr w:type="spellStart"/>
+      <w:r>
+        <w:t>header</w:t>
+      </w:r>
+      <w:proofErr w:type="spellEnd"/>
+      <w:r>
+        <w:t>;</w:t>
+      </w:r>
+    </w:p>
+    <w:p>
+      <w:pPr>
+        <w:pStyle w:val="ae"/>
+        <w:numPr>
+          <w:ilvl w:val="0"/>
+          <w:numId w:val="12"/>
+        </w:numPr>
+      </w:pPr>
+      <w:r>
+        <w:t>Izvada tīmekļa lapas sadaļas saturu;</w:t>
+      </w:r>
+    </w:p>
+    <w:p>
+      <w:pPr>
+        <w:pStyle w:val="ae"/>
+        <w:numPr>
+          <w:ilvl w:val="0"/>
+          <w:numId w:val="12"/>
+        </w:numPr>
+      </w:pPr>
+      <w:r>
+        <w:t xml:space="preserve">Izvada tīmekļa lapas </w:t>
+      </w:r>
+      <w:proofErr w:type="spellStart"/>
+      <w:r>
+        <w:t>footer</w:t>
+      </w:r>
+      <w:proofErr w:type="spellEnd"/>
+      <w:r>
+        <w:t>;</w:t>
+      </w:r>
+    </w:p>
+    <w:p>
+      <w:pPr>
+        <w:pStyle w:val="3"/>
+      </w:pPr>
+      <w:r>
+        <w:t>Administratora izlogošana no sistēmas</w:t>
+      </w:r>
+    </w:p>
+    <w:p>
+      <w:proofErr w:type="spellStart"/>
+      <w:r>
+        <w:rPr>
+          <w:u w:val="single"/>
+        </w:rPr>
+        <w:t>Mērķīs</w:t>
+      </w:r>
+      <w:proofErr w:type="spellEnd"/>
+      <w:r>
+        <w:rPr>
+          <w:u w:val="single"/>
+        </w:rPr>
+        <w:t>:</w:t>
+      </w:r>
+      <w:r>
+        <w:t xml:space="preserve"> Uztaisīt, lai </w:t>
+      </w:r>
+      <w:proofErr w:type="spellStart"/>
+      <w:r>
+        <w:t>daministrātors</w:t>
+      </w:r>
+      <w:proofErr w:type="spellEnd"/>
+      <w:r>
+        <w:t xml:space="preserve"> var izlogoties no sistēmas.</w:t>
+      </w:r>
+    </w:p>
+    <w:p>
+      <w:r>
+        <w:rPr>
+          <w:u w:val="single"/>
+        </w:rPr>
+        <w:t>Apstrāde:</w:t>
+      </w:r>
+      <w:r>
+        <w:t xml:space="preserve"> Nospiežot izlogošanas pogu, administrators iziet no administratora konta.</w:t>
+      </w:r>
+    </w:p>
+    <w:p>
+      <w:pPr>
+        <w:ind w:left="1" w:firstLine="850"/>
+      </w:pPr>
+      <w:proofErr w:type="spellStart"/>
+      <w:r>
+        <w:rPr>
+          <w:u w:val="single"/>
+        </w:rPr>
+        <w:t>Izvaddati</w:t>
+      </w:r>
+      <w:proofErr w:type="spellEnd"/>
+      <w:r>
+        <w:rPr>
+          <w:u w:val="single"/>
+        </w:rPr>
+        <w:t>:</w:t>
+      </w:r>
+      <w:r>
+        <w:t xml:space="preserve"> Notiek izlogošanas no </w:t>
+      </w:r>
+      <w:proofErr w:type="spellStart"/>
+      <w:r>
+        <w:t>adminstratora</w:t>
+      </w:r>
+      <w:proofErr w:type="spellEnd"/>
+      <w:r>
+        <w:t xml:space="preserve"> konta un tiek attēlota lapa no klienta puses.</w:t>
+      </w:r>
+    </w:p>
+    <w:p>
+      <w:pPr>
+        <w:pStyle w:val="3"/>
+      </w:pPr>
+      <w:proofErr w:type="spellStart"/>
+      <w:r>
+        <w:t>Karuseļveida</w:t>
+      </w:r>
+      <w:proofErr w:type="spellEnd"/>
+      <w:r>
+        <w:t xml:space="preserve"> </w:t>
+      </w:r>
+      <w:r>
+        <w:t>projektu</w:t>
+      </w:r>
+      <w:r>
+        <w:t xml:space="preserve"> attēlošana</w:t>
+      </w:r>
+    </w:p>
+    <w:p>
+      <w:r>
+        <w:t xml:space="preserve">Mērķis: </w:t>
+      </w:r>
+      <w:r>
+        <w:t>Uztaisīt</w:t>
+      </w:r>
+      <w:r>
+        <w:t xml:space="preserve"> </w:t>
+      </w:r>
+      <w:r>
+        <w:t>projektu</w:t>
+      </w:r>
+      <w:r>
+        <w:t xml:space="preserve"> </w:t>
+      </w:r>
+      <w:r>
+        <w:t>attēlošanu</w:t>
+      </w:r>
+      <w:r>
+        <w:t xml:space="preserve"> kā karuseli, kur var </w:t>
+      </w:r>
+      <w:r>
+        <w:t>gan klikšķināt uz joslas, gan uz pogām (nākamais, iepriekšējais).</w:t>
+      </w:r>
+    </w:p>
+    <w:p>
+      <w:r>
+        <w:rPr>
+          <w:u w:val="single"/>
+        </w:rPr>
+        <w:t>Apstrāde</w:t>
+      </w:r>
+      <w:r>
+        <w:t>:</w:t>
+      </w:r>
+      <w:r>
+        <w:t xml:space="preserve"> Nospiežot rotācijas pogas vai nospiežot uz joslās tiek attēlots </w:t>
+      </w:r>
+      <w:r>
+        <w:t>projekts</w:t>
+      </w:r>
+      <w:r>
+        <w:t>, kas iet pēc kārtas.</w:t>
+      </w:r>
+    </w:p>
+    <w:p>
+      <w:proofErr w:type="spellStart"/>
+      <w:r>
+        <w:t>Izvaddati</w:t>
+      </w:r>
+      <w:proofErr w:type="spellEnd"/>
+      <w:r>
+        <w:t xml:space="preserve">: Tiek izvadīts konkrētais </w:t>
+      </w:r>
+      <w:r>
+        <w:t>projekts</w:t>
+      </w:r>
+      <w:r>
+        <w:t xml:space="preserve"> priekšplānā kā pirmais.</w:t>
+      </w:r>
+    </w:p>
+    <w:p>
+      <w:pPr>
+        <w:pStyle w:val="3"/>
+      </w:pPr>
+      <w:r>
+        <w:t>(Projekta?)</w:t>
+      </w:r>
+      <w:r>
+        <w:t>Bloga ieraksta saites kopēšana</w:t>
+      </w:r>
+    </w:p>
+    <w:p>
+      <w:proofErr w:type="spellStart"/>
+      <w:r>
+        <w:rPr>
+          <w:u w:val="single"/>
+        </w:rPr>
+        <w:t>Mērķīs</w:t>
+      </w:r>
+      <w:proofErr w:type="spellEnd"/>
+      <w:r>
+        <w:rPr>
+          <w:u w:val="single"/>
+        </w:rPr>
+        <w:t>:</w:t>
+      </w:r>
+      <w:r>
+        <w:t xml:space="preserve"> </w:t>
+      </w:r>
+      <w:r>
+        <w:t>Uztaisīt pogu, uz kuru uzklikšķinot kopējās konkrēta</w:t>
+      </w:r>
+      <w:r>
+        <w:t xml:space="preserve"> projekta</w:t>
+      </w:r>
+      <w:r>
+        <w:t xml:space="preserve"> saite.</w:t>
+      </w:r>
+    </w:p>
+    <w:p>
+      <w:r>
+        <w:rPr>
+          <w:u w:val="single"/>
+        </w:rPr>
+        <w:t>Apstrāde:</w:t>
+      </w:r>
+      <w:r>
+        <w:t xml:space="preserve"> Nospiežot </w:t>
+      </w:r>
+      <w:r>
+        <w:t>pogu kopējās konkrēta</w:t>
+      </w:r>
+      <w:r>
+        <w:t xml:space="preserve"> projekta</w:t>
+      </w:r>
+      <w:r>
+        <w:t xml:space="preserve"> saite.</w:t>
+      </w:r>
+    </w:p>
+    <w:p>
+      <w:pPr>
+        <w:ind w:left="1" w:firstLine="850"/>
+      </w:pPr>
+      <w:proofErr w:type="spellStart"/>
+      <w:r>
+        <w:rPr>
+          <w:u w:val="single"/>
+        </w:rPr>
+        <w:t>Izvaddati</w:t>
+      </w:r>
+      <w:proofErr w:type="spellEnd"/>
+      <w:r>
+        <w:rPr>
+          <w:u w:val="single"/>
+        </w:rPr>
+        <w:t>:</w:t>
+      </w:r>
+      <w:r>
+        <w:t xml:space="preserve"> </w:t>
+      </w:r>
+      <w:r>
+        <w:t>Notiek saites kopēšana.</w:t>
+      </w:r>
+    </w:p>
+    <w:p>
+      <w:pPr>
+        <w:pStyle w:val="3"/>
+      </w:pPr>
+      <w:r>
+        <w:t>Projektu</w:t>
+      </w:r>
+      <w:r>
+        <w:t xml:space="preserve"> ieraksta dalīšana sociālajos tīklos</w:t>
+      </w:r>
+    </w:p>
+    <w:p>
+      <w:proofErr w:type="spellStart"/>
+      <w:r>
+        <w:rPr>
+          <w:u w:val="single"/>
+        </w:rPr>
+        <w:t>Mērķīs</w:t>
+      </w:r>
+      <w:proofErr w:type="spellEnd"/>
+      <w:r>
+        <w:rPr>
+          <w:u w:val="single"/>
+        </w:rPr>
+        <w:t>:</w:t>
+      </w:r>
+      <w:r>
+        <w:t xml:space="preserve"> </w:t>
+      </w:r>
+      <w:r>
+        <w:t xml:space="preserve">Nospiežot uz ikonu </w:t>
+      </w:r>
+      <w:proofErr w:type="spellStart"/>
+      <w:r>
+        <w:t>Facebook</w:t>
+      </w:r>
+      <w:proofErr w:type="spellEnd"/>
+      <w:r>
+        <w:t xml:space="preserve"> vai </w:t>
+      </w:r>
+      <w:proofErr w:type="spellStart"/>
+      <w:r>
+        <w:t>Instagram</w:t>
+      </w:r>
+      <w:proofErr w:type="spellEnd"/>
+      <w:r>
+        <w:t>, tiek nokopēts un izveidot ieraksts ar saiti sociālajos tīklos, paliek tikai nospiest publicēšanas pogu un ieraksts tiks publicēts sociālajos tiklos</w:t>
+      </w:r>
+    </w:p>
+    <w:p>
+      <w:r>
+        <w:rPr>
+          <w:u w:val="single"/>
+        </w:rPr>
+        <w:lastRenderedPageBreak/>
+        <w:t>Apstrāde:</w:t>
+      </w:r>
+      <w:r>
+        <w:t xml:space="preserve"> Nospiežot uz ikonu</w:t>
+      </w:r>
+      <w:r>
+        <w:t xml:space="preserve">, tiek pārsūtījums uz sociālajiem tīkliem ar ievietotu </w:t>
+      </w:r>
+      <w:r>
+        <w:t>projektu</w:t>
+      </w:r>
+      <w:r>
+        <w:t xml:space="preserve"> saiti rakstā.</w:t>
+      </w:r>
+    </w:p>
+    <w:p>
+      <w:pPr>
+        <w:ind w:left="1" w:firstLine="850"/>
+      </w:pPr>
+      <w:proofErr w:type="spellStart"/>
+      <w:r>
+        <w:rPr>
+          <w:u w:val="single"/>
+        </w:rPr>
+        <w:t>Izvaddati</w:t>
+      </w:r>
+      <w:proofErr w:type="spellEnd"/>
+      <w:r>
+        <w:rPr>
+          <w:u w:val="single"/>
+        </w:rPr>
+        <w:t>:</w:t>
+      </w:r>
+      <w:r>
+        <w:t xml:space="preserve"> </w:t>
+      </w:r>
+      <w:r>
+        <w:t>Pāradresē uz sociālajiem tīkliem ar gatavu ierakstu.</w:t>
+      </w:r>
+    </w:p>
+    <w:p>
+      <w:pPr>
+        <w:pStyle w:val="3"/>
+      </w:pPr>
+      <w:r>
+        <w:t>Kontaktinformācijas pieteikums</w:t>
+      </w:r>
+    </w:p>
+    <w:p>
+      <w:r>
+        <w:t>Mērķis: Funkcija ir nepieciešama, lai klients varētu atstāt savas atsauksmes vai paziņot par problēmām.</w:t>
       </w:r>
     </w:p>
     <w:p>
@@ -3814,27 +4216,45 @@
           <w:sz w:val="20"/>
           <w:szCs w:val="20"/>
         </w:rPr>
-        <w:t>2.tabula</w:t>
-      </w:r>
-    </w:p>
-    <w:p>
-      <w:pPr>
-        <w:jc w:val="center"/>
+        <w:t>2</w:t>
+      </w:r>
+      <w:r>
         <w:rPr>
           <w:b/>
           <w:bCs/>
           <w:sz w:val="20"/>
           <w:szCs w:val="20"/>
         </w:rPr>
-      </w:pPr>
-      <w:r>
+        <w:t>.tabula</w:t>
+      </w:r>
+    </w:p>
+    <w:p>
+      <w:pPr>
+        <w:jc w:val="center"/>
         <w:rPr>
           <w:b/>
           <w:bCs/>
           <w:sz w:val="20"/>
           <w:szCs w:val="20"/>
         </w:rPr>
-        <w:t xml:space="preserve">Klientu autorizācijas dati </w:t>
+      </w:pPr>
+      <w:r>
+        <w:rPr>
+          <w:b/>
+          <w:bCs/>
+          <w:sz w:val="20"/>
+          <w:szCs w:val="20"/>
+        </w:rPr>
+        <w:tab/>
+      </w:r>
+      <w:r>
+        <w:rPr>
+          <w:b/>
+          <w:bCs/>
+          <w:sz w:val="20"/>
+          <w:szCs w:val="20"/>
+        </w:rPr>
+        <w:t>Kontaktinformācijas pieteikums</w:t>
       </w:r>
     </w:p>
     <w:tbl>
@@ -3953,7 +4373,7 @@
                 <w:sz w:val="20"/>
                 <w:szCs w:val="20"/>
               </w:rPr>
-              <w:t>E-pasts</w:t>
+              <w:t>Vārds vai uzņēmums</w:t>
             </w:r>
           </w:p>
         </w:tc>
@@ -4023,7 +4443,7 @@
                 <w:sz w:val="20"/>
                 <w:szCs w:val="20"/>
               </w:rPr>
-              <w:t>Parole</w:t>
+              <w:t>Telefona numurs</w:t>
             </w:r>
           </w:p>
         </w:tc>
@@ -4066,20 +4486,736 @@
                 <w:szCs w:val="20"/>
               </w:rPr>
             </w:pPr>
-            <w:r>
+          </w:p>
+        </w:tc>
+      </w:tr>
+      <w:tr>
+        <w:trPr>
+          <w:trHeight w:val="374"/>
+        </w:trPr>
+        <w:tc>
+          <w:tcPr>
+            <w:tcW w:w="2593" w:type="dxa"/>
+            <w:vAlign w:val="center"/>
+          </w:tcPr>
+          <w:p>
+            <w:pPr>
+              <w:spacing w:line="240" w:lineRule="auto"/>
+              <w:ind w:firstLine="0"/>
+              <w:jc w:val="left"/>
               <w:rPr>
                 <w:sz w:val="20"/>
                 <w:szCs w:val="20"/>
               </w:rPr>
-              <w:t>Tiks glabāta šifrēta formā</w:t>
-            </w:r>
+            </w:pPr>
+            <w:r>
+              <w:rPr>
+                <w:sz w:val="20"/>
+                <w:szCs w:val="20"/>
+              </w:rPr>
+              <w:t>E-pasts</w:t>
+            </w:r>
+          </w:p>
+        </w:tc>
+        <w:tc>
+          <w:tcPr>
+            <w:tcW w:w="2594" w:type="dxa"/>
+            <w:vAlign w:val="center"/>
+          </w:tcPr>
+          <w:p>
+            <w:pPr>
+              <w:spacing w:line="240" w:lineRule="auto"/>
+              <w:ind w:firstLine="0"/>
+              <w:jc w:val="left"/>
+              <w:rPr>
+                <w:sz w:val="20"/>
+                <w:szCs w:val="20"/>
+              </w:rPr>
+            </w:pPr>
+            <w:r>
+              <w:rPr>
+                <w:sz w:val="20"/>
+                <w:szCs w:val="20"/>
+              </w:rPr>
+              <w:t>Jā</w:t>
+            </w:r>
+          </w:p>
+        </w:tc>
+        <w:tc>
+          <w:tcPr>
+            <w:tcW w:w="2594" w:type="dxa"/>
+            <w:vAlign w:val="center"/>
+          </w:tcPr>
+          <w:p>
+            <w:pPr>
+              <w:spacing w:line="240" w:lineRule="auto"/>
+              <w:ind w:firstLine="0"/>
+              <w:jc w:val="left"/>
+              <w:rPr>
+                <w:sz w:val="20"/>
+                <w:szCs w:val="20"/>
+              </w:rPr>
+            </w:pPr>
+          </w:p>
+        </w:tc>
+      </w:tr>
+      <w:tr>
+        <w:trPr>
+          <w:trHeight w:val="374"/>
+        </w:trPr>
+        <w:tc>
+          <w:tcPr>
+            <w:tcW w:w="2593" w:type="dxa"/>
+            <w:vAlign w:val="center"/>
+          </w:tcPr>
+          <w:p>
+            <w:pPr>
+              <w:spacing w:line="240" w:lineRule="auto"/>
+              <w:ind w:firstLine="0"/>
+              <w:jc w:val="left"/>
+              <w:rPr>
+                <w:sz w:val="20"/>
+                <w:szCs w:val="20"/>
+              </w:rPr>
+            </w:pPr>
+            <w:r>
+              <w:rPr>
+                <w:sz w:val="20"/>
+                <w:szCs w:val="20"/>
+              </w:rPr>
+              <w:t>Ziņa</w:t>
+            </w:r>
+          </w:p>
+        </w:tc>
+        <w:tc>
+          <w:tcPr>
+            <w:tcW w:w="2594" w:type="dxa"/>
+            <w:vAlign w:val="center"/>
+          </w:tcPr>
+          <w:p>
+            <w:pPr>
+              <w:spacing w:line="240" w:lineRule="auto"/>
+              <w:ind w:firstLine="0"/>
+              <w:jc w:val="left"/>
+              <w:rPr>
+                <w:sz w:val="20"/>
+                <w:szCs w:val="20"/>
+              </w:rPr>
+            </w:pPr>
+            <w:r>
+              <w:rPr>
+                <w:sz w:val="20"/>
+                <w:szCs w:val="20"/>
+              </w:rPr>
+              <w:t>Jā</w:t>
+            </w:r>
+          </w:p>
+        </w:tc>
+        <w:tc>
+          <w:tcPr>
+            <w:tcW w:w="2594" w:type="dxa"/>
+            <w:vAlign w:val="center"/>
+          </w:tcPr>
+          <w:p>
+            <w:pPr>
+              <w:spacing w:line="240" w:lineRule="auto"/>
+              <w:ind w:firstLine="0"/>
+              <w:jc w:val="left"/>
+              <w:rPr>
+                <w:sz w:val="20"/>
+                <w:szCs w:val="20"/>
+              </w:rPr>
+            </w:pPr>
+          </w:p>
+        </w:tc>
+      </w:tr>
+      <w:tr>
+        <w:trPr>
+          <w:trHeight w:val="374"/>
+        </w:trPr>
+        <w:tc>
+          <w:tcPr>
+            <w:tcW w:w="2593" w:type="dxa"/>
+            <w:vAlign w:val="center"/>
+          </w:tcPr>
+          <w:p>
+            <w:pPr>
+              <w:spacing w:line="240" w:lineRule="auto"/>
+              <w:ind w:firstLine="0"/>
+              <w:jc w:val="left"/>
+              <w:rPr>
+                <w:sz w:val="20"/>
+                <w:szCs w:val="20"/>
+              </w:rPr>
+            </w:pPr>
+            <w:r>
+              <w:rPr>
+                <w:sz w:val="20"/>
+                <w:szCs w:val="20"/>
+              </w:rPr>
+              <w:t>Privātuma politika</w:t>
+            </w:r>
+          </w:p>
+        </w:tc>
+        <w:tc>
+          <w:tcPr>
+            <w:tcW w:w="2594" w:type="dxa"/>
+            <w:vAlign w:val="center"/>
+          </w:tcPr>
+          <w:p>
+            <w:pPr>
+              <w:spacing w:line="240" w:lineRule="auto"/>
+              <w:ind w:firstLine="0"/>
+              <w:jc w:val="left"/>
+              <w:rPr>
+                <w:sz w:val="20"/>
+                <w:szCs w:val="20"/>
+              </w:rPr>
+            </w:pPr>
+            <w:r>
+              <w:rPr>
+                <w:sz w:val="20"/>
+                <w:szCs w:val="20"/>
+              </w:rPr>
+              <w:t>Jā</w:t>
+            </w:r>
+          </w:p>
+        </w:tc>
+        <w:tc>
+          <w:tcPr>
+            <w:tcW w:w="2594" w:type="dxa"/>
+            <w:vAlign w:val="center"/>
+          </w:tcPr>
+          <w:p>
+            <w:pPr>
+              <w:spacing w:line="240" w:lineRule="auto"/>
+              <w:ind w:firstLine="0"/>
+              <w:jc w:val="left"/>
+              <w:rPr>
+                <w:sz w:val="20"/>
+                <w:szCs w:val="20"/>
+              </w:rPr>
+            </w:pPr>
           </w:p>
         </w:tc>
       </w:tr>
     </w:tbl>
     <w:p>
       <w:pPr>
-        <w:jc w:val="center"/>
+        <w:ind w:firstLine="0"/>
+      </w:pPr>
+    </w:p>
+    <w:p>
+      <w:pPr>
+        <w:ind w:left="1" w:firstLine="850"/>
+      </w:pPr>
+      <w:r>
+        <w:rPr>
+          <w:u w:val="single"/>
+        </w:rPr>
+        <w:t>Apstrāde</w:t>
+      </w:r>
+      <w:r>
+        <w:rPr>
+          <w:u w:val="single"/>
+        </w:rPr>
+        <w:t>:</w:t>
+      </w:r>
+      <w:r>
+        <w:t xml:space="preserve"> Nospiežot </w:t>
+      </w:r>
+      <w:r>
+        <w:t>nosūtīšanas</w:t>
+      </w:r>
+      <w:r>
+        <w:t xml:space="preserve"> pogu, sistēma pārbauda vai visi ievadlauki ir aizpildīti (Skat. </w:t>
+      </w:r>
+      <w:r>
+        <w:t>2</w:t>
+      </w:r>
+      <w:r>
+        <w:t xml:space="preserve">. tabulu). Ja ir aizpildīti, tad tālāk </w:t>
+      </w:r>
+      <w:proofErr w:type="spellStart"/>
+      <w:r>
+        <w:t>administrātors</w:t>
+      </w:r>
+      <w:proofErr w:type="spellEnd"/>
+      <w:r>
+        <w:t xml:space="preserve"> </w:t>
+      </w:r>
+      <w:r>
+        <w:t>saņem pieteikuma datus</w:t>
+      </w:r>
+      <w:r>
+        <w:t>.</w:t>
+      </w:r>
+    </w:p>
+    <w:p>
+      <w:pPr>
+        <w:ind w:left="1" w:firstLine="850"/>
+        <w:rPr>
+          <w:u w:val="single"/>
+        </w:rPr>
+      </w:pPr>
+      <w:proofErr w:type="spellStart"/>
+      <w:r>
+        <w:rPr>
+          <w:u w:val="single"/>
+        </w:rPr>
+        <w:t>Izvaddati</w:t>
+      </w:r>
+      <w:proofErr w:type="spellEnd"/>
+      <w:r>
+        <w:rPr>
+          <w:u w:val="single"/>
+        </w:rPr>
+        <w:t>:</w:t>
+      </w:r>
+    </w:p>
+    <w:p>
+      <w:pPr>
+        <w:pStyle w:val="ae"/>
+        <w:numPr>
+          <w:ilvl w:val="0"/>
+          <w:numId w:val="30"/>
+        </w:numPr>
+      </w:pPr>
+      <w:r>
+        <w:t>Paziņojums par nepieciešamību aizpildīt visus ievadlaukus</w:t>
+      </w:r>
+      <w:r>
+        <w:t>;</w:t>
+      </w:r>
+    </w:p>
+    <w:p>
+      <w:pPr>
+        <w:pStyle w:val="ae"/>
+        <w:numPr>
+          <w:ilvl w:val="0"/>
+          <w:numId w:val="30"/>
+        </w:numPr>
+      </w:pPr>
+      <w:r>
+        <w:t xml:space="preserve">Par veiksmīgu datu </w:t>
+      </w:r>
+      <w:proofErr w:type="spellStart"/>
+      <w:r>
+        <w:t>nosūtīšānu</w:t>
+      </w:r>
+      <w:proofErr w:type="spellEnd"/>
+      <w:r>
+        <w:t>;</w:t>
+      </w:r>
+    </w:p>
+    <w:p>
+      <w:pPr>
+        <w:pStyle w:val="3"/>
+      </w:pPr>
+      <w:r>
+        <w:t>Projektu</w:t>
+      </w:r>
+      <w:r>
+        <w:t xml:space="preserve"> filtrēšana</w:t>
+      </w:r>
+    </w:p>
+    <w:p>
+      <w:r>
+        <w:t xml:space="preserve">Mērķis: Funkcija ir nepieciešama, lai klients varētu </w:t>
+      </w:r>
+      <w:r>
+        <w:t xml:space="preserve">filtrēt </w:t>
+      </w:r>
+      <w:r>
+        <w:t>projektus</w:t>
+      </w:r>
+      <w:r>
+        <w:t xml:space="preserve"> pēc jaunākiem un vecākiem ierakstiem.</w:t>
+      </w:r>
+    </w:p>
+    <w:p>
+      <w:r>
+        <w:rPr>
+          <w:u w:val="single"/>
+        </w:rPr>
+        <w:t>Apstrāde:</w:t>
+      </w:r>
+      <w:r>
+        <w:t xml:space="preserve"> </w:t>
+      </w:r>
+      <w:r>
+        <w:t xml:space="preserve">Nospiežot uz filtrācijas pogu, tiek iedota izvēle, rādīt vispirms jaunākus vai vecākus </w:t>
+      </w:r>
+      <w:r>
+        <w:t>projektus</w:t>
+      </w:r>
+      <w:r>
+        <w:t>.</w:t>
+      </w:r>
+    </w:p>
+    <w:p>
+      <w:proofErr w:type="spellStart"/>
+      <w:r>
+        <w:t>Izvaddati</w:t>
+      </w:r>
+      <w:proofErr w:type="spellEnd"/>
+      <w:r>
+        <w:t>: Notiek filtrēšana pēc izveidošanas datuma.</w:t>
+      </w:r>
+    </w:p>
+    <w:p>
+      <w:pPr>
+        <w:pStyle w:val="3"/>
+      </w:pPr>
+      <w:r>
+        <w:t>Projektu ieraksts</w:t>
+      </w:r>
+    </w:p>
+    <w:p>
+      <w:r>
+        <w:t xml:space="preserve"> </w:t>
+      </w:r>
+      <w:r>
+        <w:t xml:space="preserve">Mērķis: Funkcija ir nepieciešama, lai klients varētu </w:t>
+      </w:r>
+      <w:r>
+        <w:t xml:space="preserve">apskatīt </w:t>
+      </w:r>
+      <w:r>
+        <w:t>projekta</w:t>
+      </w:r>
+      <w:r>
+        <w:t xml:space="preserve"> ierakstu, apskatīt aprakstu, foto galerijas, video.</w:t>
+      </w:r>
+    </w:p>
+    <w:p>
+      <w:r>
+        <w:t xml:space="preserve">Apstrāde: Nospiežot uz </w:t>
+      </w:r>
+      <w:r>
+        <w:t>projektu</w:t>
+      </w:r>
+      <w:r>
+        <w:t xml:space="preserve"> tiek pārvirza uz </w:t>
+      </w:r>
+      <w:r>
+        <w:t>projektu</w:t>
+      </w:r>
+      <w:r>
+        <w:t xml:space="preserve"> ierakstu.</w:t>
+      </w:r>
+    </w:p>
+    <w:p>
+      <w:proofErr w:type="spellStart"/>
+      <w:r>
+        <w:t>Izvaddati</w:t>
+      </w:r>
+      <w:proofErr w:type="spellEnd"/>
+      <w:r>
+        <w:t>: Izvada visu informāciju par projektiem</w:t>
+      </w:r>
+      <w:r>
+        <w:t>.</w:t>
+      </w:r>
+    </w:p>
+    <w:p>
+      <w:pPr>
+        <w:pStyle w:val="3"/>
+      </w:pPr>
+      <w:r>
+        <w:lastRenderedPageBreak/>
+        <w:t>Galerijas izveidošana</w:t>
+      </w:r>
+    </w:p>
+    <w:p>
+      <w:r>
+        <w:t>Mērķis: Funkcija ir nepieciešama, lai klients varētu apskatīt projekta ierakstu</w:t>
+      </w:r>
+      <w:r>
+        <w:t xml:space="preserve"> foto galerijas, atvērt viņu, apskatīt nākamās bildes</w:t>
+      </w:r>
+    </w:p>
+    <w:p>
+      <w:r>
+        <w:t xml:space="preserve">Apstrāde: </w:t>
+      </w:r>
+      <w:r>
+        <w:t>Nospiežot uz fotogrāfiju tiek atvērta bilde</w:t>
+      </w:r>
+      <w:r>
+        <w:t>.</w:t>
+      </w:r>
+    </w:p>
+    <w:p>
+      <w:proofErr w:type="spellStart"/>
+      <w:r>
+        <w:t>Izvaddati</w:t>
+      </w:r>
+      <w:proofErr w:type="spellEnd"/>
+      <w:r>
+        <w:t xml:space="preserve">: </w:t>
+      </w:r>
+      <w:r>
+        <w:t>Tiek atvērta bilde</w:t>
+      </w:r>
+      <w:r>
+        <w:t>.</w:t>
+      </w:r>
+    </w:p>
+    <w:p>
+      <w:pPr>
+        <w:pStyle w:val="3"/>
+      </w:pPr>
+      <w:r>
+        <w:t>Nākamo un iepriekšējo projektu attēlošana</w:t>
+      </w:r>
+    </w:p>
+    <w:p>
+      <w:r>
+        <w:t>Mērķis:</w:t>
+      </w:r>
+      <w:r>
+        <w:t xml:space="preserve"> </w:t>
+      </w:r>
+      <w:r>
+        <w:t xml:space="preserve">Funkcija ir nepieciešama, lai </w:t>
+      </w:r>
+      <w:r>
+        <w:t>atvērtā</w:t>
+      </w:r>
+      <w:r>
+        <w:t xml:space="preserve"> projektā </w:t>
+      </w:r>
+      <w:r>
+        <w:t xml:space="preserve">beigās paradītos iepriekšējais projekts un </w:t>
+      </w:r>
+      <w:proofErr w:type="spellStart"/>
+      <w:r>
+        <w:t>nākošāis</w:t>
+      </w:r>
+      <w:proofErr w:type="spellEnd"/>
+      <w:r>
+        <w:t>.</w:t>
+      </w:r>
+    </w:p>
+    <w:p>
+      <w:r>
+        <w:t>Apstrāde</w:t>
+      </w:r>
+      <w:r>
+        <w:t>: Sistēma atvērtā projekta beigās automātiski attēlo priekšskatījumus uz iepriekšējo un nākamo projektu</w:t>
+      </w:r>
+      <w:r>
+        <w:t>.</w:t>
+      </w:r>
+      <w:r>
+        <w:t xml:space="preserve"> </w:t>
+      </w:r>
+      <w:r>
+        <w:t>Nospiežot uz projekta vai fotogrāfijas, tiek atvērta attiecīgā projekta lapa vai pilna izmēra bilde.</w:t>
+      </w:r>
+    </w:p>
+    <w:p>
+      <w:proofErr w:type="spellStart"/>
+      <w:r>
+        <w:t>Izvaddati</w:t>
+      </w:r>
+      <w:proofErr w:type="spellEnd"/>
+      <w:r>
+        <w:t xml:space="preserve">: </w:t>
+      </w:r>
+      <w:r>
+        <w:t>Klientam</w:t>
+      </w:r>
+      <w:r>
+        <w:t xml:space="preserve"> tiek parādīts iepriekšējais un nākamais projekts.</w:t>
+      </w:r>
+    </w:p>
+    <w:p>
+      <w:pPr>
+        <w:pStyle w:val="3"/>
+      </w:pPr>
+      <w:r>
+        <w:t>Projektu kategorijas</w:t>
+      </w:r>
+    </w:p>
+    <w:p>
+      <w:r>
+        <w:t xml:space="preserve">Mērķis: Funkcija ir nepieciešama, </w:t>
+      </w:r>
+      <w:r>
+        <w:t>sadalītu projektus pēc kategorijām un lai atvieglotu klientam meklēšanu.</w:t>
+      </w:r>
+    </w:p>
+    <w:p>
+      <w:r>
+        <w:t xml:space="preserve">Apstrāde: </w:t>
+      </w:r>
+      <w:r>
+        <w:t>Izvēloties kategoriju, tiek attēloti tikai attiecīgajai kategorijai piederošie projekti.</w:t>
+      </w:r>
+    </w:p>
+    <w:p>
+      <w:proofErr w:type="spellStart"/>
+      <w:r>
+        <w:t>Izvaddati</w:t>
+      </w:r>
+      <w:proofErr w:type="spellEnd"/>
+      <w:r>
+        <w:t xml:space="preserve">: </w:t>
+      </w:r>
+      <w:r>
+        <w:t xml:space="preserve">Klientam </w:t>
+      </w:r>
+      <w:r>
+        <w:t>tiek parādīts filtrēts projektu saraksts atbilstoši izvēlētajai kategorijai.</w:t>
+      </w:r>
+    </w:p>
+    <w:p>
+      <w:pPr>
+        <w:pStyle w:val="3"/>
+      </w:pPr>
+      <w:r>
+        <w:t>Di</w:t>
+      </w:r>
+      <w:r>
+        <w:t>namiskā navigācija</w:t>
+      </w:r>
+    </w:p>
+    <w:p>
+      <w:r>
+        <w:t>Mērķis: Attēlot sākuma sadaļu un aktīvo sadaļu, ar funkciju atgriezties uz iepriekšējo sadaļu.</w:t>
+      </w:r>
+    </w:p>
+    <w:p>
+      <w:r>
+        <w:t>Apstrāde: Sistēma attēlo klientam sākuma sadaļu un izceļ aktīvo sadaļu. Tiek nodrošināta navigācijas iespēja, kas ļauj klientam atgriezties uz iepriekšējo sadaļu.</w:t>
+      </w:r>
+    </w:p>
+    <w:p>
+      <w:proofErr w:type="spellStart"/>
+      <w:r>
+        <w:t>Izvaddati</w:t>
+      </w:r>
+      <w:proofErr w:type="spellEnd"/>
+      <w:r>
+        <w:t xml:space="preserve">: Klientam </w:t>
+      </w:r>
+      <w:r>
+        <w:t>redzama sākuma un aktīvā sadaļa, kā arī pieejama funkcija atgriezties uz iepriekšējo sadaļu.</w:t>
+      </w:r>
+    </w:p>
+    <w:p>
+      <w:pPr>
+        <w:pStyle w:val="3"/>
+      </w:pPr>
+      <w:r>
+        <w:t>Cenu aprēķināšana kalkulatorā</w:t>
+      </w:r>
+    </w:p>
+    <w:p>
+      <w:r>
+        <w:t>Mērķis: Funkcija nepieciešama, lai klienti var aprēķināt provizorisko cenu.</w:t>
+      </w:r>
+    </w:p>
+    <w:p>
+      <w:r>
+        <w:t>Apstrāde: Izvēloties visas piedāvātas izvēlēs opcijas, atzīmējot visus laukus, nospiežot kalkulācijas pogu,</w:t>
+      </w:r>
+      <w:r>
+        <w:t xml:space="preserve"> sistēma pārbauda vai visas opcijas ir atzīmētas. Ja ir atzīmēti</w:t>
+      </w:r>
+      <w:r>
+        <w:t xml:space="preserve"> tiek parādīts nākošais skats, ar klienta izvēli </w:t>
+      </w:r>
+      <w:r>
+        <w:t>un ar provizorisko cenu.</w:t>
+      </w:r>
+    </w:p>
+    <w:p>
+      <w:proofErr w:type="spellStart"/>
+      <w:r>
+        <w:lastRenderedPageBreak/>
+        <w:t>Izvaddati</w:t>
+      </w:r>
+      <w:proofErr w:type="spellEnd"/>
+      <w:r>
+        <w:t>:</w:t>
+      </w:r>
+    </w:p>
+    <w:p>
+      <w:pPr>
+        <w:pStyle w:val="ae"/>
+        <w:numPr>
+          <w:ilvl w:val="0"/>
+          <w:numId w:val="32"/>
+        </w:numPr>
+      </w:pPr>
+      <w:r>
+        <w:t>Paziņojums par nepieciešamību a</w:t>
+      </w:r>
+      <w:r>
+        <w:t>tzīmēt</w:t>
+      </w:r>
+      <w:r>
+        <w:t xml:space="preserve"> visus ievadlaukus</w:t>
+      </w:r>
+      <w:r>
+        <w:t>;</w:t>
+      </w:r>
+    </w:p>
+    <w:p>
+      <w:pPr>
+        <w:pStyle w:val="ae"/>
+        <w:numPr>
+          <w:ilvl w:val="0"/>
+          <w:numId w:val="32"/>
+        </w:numPr>
+      </w:pPr>
+      <w:r>
+        <w:t>Tiek parādīts jaunais skats</w:t>
+      </w:r>
+      <w:r>
+        <w:t>;</w:t>
+      </w:r>
+    </w:p>
+    <w:p>
+      <w:pPr>
+        <w:pStyle w:val="3"/>
+      </w:pPr>
+      <w:r>
+        <w:t>Cenu kalkulatora pieprasījuma nosūtīšana</w:t>
+      </w:r>
+    </w:p>
+    <w:p>
+      <w:r>
+        <w:t>Mērķis: Funkcijas nepieciešama, lai klients pēc saņemtās provizoriskās cenas ar viņa parametriem var nosūtīt pieprasījumu.</w:t>
+      </w:r>
+    </w:p>
+    <w:p>
+      <w:pPr>
+        <w:rPr>
+          <w:u w:val="single"/>
+        </w:rPr>
+      </w:pPr>
+      <w:proofErr w:type="spellStart"/>
+      <w:r>
+        <w:rPr>
+          <w:u w:val="single"/>
+        </w:rPr>
+        <w:t>Ievaddati</w:t>
+      </w:r>
+      <w:proofErr w:type="spellEnd"/>
+      <w:r>
+        <w:rPr>
+          <w:u w:val="single"/>
+        </w:rPr>
+        <w:t>:</w:t>
+      </w:r>
+    </w:p>
+    <w:p>
+      <w:pPr>
+        <w:jc w:val="right"/>
         <w:rPr>
           <w:b/>
           <w:bCs/>
@@ -4087,405 +5223,15 @@
           <w:szCs w:val="20"/>
         </w:rPr>
       </w:pPr>
-    </w:p>
-    <w:p>
-      <w:pPr>
-        <w:ind w:left="1" w:firstLine="850"/>
-        <w:rPr>
-          <w:u w:val="single"/>
-        </w:rPr>
-      </w:pPr>
-      <w:r>
-        <w:rPr>
-          <w:u w:val="single"/>
-        </w:rPr>
-        <w:t>Apstrāde</w:t>
-      </w:r>
-      <w:r>
-        <w:rPr>
-          <w:u w:val="single"/>
-        </w:rPr>
-        <w:t>:</w:t>
-      </w:r>
-      <w:r>
-        <w:t xml:space="preserve"> </w:t>
-      </w:r>
-      <w:r>
-        <w:t>Nospiežot autorizācijas pogu, sistēma pārbauda vai visi ievadlauki ir aizpildīti (Skat 2. tabulu). Ja visi lauki ir aizpildīti, tad tālāk servera pusē tiek pārbaudīti ievadītie dati ar datu bāzi, ja ievadītie dati ir korekti, notiek autorizācija</w:t>
-      </w:r>
-      <w:r>
-        <w:t>.</w:t>
-      </w:r>
-    </w:p>
-    <w:p>
-      <w:pPr>
-        <w:ind w:left="1" w:firstLine="850"/>
-        <w:rPr>
-          <w:u w:val="single"/>
-        </w:rPr>
-      </w:pPr>
-      <w:proofErr w:type="spellStart"/>
-      <w:r>
-        <w:rPr>
-          <w:u w:val="single"/>
-        </w:rPr>
-        <w:t>Izvaddati</w:t>
-      </w:r>
-      <w:proofErr w:type="spellEnd"/>
-      <w:r>
-        <w:rPr>
-          <w:u w:val="single"/>
-        </w:rPr>
-        <w:t>:</w:t>
-      </w:r>
-    </w:p>
-    <w:p>
-      <w:pPr>
-        <w:pStyle w:val="ae"/>
-        <w:numPr>
-          <w:ilvl w:val="0"/>
-          <w:numId w:val="9"/>
-        </w:numPr>
-      </w:pPr>
-      <w:r>
-        <w:t>Paziņojums par nepieciešamību aizpildīt visus ievadlaukus</w:t>
-      </w:r>
-      <w:r>
-        <w:t>;</w:t>
-      </w:r>
-    </w:p>
-    <w:p>
-      <w:pPr>
-        <w:pStyle w:val="ae"/>
-        <w:numPr>
-          <w:ilvl w:val="0"/>
-          <w:numId w:val="9"/>
-        </w:numPr>
-      </w:pPr>
-      <w:r>
-        <w:t xml:space="preserve">Paziņojums par </w:t>
-      </w:r>
-      <w:r>
-        <w:t>nepareizo e-pastu vai paroli;</w:t>
-      </w:r>
-    </w:p>
-    <w:p>
-      <w:pPr>
-        <w:pStyle w:val="ae"/>
-        <w:numPr>
-          <w:ilvl w:val="0"/>
-          <w:numId w:val="9"/>
-        </w:numPr>
-      </w:pPr>
-      <w:r>
-        <w:t>Klienta autorizācija sistēmā</w:t>
-      </w:r>
-      <w:r>
-        <w:t>;</w:t>
-      </w:r>
-    </w:p>
-    <w:p>
-      <w:pPr>
-        <w:pStyle w:val="3"/>
-      </w:pPr>
-      <w:r>
-        <w:t>Tīmekļa lapas navigācija</w:t>
-      </w:r>
-    </w:p>
-    <w:p>
-      <w:pPr>
-        <w:rPr>
-          <w:u w:val="single"/>
-        </w:rPr>
-      </w:pPr>
-      <w:r>
-        <w:rPr>
-          <w:u w:val="single"/>
-        </w:rPr>
-        <w:t>Mērķis:</w:t>
-      </w:r>
-      <w:r>
-        <w:t xml:space="preserve"> </w:t>
-      </w:r>
-      <w:r>
-        <w:t>Funkcija ir nepieciešama, lai klientam būtu iespēja pārslēgties starp sadaļām</w:t>
-      </w:r>
-      <w:r>
-        <w:t>.</w:t>
-      </w:r>
-    </w:p>
-    <w:p>
-      <w:pPr>
-        <w:rPr>
-          <w:u w:val="single"/>
-        </w:rPr>
-      </w:pPr>
-      <w:proofErr w:type="spellStart"/>
-      <w:r>
-        <w:rPr>
-          <w:u w:val="single"/>
-        </w:rPr>
-        <w:t>Ievaddati</w:t>
-      </w:r>
-      <w:proofErr w:type="spellEnd"/>
-      <w:r>
-        <w:rPr>
-          <w:u w:val="single"/>
-        </w:rPr>
-        <w:t>:</w:t>
-      </w:r>
-      <w:r>
-        <w:t xml:space="preserve"> </w:t>
-      </w:r>
-      <w:r>
-        <w:t>Nospiest navigācijas pogas</w:t>
-      </w:r>
-      <w:r>
-        <w:t>.</w:t>
-      </w:r>
-    </w:p>
-    <w:p>
-      <w:pPr>
-        <w:rPr>
-          <w:u w:val="single"/>
-        </w:rPr>
-      </w:pPr>
-      <w:r>
-        <w:rPr>
-          <w:u w:val="single"/>
-        </w:rPr>
-        <w:t>Apstrāde:</w:t>
-      </w:r>
-      <w:r>
-        <w:t xml:space="preserve"> </w:t>
-      </w:r>
-      <w:r>
-        <w:t>Nospiežot navigācijas pogu, sistēma atver citu tīmekļa lapas sadaļu</w:t>
-      </w:r>
-      <w:r>
-        <w:t>.</w:t>
-      </w:r>
-    </w:p>
-    <w:p>
-      <w:pPr>
-        <w:ind w:left="1" w:firstLine="850"/>
-      </w:pPr>
-      <w:proofErr w:type="spellStart"/>
-      <w:r>
-        <w:rPr>
-          <w:u w:val="single"/>
-        </w:rPr>
-        <w:t>Izvaddati</w:t>
-      </w:r>
-      <w:proofErr w:type="spellEnd"/>
-      <w:r>
-        <w:rPr>
-          <w:u w:val="single"/>
-        </w:rPr>
-        <w:t>:</w:t>
-      </w:r>
-      <w:r>
-        <w:t xml:space="preserve"> </w:t>
-      </w:r>
-    </w:p>
-    <w:p>
-      <w:pPr>
-        <w:pStyle w:val="ae"/>
-        <w:numPr>
-          <w:ilvl w:val="0"/>
-          <w:numId w:val="25"/>
-        </w:numPr>
-        <w:rPr>
-          <w:u w:val="single"/>
-        </w:rPr>
-      </w:pPr>
-      <w:r>
-        <w:t>Parāda sadaļas informāciju</w:t>
-      </w:r>
-      <w:r>
-        <w:t>;</w:t>
-      </w:r>
-    </w:p>
-    <w:p>
-      <w:pPr>
-        <w:pStyle w:val="3"/>
-      </w:pPr>
-      <w:r>
-        <w:t xml:space="preserve">Fonu krāsas maiņā </w:t>
-      </w:r>
-    </w:p>
-    <w:p>
-      <w:pPr>
-        <w:rPr>
-          <w:u w:val="single"/>
-        </w:rPr>
-      </w:pPr>
-      <w:r>
-        <w:rPr>
-          <w:u w:val="single"/>
-        </w:rPr>
-        <w:t>Mērķis:</w:t>
-      </w:r>
-      <w:r>
-        <w:t xml:space="preserve"> </w:t>
-      </w:r>
-      <w:r>
-        <w:t>Funkcija ir nepieciešama, lai klienta, būtu iespēja pārslēgt fona krāsu.</w:t>
-      </w:r>
-    </w:p>
-    <w:p>
-      <w:pPr>
-        <w:rPr>
-          <w:u w:val="single"/>
-        </w:rPr>
-      </w:pPr>
-      <w:proofErr w:type="spellStart"/>
-      <w:r>
-        <w:rPr>
-          <w:u w:val="single"/>
-        </w:rPr>
-        <w:t>Ievaddati</w:t>
-      </w:r>
-      <w:proofErr w:type="spellEnd"/>
-      <w:r>
-        <w:rPr>
-          <w:u w:val="single"/>
-        </w:rPr>
-        <w:t>:</w:t>
-      </w:r>
-      <w:r>
-        <w:t xml:space="preserve"> </w:t>
-      </w:r>
-      <w:r>
-        <w:t>Nospiest fona maiņas pogu.</w:t>
-      </w:r>
-    </w:p>
-    <w:p>
-      <w:pPr>
-        <w:rPr>
-          <w:u w:val="single"/>
-        </w:rPr>
-      </w:pPr>
-      <w:r>
-        <w:rPr>
-          <w:u w:val="single"/>
-        </w:rPr>
-        <w:t>Apstrāde:</w:t>
-      </w:r>
-      <w:r>
-        <w:t xml:space="preserve"> </w:t>
-      </w:r>
-      <w:r>
-        <w:t>Nospiežot fona maiņas pogu, sistēma maina tīmekļa lapas fonu</w:t>
-      </w:r>
-      <w:r>
-        <w:t>.</w:t>
-      </w:r>
-    </w:p>
-    <w:p>
-      <w:pPr>
-        <w:rPr>
-          <w:u w:val="single"/>
-        </w:rPr>
-      </w:pPr>
-      <w:proofErr w:type="spellStart"/>
-      <w:r>
-        <w:rPr>
-          <w:u w:val="single"/>
-        </w:rPr>
-        <w:t>Izvaddati</w:t>
-      </w:r>
-      <w:proofErr w:type="spellEnd"/>
-      <w:r>
-        <w:rPr>
-          <w:u w:val="single"/>
-        </w:rPr>
-        <w:t>:</w:t>
-      </w:r>
-    </w:p>
-    <w:p>
-      <w:pPr>
-        <w:pStyle w:val="ae"/>
-        <w:numPr>
-          <w:ilvl w:val="0"/>
-          <w:numId w:val="24"/>
-        </w:numPr>
-      </w:pPr>
-      <w:r>
-        <w:t>Maina tīmekļa lapas fonu</w:t>
-      </w:r>
-      <w:r>
-        <w:t>;</w:t>
-      </w:r>
-    </w:p>
-    <w:p>
-      <w:pPr>
-        <w:pStyle w:val="3"/>
-      </w:pPr>
-      <w:r>
-        <w:t>Klient</w:t>
-      </w:r>
-      <w:r>
-        <w:t>u</w:t>
-      </w:r>
-      <w:r>
-        <w:t xml:space="preserve"> atsauksmes</w:t>
-      </w:r>
-    </w:p>
-    <w:p>
-      <w:r>
-        <w:rPr>
-          <w:u w:val="single"/>
-        </w:rPr>
-        <w:t>Mērķis:</w:t>
-      </w:r>
-      <w:r>
-        <w:t xml:space="preserve"> </w:t>
-      </w:r>
-      <w:r>
-        <w:t>Funkcija nepieciešama, lai klients varētu atstāt savas atsauksmes.</w:t>
-      </w:r>
-    </w:p>
-    <w:p/>
-    <w:p/>
-    <w:p>
-      <w:pPr>
-        <w:rPr>
-          <w:u w:val="single"/>
-        </w:rPr>
-      </w:pPr>
-    </w:p>
-    <w:p>
-      <w:pPr>
-        <w:rPr>
-          <w:u w:val="single"/>
-        </w:rPr>
-      </w:pPr>
-      <w:proofErr w:type="spellStart"/>
-      <w:r>
-        <w:rPr>
-          <w:u w:val="single"/>
-        </w:rPr>
-        <w:t>Ievaddati</w:t>
-      </w:r>
-      <w:proofErr w:type="spellEnd"/>
-      <w:r>
-        <w:rPr>
-          <w:u w:val="single"/>
-        </w:rPr>
-        <w:t>:</w:t>
-      </w:r>
-    </w:p>
-    <w:p>
-      <w:pPr>
-        <w:jc w:val="right"/>
+      <w:r>
         <w:rPr>
           <w:b/>
           <w:bCs/>
           <w:sz w:val="20"/>
           <w:szCs w:val="20"/>
         </w:rPr>
-      </w:pPr>
+        <w:t>3</w:t>
+      </w:r>
       <w:r>
         <w:rPr>
           <w:b/>
@@ -4493,7 +5239,7 @@
           <w:sz w:val="20"/>
           <w:szCs w:val="20"/>
         </w:rPr>
-        <w:t>3.tabula</w:t>
+        <w:t>.tabula</w:t>
       </w:r>
     </w:p>
     <w:p>
@@ -4513,7 +5259,25 @@
           <w:sz w:val="20"/>
           <w:szCs w:val="20"/>
         </w:rPr>
-        <w:t>Klientu atsauksmes</w:t>
+        <w:tab/>
+      </w:r>
+      <w:r>
+        <w:rPr>
+          <w:b/>
+          <w:bCs/>
+          <w:sz w:val="20"/>
+          <w:szCs w:val="20"/>
+        </w:rPr>
+        <w:t>Cenu kalkulatora</w:t>
+      </w:r>
+      <w:r>
+        <w:rPr>
+          <w:b/>
+          <w:bCs/>
+          <w:sz w:val="20"/>
+          <w:szCs w:val="20"/>
+        </w:rPr>
+        <w:t xml:space="preserve"> pieteikums</w:t>
       </w:r>
     </w:p>
     <w:tbl>
@@ -4632,147 +5396,7 @@
                 <w:sz w:val="20"/>
                 <w:szCs w:val="20"/>
               </w:rPr>
-              <w:t>Vārds</w:t>
-            </w:r>
-          </w:p>
-        </w:tc>
-        <w:tc>
-          <w:tcPr>
-            <w:tcW w:w="2594" w:type="dxa"/>
-            <w:vAlign w:val="center"/>
-          </w:tcPr>
-          <w:p>
-            <w:pPr>
-              <w:spacing w:line="240" w:lineRule="auto"/>
-              <w:ind w:firstLine="0"/>
-              <w:jc w:val="left"/>
-              <w:rPr>
-                <w:sz w:val="20"/>
-                <w:szCs w:val="20"/>
-              </w:rPr>
-            </w:pPr>
-            <w:r>
-              <w:rPr>
-                <w:sz w:val="20"/>
-                <w:szCs w:val="20"/>
-              </w:rPr>
-              <w:t>Jā</w:t>
-            </w:r>
-          </w:p>
-        </w:tc>
-        <w:tc>
-          <w:tcPr>
-            <w:tcW w:w="2594" w:type="dxa"/>
-            <w:vAlign w:val="center"/>
-          </w:tcPr>
-          <w:p>
-            <w:pPr>
-              <w:spacing w:line="240" w:lineRule="auto"/>
-              <w:ind w:firstLine="0"/>
-              <w:jc w:val="left"/>
-              <w:rPr>
-                <w:sz w:val="20"/>
-                <w:szCs w:val="20"/>
-              </w:rPr>
-            </w:pPr>
-          </w:p>
-        </w:tc>
-      </w:tr>
-      <w:tr>
-        <w:trPr>
-          <w:trHeight w:val="358"/>
-        </w:trPr>
-        <w:tc>
-          <w:tcPr>
-            <w:tcW w:w="2593" w:type="dxa"/>
-            <w:vAlign w:val="center"/>
-          </w:tcPr>
-          <w:p>
-            <w:pPr>
-              <w:spacing w:line="240" w:lineRule="auto"/>
-              <w:ind w:firstLine="0"/>
-              <w:jc w:val="left"/>
-              <w:rPr>
-                <w:sz w:val="20"/>
-                <w:szCs w:val="20"/>
-              </w:rPr>
-            </w:pPr>
-            <w:r>
-              <w:rPr>
-                <w:sz w:val="20"/>
-                <w:szCs w:val="20"/>
-              </w:rPr>
-              <w:t>Uzvārds</w:t>
-            </w:r>
-          </w:p>
-        </w:tc>
-        <w:tc>
-          <w:tcPr>
-            <w:tcW w:w="2594" w:type="dxa"/>
-            <w:vAlign w:val="center"/>
-          </w:tcPr>
-          <w:p>
-            <w:pPr>
-              <w:spacing w:line="240" w:lineRule="auto"/>
-              <w:ind w:firstLine="0"/>
-              <w:jc w:val="left"/>
-              <w:rPr>
-                <w:sz w:val="20"/>
-                <w:szCs w:val="20"/>
-              </w:rPr>
-            </w:pPr>
-            <w:r>
-              <w:rPr>
-                <w:sz w:val="20"/>
-                <w:szCs w:val="20"/>
-              </w:rPr>
-              <w:t>Jā</w:t>
-            </w:r>
-          </w:p>
-        </w:tc>
-        <w:tc>
-          <w:tcPr>
-            <w:tcW w:w="2594" w:type="dxa"/>
-            <w:vAlign w:val="center"/>
-          </w:tcPr>
-          <w:p>
-            <w:pPr>
-              <w:spacing w:line="240" w:lineRule="auto"/>
-              <w:ind w:firstLine="0"/>
-              <w:jc w:val="left"/>
-              <w:rPr>
-                <w:sz w:val="20"/>
-                <w:szCs w:val="20"/>
-              </w:rPr>
-            </w:pPr>
-          </w:p>
-        </w:tc>
-      </w:tr>
-      <w:tr>
-        <w:trPr>
-          <w:trHeight w:val="358"/>
-        </w:trPr>
-        <w:tc>
-          <w:tcPr>
-            <w:tcW w:w="2593" w:type="dxa"/>
-            <w:vAlign w:val="center"/>
-          </w:tcPr>
-          <w:p>
-            <w:pPr>
-              <w:spacing w:line="240" w:lineRule="auto"/>
-              <w:ind w:firstLine="0"/>
-              <w:jc w:val="left"/>
-              <w:rPr>
-                <w:sz w:val="20"/>
-                <w:szCs w:val="20"/>
-              </w:rPr>
-            </w:pPr>
-            <w:r>
-              <w:rPr>
-                <w:sz w:val="20"/>
-                <w:szCs w:val="20"/>
-              </w:rPr>
-              <w:t>E-pasts</w:t>
+              <w:t>Vārds vai uzņēmums</w:t>
             </w:r>
           </w:p>
         </w:tc>
@@ -4842,7 +5466,7 @@
                 <w:sz w:val="20"/>
                 <w:szCs w:val="20"/>
               </w:rPr>
-              <w:t>Vērtējums</w:t>
+              <w:t>Telefona numurs</w:t>
             </w:r>
           </w:p>
         </w:tc>
@@ -4912,7 +5536,7 @@
                 <w:sz w:val="20"/>
                 <w:szCs w:val="20"/>
               </w:rPr>
-              <w:t>Komentārs</w:t>
+              <w:t>E-pasts</w:t>
             </w:r>
           </w:p>
         </w:tc>
@@ -4958,531 +5582,9 @@
           </w:p>
         </w:tc>
       </w:tr>
-    </w:tbl>
-    <w:p>
-      <w:pPr>
-        <w:jc w:val="center"/>
-        <w:rPr>
-          <w:b/>
-          <w:bCs/>
-          <w:sz w:val="20"/>
-          <w:szCs w:val="20"/>
-        </w:rPr>
-      </w:pPr>
-    </w:p>
-    <w:p>
-      <w:pPr>
-        <w:rPr>
-          <w:u w:val="single"/>
-        </w:rPr>
-      </w:pPr>
-      <w:r>
-        <w:rPr>
-          <w:u w:val="single"/>
-        </w:rPr>
-        <w:t>Apstrāde:</w:t>
-      </w:r>
-      <w:r>
-        <w:t xml:space="preserve"> </w:t>
-      </w:r>
-      <w:r>
-        <w:t>Nospiežot atsauksmes pogu sistēma pārbauda vai visi ievadlauki ir aizpildīti (Skat. 3. tabulu). Ja lietotājs ir autorizēts pārbauda, lai viņa dati sakrīt ar autorizācijas datiem (vārds, uzvārds, e-pasts). Ja visi lauki ir korekti aizpildīti tad tālāk servera pusē tiek pārbaudīti ievadītie dati ar datu bāzi, ja ievadītie dati ir korekti, notiek atsauksmes sūtīšana.</w:t>
-      </w:r>
-    </w:p>
-    <w:p>
-      <w:pPr>
-        <w:ind w:left="1" w:firstLine="850"/>
-        <w:rPr>
-          <w:u w:val="single"/>
-        </w:rPr>
-      </w:pPr>
-      <w:proofErr w:type="spellStart"/>
-      <w:r>
-        <w:rPr>
-          <w:u w:val="single"/>
-        </w:rPr>
-        <w:t>Izvaddati</w:t>
-      </w:r>
-      <w:proofErr w:type="spellEnd"/>
-      <w:r>
-        <w:rPr>
-          <w:u w:val="single"/>
-        </w:rPr>
-        <w:t>:</w:t>
-      </w:r>
-    </w:p>
-    <w:p>
-      <w:pPr>
-        <w:pStyle w:val="ae"/>
-        <w:numPr>
-          <w:ilvl w:val="0"/>
-          <w:numId w:val="10"/>
-        </w:numPr>
-      </w:pPr>
-      <w:r>
-        <w:t>Paziņojums par nepieciešamību aizpildīt visus ievadlaukus</w:t>
-      </w:r>
-      <w:r>
-        <w:t>;</w:t>
-      </w:r>
-    </w:p>
-    <w:p>
-      <w:pPr>
-        <w:pStyle w:val="ae"/>
-        <w:numPr>
-          <w:ilvl w:val="0"/>
-          <w:numId w:val="10"/>
-        </w:numPr>
-      </w:pPr>
-      <w:r>
-        <w:t>Paziņojums par veiksmīgu datu nosūtīšanu;</w:t>
-      </w:r>
-    </w:p>
-    <w:p>
-      <w:pPr>
-        <w:pStyle w:val="3"/>
-      </w:pPr>
-      <w:r>
-        <w:t>Akciju saņemšana</w:t>
-      </w:r>
-    </w:p>
-    <w:p>
-      <w:pPr>
-        <w:rPr>
-          <w:u w:val="single"/>
-        </w:rPr>
-      </w:pPr>
-      <w:r>
-        <w:rPr>
-          <w:u w:val="single"/>
-        </w:rPr>
-        <w:t>Mērķis</w:t>
-      </w:r>
-      <w:r>
-        <w:rPr>
-          <w:u w:val="single"/>
-        </w:rPr>
-        <w:t>:</w:t>
-      </w:r>
-      <w:r>
-        <w:t xml:space="preserve"> </w:t>
-      </w:r>
-      <w:r>
-        <w:t>Funkcija ir nepieciešama, lai autorizēts lietotājs varētu saņemt atlaidi.</w:t>
-      </w:r>
-    </w:p>
-    <w:p>
-      <w:pPr>
-        <w:rPr>
-          <w:u w:val="single"/>
-        </w:rPr>
-      </w:pPr>
-      <w:proofErr w:type="spellStart"/>
-      <w:r>
-        <w:rPr>
-          <w:u w:val="single"/>
-        </w:rPr>
-        <w:t>Ievaddati</w:t>
-      </w:r>
-      <w:proofErr w:type="spellEnd"/>
-      <w:r>
-        <w:rPr>
-          <w:u w:val="single"/>
-        </w:rPr>
-        <w:t>:</w:t>
-      </w:r>
-      <w:r>
-        <w:t xml:space="preserve"> </w:t>
-      </w:r>
-      <w:r>
-        <w:t>Nospiest pogu “Saņemt atlaidi”.</w:t>
-      </w:r>
-    </w:p>
-    <w:p>
-      <w:pPr>
-        <w:rPr>
-          <w:u w:val="single"/>
-        </w:rPr>
-      </w:pPr>
-      <w:r>
-        <w:rPr>
-          <w:u w:val="single"/>
-        </w:rPr>
-        <w:t>Apstrāde:</w:t>
-      </w:r>
-      <w:r>
-        <w:t xml:space="preserve"> </w:t>
-      </w:r>
-      <w:r>
-        <w:t>Nospiežot pogu “Saņemt atlaidi”</w:t>
-      </w:r>
-      <w:r>
-        <w:t>, tiek pārbaudīts vai klients ir autorizēts, ja klients nav autorizēts viņš nesaņems atlaidi. Ja klients ir autorizēts, tad klientam tiks paradīts kods, kuru ievada, lai saņemt atlaidi.</w:t>
-      </w:r>
-    </w:p>
-    <w:p>
-      <w:pPr>
-        <w:rPr>
-          <w:u w:val="single"/>
-        </w:rPr>
-      </w:pPr>
-      <w:proofErr w:type="spellStart"/>
-      <w:r>
-        <w:rPr>
-          <w:u w:val="single"/>
-        </w:rPr>
-        <w:t>Izvaddati</w:t>
-      </w:r>
-      <w:proofErr w:type="spellEnd"/>
-      <w:r>
-        <w:rPr>
-          <w:u w:val="single"/>
-        </w:rPr>
-        <w:t>:</w:t>
-      </w:r>
-    </w:p>
-    <w:p>
-      <w:pPr>
-        <w:pStyle w:val="ae"/>
-        <w:numPr>
-          <w:ilvl w:val="0"/>
-          <w:numId w:val="11"/>
-        </w:numPr>
-      </w:pPr>
-      <w:r>
-        <w:t>Paziņojums par nepieciešamību autorizēties, lai saņemt atlaidi;</w:t>
-      </w:r>
-    </w:p>
-    <w:p>
-      <w:pPr>
-        <w:pStyle w:val="ae"/>
-        <w:numPr>
-          <w:ilvl w:val="0"/>
-          <w:numId w:val="11"/>
-        </w:numPr>
-      </w:pPr>
-      <w:r>
-        <w:t>Tiek izvadīts atlaides kods</w:t>
-      </w:r>
-      <w:r>
-        <w:t>;</w:t>
-      </w:r>
-    </w:p>
-    <w:p>
-      <w:pPr>
-        <w:pStyle w:val="3"/>
-      </w:pPr>
-      <w:r>
-        <w:t>Tīmekļa lapas informācijas attēlošana</w:t>
-      </w:r>
-    </w:p>
-    <w:p>
-      <w:pPr>
-        <w:rPr>
-          <w:u w:val="single"/>
-        </w:rPr>
-      </w:pPr>
-      <w:proofErr w:type="spellStart"/>
-      <w:r>
-        <w:rPr>
-          <w:u w:val="single"/>
-        </w:rPr>
-        <w:t>Mērķīs</w:t>
-      </w:r>
-      <w:proofErr w:type="spellEnd"/>
-      <w:r>
-        <w:rPr>
-          <w:u w:val="single"/>
-        </w:rPr>
-        <w:t>:</w:t>
-      </w:r>
-      <w:r>
-        <w:t xml:space="preserve"> </w:t>
-      </w:r>
-      <w:r>
-        <w:t>Attēlot lietotājam tīmekļa lapas saturu.</w:t>
-      </w:r>
-    </w:p>
-    <w:p>
-      <w:pPr>
-        <w:rPr>
-          <w:u w:val="single"/>
-        </w:rPr>
-      </w:pPr>
-      <w:r>
-        <w:rPr>
-          <w:u w:val="single"/>
-        </w:rPr>
-        <w:t>Apstrāde:</w:t>
-      </w:r>
-      <w:r>
-        <w:t xml:space="preserve"> </w:t>
-      </w:r>
-      <w:r>
-        <w:t>Tiek attēlots tīmekļa lapas saturs.</w:t>
-      </w:r>
-    </w:p>
-    <w:p>
-      <w:pPr>
-        <w:rPr>
-          <w:u w:val="single"/>
-        </w:rPr>
-      </w:pPr>
-      <w:proofErr w:type="spellStart"/>
-      <w:r>
-        <w:rPr>
-          <w:u w:val="single"/>
-        </w:rPr>
-        <w:t>Izvaddati</w:t>
-      </w:r>
-      <w:proofErr w:type="spellEnd"/>
-      <w:r>
-        <w:rPr>
-          <w:u w:val="single"/>
-        </w:rPr>
-        <w:t>:</w:t>
-      </w:r>
-    </w:p>
-    <w:p>
-      <w:pPr>
-        <w:pStyle w:val="ae"/>
-        <w:numPr>
-          <w:ilvl w:val="0"/>
-          <w:numId w:val="12"/>
-        </w:numPr>
-      </w:pPr>
-      <w:r>
-        <w:t xml:space="preserve">Izvada tīmekļa lapas </w:t>
-      </w:r>
-      <w:proofErr w:type="spellStart"/>
-      <w:r>
-        <w:t>header</w:t>
-      </w:r>
-      <w:proofErr w:type="spellEnd"/>
-      <w:r>
-        <w:t>;</w:t>
-      </w:r>
-    </w:p>
-    <w:p>
-      <w:pPr>
-        <w:pStyle w:val="ae"/>
-        <w:numPr>
-          <w:ilvl w:val="0"/>
-          <w:numId w:val="12"/>
-        </w:numPr>
-      </w:pPr>
-      <w:r>
-        <w:t>Izvada tīmekļa lapas sadaļas saturu;</w:t>
-      </w:r>
-    </w:p>
-    <w:p>
-      <w:pPr>
-        <w:pStyle w:val="ae"/>
-        <w:numPr>
-          <w:ilvl w:val="0"/>
-          <w:numId w:val="12"/>
-        </w:numPr>
-      </w:pPr>
-      <w:r>
-        <w:t xml:space="preserve">Izvada tīmekļa lapas </w:t>
-      </w:r>
-      <w:proofErr w:type="spellStart"/>
-      <w:r>
-        <w:t>footer</w:t>
-      </w:r>
-      <w:proofErr w:type="spellEnd"/>
-      <w:r>
-        <w:t>;</w:t>
-      </w:r>
-    </w:p>
-    <w:p>
-      <w:pPr>
-        <w:pStyle w:val="3"/>
-      </w:pPr>
-      <w:r>
-        <w:lastRenderedPageBreak/>
-        <w:t>Galdiņu rezervācija</w:t>
-      </w:r>
-    </w:p>
-    <w:p>
-      <w:r>
-        <w:rPr>
-          <w:u w:val="single"/>
-        </w:rPr>
-        <w:t>Mērķis:</w:t>
-      </w:r>
-      <w:r>
-        <w:t xml:space="preserve"> Funkcija paredzēta, lai klienti varētu rezervēt galdiņu uz noteiktu galdiņu numuru, uz noteikto laika intervālu un cilvēku skaitu.</w:t>
-      </w:r>
-    </w:p>
-    <w:p>
-      <w:pPr>
-        <w:rPr>
-          <w:u w:val="single"/>
-        </w:rPr>
-      </w:pPr>
-      <w:r>
-        <w:t xml:space="preserve"> </w:t>
-      </w:r>
-      <w:proofErr w:type="spellStart"/>
-      <w:r>
-        <w:rPr>
-          <w:u w:val="single"/>
-        </w:rPr>
-        <w:t>Ievaddati</w:t>
-      </w:r>
-      <w:proofErr w:type="spellEnd"/>
-      <w:r>
-        <w:rPr>
-          <w:u w:val="single"/>
-        </w:rPr>
-        <w:t>:</w:t>
-      </w:r>
-    </w:p>
-    <w:p>
-      <w:pPr>
-        <w:jc w:val="right"/>
-        <w:rPr>
-          <w:b/>
-          <w:bCs/>
-          <w:sz w:val="20"/>
-          <w:szCs w:val="20"/>
-        </w:rPr>
-      </w:pPr>
-      <w:r>
-        <w:rPr>
-          <w:b/>
-          <w:bCs/>
-          <w:sz w:val="20"/>
-          <w:szCs w:val="20"/>
-        </w:rPr>
-        <w:t>4</w:t>
-      </w:r>
-      <w:r>
-        <w:rPr>
-          <w:b/>
-          <w:bCs/>
-          <w:sz w:val="20"/>
-          <w:szCs w:val="20"/>
-        </w:rPr>
-        <w:t>.tabula</w:t>
-      </w:r>
-    </w:p>
-    <w:p>
-      <w:pPr>
-        <w:jc w:val="center"/>
-        <w:rPr>
-          <w:b/>
-          <w:bCs/>
-          <w:sz w:val="20"/>
-          <w:szCs w:val="20"/>
-        </w:rPr>
-      </w:pPr>
-      <w:r>
-        <w:rPr>
-          <w:b/>
-          <w:bCs/>
-          <w:sz w:val="20"/>
-          <w:szCs w:val="20"/>
-        </w:rPr>
-        <w:t>Galdiņu rezervācija</w:t>
-      </w:r>
-    </w:p>
-    <w:tbl>
-      <w:tblPr>
-        <w:tblStyle w:val="a7"/>
-        <w:tblW w:w="7781" w:type="dxa"/>
-        <w:tblInd w:w="1157" w:type="dxa"/>
-        <w:tblLook w:val="04A0" w:firstRow="1" w:lastRow="0" w:firstColumn="1" w:lastColumn="0" w:noHBand="0" w:noVBand="1"/>
-      </w:tblPr>
-      <w:tblGrid>
-        <w:gridCol w:w="2593"/>
-        <w:gridCol w:w="2594"/>
-        <w:gridCol w:w="2594"/>
-      </w:tblGrid>
       <w:tr>
         <w:trPr>
           <w:trHeight w:val="374"/>
-        </w:trPr>
-        <w:tc>
-          <w:tcPr>
-            <w:tcW w:w="2593" w:type="dxa"/>
-            <w:shd w:val="clear" w:color="auto" w:fill="E7E6E6" w:themeFill="background2"/>
-            <w:vAlign w:val="center"/>
-          </w:tcPr>
-          <w:p>
-            <w:pPr>
-              <w:spacing w:line="240" w:lineRule="auto"/>
-              <w:ind w:firstLine="0"/>
-              <w:jc w:val="left"/>
-              <w:rPr>
-                <w:sz w:val="20"/>
-                <w:szCs w:val="20"/>
-              </w:rPr>
-            </w:pPr>
-            <w:r>
-              <w:rPr>
-                <w:sz w:val="20"/>
-                <w:szCs w:val="20"/>
-              </w:rPr>
-              <w:t>Nosaukums</w:t>
-            </w:r>
-          </w:p>
-        </w:tc>
-        <w:tc>
-          <w:tcPr>
-            <w:tcW w:w="2594" w:type="dxa"/>
-            <w:shd w:val="clear" w:color="auto" w:fill="E7E6E6" w:themeFill="background2"/>
-            <w:vAlign w:val="center"/>
-          </w:tcPr>
-          <w:p>
-            <w:pPr>
-              <w:spacing w:line="240" w:lineRule="auto"/>
-              <w:ind w:firstLine="0"/>
-              <w:jc w:val="left"/>
-              <w:rPr>
-                <w:sz w:val="20"/>
-                <w:szCs w:val="20"/>
-              </w:rPr>
-            </w:pPr>
-            <w:r>
-              <w:rPr>
-                <w:sz w:val="20"/>
-                <w:szCs w:val="20"/>
-              </w:rPr>
-              <w:t>Obligāts</w:t>
-            </w:r>
-          </w:p>
-        </w:tc>
-        <w:tc>
-          <w:tcPr>
-            <w:tcW w:w="2594" w:type="dxa"/>
-            <w:shd w:val="clear" w:color="auto" w:fill="E7E6E6" w:themeFill="background2"/>
-            <w:vAlign w:val="center"/>
-          </w:tcPr>
-          <w:p>
-            <w:pPr>
-              <w:spacing w:line="240" w:lineRule="auto"/>
-              <w:ind w:firstLine="0"/>
-              <w:jc w:val="left"/>
-              <w:rPr>
-                <w:sz w:val="20"/>
-                <w:szCs w:val="20"/>
-              </w:rPr>
-            </w:pPr>
-            <w:r>
-              <w:rPr>
-                <w:sz w:val="20"/>
-                <w:szCs w:val="20"/>
-              </w:rPr>
-              <w:t>Piezīmes</w:t>
-            </w:r>
-          </w:p>
-        </w:tc>
-      </w:tr>
-      <w:tr>
-        <w:trPr>
-          <w:trHeight w:val="358"/>
         </w:trPr>
         <w:tc>
           <w:tcPr>
@@ -5504,7 +5606,7 @@
                 <w:sz w:val="20"/>
                 <w:szCs w:val="20"/>
               </w:rPr>
-              <w:t>E-pasts</w:t>
+              <w:t>Ziņa</w:t>
             </w:r>
           </w:p>
         </w:tc>
@@ -5528,7 +5630,7 @@
                 <w:sz w:val="20"/>
                 <w:szCs w:val="20"/>
               </w:rPr>
-              <w:t>Jā</w:t>
+              <w:t>Nē</w:t>
             </w:r>
           </w:p>
         </w:tc>
@@ -5547,12 +5649,19 @@
                 <w:szCs w:val="20"/>
               </w:rPr>
             </w:pPr>
+            <w:r>
+              <w:rPr>
+                <w:sz w:val="20"/>
+                <w:szCs w:val="20"/>
+              </w:rPr>
+              <w:t>Papildus detaļas (Pēc izvēles)</w:t>
+            </w:r>
           </w:p>
         </w:tc>
       </w:tr>
       <w:tr>
         <w:trPr>
-          <w:trHeight w:val="358"/>
+          <w:trHeight w:val="374"/>
         </w:trPr>
         <w:tc>
           <w:tcPr>
@@ -5574,7 +5683,7 @@
                 <w:sz w:val="20"/>
                 <w:szCs w:val="20"/>
               </w:rPr>
-              <w:t>Laiks</w:t>
+              <w:t>Privātuma politika</w:t>
             </w:r>
           </w:p>
         </w:tc>
@@ -5620,104 +5729,55 @@
           </w:p>
         </w:tc>
       </w:tr>
-      <w:tr>
-        <w:trPr>
-          <w:trHeight w:val="358"/>
-        </w:trPr>
-        <w:tc>
-          <w:tcPr>
-            <w:tcW w:w="2593" w:type="dxa"/>
-            <w:vAlign w:val="center"/>
-          </w:tcPr>
-          <w:p>
-            <w:pPr>
-              <w:spacing w:line="240" w:lineRule="auto"/>
-              <w:ind w:firstLine="0"/>
-              <w:jc w:val="left"/>
-              <w:rPr>
-                <w:sz w:val="20"/>
-                <w:szCs w:val="20"/>
-              </w:rPr>
-            </w:pPr>
-            <w:r>
-              <w:rPr>
-                <w:sz w:val="20"/>
-                <w:szCs w:val="20"/>
-              </w:rPr>
-              <w:t>Cilvēku skaits</w:t>
-            </w:r>
-          </w:p>
-        </w:tc>
-        <w:tc>
-          <w:tcPr>
-            <w:tcW w:w="2594" w:type="dxa"/>
-            <w:vAlign w:val="center"/>
-          </w:tcPr>
-          <w:p>
-            <w:pPr>
-              <w:spacing w:line="240" w:lineRule="auto"/>
-              <w:ind w:firstLine="0"/>
-              <w:jc w:val="left"/>
-              <w:rPr>
-                <w:sz w:val="20"/>
-                <w:szCs w:val="20"/>
-              </w:rPr>
-            </w:pPr>
-            <w:r>
-              <w:rPr>
-                <w:sz w:val="20"/>
-                <w:szCs w:val="20"/>
-              </w:rPr>
-              <w:t>Jā</w:t>
-            </w:r>
-          </w:p>
-        </w:tc>
-        <w:tc>
-          <w:tcPr>
-            <w:tcW w:w="2594" w:type="dxa"/>
-            <w:vAlign w:val="center"/>
-          </w:tcPr>
-          <w:p>
-            <w:pPr>
-              <w:spacing w:line="240" w:lineRule="auto"/>
-              <w:ind w:firstLine="0"/>
-              <w:jc w:val="left"/>
-              <w:rPr>
-                <w:sz w:val="20"/>
-                <w:szCs w:val="20"/>
-              </w:rPr>
-            </w:pPr>
-          </w:p>
-        </w:tc>
-      </w:tr>
     </w:tbl>
-    <w:p>
-      <w:pPr>
-        <w:jc w:val="center"/>
-        <w:rPr>
-          <w:b/>
-          <w:bCs/>
-          <w:sz w:val="20"/>
-          <w:szCs w:val="20"/>
-        </w:rPr>
-      </w:pPr>
-    </w:p>
-    <w:p>
+    <w:p/>
+    <w:p>
+      <w:pPr>
+        <w:ind w:left="1" w:firstLine="850"/>
+      </w:pPr>
       <w:r>
         <w:rPr>
           <w:u w:val="single"/>
         </w:rPr>
-        <w:t>Apstrāde:</w:t>
-      </w:r>
-      <w:r>
-        <w:t xml:space="preserve"> Nospiežot pogu rezervēt galdiņu sistēma pārbauda, vai visa nepieciešama informācija ir aizpildīta, ja nav izvada paziņojumu par nepieciešamību aizpildīt visu informāciju. Ja tas tiek izdarīts, tad sistēma pārsuta uz pakalpojuma apmaksāšanu.</w:t>
-      </w:r>
-    </w:p>
-    <w:p>
-      <w:pPr>
+        <w:t>Apstrāde</w:t>
+      </w:r>
+      <w:r>
         <w:rPr>
           <w:u w:val="single"/>
         </w:rPr>
+        <w:t>:</w:t>
+      </w:r>
+      <w:r>
+        <w:t xml:space="preserve"> Nospiežot nosūtīšanas pogu, sistēma pārbauda vai visi</w:t>
+      </w:r>
+      <w:r>
+        <w:t xml:space="preserve"> obligātie</w:t>
+      </w:r>
+      <w:r>
+        <w:t xml:space="preserve"> ievadlauki ir aizpildīti (Skat. </w:t>
+      </w:r>
+      <w:r>
+        <w:t>3</w:t>
+      </w:r>
+      <w:r>
+        <w:t xml:space="preserve">. tabulu). </w:t>
+      </w:r>
+      <w:r>
+        <w:t>Tad pārvirza uz jauno skatu, kur redzams izvēlētie parametri, cenu kalkulatora pieteikumu informācija, kuru klients ievadīja, bez iespējas labot, noklikšķinot uz nosūtījuma pogu dati tiek nosūtīti. T</w:t>
+      </w:r>
+      <w:r>
+        <w:t xml:space="preserve">ālāk </w:t>
+      </w:r>
+      <w:r>
+        <w:t>administrators</w:t>
+      </w:r>
+      <w:r>
+        <w:t xml:space="preserve"> saņem pieteikuma datus.</w:t>
+      </w:r>
+    </w:p>
+    <w:p>
+      <w:pPr>
+        <w:ind w:left="1" w:firstLine="850"/>
       </w:pPr>
       <w:proofErr w:type="spellStart"/>
       <w:r>
@@ -5732,6 +5792,9 @@
           <w:u w:val="single"/>
         </w:rPr>
         <w:t>:</w:t>
+      </w:r>
+      <w:r>
+        <w:t xml:space="preserve"> </w:t>
       </w:r>
     </w:p>
     <w:p>
@@ -5739,11 +5802,23 @@
         <w:pStyle w:val="ae"/>
         <w:numPr>
           <w:ilvl w:val="0"/>
-          <w:numId w:val="14"/>
+          <w:numId w:val="33"/>
         </w:numPr>
       </w:pPr>
       <w:r>
-        <w:t>Paziņojums par nepieciešamību aizpildīt visus ievadlaukus</w:t>
+        <w:t>Paziņojums par nepieciešamību a</w:t>
+      </w:r>
+      <w:r>
+        <w:t>tzīmēt</w:t>
+      </w:r>
+      <w:r>
+        <w:t xml:space="preserve"> visus </w:t>
+      </w:r>
+      <w:r>
+        <w:t xml:space="preserve">obligātus </w:t>
+      </w:r>
+      <w:r>
+        <w:t>ievadlaukus</w:t>
       </w:r>
       <w:r>
         <w:t>;</w:t>
@@ -5754,16 +5829,11 @@
         <w:pStyle w:val="ae"/>
         <w:numPr>
           <w:ilvl w:val="0"/>
-          <w:numId w:val="14"/>
+          <w:numId w:val="33"/>
         </w:numPr>
-        <w:spacing w:after="360"/>
-        <w:ind w:left="1570" w:hanging="357"/>
-        <w:rPr>
-          <w:u w:val="single"/>
-        </w:rPr>
-      </w:pPr>
-      <w:r>
-        <w:t>Pārsūtīšana uz pakalpojumu apmaksāšanu;</w:t>
+      </w:pPr>
+      <w:r>
+        <w:t>Tiek parādīts jaunais skats;</w:t>
       </w:r>
     </w:p>
     <w:p>
@@ -5771,94 +5841,218 @@
         <w:pStyle w:val="3"/>
       </w:pPr>
       <w:r>
-        <w:t>Valodu maiņa</w:t>
-      </w:r>
-    </w:p>
-    <w:p>
-      <w:r>
-        <w:rPr>
-          <w:u w:val="single"/>
-        </w:rPr>
-        <w:t>Mērķis:</w:t>
-      </w:r>
-      <w:r>
-        <w:t xml:space="preserve"> Funkcija nepieciešama, lai lietotāji tīmekļa vietnē varētu mainīt valodas.</w:t>
-      </w:r>
-    </w:p>
-    <w:p>
+        <w:t>Dinamiskā informācija</w:t>
+      </w:r>
+    </w:p>
+    <w:p>
+      <w:r>
+        <w:t>Mērķis: Funkcija nepieciešama, lai tīmekļa vietnē nebūtu statiskais teksts vai bildes, bet lai administratoram ir opcija samainīt bildi, vai tekstu.</w:t>
+      </w:r>
+    </w:p>
+    <w:p>
+      <w:r>
+        <w:t xml:space="preserve">Apstrāde: No administratora puses tiks paradīti rediģējamie lauki uz kuriem </w:t>
+      </w:r>
       <w:proofErr w:type="spellStart"/>
       <w:r>
-        <w:rPr>
-          <w:u w:val="single"/>
-        </w:rPr>
-        <w:t>Ievaddati</w:t>
+        <w:t>uzpiežot</w:t>
       </w:r>
       <w:proofErr w:type="spellEnd"/>
       <w:r>
-        <w:rPr>
-          <w:u w:val="single"/>
-        </w:rPr>
-        <w:t>:</w:t>
-      </w:r>
-      <w:r>
-        <w:t xml:space="preserve"> Valodas nomaiņas poga.</w:t>
-      </w:r>
-    </w:p>
-    <w:p>
-      <w:r>
-        <w:rPr>
-          <w:u w:val="single"/>
-        </w:rPr>
-        <w:t>Apstrāde:</w:t>
-      </w:r>
-      <w:r>
-        <w:t xml:space="preserve"> Nospiežot konkrētas valodas pogu, tīmekļa vietnei mainās valoda uz izvēlēto un viss tīmekļa vietnes saturs tiks attēlots izvēlētā valodā.</w:t>
+        <w:t xml:space="preserve"> būs iespēja samainīt tekstu vai bildes.</w:t>
       </w:r>
     </w:p>
     <w:p>
       <w:proofErr w:type="spellStart"/>
       <w:r>
-        <w:rPr>
-          <w:u w:val="single"/>
-        </w:rPr>
         <w:t>Izvaddati</w:t>
       </w:r>
       <w:proofErr w:type="spellEnd"/>
       <w:r>
-        <w:rPr>
-          <w:u w:val="single"/>
-        </w:rPr>
+        <w:t>: Tiks parādītā jauna informācija.</w:t>
+      </w:r>
+    </w:p>
+    <w:p>
+      <w:pPr>
+        <w:pStyle w:val="3"/>
+      </w:pPr>
+      <w:r>
+        <w:t>Projektu kategorijas pievienošana</w:t>
+      </w:r>
+    </w:p>
+    <w:p>
+      <w:r>
+        <w:t>Mērķis: Funkcijas nepieciešama, lai administrators var pievienot projektu kategorijas.</w:t>
+      </w:r>
+    </w:p>
+    <w:p>
+      <w:r>
+        <w:t>Apstrāde: Administrators ievada kategorijas nosaukumu. Sistēma saglabā to datubāzē.</w:t>
+      </w:r>
+    </w:p>
+    <w:p>
+      <w:proofErr w:type="spellStart"/>
+      <w:r>
+        <w:lastRenderedPageBreak/>
+        <w:t>Izvaddati</w:t>
+      </w:r>
+      <w:proofErr w:type="spellEnd"/>
+      <w:r>
+        <w:t>: Jaunā kategorija tiek pievienota un attēlota kategoriju sarakstā.</w:t>
+      </w:r>
+    </w:p>
+    <w:p>
+      <w:pPr>
+        <w:pStyle w:val="3"/>
+      </w:pPr>
+      <w:r>
+        <w:t xml:space="preserve">Projektu kategorijas </w:t>
+      </w:r>
+      <w:proofErr w:type="spellStart"/>
+      <w:r>
+        <w:t>rediģēšāna</w:t>
+      </w:r>
+      <w:proofErr w:type="spellEnd"/>
+    </w:p>
+    <w:p>
+      <w:r>
+        <w:t xml:space="preserve">Mērķis: Funkcijas nepieciešama, lai administrators var </w:t>
+      </w:r>
+      <w:proofErr w:type="spellStart"/>
+      <w:r>
+        <w:t>redigēt</w:t>
+      </w:r>
+      <w:proofErr w:type="spellEnd"/>
+      <w:r>
+        <w:t xml:space="preserve"> projektu kategorijas</w:t>
+      </w:r>
+      <w:r>
+        <w:t xml:space="preserve"> nosaukumu</w:t>
+      </w:r>
+      <w:r>
+        <w:t>.</w:t>
+      </w:r>
+    </w:p>
+    <w:p>
+      <w:r>
+        <w:t>Apstrāde: Administrators ievada</w:t>
+      </w:r>
+      <w:r>
+        <w:t xml:space="preserve"> jauno </w:t>
+      </w:r>
+      <w:r>
+        <w:t>kategorijas nosaukumu. Sistēma saglabā to datubāzē.</w:t>
+      </w:r>
+    </w:p>
+    <w:p>
+      <w:proofErr w:type="spellStart"/>
+      <w:r>
+        <w:t>Izvaddati</w:t>
+      </w:r>
+      <w:proofErr w:type="spellEnd"/>
+      <w:r>
+        <w:t xml:space="preserve">: Jaunā kategorija tiek </w:t>
+      </w:r>
+      <w:r>
+        <w:t>izmainīta</w:t>
+      </w:r>
+      <w:r>
+        <w:t xml:space="preserve"> un attēlota kategoriju sarakstā.</w:t>
+      </w:r>
+    </w:p>
+    <w:p>
+      <w:pPr>
+        <w:pStyle w:val="3"/>
+      </w:pPr>
+      <w:r>
+        <w:t xml:space="preserve">Projektu kategorijas </w:t>
+      </w:r>
+      <w:r>
+        <w:t>dzēšana</w:t>
+      </w:r>
+    </w:p>
+    <w:p>
+      <w:r>
+        <w:t xml:space="preserve">Mērķis: Funkcija nepieciešama, lai administrators var </w:t>
+      </w:r>
+      <w:r>
+        <w:t>dzēst</w:t>
+      </w:r>
+      <w:r>
+        <w:t xml:space="preserve"> projektu kategorij</w:t>
+      </w:r>
+      <w:r>
+        <w:t>u.</w:t>
+      </w:r>
+    </w:p>
+    <w:p>
+      <w:r>
+        <w:t xml:space="preserve">Apstrāde: </w:t>
+      </w:r>
+      <w:r>
+        <w:t>Administrators dzēš projekta kategoriju.</w:t>
+      </w:r>
+    </w:p>
+    <w:p>
+      <w:proofErr w:type="spellStart"/>
+      <w:r>
+        <w:t>Izvaddati</w:t>
+      </w:r>
+      <w:proofErr w:type="spellEnd"/>
+      <w:r>
         <w:t xml:space="preserve">: </w:t>
       </w:r>
       <w:r>
-        <w:rPr>
-          <w:u w:val="single"/>
-        </w:rPr>
+        <w:t>Kategorija tiek iedzēstā no saraksta.</w:t>
+      </w:r>
+    </w:p>
+    <w:p>
+      <w:pPr>
+        <w:pStyle w:val="3"/>
+      </w:pPr>
+      <w:r>
+        <w:t>Projekta pievienošana</w:t>
+      </w:r>
+    </w:p>
+    <w:p>
+      <w:r>
+        <w:t xml:space="preserve">Mērķis: Funkcija nepieciešama, lai administrators var </w:t>
+      </w:r>
+      <w:r>
+        <w:t>pievienot projektu.</w:t>
+      </w:r>
+    </w:p>
+    <w:p>
+      <w:r>
+        <w:t>Apstrāde: Administrators</w:t>
+      </w:r>
+      <w:r>
+        <w:t xml:space="preserve"> izvēlās kategoriju,</w:t>
+      </w:r>
+      <w:r>
         <w:t xml:space="preserve"> </w:t>
       </w:r>
-    </w:p>
-    <w:p>
-      <w:pPr>
-        <w:pStyle w:val="ae"/>
-        <w:numPr>
-          <w:ilvl w:val="0"/>
-          <w:numId w:val="15"/>
-        </w:numPr>
-      </w:pPr>
-      <w:r>
-        <w:t>Saturs attēlosies citā valodā;</w:t>
-      </w:r>
-    </w:p>
-    <w:p>
-      <w:pPr>
-        <w:pStyle w:val="ae"/>
-        <w:numPr>
-          <w:ilvl w:val="0"/>
-          <w:numId w:val="15"/>
-        </w:numPr>
-      </w:pPr>
-      <w:r>
-        <w:t>Paziņojums par kļūdu;</w:t>
+      <w:r>
+        <w:t>aizpilda informāciju un pievieno projektu</w:t>
+      </w:r>
+      <w:r>
+        <w:t>.</w:t>
+      </w:r>
+    </w:p>
+    <w:p>
+      <w:proofErr w:type="spellStart"/>
+      <w:r>
+        <w:t>Izvaddati</w:t>
+      </w:r>
+      <w:proofErr w:type="spellEnd"/>
+      <w:r>
+        <w:t xml:space="preserve">: </w:t>
+      </w:r>
+      <w:r>
+        <w:t>Tiek saglabāts projekta ieraksts</w:t>
+      </w:r>
+      <w:r>
+        <w:t>.</w:t>
       </w:r>
     </w:p>
     <w:p>
@@ -5866,65 +6060,110 @@
         <w:pStyle w:val="3"/>
       </w:pPr>
       <w:r>
-        <w:t>Galdiņu pieejamības pārbaude</w:t>
-      </w:r>
-    </w:p>
-    <w:p>
-      <w:r>
-        <w:rPr>
-          <w:u w:val="single"/>
-        </w:rPr>
-        <w:t>Mērķis:</w:t>
-      </w:r>
-      <w:r>
-        <w:t xml:space="preserve"> Funkcija nepieciešama, lai klienti </w:t>
-      </w:r>
-      <w:r>
-        <w:t>varētu redzēt, kuri galdiņi konkrētā laikā ir pieejami.</w:t>
-      </w:r>
-    </w:p>
-    <w:p>
-      <w:r>
-        <w:rPr>
-          <w:u w:val="single"/>
-        </w:rPr>
-        <w:t>Apstrāde:</w:t>
-      </w:r>
-      <w:r>
-        <w:t xml:space="preserve"> Sistēma pārbauda datubāzē rezervācijas laikus.</w:t>
-      </w:r>
-    </w:p>
-    <w:p>
-      <w:pPr>
-        <w:rPr>
-          <w:u w:val="single"/>
-        </w:rPr>
-      </w:pPr>
+        <w:t xml:space="preserve">Projekta </w:t>
+      </w:r>
+      <w:r>
+        <w:t>attēlu pievienošana</w:t>
+      </w:r>
+    </w:p>
+    <w:p>
+      <w:r>
+        <w:t>Mērķis: Funkcija nepieciešama, lai administrators var pievienot projekt</w:t>
+      </w:r>
+      <w:r>
+        <w:t>a galveno bildi un galerijas bildes.</w:t>
+      </w:r>
+    </w:p>
+    <w:p>
+      <w:r>
+        <w:t xml:space="preserve">Apstrāde: </w:t>
+      </w:r>
+      <w:r>
+        <w:t>Administrators pievieno visas nepieciešamās bildes</w:t>
+      </w:r>
+      <w:r>
+        <w:t>.</w:t>
+      </w:r>
+    </w:p>
+    <w:p>
       <w:proofErr w:type="spellStart"/>
       <w:r>
-        <w:rPr>
-          <w:u w:val="single"/>
-        </w:rPr>
         <w:t>Izvaddati</w:t>
       </w:r>
       <w:proofErr w:type="spellEnd"/>
       <w:r>
-        <w:rPr>
-          <w:u w:val="single"/>
-        </w:rPr>
+        <w:t>: Tiek saglabāts projekta ierakst</w:t>
+      </w:r>
+      <w:r>
+        <w:t>a bildes</w:t>
+      </w:r>
+      <w:r>
+        <w:t>.</w:t>
+      </w:r>
+    </w:p>
+    <w:p>
+      <w:pPr>
+        <w:pStyle w:val="3"/>
+      </w:pPr>
+      <w:r>
+        <w:t xml:space="preserve">Projektu </w:t>
+      </w:r>
+      <w:r>
+        <w:t>ieraksta</w:t>
+      </w:r>
+      <w:r>
+        <w:t xml:space="preserve"> </w:t>
+      </w:r>
+      <w:proofErr w:type="spellStart"/>
+      <w:r>
+        <w:t>rediģēšāna</w:t>
+      </w:r>
+      <w:proofErr w:type="spellEnd"/>
+    </w:p>
+    <w:p>
+      <w:r>
+        <w:t xml:space="preserve">Mērķis: Funkcija nepieciešama, lai administrators var </w:t>
+      </w:r>
+      <w:proofErr w:type="spellStart"/>
+      <w:r>
+        <w:t>redigēt</w:t>
+      </w:r>
+      <w:proofErr w:type="spellEnd"/>
+      <w:r>
+        <w:t xml:space="preserve"> projekt</w:t>
+      </w:r>
+      <w:r>
+        <w:t>a ierakstu</w:t>
+      </w:r>
+      <w:r>
+        <w:t>.</w:t>
+      </w:r>
+    </w:p>
+    <w:p>
+      <w:r>
+        <w:t xml:space="preserve">Apstrāde: Administrators ievada jauno </w:t>
+      </w:r>
+      <w:r>
+        <w:t>projekta informāciju</w:t>
+      </w:r>
+      <w:r>
+        <w:t>. Sistēma saglabā to datubāzē.</w:t>
+      </w:r>
+    </w:p>
+    <w:p>
+      <w:proofErr w:type="spellStart"/>
+      <w:r>
+        <w:t>Izvaddati</w:t>
+      </w:r>
+      <w:proofErr w:type="spellEnd"/>
+      <w:r>
         <w:t xml:space="preserve">: </w:t>
       </w:r>
-    </w:p>
-    <w:p>
-      <w:pPr>
-        <w:pStyle w:val="ae"/>
-        <w:numPr>
-          <w:ilvl w:val="0"/>
-          <w:numId w:val="16"/>
-        </w:numPr>
-      </w:pPr>
-      <w:r>
-        <w:t>Pieejamo galdiņu saraksts;</w:t>
+      <w:r>
+        <w:t>Jaunā informācija tiek saglabāta</w:t>
+      </w:r>
+      <w:r>
+        <w:t>.</w:t>
       </w:r>
     </w:p>
     <w:p>
@@ -5932,81 +6171,391 @@
         <w:pStyle w:val="3"/>
       </w:pPr>
       <w:r>
+        <w:t xml:space="preserve">Projektu ieraksta </w:t>
+      </w:r>
+      <w:r>
+        <w:t>dzēšana</w:t>
+      </w:r>
+    </w:p>
+    <w:p>
+      <w:r>
+        <w:t xml:space="preserve">Mērķis: Funkcija nepieciešama, lai administrators </w:t>
+      </w:r>
+      <w:r>
+        <w:t xml:space="preserve">dzēst projektu </w:t>
+      </w:r>
+      <w:r>
+        <w:t>.</w:t>
+      </w:r>
+    </w:p>
+    <w:p>
+      <w:r>
+        <w:t xml:space="preserve">Apstrāde: Administrators </w:t>
+      </w:r>
+      <w:r>
+        <w:t>dzēš projektu</w:t>
+      </w:r>
+      <w:r>
+        <w:t>.</w:t>
+      </w:r>
+    </w:p>
+    <w:p>
+      <w:proofErr w:type="spellStart"/>
+      <w:r>
+        <w:t>Izvaddati</w:t>
+      </w:r>
+      <w:proofErr w:type="spellEnd"/>
+      <w:r>
+        <w:t xml:space="preserve">: </w:t>
+      </w:r>
+      <w:r>
+        <w:t xml:space="preserve">Projekts izdzēsts no </w:t>
+      </w:r>
+      <w:proofErr w:type="spellStart"/>
+      <w:r>
+        <w:t>sarsksta</w:t>
+      </w:r>
+      <w:proofErr w:type="spellEnd"/>
+      <w:r>
+        <w:t>.</w:t>
+      </w:r>
+    </w:p>
+    <w:p/>
+    <w:p>
+      <w:pPr>
+        <w:pStyle w:val="3"/>
+      </w:pPr>
+      <w:r>
+        <w:t>Cenu kalkulatora</w:t>
+      </w:r>
+      <w:r>
+        <w:t xml:space="preserve"> kategorijas pievienošana</w:t>
+      </w:r>
+    </w:p>
+    <w:p>
+      <w:r>
+        <w:t>Mērķis: Funkcija nepieciešama, lai administrators var pievienot kategorijas</w:t>
+      </w:r>
+      <w:r>
+        <w:t xml:space="preserve"> cenu kalkulatorā</w:t>
+      </w:r>
+      <w:r>
+        <w:t>.</w:t>
+      </w:r>
+    </w:p>
+    <w:p>
+      <w:r>
+        <w:t>Apstrāde: Administrators ievada kategorijas nosaukumu. Sistēma saglabā to datubāzē.</w:t>
+      </w:r>
+    </w:p>
+    <w:p>
+      <w:proofErr w:type="spellStart"/>
+      <w:r>
+        <w:t>Izvaddati</w:t>
+      </w:r>
+      <w:proofErr w:type="spellEnd"/>
+      <w:r>
+        <w:t>: Jaunā kategorija tiek pievienota un attēlota kategoriju sarakstā.</w:t>
+      </w:r>
+    </w:p>
+    <w:p>
+      <w:pPr>
+        <w:pStyle w:val="3"/>
+      </w:pPr>
+      <w:r>
+        <w:t xml:space="preserve">Cenu kalkulatora kategorijas </w:t>
+      </w:r>
+      <w:r>
+        <w:t>rediģēšana</w:t>
+      </w:r>
+    </w:p>
+    <w:p>
+      <w:r>
+        <w:t xml:space="preserve">Mērķis: Funkcija nepieciešama, lai administrators var </w:t>
+      </w:r>
+      <w:r>
+        <w:t>rediģēt</w:t>
+      </w:r>
+      <w:r>
+        <w:t xml:space="preserve"> kategorijas cenu kalkulatorā.</w:t>
+      </w:r>
+    </w:p>
+    <w:p>
+      <w:r>
+        <w:t xml:space="preserve">Apstrāde: Administrators </w:t>
+      </w:r>
+      <w:r>
+        <w:t>rediģē</w:t>
+      </w:r>
+      <w:r>
+        <w:t xml:space="preserve"> kategorijas nosaukumu. Sistēma saglabā to datubāzē.</w:t>
+      </w:r>
+    </w:p>
+    <w:p>
+      <w:proofErr w:type="spellStart"/>
+      <w:r>
+        <w:t>Izvaddati</w:t>
+      </w:r>
+      <w:proofErr w:type="spellEnd"/>
+      <w:r>
+        <w:t>: Jaunā kategorija tiek pievienota un attēlota kategoriju sarakstā.</w:t>
+      </w:r>
+    </w:p>
+    <w:p>
+      <w:pPr>
+        <w:pStyle w:val="3"/>
+      </w:pPr>
+      <w:r>
+        <w:t xml:space="preserve">Cenu kalkulatora kategorijas </w:t>
+      </w:r>
+      <w:r>
+        <w:t>dzēšana</w:t>
+      </w:r>
+    </w:p>
+    <w:p>
+      <w:r>
+        <w:t xml:space="preserve">Mērķis: Funkcija nepieciešama, lai administrators var </w:t>
+      </w:r>
+      <w:r>
+        <w:t>dzēst</w:t>
+      </w:r>
+      <w:r>
+        <w:t xml:space="preserve"> kategorijas cenu kalkulatorā.</w:t>
+      </w:r>
+    </w:p>
+    <w:p>
+      <w:r>
+        <w:t xml:space="preserve">Apstrāde: Administrators </w:t>
+      </w:r>
+      <w:r>
+        <w:t>dzēš</w:t>
+      </w:r>
+      <w:r>
+        <w:t xml:space="preserve"> kategorij</w:t>
+      </w:r>
+      <w:r>
+        <w:t>u</w:t>
+      </w:r>
+      <w:r>
+        <w:t xml:space="preserve">. </w:t>
+      </w:r>
+    </w:p>
+    <w:p>
+      <w:proofErr w:type="spellStart"/>
+      <w:r>
+        <w:t>Izvaddati</w:t>
+      </w:r>
+      <w:proofErr w:type="spellEnd"/>
+      <w:r>
+        <w:t xml:space="preserve">: </w:t>
+      </w:r>
+      <w:r>
+        <w:t>Kategorija izdzēsta no saraksta.</w:t>
+      </w:r>
+    </w:p>
+    <w:p>
+      <w:pPr>
+        <w:pStyle w:val="3"/>
+      </w:pPr>
+      <w:r>
+        <w:t xml:space="preserve">Cenu kalkulatora </w:t>
+      </w:r>
+      <w:r>
+        <w:t>opcijas pievienošana</w:t>
+      </w:r>
+    </w:p>
+    <w:p>
+      <w:r>
+        <w:t xml:space="preserve">Mērķis: Funkcija nepieciešama, lai administrators </w:t>
+      </w:r>
+      <w:r>
+        <w:t>var pievienot opciju</w:t>
+      </w:r>
+      <w:r>
+        <w:t xml:space="preserve"> cenu kalkulatorā.</w:t>
+      </w:r>
+    </w:p>
+    <w:p>
+      <w:r>
+        <w:t xml:space="preserve">Apstrāde: Administrators ievada </w:t>
+      </w:r>
+      <w:r>
+        <w:t>opcijas</w:t>
+      </w:r>
+      <w:r>
+        <w:t xml:space="preserve"> nosaukumu. Sistēma saglabā to datubāzē.</w:t>
+      </w:r>
+    </w:p>
+    <w:p>
+      <w:proofErr w:type="spellStart"/>
+      <w:r>
+        <w:t>Izvaddati</w:t>
+      </w:r>
+      <w:proofErr w:type="spellEnd"/>
+      <w:r>
+        <w:t>: Opcija tiek saglabātā sarakstā</w:t>
+      </w:r>
+      <w:r>
+        <w:t>.</w:t>
+      </w:r>
+    </w:p>
+    <w:p>
+      <w:pPr>
+        <w:pStyle w:val="3"/>
+      </w:pPr>
+      <w:r>
+        <w:t xml:space="preserve">Cenu kalkulatora opcijas </w:t>
+      </w:r>
+      <w:proofErr w:type="spellStart"/>
+      <w:r>
+        <w:t>rediģēšāna</w:t>
+      </w:r>
+      <w:proofErr w:type="spellEnd"/>
+    </w:p>
+    <w:p>
+      <w:r>
+        <w:t xml:space="preserve">Mērķis: Funkcija nepieciešama, lai administrators var </w:t>
+      </w:r>
+      <w:r>
+        <w:t>rediģēt</w:t>
+      </w:r>
+      <w:r>
+        <w:t xml:space="preserve"> opciju cenu kalkulatorā.</w:t>
+      </w:r>
+    </w:p>
+    <w:p>
+      <w:r>
+        <w:t xml:space="preserve">Apstrāde: Administrators </w:t>
+      </w:r>
+      <w:r>
+        <w:t>rediģē</w:t>
+      </w:r>
+      <w:r>
+        <w:t xml:space="preserve"> opcijas nosaukumu. Sistēma saglabā to datubāzē.</w:t>
+      </w:r>
+    </w:p>
+    <w:p>
+      <w:proofErr w:type="spellStart"/>
+      <w:r>
+        <w:t>Izvaddati</w:t>
+      </w:r>
+      <w:proofErr w:type="spellEnd"/>
+      <w:r>
+        <w:t xml:space="preserve">: </w:t>
+      </w:r>
+      <w:r>
+        <w:t>Izmainīta o</w:t>
+      </w:r>
+      <w:r>
+        <w:t>pcija tiek saglabātā sarakstā.</w:t>
+      </w:r>
+    </w:p>
+    <w:p>
+      <w:pPr>
+        <w:pStyle w:val="3"/>
+      </w:pPr>
+      <w:r>
+        <w:t xml:space="preserve">Cenu kalkulatora opcijas </w:t>
+      </w:r>
+      <w:r>
+        <w:t>dzēšana</w:t>
+      </w:r>
+    </w:p>
+    <w:p>
+      <w:r>
+        <w:t xml:space="preserve">Mērķis: Funkcija nepieciešama, lai administrators var dzēst </w:t>
+      </w:r>
+      <w:r>
+        <w:t>opcijas</w:t>
+      </w:r>
+      <w:r>
+        <w:t xml:space="preserve"> cenu kalkulatorā.</w:t>
+      </w:r>
+    </w:p>
+    <w:p>
+      <w:r>
+        <w:t xml:space="preserve">Apstrāde: Administrators dzēš </w:t>
+      </w:r>
+      <w:r>
+        <w:t>opciju</w:t>
+      </w:r>
+      <w:r>
+        <w:t xml:space="preserve">. </w:t>
+      </w:r>
+    </w:p>
+    <w:p>
+      <w:proofErr w:type="spellStart"/>
+      <w:r>
+        <w:t>Izvaddati</w:t>
+      </w:r>
+      <w:proofErr w:type="spellEnd"/>
+      <w:r>
+        <w:t xml:space="preserve">: </w:t>
+      </w:r>
+      <w:r>
+        <w:t>Opcija</w:t>
+      </w:r>
+      <w:r>
+        <w:t xml:space="preserve"> izdzēsta no saraksta.</w:t>
+      </w:r>
+    </w:p>
+    <w:p>
+      <w:pPr>
+        <w:pStyle w:val="3"/>
+      </w:pPr>
+      <w:r>
         <w:lastRenderedPageBreak/>
-        <w:t>Ēdienkartes apskate</w:t>
-      </w:r>
-    </w:p>
-    <w:p>
-      <w:r>
-        <w:rPr>
-          <w:u w:val="single"/>
-        </w:rPr>
-        <w:t>Mērķis:</w:t>
-      </w:r>
-      <w:r>
-        <w:t xml:space="preserve"> F</w:t>
-      </w:r>
-      <w:r>
-        <w:t>unkcija nepieciešama, lai klientam nodrošināt iespēju apskatīt restorāna ēdienkarti.</w:t>
-      </w:r>
-    </w:p>
-    <w:p>
-      <w:r>
-        <w:rPr>
-          <w:u w:val="single"/>
-        </w:rPr>
-        <w:t>Apstrāde:</w:t>
-      </w:r>
-      <w:r>
-        <w:t xml:space="preserve"> Atvērot ēdienkartes sadaļu</w:t>
-      </w:r>
-      <w:r>
-        <w:t>, sistēma no datubāzes nolasa un attēlo ēdienus.</w:t>
-      </w:r>
-    </w:p>
-    <w:p>
-      <w:pPr>
-        <w:rPr>
-          <w:u w:val="single"/>
-        </w:rPr>
-      </w:pPr>
+        <w:t xml:space="preserve">Cenu kalkulatora </w:t>
+      </w:r>
+      <w:r>
+        <w:t>pakalpojumu</w:t>
+      </w:r>
+      <w:r>
+        <w:t xml:space="preserve"> pievienošana</w:t>
+      </w:r>
+    </w:p>
+    <w:p>
+      <w:r>
+        <w:t xml:space="preserve">Mērķis: Funkcija nepieciešama, lai administrators var pievienot </w:t>
+      </w:r>
+      <w:r>
+        <w:t>pakalpojumus</w:t>
+      </w:r>
+      <w:r>
+        <w:t xml:space="preserve"> cenu kalkulatorā.</w:t>
+      </w:r>
+    </w:p>
+    <w:p>
+      <w:r>
+        <w:t xml:space="preserve">Apstrāde: Administrators ievada </w:t>
+      </w:r>
+      <w:r>
+        <w:t>pakalpojuma nosaukumu</w:t>
+      </w:r>
+      <w:r>
+        <w:t>. Sistēma saglabā to datubāzē.</w:t>
+      </w:r>
+    </w:p>
+    <w:p>
       <w:proofErr w:type="spellStart"/>
       <w:r>
-        <w:rPr>
-          <w:u w:val="single"/>
-        </w:rPr>
         <w:t>Izvaddati</w:t>
       </w:r>
       <w:proofErr w:type="spellEnd"/>
       <w:r>
-        <w:rPr>
-          <w:u w:val="single"/>
-        </w:rPr>
-        <w:t>:</w:t>
-      </w:r>
-    </w:p>
-    <w:p>
-      <w:pPr>
-        <w:pStyle w:val="ae"/>
-        <w:numPr>
-          <w:ilvl w:val="0"/>
-          <w:numId w:val="17"/>
-        </w:numPr>
-      </w:pPr>
-      <w:r>
-        <w:t>Ēdiena informācija;</w:t>
-      </w:r>
-    </w:p>
-    <w:p>
-      <w:pPr>
-        <w:pStyle w:val="ae"/>
-        <w:numPr>
-          <w:ilvl w:val="0"/>
-          <w:numId w:val="17"/>
-        </w:numPr>
-      </w:pPr>
-      <w:r>
-        <w:t>Daudzums;</w:t>
+        <w:t xml:space="preserve">: </w:t>
+      </w:r>
+      <w:r>
+        <w:t>Pakalpojums</w:t>
+      </w:r>
+      <w:r>
+        <w:t xml:space="preserve"> tiek saglabāt</w:t>
+      </w:r>
+      <w:r>
+        <w:t>s</w:t>
+      </w:r>
+      <w:r>
+        <w:t xml:space="preserve"> sarakstā.</w:t>
       </w:r>
     </w:p>
     <w:p>
@@ -6014,378 +6563,112 @@
         <w:pStyle w:val="3"/>
       </w:pPr>
       <w:r>
-        <w:t>Ēdienu pievienošana grozam</w:t>
-      </w:r>
-    </w:p>
-    <w:p>
-      <w:r>
-        <w:rPr>
-          <w:u w:val="single"/>
-        </w:rPr>
-        <w:t>Mērķis:</w:t>
+        <w:t xml:space="preserve">Cenu kalkulatora </w:t>
+      </w:r>
+      <w:r>
+        <w:t>pakalpojumu</w:t>
       </w:r>
       <w:r>
         <w:t xml:space="preserve"> </w:t>
       </w:r>
       <w:r>
-        <w:t>Funkcija nepieciešama, lai klientam nodrošināt</w:t>
-      </w:r>
-      <w:r>
-        <w:t xml:space="preserve"> iespēju izvēlēties ēdienus pasūtījumam.</w:t>
-      </w:r>
-    </w:p>
-    <w:p>
-      <w:pPr>
-        <w:rPr>
-          <w:u w:val="single"/>
-        </w:rPr>
-      </w:pPr>
+        <w:t>rediģēšana</w:t>
+      </w:r>
+    </w:p>
+    <w:p>
+      <w:r>
+        <w:t xml:space="preserve">Mērķis: Funkcija nepieciešama, lai administrators var rediģēt </w:t>
+      </w:r>
+      <w:r>
+        <w:t>pakalpojumu</w:t>
+      </w:r>
+      <w:r>
+        <w:t xml:space="preserve"> cenu kalkulatorā.</w:t>
+      </w:r>
+    </w:p>
+    <w:p>
+      <w:r>
+        <w:t xml:space="preserve">Apstrāde: Administrators </w:t>
+      </w:r>
+      <w:r>
+        <w:t>rediģē</w:t>
+      </w:r>
+      <w:r>
+        <w:t xml:space="preserve"> </w:t>
+      </w:r>
+      <w:r>
+        <w:t>pakalpojuma</w:t>
+      </w:r>
+      <w:r>
+        <w:t xml:space="preserve"> nosaukumu. Sistēma saglabā to datubāzē.</w:t>
+      </w:r>
+    </w:p>
+    <w:p>
       <w:proofErr w:type="spellStart"/>
       <w:r>
-        <w:rPr>
-          <w:u w:val="single"/>
-        </w:rPr>
-        <w:t>Ievaddati</w:t>
+        <w:t>Izvaddati</w:t>
       </w:r>
       <w:proofErr w:type="spellEnd"/>
       <w:r>
-        <w:rPr>
-          <w:u w:val="single"/>
-        </w:rPr>
-        <w:t>:</w:t>
-      </w:r>
-    </w:p>
-    <w:p>
-      <w:pPr>
-        <w:jc w:val="right"/>
-        <w:rPr>
-          <w:b/>
-          <w:bCs/>
-          <w:sz w:val="20"/>
-          <w:szCs w:val="20"/>
-        </w:rPr>
-      </w:pPr>
-      <w:r>
-        <w:rPr>
-          <w:b/>
-          <w:bCs/>
-          <w:sz w:val="20"/>
-          <w:szCs w:val="20"/>
-        </w:rPr>
-        <w:t>5.tabula</w:t>
-      </w:r>
-    </w:p>
-    <w:p>
-      <w:pPr>
-        <w:jc w:val="center"/>
-        <w:rPr>
-          <w:b/>
-          <w:bCs/>
-          <w:sz w:val="20"/>
-          <w:szCs w:val="20"/>
-        </w:rPr>
-      </w:pPr>
-      <w:r>
-        <w:rPr>
-          <w:b/>
-          <w:bCs/>
-          <w:sz w:val="20"/>
-          <w:szCs w:val="20"/>
-        </w:rPr>
-        <w:t xml:space="preserve">Ēdienu pievienošana grozam </w:t>
-      </w:r>
-    </w:p>
-    <w:tbl>
-      <w:tblPr>
-        <w:tblStyle w:val="a7"/>
-        <w:tblW w:w="7781" w:type="dxa"/>
-        <w:tblInd w:w="1157" w:type="dxa"/>
-        <w:tblLook w:val="04A0" w:firstRow="1" w:lastRow="0" w:firstColumn="1" w:lastColumn="0" w:noHBand="0" w:noVBand="1"/>
-      </w:tblPr>
-      <w:tblGrid>
-        <w:gridCol w:w="2593"/>
-        <w:gridCol w:w="2594"/>
-        <w:gridCol w:w="2594"/>
-      </w:tblGrid>
-      <w:tr>
-        <w:trPr>
-          <w:trHeight w:val="374"/>
-        </w:trPr>
-        <w:tc>
-          <w:tcPr>
-            <w:tcW w:w="2593" w:type="dxa"/>
-            <w:shd w:val="clear" w:color="auto" w:fill="E7E6E6" w:themeFill="background2"/>
-            <w:vAlign w:val="center"/>
-          </w:tcPr>
-          <w:p>
-            <w:pPr>
-              <w:spacing w:line="240" w:lineRule="auto"/>
-              <w:ind w:firstLine="0"/>
-              <w:jc w:val="left"/>
-              <w:rPr>
-                <w:sz w:val="20"/>
-                <w:szCs w:val="20"/>
-              </w:rPr>
-            </w:pPr>
-            <w:r>
-              <w:rPr>
-                <w:sz w:val="20"/>
-                <w:szCs w:val="20"/>
-              </w:rPr>
-              <w:t>Nosaukums</w:t>
-            </w:r>
-          </w:p>
-        </w:tc>
-        <w:tc>
-          <w:tcPr>
-            <w:tcW w:w="2594" w:type="dxa"/>
-            <w:shd w:val="clear" w:color="auto" w:fill="E7E6E6" w:themeFill="background2"/>
-            <w:vAlign w:val="center"/>
-          </w:tcPr>
-          <w:p>
-            <w:pPr>
-              <w:spacing w:line="240" w:lineRule="auto"/>
-              <w:ind w:firstLine="0"/>
-              <w:jc w:val="left"/>
-              <w:rPr>
-                <w:sz w:val="20"/>
-                <w:szCs w:val="20"/>
-              </w:rPr>
-            </w:pPr>
-            <w:r>
-              <w:rPr>
-                <w:sz w:val="20"/>
-                <w:szCs w:val="20"/>
-              </w:rPr>
-              <w:t>Obligāts</w:t>
-            </w:r>
-          </w:p>
-        </w:tc>
-        <w:tc>
-          <w:tcPr>
-            <w:tcW w:w="2594" w:type="dxa"/>
-            <w:shd w:val="clear" w:color="auto" w:fill="E7E6E6" w:themeFill="background2"/>
-            <w:vAlign w:val="center"/>
-          </w:tcPr>
-          <w:p>
-            <w:pPr>
-              <w:spacing w:line="240" w:lineRule="auto"/>
-              <w:ind w:firstLine="0"/>
-              <w:jc w:val="left"/>
-              <w:rPr>
-                <w:sz w:val="20"/>
-                <w:szCs w:val="20"/>
-              </w:rPr>
-            </w:pPr>
-            <w:r>
-              <w:rPr>
-                <w:sz w:val="20"/>
-                <w:szCs w:val="20"/>
-              </w:rPr>
-              <w:t>Piezīmes</w:t>
-            </w:r>
-          </w:p>
-        </w:tc>
-      </w:tr>
-      <w:tr>
-        <w:trPr>
-          <w:trHeight w:val="358"/>
-        </w:trPr>
-        <w:tc>
-          <w:tcPr>
-            <w:tcW w:w="2593" w:type="dxa"/>
-            <w:vAlign w:val="center"/>
-          </w:tcPr>
-          <w:p>
-            <w:pPr>
-              <w:spacing w:line="240" w:lineRule="auto"/>
-              <w:ind w:firstLine="0"/>
-              <w:jc w:val="left"/>
-              <w:rPr>
-                <w:sz w:val="20"/>
-                <w:szCs w:val="20"/>
-              </w:rPr>
-            </w:pPr>
-            <w:r>
-              <w:rPr>
-                <w:sz w:val="20"/>
-                <w:szCs w:val="20"/>
-              </w:rPr>
-              <w:t>Ēdiens</w:t>
-            </w:r>
-          </w:p>
-        </w:tc>
-        <w:tc>
-          <w:tcPr>
-            <w:tcW w:w="2594" w:type="dxa"/>
-            <w:vAlign w:val="center"/>
-          </w:tcPr>
-          <w:p>
-            <w:pPr>
-              <w:spacing w:line="240" w:lineRule="auto"/>
-              <w:ind w:firstLine="0"/>
-              <w:jc w:val="left"/>
-              <w:rPr>
-                <w:sz w:val="20"/>
-                <w:szCs w:val="20"/>
-              </w:rPr>
-            </w:pPr>
-            <w:r>
-              <w:rPr>
-                <w:sz w:val="20"/>
-                <w:szCs w:val="20"/>
-              </w:rPr>
-              <w:t>Jā</w:t>
-            </w:r>
-          </w:p>
-        </w:tc>
-        <w:tc>
-          <w:tcPr>
-            <w:tcW w:w="2594" w:type="dxa"/>
-            <w:vAlign w:val="center"/>
-          </w:tcPr>
-          <w:p>
-            <w:pPr>
-              <w:spacing w:line="240" w:lineRule="auto"/>
-              <w:ind w:firstLine="0"/>
-              <w:jc w:val="left"/>
-              <w:rPr>
-                <w:sz w:val="20"/>
-                <w:szCs w:val="20"/>
-              </w:rPr>
-            </w:pPr>
-          </w:p>
-        </w:tc>
-      </w:tr>
-      <w:tr>
-        <w:trPr>
-          <w:trHeight w:val="358"/>
-        </w:trPr>
-        <w:tc>
-          <w:tcPr>
-            <w:tcW w:w="2593" w:type="dxa"/>
-            <w:vAlign w:val="center"/>
-          </w:tcPr>
-          <w:p>
-            <w:pPr>
-              <w:spacing w:line="240" w:lineRule="auto"/>
-              <w:ind w:firstLine="0"/>
-              <w:jc w:val="left"/>
-              <w:rPr>
-                <w:sz w:val="20"/>
-                <w:szCs w:val="20"/>
-              </w:rPr>
-            </w:pPr>
-            <w:r>
-              <w:rPr>
-                <w:sz w:val="20"/>
-                <w:szCs w:val="20"/>
-              </w:rPr>
-              <w:t>Daudzums</w:t>
-            </w:r>
-          </w:p>
-        </w:tc>
-        <w:tc>
-          <w:tcPr>
-            <w:tcW w:w="2594" w:type="dxa"/>
-            <w:vAlign w:val="center"/>
-          </w:tcPr>
-          <w:p>
-            <w:pPr>
-              <w:spacing w:line="240" w:lineRule="auto"/>
-              <w:ind w:firstLine="0"/>
-              <w:jc w:val="left"/>
-              <w:rPr>
-                <w:sz w:val="20"/>
-                <w:szCs w:val="20"/>
-              </w:rPr>
-            </w:pPr>
-            <w:r>
-              <w:rPr>
-                <w:sz w:val="20"/>
-                <w:szCs w:val="20"/>
-              </w:rPr>
-              <w:t>Jā</w:t>
-            </w:r>
-          </w:p>
-        </w:tc>
-        <w:tc>
-          <w:tcPr>
-            <w:tcW w:w="2594" w:type="dxa"/>
-            <w:vAlign w:val="center"/>
-          </w:tcPr>
-          <w:p>
-            <w:pPr>
-              <w:spacing w:line="240" w:lineRule="auto"/>
-              <w:ind w:firstLine="0"/>
-              <w:jc w:val="left"/>
-              <w:rPr>
-                <w:sz w:val="20"/>
-                <w:szCs w:val="20"/>
-              </w:rPr>
-            </w:pPr>
-          </w:p>
-        </w:tc>
-      </w:tr>
-    </w:tbl>
-    <w:p/>
-    <w:p>
-      <w:r>
-        <w:rPr>
-          <w:u w:val="single"/>
-        </w:rPr>
-        <w:t>Apstrāde:</w:t>
-      </w:r>
-      <w:r>
-        <w:t xml:space="preserve"> Sistēma pievieno izvēlēto ēdienu klienta grozam.</w:t>
-      </w:r>
-    </w:p>
-    <w:p>
-      <w:pPr>
-        <w:rPr>
-          <w:u w:val="single"/>
-        </w:rPr>
-      </w:pPr>
+        <w:t>: Izmainīt</w:t>
+      </w:r>
+      <w:r>
+        <w:t xml:space="preserve">s pakalpojums </w:t>
+      </w:r>
+      <w:r>
+        <w:t>tiek saglabātā sarakstā.</w:t>
+      </w:r>
+    </w:p>
+    <w:p>
+      <w:pPr>
+        <w:pStyle w:val="3"/>
+      </w:pPr>
+      <w:r>
+        <w:t>Cenu kalkulatora opcijas dzēšana</w:t>
+      </w:r>
+    </w:p>
+    <w:p>
+      <w:r>
+        <w:t xml:space="preserve">Mērķis: Funkcija nepieciešama, lai administrators var dzēst </w:t>
+      </w:r>
+      <w:r>
+        <w:t>pakalpojumus</w:t>
+      </w:r>
+      <w:r>
+        <w:t xml:space="preserve"> cenu kalkulatorā.</w:t>
+      </w:r>
+    </w:p>
+    <w:p>
+      <w:r>
+        <w:t xml:space="preserve">Apstrāde: Administrators dzēš </w:t>
+      </w:r>
+      <w:r>
+        <w:t>pakalpojumu</w:t>
+      </w:r>
+      <w:r>
+        <w:t xml:space="preserve">. </w:t>
+      </w:r>
+    </w:p>
+    <w:p>
       <w:proofErr w:type="spellStart"/>
       <w:r>
-        <w:rPr>
-          <w:u w:val="single"/>
-        </w:rPr>
         <w:t>Izvaddati</w:t>
       </w:r>
       <w:proofErr w:type="spellEnd"/>
       <w:r>
-        <w:rPr>
-          <w:u w:val="single"/>
-        </w:rPr>
         <w:t xml:space="preserve">: </w:t>
       </w:r>
-    </w:p>
-    <w:p>
-      <w:pPr>
-        <w:pStyle w:val="ae"/>
-        <w:numPr>
-          <w:ilvl w:val="0"/>
-          <w:numId w:val="18"/>
-        </w:numPr>
-      </w:pPr>
-      <w:r>
-        <w:t>Paziņojums par ēdiena pievienošanu grozam;</w:t>
-      </w:r>
-    </w:p>
-    <w:p>
-      <w:pPr>
-        <w:pStyle w:val="ae"/>
-        <w:numPr>
-          <w:ilvl w:val="0"/>
-          <w:numId w:val="18"/>
-        </w:numPr>
-      </w:pPr>
-      <w:r>
-        <w:t xml:space="preserve">Atjaunināta </w:t>
-      </w:r>
-      <w:r>
-        <w:t>groza informācija;</w:t>
+      <w:r>
+        <w:t>Pakalpojums</w:t>
+      </w:r>
+      <w:r>
+        <w:t xml:space="preserve"> izdzēst</w:t>
+      </w:r>
+      <w:r>
+        <w:t>s</w:t>
+      </w:r>
+      <w:r>
+        <w:t xml:space="preserve"> no saraksta.</w:t>
       </w:r>
     </w:p>
     <w:p>
@@ -6393,62 +6676,45 @@
         <w:pStyle w:val="3"/>
       </w:pPr>
       <w:r>
-        <w:t>Pasūtījuma apstiprinājuma saņemšana</w:t>
-      </w:r>
-    </w:p>
-    <w:p>
-      <w:r>
-        <w:rPr>
-          <w:u w:val="single"/>
-        </w:rPr>
-        <w:t>Mērķis:</w:t>
-      </w:r>
-      <w:r>
-        <w:t xml:space="preserve"> Funkcija nepieciešama, lai informēt klientu par veiksmīgu pasūtījumu.</w:t>
-      </w:r>
-    </w:p>
-    <w:p>
-      <w:r>
-        <w:rPr>
-          <w:u w:val="single"/>
-        </w:rPr>
-        <w:t>Apstrāde:</w:t>
-      </w:r>
-      <w:r>
-        <w:t xml:space="preserve"> Pēc veiksmīgas apmaksas sistēma saglabā pasūtījumu datubāzē.</w:t>
-      </w:r>
-    </w:p>
-    <w:p>
-      <w:pPr>
-        <w:rPr>
-          <w:u w:val="single"/>
-        </w:rPr>
-      </w:pPr>
+        <w:t>Cenu kalkulatora cenas</w:t>
+      </w:r>
+    </w:p>
+    <w:p>
+      <w:r>
+        <w:t xml:space="preserve">Mērķis: Funkcija nepieciešama, lai administrators var pievienot </w:t>
+      </w:r>
+      <w:r>
+        <w:t>cenas</w:t>
+      </w:r>
+      <w:r>
+        <w:t xml:space="preserve"> cenu kalkulatorā.</w:t>
+      </w:r>
+    </w:p>
+    <w:p>
+      <w:r>
+        <w:t xml:space="preserve">Apstrāde: </w:t>
+      </w:r>
+      <w:r>
+        <w:t xml:space="preserve">Administrators izvēlās iepriekšminēto: kategoriju, pakalpojumu un opciju, izvēlās tos un </w:t>
+      </w:r>
+      <w:r>
+        <w:t>raksta cenu. Tas viss tiks saglabāts datubāzē.</w:t>
+      </w:r>
+    </w:p>
+    <w:p>
       <w:proofErr w:type="spellStart"/>
       <w:r>
-        <w:rPr>
-          <w:u w:val="single"/>
-        </w:rPr>
         <w:t>Izvaddati</w:t>
       </w:r>
       <w:proofErr w:type="spellEnd"/>
       <w:r>
-        <w:rPr>
-          <w:u w:val="single"/>
-        </w:rPr>
         <w:t xml:space="preserve">: </w:t>
       </w:r>
-    </w:p>
-    <w:p>
-      <w:pPr>
-        <w:pStyle w:val="ae"/>
-        <w:numPr>
-          <w:ilvl w:val="0"/>
-          <w:numId w:val="21"/>
-        </w:numPr>
-      </w:pPr>
-      <w:r>
-        <w:t>Apstiprinājuma paziņojums;</w:t>
+      <w:r>
+        <w:t>Cenas tiek saglabātas sarakstā</w:t>
+      </w:r>
+      <w:r>
+        <w:t>.</w:t>
       </w:r>
     </w:p>
     <w:p>
@@ -6456,61 +6722,68 @@
         <w:pStyle w:val="3"/>
       </w:pPr>
       <w:r>
-        <w:t>Administrācijas panelis</w:t>
-      </w:r>
-    </w:p>
-    <w:p>
-      <w:r>
-        <w:rPr>
-          <w:u w:val="single"/>
-        </w:rPr>
-        <w:t>Mērķis:</w:t>
-      </w:r>
-      <w:r>
-        <w:t xml:space="preserve"> Funkcija nepieciešama, lai nodrošinātu restorāna personālam iespēju pārvaldīt sistēmas saturu.</w:t>
-      </w:r>
-    </w:p>
-    <w:p>
-      <w:r>
-        <w:rPr>
-          <w:u w:val="single"/>
-        </w:rPr>
-        <w:t>Apstrāde:</w:t>
-      </w:r>
-      <w:r>
-        <w:t xml:space="preserve"> Administrators var pārvaldīt CRUD operācijas.</w:t>
-      </w:r>
-    </w:p>
-    <w:p>
-      <w:pPr>
-        <w:rPr>
-          <w:u w:val="single"/>
-        </w:rPr>
-      </w:pPr>
+        <w:t>Cenu kalkulatora cenas</w:t>
+      </w:r>
+      <w:r>
+        <w:t xml:space="preserve"> rediģēšana</w:t>
+      </w:r>
+    </w:p>
+    <w:p>
+      <w:r>
+        <w:t xml:space="preserve">Mērķis: Funkcija nepieciešama, lai administrators var </w:t>
+      </w:r>
       <w:proofErr w:type="spellStart"/>
       <w:r>
-        <w:rPr>
-          <w:u w:val="single"/>
-        </w:rPr>
+        <w:t>regiģēt</w:t>
+      </w:r>
+      <w:proofErr w:type="spellEnd"/>
+      <w:r>
+        <w:t xml:space="preserve"> cenas</w:t>
+      </w:r>
+      <w:r>
+        <w:t>, kategorijas, opcijas un pakalpojumus</w:t>
+      </w:r>
+      <w:r>
+        <w:t xml:space="preserve"> cenu kalkulatorā.</w:t>
+      </w:r>
+    </w:p>
+    <w:p>
+      <w:r>
+        <w:t xml:space="preserve">Apstrāde: Administrators </w:t>
+      </w:r>
+      <w:r>
+        <w:t>var rediģēt</w:t>
+      </w:r>
+      <w:r>
+        <w:t xml:space="preserve"> kategoriju, pakalpojumu</w:t>
+      </w:r>
+      <w:r>
+        <w:t>,</w:t>
+      </w:r>
+      <w:r>
+        <w:t xml:space="preserve"> opciju</w:t>
+      </w:r>
+      <w:r>
+        <w:t xml:space="preserve"> un</w:t>
+      </w:r>
+      <w:r>
+        <w:t xml:space="preserve"> cenu. Tas viss tiks saglabāts datubāzē.</w:t>
+      </w:r>
+    </w:p>
+    <w:p>
+      <w:proofErr w:type="spellStart"/>
+      <w:r>
         <w:t>Izvaddati</w:t>
       </w:r>
       <w:proofErr w:type="spellEnd"/>
       <w:r>
-        <w:rPr>
-          <w:u w:val="single"/>
-        </w:rPr>
-        <w:t>:</w:t>
-      </w:r>
-    </w:p>
-    <w:p>
-      <w:pPr>
-        <w:ind w:left="1211" w:firstLine="0"/>
-      </w:pPr>
-      <w:r>
-        <w:t xml:space="preserve">1) </w:t>
-      </w:r>
-      <w:r>
-        <w:t>Paziņojums par veiksmīgu darbību.</w:t>
+        <w:t xml:space="preserve">: </w:t>
+      </w:r>
+      <w:r>
+        <w:t>Izmaiņas tiks attēloti sarakstā</w:t>
+      </w:r>
+      <w:r>
+        <w:t>.</w:t>
       </w:r>
     </w:p>
     <w:p>
@@ -6518,837 +6791,46 @@
         <w:pStyle w:val="3"/>
       </w:pPr>
       <w:r>
+        <w:t xml:space="preserve">Cenu kalkulatora cenas </w:t>
+      </w:r>
+      <w:r>
+        <w:t>dzēšana</w:t>
+      </w:r>
+    </w:p>
+    <w:p>
+      <w:r>
+        <w:t xml:space="preserve">Mērķis: Funkcija nepieciešama, lai administrators var </w:t>
+      </w:r>
+      <w:r>
+        <w:t>dzēst</w:t>
+      </w:r>
+      <w:r>
+        <w:t xml:space="preserve"> cenas cenu kalkulatorā.</w:t>
+      </w:r>
+    </w:p>
+    <w:p>
+      <w:r>
+        <w:t xml:space="preserve">Apstrāde: Administrators </w:t>
+      </w:r>
+      <w:r>
+        <w:t>dzēš cenu.</w:t>
+      </w:r>
+    </w:p>
+    <w:p>
+      <w:proofErr w:type="spellStart"/>
+      <w:r>
         <w:lastRenderedPageBreak/>
-        <w:t>Ēdienu meklēšana</w:t>
-      </w:r>
-    </w:p>
-    <w:p>
-      <w:r>
-        <w:rPr>
-          <w:u w:val="single"/>
-        </w:rPr>
-        <w:t>Mērķis:</w:t>
-      </w:r>
-      <w:r>
-        <w:t xml:space="preserve"> Funkcija nepieciešama, lai klienti varētu atrast ēdienu ātrāk meklētājā.</w:t>
-      </w:r>
-    </w:p>
-    <w:p>
-      <w:pPr>
-        <w:rPr>
-          <w:u w:val="single"/>
-        </w:rPr>
-      </w:pPr>
-      <w:proofErr w:type="spellStart"/>
-      <w:r>
-        <w:rPr>
-          <w:u w:val="single"/>
-        </w:rPr>
-        <w:t>Ievaddati</w:t>
+        <w:t>Izvaddati</w:t>
       </w:r>
       <w:proofErr w:type="spellEnd"/>
       <w:r>
-        <w:rPr>
-          <w:u w:val="single"/>
-        </w:rPr>
-        <w:t>:</w:t>
-      </w:r>
-    </w:p>
-    <w:p>
-      <w:pPr>
-        <w:jc w:val="right"/>
-        <w:rPr>
-          <w:b/>
-          <w:bCs/>
-          <w:sz w:val="20"/>
-          <w:szCs w:val="20"/>
-        </w:rPr>
-      </w:pPr>
-      <w:r>
-        <w:rPr>
-          <w:b/>
-          <w:bCs/>
-          <w:sz w:val="20"/>
-          <w:szCs w:val="20"/>
-        </w:rPr>
-        <w:t>6.tabula</w:t>
-      </w:r>
-    </w:p>
-    <w:p>
-      <w:pPr>
-        <w:jc w:val="center"/>
-        <w:rPr>
-          <w:b/>
-          <w:bCs/>
-          <w:sz w:val="20"/>
-          <w:szCs w:val="20"/>
-        </w:rPr>
-      </w:pPr>
-      <w:r>
-        <w:rPr>
-          <w:b/>
-          <w:bCs/>
-          <w:sz w:val="20"/>
-          <w:szCs w:val="20"/>
-        </w:rPr>
-        <w:t>Ēdienu meklēšana</w:t>
-      </w:r>
-    </w:p>
-    <w:tbl>
-      <w:tblPr>
-        <w:tblStyle w:val="a7"/>
-        <w:tblW w:w="7781" w:type="dxa"/>
-        <w:tblInd w:w="1157" w:type="dxa"/>
-        <w:tblLook w:val="04A0" w:firstRow="1" w:lastRow="0" w:firstColumn="1" w:lastColumn="0" w:noHBand="0" w:noVBand="1"/>
-      </w:tblPr>
-      <w:tblGrid>
-        <w:gridCol w:w="2593"/>
-        <w:gridCol w:w="2594"/>
-        <w:gridCol w:w="2594"/>
-      </w:tblGrid>
-      <w:tr>
-        <w:trPr>
-          <w:trHeight w:val="374"/>
-        </w:trPr>
-        <w:tc>
-          <w:tcPr>
-            <w:tcW w:w="2593" w:type="dxa"/>
-            <w:shd w:val="clear" w:color="auto" w:fill="E7E6E6" w:themeFill="background2"/>
-            <w:vAlign w:val="center"/>
-          </w:tcPr>
-          <w:p>
-            <w:pPr>
-              <w:spacing w:line="240" w:lineRule="auto"/>
-              <w:ind w:firstLine="0"/>
-              <w:jc w:val="left"/>
-              <w:rPr>
-                <w:sz w:val="20"/>
-                <w:szCs w:val="20"/>
-              </w:rPr>
-            </w:pPr>
-            <w:r>
-              <w:rPr>
-                <w:sz w:val="20"/>
-                <w:szCs w:val="20"/>
-              </w:rPr>
-              <w:t>Nosaukums</w:t>
-            </w:r>
-          </w:p>
-        </w:tc>
-        <w:tc>
-          <w:tcPr>
-            <w:tcW w:w="2594" w:type="dxa"/>
-            <w:shd w:val="clear" w:color="auto" w:fill="E7E6E6" w:themeFill="background2"/>
-            <w:vAlign w:val="center"/>
-          </w:tcPr>
-          <w:p>
-            <w:pPr>
-              <w:spacing w:line="240" w:lineRule="auto"/>
-              <w:ind w:firstLine="0"/>
-              <w:jc w:val="left"/>
-              <w:rPr>
-                <w:sz w:val="20"/>
-                <w:szCs w:val="20"/>
-              </w:rPr>
-            </w:pPr>
-            <w:r>
-              <w:rPr>
-                <w:sz w:val="20"/>
-                <w:szCs w:val="20"/>
-              </w:rPr>
-              <w:t>Obligāts</w:t>
-            </w:r>
-          </w:p>
-        </w:tc>
-        <w:tc>
-          <w:tcPr>
-            <w:tcW w:w="2594" w:type="dxa"/>
-            <w:shd w:val="clear" w:color="auto" w:fill="E7E6E6" w:themeFill="background2"/>
-            <w:vAlign w:val="center"/>
-          </w:tcPr>
-          <w:p>
-            <w:pPr>
-              <w:spacing w:line="240" w:lineRule="auto"/>
-              <w:ind w:firstLine="0"/>
-              <w:jc w:val="left"/>
-              <w:rPr>
-                <w:sz w:val="20"/>
-                <w:szCs w:val="20"/>
-              </w:rPr>
-            </w:pPr>
-            <w:r>
-              <w:rPr>
-                <w:sz w:val="20"/>
-                <w:szCs w:val="20"/>
-              </w:rPr>
-              <w:t>Piezīmes</w:t>
-            </w:r>
-          </w:p>
-        </w:tc>
-      </w:tr>
-      <w:tr>
-        <w:trPr>
-          <w:trHeight w:val="358"/>
-        </w:trPr>
-        <w:tc>
-          <w:tcPr>
-            <w:tcW w:w="2593" w:type="dxa"/>
-            <w:vAlign w:val="center"/>
-          </w:tcPr>
-          <w:p>
-            <w:pPr>
-              <w:spacing w:line="240" w:lineRule="auto"/>
-              <w:ind w:firstLine="0"/>
-              <w:jc w:val="left"/>
-              <w:rPr>
-                <w:sz w:val="20"/>
-                <w:szCs w:val="20"/>
-              </w:rPr>
-            </w:pPr>
-            <w:r>
-              <w:rPr>
-                <w:sz w:val="20"/>
-                <w:szCs w:val="20"/>
-              </w:rPr>
-              <w:t>Ēdiena nosaukums</w:t>
-            </w:r>
-          </w:p>
-        </w:tc>
-        <w:tc>
-          <w:tcPr>
-            <w:tcW w:w="2594" w:type="dxa"/>
-            <w:vAlign w:val="center"/>
-          </w:tcPr>
-          <w:p>
-            <w:pPr>
-              <w:spacing w:line="240" w:lineRule="auto"/>
-              <w:ind w:firstLine="0"/>
-              <w:jc w:val="left"/>
-              <w:rPr>
-                <w:sz w:val="20"/>
-                <w:szCs w:val="20"/>
-              </w:rPr>
-            </w:pPr>
-            <w:r>
-              <w:rPr>
-                <w:sz w:val="20"/>
-                <w:szCs w:val="20"/>
-              </w:rPr>
-              <w:t>Jā</w:t>
-            </w:r>
-          </w:p>
-        </w:tc>
-        <w:tc>
-          <w:tcPr>
-            <w:tcW w:w="2594" w:type="dxa"/>
-            <w:vAlign w:val="center"/>
-          </w:tcPr>
-          <w:p>
-            <w:pPr>
-              <w:spacing w:line="240" w:lineRule="auto"/>
-              <w:ind w:firstLine="0"/>
-              <w:jc w:val="left"/>
-              <w:rPr>
-                <w:sz w:val="20"/>
-                <w:szCs w:val="20"/>
-              </w:rPr>
-            </w:pPr>
-          </w:p>
-        </w:tc>
-      </w:tr>
-    </w:tbl>
-    <w:p>
-      <w:pPr>
-        <w:ind w:firstLine="0"/>
-      </w:pPr>
-    </w:p>
-    <w:p>
-      <w:r>
-        <w:rPr>
-          <w:u w:val="single"/>
-        </w:rPr>
-        <w:t>Apstrāde:</w:t>
-      </w:r>
-      <w:r>
-        <w:t xml:space="preserve"> Ievadot ēdiena nosaukumu meklētājā, tiks paradīti ēdieni.</w:t>
-      </w:r>
-    </w:p>
-    <w:p>
-      <w:pPr>
-        <w:rPr>
-          <w:u w:val="single"/>
-        </w:rPr>
-      </w:pPr>
-      <w:proofErr w:type="spellStart"/>
-      <w:r>
-        <w:rPr>
-          <w:u w:val="single"/>
-        </w:rPr>
-        <w:t>Izvaddati</w:t>
-      </w:r>
-      <w:proofErr w:type="spellEnd"/>
-      <w:r>
-        <w:rPr>
-          <w:u w:val="single"/>
-        </w:rPr>
         <w:t xml:space="preserve">: </w:t>
       </w:r>
-    </w:p>
-    <w:p>
-      <w:pPr>
-        <w:pStyle w:val="ae"/>
-        <w:numPr>
-          <w:ilvl w:val="0"/>
-          <w:numId w:val="19"/>
-        </w:numPr>
-      </w:pPr>
-      <w:r>
-        <w:t>Ēdienu attēlošana</w:t>
-      </w:r>
-    </w:p>
-    <w:p>
-      <w:pPr>
-        <w:pStyle w:val="3"/>
-      </w:pPr>
-      <w:r>
-        <w:t>Pasūtījuma vēsture</w:t>
-      </w:r>
-    </w:p>
-    <w:p>
-      <w:r>
-        <w:rPr>
-          <w:u w:val="single"/>
-        </w:rPr>
-        <w:t>Mērķis:</w:t>
-      </w:r>
-      <w:r>
-        <w:t xml:space="preserve"> Funkcija nepieciešama, lai klientam būtu iespēja apskatīt pasūtījuma vēsturi.</w:t>
-      </w:r>
-    </w:p>
-    <w:p>
-      <w:proofErr w:type="spellStart"/>
-      <w:r>
-        <w:rPr>
-          <w:u w:val="single"/>
-        </w:rPr>
-        <w:t>Ievaddati</w:t>
-      </w:r>
-      <w:proofErr w:type="spellEnd"/>
-      <w:r>
-        <w:rPr>
-          <w:u w:val="single"/>
-        </w:rPr>
-        <w:t>:</w:t>
-      </w:r>
-      <w:r>
-        <w:t xml:space="preserve"> Autorizācija sistēmā (Skat. 2. tabulu).</w:t>
-      </w:r>
-    </w:p>
-    <w:p>
-      <w:r>
-        <w:rPr>
-          <w:u w:val="single"/>
-        </w:rPr>
-        <w:t>Apstrāde:</w:t>
-      </w:r>
-      <w:r>
-        <w:t xml:space="preserve"> Atvērot pasūtījumu vēstures sadaļu</w:t>
-      </w:r>
-      <w:r>
-        <w:t>, tiks attēlota pasūtījumu vēsture.</w:t>
-      </w:r>
-    </w:p>
-    <w:p>
-      <w:pPr>
-        <w:rPr>
-          <w:u w:val="single"/>
-        </w:rPr>
-      </w:pPr>
-      <w:proofErr w:type="spellStart"/>
-      <w:r>
-        <w:rPr>
-          <w:u w:val="single"/>
-        </w:rPr>
-        <w:t>Izvaddati</w:t>
-      </w:r>
-      <w:proofErr w:type="spellEnd"/>
-      <w:r>
-        <w:rPr>
-          <w:u w:val="single"/>
-        </w:rPr>
-        <w:t xml:space="preserve">: </w:t>
-      </w:r>
-    </w:p>
-    <w:p>
-      <w:pPr>
-        <w:ind w:left="1211" w:firstLine="0"/>
-      </w:pPr>
-      <w:r>
-        <w:t>1)  Tiks attēlota pasūtījuma vēsture;</w:t>
-      </w:r>
-    </w:p>
-    <w:p>
-      <w:pPr>
-        <w:pStyle w:val="3"/>
-      </w:pPr>
-      <w:r>
-        <w:t xml:space="preserve">Izlogošanas </w:t>
-      </w:r>
-      <w:r>
-        <w:t>sistēma</w:t>
-      </w:r>
-    </w:p>
-    <w:p>
-      <w:r>
-        <w:rPr>
-          <w:u w:val="single"/>
-        </w:rPr>
-        <w:t>Mērķis:</w:t>
-      </w:r>
-      <w:r>
-        <w:t xml:space="preserve"> </w:t>
-      </w:r>
-      <w:r>
-        <w:t>Funkcija nepieciešama, lai klientam un administratoram būtu iespēja izlogoties no sistēmas</w:t>
+      <w:r>
+        <w:t>Cenas izdzēstas no saraksta</w:t>
       </w:r>
       <w:r>
         <w:t>.</w:t>
-      </w:r>
-    </w:p>
-    <w:p>
-      <w:r>
-        <w:rPr>
-          <w:u w:val="single"/>
-        </w:rPr>
-        <w:t>Apstrāde:</w:t>
-      </w:r>
-      <w:r>
-        <w:t xml:space="preserve"> Nospiežot izlogošanos pogu, sesija tiks dzēsta un lietotājs tiks atgriezts</w:t>
-      </w:r>
-      <w:r>
-        <w:t>.</w:t>
-      </w:r>
-    </w:p>
-    <w:p>
-      <w:pPr>
-        <w:rPr>
-          <w:u w:val="single"/>
-        </w:rPr>
-      </w:pPr>
-      <w:proofErr w:type="spellStart"/>
-      <w:r>
-        <w:rPr>
-          <w:u w:val="single"/>
-        </w:rPr>
-        <w:t>Izvaddati</w:t>
-      </w:r>
-      <w:proofErr w:type="spellEnd"/>
-      <w:r>
-        <w:rPr>
-          <w:u w:val="single"/>
-        </w:rPr>
-        <w:t xml:space="preserve">: </w:t>
-      </w:r>
-    </w:p>
-    <w:p>
-      <w:pPr>
-        <w:ind w:left="1211" w:firstLine="0"/>
-      </w:pPr>
-      <w:r>
-        <w:t>1)  Paziņojums par izlogošanos;</w:t>
-      </w:r>
-    </w:p>
-    <w:p>
-      <w:pPr>
-        <w:pStyle w:val="3"/>
-      </w:pPr>
-      <w:r>
-        <w:t>Galerija</w:t>
-      </w:r>
-    </w:p>
-    <w:p>
-      <w:r>
-        <w:rPr>
-          <w:u w:val="single"/>
-        </w:rPr>
-        <w:t>Mērķis:</w:t>
-      </w:r>
-      <w:r>
-        <w:t xml:space="preserve"> Funkcija nepieciešama, lai cilvēkam būtu iespēja apskatīt bildes nospiežot pogas.</w:t>
-      </w:r>
-    </w:p>
-    <w:p>
-      <w:r>
-        <w:rPr>
-          <w:u w:val="single"/>
-        </w:rPr>
-        <w:t>Apstrāde:</w:t>
-      </w:r>
-      <w:r>
-        <w:t xml:space="preserve"> Nospiežot pogas “pa labi”, “pa kreisi” mainīsies bildes.</w:t>
-      </w:r>
-    </w:p>
-    <w:p>
-      <w:pPr>
-        <w:rPr>
-          <w:u w:val="single"/>
-        </w:rPr>
-      </w:pPr>
-      <w:proofErr w:type="spellStart"/>
-      <w:r>
-        <w:rPr>
-          <w:u w:val="single"/>
-        </w:rPr>
-        <w:t>Izvaddati</w:t>
-      </w:r>
-      <w:proofErr w:type="spellEnd"/>
-      <w:r>
-        <w:rPr>
-          <w:u w:val="single"/>
-        </w:rPr>
-        <w:t xml:space="preserve">: </w:t>
-      </w:r>
-    </w:p>
-    <w:p>
-      <w:pPr>
-        <w:ind w:left="1211" w:firstLine="0"/>
-      </w:pPr>
-      <w:r>
-        <w:t>1)  Attēlosies attēli;</w:t>
-      </w:r>
-    </w:p>
-    <w:p>
-      <w:pPr>
-        <w:pStyle w:val="3"/>
-      </w:pPr>
-      <w:r>
-        <w:lastRenderedPageBreak/>
-        <w:t>Dinamiskie dati</w:t>
-      </w:r>
-    </w:p>
-    <w:p>
-      <w:r>
-        <w:rPr>
-          <w:u w:val="single"/>
-        </w:rPr>
-        <w:t>Mērķis:</w:t>
-      </w:r>
-      <w:r>
-        <w:t xml:space="preserve"> Funkcija nepieciešama, lai klientam parādīt dinamiski informāciju par tīmekļa vietni.</w:t>
-      </w:r>
-    </w:p>
-    <w:p>
-      <w:r>
-        <w:rPr>
-          <w:u w:val="single"/>
-        </w:rPr>
-        <w:t>Apstrāde:</w:t>
-      </w:r>
-      <w:r>
-        <w:t xml:space="preserve"> No datubāzēs tiks savākta informācija, kura būs dinamiska.</w:t>
-      </w:r>
-    </w:p>
-    <w:p>
-      <w:pPr>
-        <w:rPr>
-          <w:u w:val="single"/>
-        </w:rPr>
-      </w:pPr>
-      <w:proofErr w:type="spellStart"/>
-      <w:r>
-        <w:rPr>
-          <w:u w:val="single"/>
-        </w:rPr>
-        <w:t>Izvaddati</w:t>
-      </w:r>
-      <w:proofErr w:type="spellEnd"/>
-      <w:r>
-        <w:rPr>
-          <w:u w:val="single"/>
-        </w:rPr>
-        <w:t>:</w:t>
-      </w:r>
-    </w:p>
-    <w:p>
-      <w:pPr>
-        <w:ind w:left="1211" w:firstLine="0"/>
-      </w:pPr>
-      <w:r>
-        <w:t>1)  Tiks izvadīti dinamiskie dati</w:t>
-      </w:r>
-      <w:r>
-        <w:t>;</w:t>
-      </w:r>
-    </w:p>
-    <w:p>
-      <w:pPr>
-        <w:pStyle w:val="3"/>
-      </w:pPr>
-      <w:r>
-        <w:t>Ēdienkartes filtrēšana pēc kategorijām</w:t>
-      </w:r>
-    </w:p>
-    <w:p>
-      <w:r>
-        <w:t>Mērķis: Funkcija nepieciešama, lai klientam būtu vieglāk atrast, to ko viņš grib pēc kategorijas.</w:t>
-      </w:r>
-    </w:p>
-    <w:p>
-      <w:proofErr w:type="spellStart"/>
-      <w:r>
-        <w:t>Ievaddati</w:t>
-      </w:r>
-      <w:proofErr w:type="spellEnd"/>
-      <w:r>
-        <w:t xml:space="preserve">: </w:t>
-      </w:r>
-    </w:p>
-    <w:p>
-      <w:pPr>
-        <w:jc w:val="right"/>
-        <w:rPr>
-          <w:b/>
-          <w:bCs/>
-          <w:sz w:val="20"/>
-          <w:szCs w:val="20"/>
-        </w:rPr>
-      </w:pPr>
-      <w:r>
-        <w:rPr>
-          <w:b/>
-          <w:bCs/>
-          <w:sz w:val="20"/>
-          <w:szCs w:val="20"/>
-        </w:rPr>
-        <w:t>6.tabula</w:t>
-      </w:r>
-    </w:p>
-    <w:p>
-      <w:pPr>
-        <w:jc w:val="center"/>
-        <w:rPr>
-          <w:b/>
-          <w:bCs/>
-          <w:sz w:val="20"/>
-          <w:szCs w:val="20"/>
-        </w:rPr>
-      </w:pPr>
-      <w:r>
-        <w:rPr>
-          <w:b/>
-          <w:bCs/>
-          <w:sz w:val="20"/>
-          <w:szCs w:val="20"/>
-        </w:rPr>
-        <w:t>Ēdienu meklēšana pēc kategorijām</w:t>
-      </w:r>
-    </w:p>
-    <w:tbl>
-      <w:tblPr>
-        <w:tblStyle w:val="a7"/>
-        <w:tblW w:w="7781" w:type="dxa"/>
-        <w:tblInd w:w="1157" w:type="dxa"/>
-        <w:tblLook w:val="04A0" w:firstRow="1" w:lastRow="0" w:firstColumn="1" w:lastColumn="0" w:noHBand="0" w:noVBand="1"/>
-      </w:tblPr>
-      <w:tblGrid>
-        <w:gridCol w:w="2593"/>
-        <w:gridCol w:w="2594"/>
-        <w:gridCol w:w="2594"/>
-      </w:tblGrid>
-      <w:tr>
-        <w:trPr>
-          <w:trHeight w:val="374"/>
-        </w:trPr>
-        <w:tc>
-          <w:tcPr>
-            <w:tcW w:w="2593" w:type="dxa"/>
-            <w:shd w:val="clear" w:color="auto" w:fill="E7E6E6" w:themeFill="background2"/>
-            <w:vAlign w:val="center"/>
-          </w:tcPr>
-          <w:p>
-            <w:pPr>
-              <w:spacing w:line="240" w:lineRule="auto"/>
-              <w:ind w:firstLine="0"/>
-              <w:jc w:val="left"/>
-              <w:rPr>
-                <w:sz w:val="20"/>
-                <w:szCs w:val="20"/>
-              </w:rPr>
-            </w:pPr>
-            <w:r>
-              <w:rPr>
-                <w:sz w:val="20"/>
-                <w:szCs w:val="20"/>
-              </w:rPr>
-              <w:t>Nosaukums</w:t>
-            </w:r>
-          </w:p>
-        </w:tc>
-        <w:tc>
-          <w:tcPr>
-            <w:tcW w:w="2594" w:type="dxa"/>
-            <w:shd w:val="clear" w:color="auto" w:fill="E7E6E6" w:themeFill="background2"/>
-            <w:vAlign w:val="center"/>
-          </w:tcPr>
-          <w:p>
-            <w:pPr>
-              <w:spacing w:line="240" w:lineRule="auto"/>
-              <w:ind w:firstLine="0"/>
-              <w:jc w:val="left"/>
-              <w:rPr>
-                <w:sz w:val="20"/>
-                <w:szCs w:val="20"/>
-              </w:rPr>
-            </w:pPr>
-            <w:r>
-              <w:rPr>
-                <w:sz w:val="20"/>
-                <w:szCs w:val="20"/>
-              </w:rPr>
-              <w:t>Obligāts</w:t>
-            </w:r>
-          </w:p>
-        </w:tc>
-        <w:tc>
-          <w:tcPr>
-            <w:tcW w:w="2594" w:type="dxa"/>
-            <w:shd w:val="clear" w:color="auto" w:fill="E7E6E6" w:themeFill="background2"/>
-            <w:vAlign w:val="center"/>
-          </w:tcPr>
-          <w:p>
-            <w:pPr>
-              <w:spacing w:line="240" w:lineRule="auto"/>
-              <w:ind w:firstLine="0"/>
-              <w:jc w:val="left"/>
-              <w:rPr>
-                <w:sz w:val="20"/>
-                <w:szCs w:val="20"/>
-              </w:rPr>
-            </w:pPr>
-            <w:r>
-              <w:rPr>
-                <w:sz w:val="20"/>
-                <w:szCs w:val="20"/>
-              </w:rPr>
-              <w:t>Piezīmes</w:t>
-            </w:r>
-          </w:p>
-        </w:tc>
-      </w:tr>
-      <w:tr>
-        <w:trPr>
-          <w:trHeight w:val="358"/>
-        </w:trPr>
-        <w:tc>
-          <w:tcPr>
-            <w:tcW w:w="2593" w:type="dxa"/>
-            <w:vAlign w:val="center"/>
-          </w:tcPr>
-          <w:p>
-            <w:pPr>
-              <w:spacing w:line="240" w:lineRule="auto"/>
-              <w:ind w:firstLine="0"/>
-              <w:jc w:val="left"/>
-              <w:rPr>
-                <w:sz w:val="20"/>
-                <w:szCs w:val="20"/>
-              </w:rPr>
-            </w:pPr>
-            <w:r>
-              <w:rPr>
-                <w:sz w:val="20"/>
-                <w:szCs w:val="20"/>
-              </w:rPr>
-              <w:t>Kategorija</w:t>
-            </w:r>
-          </w:p>
-        </w:tc>
-        <w:tc>
-          <w:tcPr>
-            <w:tcW w:w="2594" w:type="dxa"/>
-            <w:vAlign w:val="center"/>
-          </w:tcPr>
-          <w:p>
-            <w:pPr>
-              <w:spacing w:line="240" w:lineRule="auto"/>
-              <w:ind w:firstLine="0"/>
-              <w:jc w:val="left"/>
-              <w:rPr>
-                <w:sz w:val="20"/>
-                <w:szCs w:val="20"/>
-              </w:rPr>
-            </w:pPr>
-            <w:r>
-              <w:rPr>
-                <w:sz w:val="20"/>
-                <w:szCs w:val="20"/>
-              </w:rPr>
-              <w:t>Jā</w:t>
-            </w:r>
-          </w:p>
-        </w:tc>
-        <w:tc>
-          <w:tcPr>
-            <w:tcW w:w="2594" w:type="dxa"/>
-            <w:vAlign w:val="center"/>
-          </w:tcPr>
-          <w:p>
-            <w:pPr>
-              <w:spacing w:line="240" w:lineRule="auto"/>
-              <w:ind w:firstLine="0"/>
-              <w:jc w:val="left"/>
-              <w:rPr>
-                <w:sz w:val="20"/>
-                <w:szCs w:val="20"/>
-              </w:rPr>
-            </w:pPr>
-          </w:p>
-        </w:tc>
-      </w:tr>
-    </w:tbl>
-    <w:p>
-      <w:pPr>
-        <w:ind w:firstLine="0"/>
-      </w:pPr>
-    </w:p>
-    <w:p>
-      <w:r>
-        <w:rPr>
-          <w:u w:val="single"/>
-        </w:rPr>
-        <w:t>Apstrāde:</w:t>
-      </w:r>
-      <w:r>
-        <w:t xml:space="preserve"> Izvēlējoties kategoriju, tiks attēloti piedāvājumi.</w:t>
-      </w:r>
-    </w:p>
-    <w:p>
-      <w:pPr>
-        <w:rPr>
-          <w:u w:val="single"/>
-        </w:rPr>
-      </w:pPr>
-      <w:proofErr w:type="spellStart"/>
-      <w:r>
-        <w:rPr>
-          <w:u w:val="single"/>
-        </w:rPr>
-        <w:t>Izvaddati</w:t>
-      </w:r>
-      <w:proofErr w:type="spellEnd"/>
-      <w:r>
-        <w:rPr>
-          <w:u w:val="single"/>
-        </w:rPr>
-        <w:t>:</w:t>
-      </w:r>
-    </w:p>
-    <w:p>
-      <w:pPr>
-        <w:ind w:left="1211" w:firstLine="0"/>
-      </w:pPr>
-      <w:r>
-        <w:t>1)  Tiks attēloti piedāvājumi;</w:t>
       </w:r>
     </w:p>
     <w:p>
@@ -7620,25 +7102,7 @@
         <w:rPr>
           <w:rFonts w:eastAsia="Times New Roman" w:cs="Times New Roman"/>
         </w:rPr>
-        <w:t xml:space="preserve">Ar drošu šifrēšanu tiek glabātas </w:t>
-      </w:r>
-      <w:r>
-        <w:rPr>
-          <w:rFonts w:eastAsia="Times New Roman" w:cs="Times New Roman"/>
-        </w:rPr>
-        <w:t>lietotāju</w:t>
-      </w:r>
-      <w:r>
-        <w:rPr>
-          <w:rFonts w:eastAsia="Times New Roman" w:cs="Times New Roman"/>
-        </w:rPr>
-        <w:t xml:space="preserve"> un administratoru paroles</w:t>
-      </w:r>
-      <w:r>
-        <w:rPr>
-          <w:rFonts w:eastAsia="Times New Roman" w:cs="Times New Roman"/>
-        </w:rPr>
-        <w:t>, un maksāšanas informāciju;</w:t>
+        <w:t>Ar drošu šifrēšanu tiek glabātas administratoru paroles</w:t>
       </w:r>
     </w:p>
     <w:p>
@@ -7701,14 +7165,19 @@
       </w:pPr>
       <w:bookmarkStart w:id="6" w:name="_Toc216293159"/>
       <w:r>
-        <w:lastRenderedPageBreak/>
         <w:t>Gala lietotāja raksturiezīmes</w:t>
       </w:r>
       <w:bookmarkEnd w:id="6"/>
     </w:p>
     <w:p>
       <w:r>
-        <w:t>Tīmekļa vietnes “WOOD &amp; FOOD” ir paredzēts sekojošiem lietotājiem:</w:t>
+        <w:t>Tīmekļa vietnes “</w:t>
+      </w:r>
+      <w:r>
+        <w:t>Ražots Godiņos</w:t>
+      </w:r>
+      <w:r>
+        <w:t>” ir paredzēts sekojošiem lietotājiem:</w:t>
       </w:r>
     </w:p>
     <w:p>
@@ -7720,10 +7189,10 @@
         </w:numPr>
       </w:pPr>
       <w:r>
-        <w:t>Lietotājiem, kuri vēlas apmeklēt restorānu. Tīmekļa vietne ir paredzēta, lai lietotājs attālināti varētu rezervēt galdiņus uz noteikto laiku</w:t>
-      </w:r>
-      <w:r>
-        <w:t>;</w:t>
+        <w:t xml:space="preserve">Lietotājiem, kuri vēlas </w:t>
+      </w:r>
+      <w:r>
+        <w:t>iegādāties koku konstrukcijas;</w:t>
       </w:r>
     </w:p>
     <w:p>
@@ -7735,7 +7204,10 @@
         </w:numPr>
       </w:pPr>
       <w:r>
-        <w:t>Apmeklētājiem, kuri vēlas pasūtīt ēdienus, apmaksājot pakalpojumu</w:t>
+        <w:t xml:space="preserve">Apmeklētājiem, kuri </w:t>
+      </w:r>
+      <w:r>
+        <w:t>uzzināt provizorisku cenu</w:t>
       </w:r>
       <w:r>
         <w:t>;</w:t>
@@ -7750,7 +7222,7 @@
         </w:numPr>
       </w:pPr>
       <w:r>
-        <w:t>Apskatīties restorāna “WOOD &amp; FOOD” ēdienkarti, lai izvēlēties noteikto ēdienu un iegūt informāciju par to (ēdienu sastāvs, alergēni vai kam ir piemērots ēdiens</w:t>
+        <w:t>Apskatīties esošus projektus, aprakstus un galerijas</w:t>
       </w:r>
       <w:r>
         <w:t>;</w:t>
@@ -7777,7 +7249,23 @@
           <w:b w:val="0"/>
           <w:bCs w:val="0"/>
         </w:rPr>
-        <w:t>“WOOD &amp; FOOD”</w:t>
+        <w:t>“</w:t>
+      </w:r>
+      <w:r>
+        <w:rPr>
+          <w:rStyle w:val="af6"/>
+          <w:b w:val="0"/>
+          <w:bCs w:val="0"/>
+        </w:rPr>
+        <w:t>Ražots Godiņos</w:t>
+      </w:r>
+      <w:r>
+        <w:rPr>
+          <w:rStyle w:val="af6"/>
+          <w:b w:val="0"/>
+          <w:bCs w:val="0"/>
+        </w:rPr>
+        <w:t>”</w:t>
       </w:r>
       <w:r>
         <w:t xml:space="preserve"> izstrādē, kā arī alternatīvie risinājumi, kurus iespējams izmantot projekta realizācijai.</w:t>
@@ -8524,13 +8012,7 @@
       <w:rPr>
         <w:noProof/>
       </w:rPr>
-      <w:t>1</w:t>
-    </w:r>
-    <w:r>
-      <w:rPr>
-        <w:noProof/>
-      </w:rPr>
-      <w:t>5</w:t>
+      <w:t>15</w:t>
     </w:r>
     <w:r>
       <w:fldChar w:fldCharType="end"/>
@@ -9597,6 +9079,178 @@
     </w:lvl>
   </w:abstractNum>
   <w:abstractNum w:abstractNumId="11" w15:restartNumberingAfterBreak="0">
+    <w:nsid w:val="23122F73"/>
+    <w:multiLevelType w:val="hybridMultilevel"/>
+    <w:tmpl w:val="997233B8"/>
+    <w:lvl w:ilvl="0" w:tplc="FFFFFFFF">
+      <w:start w:val="1"/>
+      <w:numFmt w:val="decimal"/>
+      <w:lvlText w:val="%1)"/>
+      <w:lvlJc w:val="left"/>
+      <w:pPr>
+        <w:ind w:left="1572" w:hanging="360"/>
+      </w:pPr>
+    </w:lvl>
+    <w:lvl w:ilvl="1" w:tplc="FFFFFFFF" w:tentative="1">
+      <w:start w:val="1"/>
+      <w:numFmt w:val="lowerLetter"/>
+      <w:lvlText w:val="%2."/>
+      <w:lvlJc w:val="left"/>
+      <w:pPr>
+        <w:ind w:left="2292" w:hanging="360"/>
+      </w:pPr>
+    </w:lvl>
+    <w:lvl w:ilvl="2" w:tplc="FFFFFFFF" w:tentative="1">
+      <w:start w:val="1"/>
+      <w:numFmt w:val="lowerRoman"/>
+      <w:lvlText w:val="%3."/>
+      <w:lvlJc w:val="right"/>
+      <w:pPr>
+        <w:ind w:left="3012" w:hanging="180"/>
+      </w:pPr>
+    </w:lvl>
+    <w:lvl w:ilvl="3" w:tplc="FFFFFFFF" w:tentative="1">
+      <w:start w:val="1"/>
+      <w:numFmt w:val="decimal"/>
+      <w:lvlText w:val="%4."/>
+      <w:lvlJc w:val="left"/>
+      <w:pPr>
+        <w:ind w:left="3732" w:hanging="360"/>
+      </w:pPr>
+    </w:lvl>
+    <w:lvl w:ilvl="4" w:tplc="FFFFFFFF" w:tentative="1">
+      <w:start w:val="1"/>
+      <w:numFmt w:val="lowerLetter"/>
+      <w:lvlText w:val="%5."/>
+      <w:lvlJc w:val="left"/>
+      <w:pPr>
+        <w:ind w:left="4452" w:hanging="360"/>
+      </w:pPr>
+    </w:lvl>
+    <w:lvl w:ilvl="5" w:tplc="FFFFFFFF" w:tentative="1">
+      <w:start w:val="1"/>
+      <w:numFmt w:val="lowerRoman"/>
+      <w:lvlText w:val="%6."/>
+      <w:lvlJc w:val="right"/>
+      <w:pPr>
+        <w:ind w:left="5172" w:hanging="180"/>
+      </w:pPr>
+    </w:lvl>
+    <w:lvl w:ilvl="6" w:tplc="FFFFFFFF" w:tentative="1">
+      <w:start w:val="1"/>
+      <w:numFmt w:val="decimal"/>
+      <w:lvlText w:val="%7."/>
+      <w:lvlJc w:val="left"/>
+      <w:pPr>
+        <w:ind w:left="5892" w:hanging="360"/>
+      </w:pPr>
+    </w:lvl>
+    <w:lvl w:ilvl="7" w:tplc="FFFFFFFF" w:tentative="1">
+      <w:start w:val="1"/>
+      <w:numFmt w:val="lowerLetter"/>
+      <w:lvlText w:val="%8."/>
+      <w:lvlJc w:val="left"/>
+      <w:pPr>
+        <w:ind w:left="6612" w:hanging="360"/>
+      </w:pPr>
+    </w:lvl>
+    <w:lvl w:ilvl="8" w:tplc="FFFFFFFF" w:tentative="1">
+      <w:start w:val="1"/>
+      <w:numFmt w:val="lowerRoman"/>
+      <w:lvlText w:val="%9."/>
+      <w:lvlJc w:val="right"/>
+      <w:pPr>
+        <w:ind w:left="7332" w:hanging="180"/>
+      </w:pPr>
+    </w:lvl>
+  </w:abstractNum>
+  <w:abstractNum w:abstractNumId="12" w15:restartNumberingAfterBreak="0">
+    <w:nsid w:val="2C4F184B"/>
+    <w:multiLevelType w:val="hybridMultilevel"/>
+    <w:tmpl w:val="997233B8"/>
+    <w:lvl w:ilvl="0" w:tplc="FFFFFFFF">
+      <w:start w:val="1"/>
+      <w:numFmt w:val="decimal"/>
+      <w:lvlText w:val="%1)"/>
+      <w:lvlJc w:val="left"/>
+      <w:pPr>
+        <w:ind w:left="1572" w:hanging="360"/>
+      </w:pPr>
+    </w:lvl>
+    <w:lvl w:ilvl="1" w:tplc="FFFFFFFF" w:tentative="1">
+      <w:start w:val="1"/>
+      <w:numFmt w:val="lowerLetter"/>
+      <w:lvlText w:val="%2."/>
+      <w:lvlJc w:val="left"/>
+      <w:pPr>
+        <w:ind w:left="2292" w:hanging="360"/>
+      </w:pPr>
+    </w:lvl>
+    <w:lvl w:ilvl="2" w:tplc="FFFFFFFF" w:tentative="1">
+      <w:start w:val="1"/>
+      <w:numFmt w:val="lowerRoman"/>
+      <w:lvlText w:val="%3."/>
+      <w:lvlJc w:val="right"/>
+      <w:pPr>
+        <w:ind w:left="3012" w:hanging="180"/>
+      </w:pPr>
+    </w:lvl>
+    <w:lvl w:ilvl="3" w:tplc="FFFFFFFF" w:tentative="1">
+      <w:start w:val="1"/>
+      <w:numFmt w:val="decimal"/>
+      <w:lvlText w:val="%4."/>
+      <w:lvlJc w:val="left"/>
+      <w:pPr>
+        <w:ind w:left="3732" w:hanging="360"/>
+      </w:pPr>
+    </w:lvl>
+    <w:lvl w:ilvl="4" w:tplc="FFFFFFFF" w:tentative="1">
+      <w:start w:val="1"/>
+      <w:numFmt w:val="lowerLetter"/>
+      <w:lvlText w:val="%5."/>
+      <w:lvlJc w:val="left"/>
+      <w:pPr>
+        <w:ind w:left="4452" w:hanging="360"/>
+      </w:pPr>
+    </w:lvl>
+    <w:lvl w:ilvl="5" w:tplc="FFFFFFFF" w:tentative="1">
+      <w:start w:val="1"/>
+      <w:numFmt w:val="lowerRoman"/>
+      <w:lvlText w:val="%6."/>
+      <w:lvlJc w:val="right"/>
+      <w:pPr>
+        <w:ind w:left="5172" w:hanging="180"/>
+      </w:pPr>
+    </w:lvl>
+    <w:lvl w:ilvl="6" w:tplc="FFFFFFFF" w:tentative="1">
+      <w:start w:val="1"/>
+      <w:numFmt w:val="decimal"/>
+      <w:lvlText w:val="%7."/>
+      <w:lvlJc w:val="left"/>
+      <w:pPr>
+        <w:ind w:left="5892" w:hanging="360"/>
+      </w:pPr>
+    </w:lvl>
+    <w:lvl w:ilvl="7" w:tplc="FFFFFFFF" w:tentative="1">
+      <w:start w:val="1"/>
+      <w:numFmt w:val="lowerLetter"/>
+      <w:lvlText w:val="%8."/>
+      <w:lvlJc w:val="left"/>
+      <w:pPr>
+        <w:ind w:left="6612" w:hanging="360"/>
+      </w:pPr>
+    </w:lvl>
+    <w:lvl w:ilvl="8" w:tplc="FFFFFFFF" w:tentative="1">
+      <w:start w:val="1"/>
+      <w:numFmt w:val="lowerRoman"/>
+      <w:lvlText w:val="%9."/>
+      <w:lvlJc w:val="right"/>
+      <w:pPr>
+        <w:ind w:left="7332" w:hanging="180"/>
+      </w:pPr>
+    </w:lvl>
+  </w:abstractNum>
+  <w:abstractNum w:abstractNumId="13" w15:restartNumberingAfterBreak="0">
     <w:nsid w:val="2D0258A1"/>
     <w:multiLevelType w:val="hybridMultilevel"/>
     <w:tmpl w:val="C4F0BD44"/>
@@ -9709,7 +9363,7 @@
       </w:rPr>
     </w:lvl>
   </w:abstractNum>
-  <w:abstractNum w:abstractNumId="12" w15:restartNumberingAfterBreak="0">
+  <w:abstractNum w:abstractNumId="14" w15:restartNumberingAfterBreak="0">
     <w:nsid w:val="2D2F2574"/>
     <w:multiLevelType w:val="hybridMultilevel"/>
     <w:tmpl w:val="2530EC68"/>
@@ -9795,7 +9449,7 @@
       </w:pPr>
     </w:lvl>
   </w:abstractNum>
-  <w:abstractNum w:abstractNumId="13" w15:restartNumberingAfterBreak="0">
+  <w:abstractNum w:abstractNumId="15" w15:restartNumberingAfterBreak="0">
     <w:nsid w:val="324A738F"/>
     <w:multiLevelType w:val="hybridMultilevel"/>
     <w:tmpl w:val="8F72AF1A"/>
@@ -9881,7 +9535,7 @@
       </w:pPr>
     </w:lvl>
   </w:abstractNum>
-  <w:abstractNum w:abstractNumId="14" w15:restartNumberingAfterBreak="0">
+  <w:abstractNum w:abstractNumId="16" w15:restartNumberingAfterBreak="0">
     <w:nsid w:val="3977524E"/>
     <w:multiLevelType w:val="hybridMultilevel"/>
     <w:tmpl w:val="790899DE"/>
@@ -9994,7 +9648,7 @@
       </w:rPr>
     </w:lvl>
   </w:abstractNum>
-  <w:abstractNum w:abstractNumId="15" w15:restartNumberingAfterBreak="0">
+  <w:abstractNum w:abstractNumId="17" w15:restartNumberingAfterBreak="0">
     <w:nsid w:val="3D4A7D63"/>
     <w:multiLevelType w:val="hybridMultilevel"/>
     <w:tmpl w:val="06E27976"/>
@@ -10080,7 +9734,7 @@
       </w:pPr>
     </w:lvl>
   </w:abstractNum>
-  <w:abstractNum w:abstractNumId="16" w15:restartNumberingAfterBreak="0">
+  <w:abstractNum w:abstractNumId="18" w15:restartNumberingAfterBreak="0">
     <w:nsid w:val="410F1D94"/>
     <w:multiLevelType w:val="hybridMultilevel"/>
     <w:tmpl w:val="F4586D66"/>
@@ -10193,7 +9847,7 @@
       </w:rPr>
     </w:lvl>
   </w:abstractNum>
-  <w:abstractNum w:abstractNumId="17" w15:restartNumberingAfterBreak="0">
+  <w:abstractNum w:abstractNumId="19" w15:restartNumberingAfterBreak="0">
     <w:nsid w:val="43D7644A"/>
     <w:multiLevelType w:val="hybridMultilevel"/>
     <w:tmpl w:val="778003A8"/>
@@ -10306,7 +9960,7 @@
       </w:rPr>
     </w:lvl>
   </w:abstractNum>
-  <w:abstractNum w:abstractNumId="18" w15:restartNumberingAfterBreak="0">
+  <w:abstractNum w:abstractNumId="20" w15:restartNumberingAfterBreak="0">
     <w:nsid w:val="4B4D121D"/>
     <w:multiLevelType w:val="hybridMultilevel"/>
     <w:tmpl w:val="400C6C40"/>
@@ -10392,7 +10046,7 @@
       </w:pPr>
     </w:lvl>
   </w:abstractNum>
-  <w:abstractNum w:abstractNumId="19" w15:restartNumberingAfterBreak="0">
+  <w:abstractNum w:abstractNumId="21" w15:restartNumberingAfterBreak="0">
     <w:nsid w:val="4C523E0E"/>
     <w:multiLevelType w:val="hybridMultilevel"/>
     <w:tmpl w:val="C4E06332"/>
@@ -10505,7 +10159,7 @@
       </w:rPr>
     </w:lvl>
   </w:abstractNum>
-  <w:abstractNum w:abstractNumId="20" w15:restartNumberingAfterBreak="0">
+  <w:abstractNum w:abstractNumId="22" w15:restartNumberingAfterBreak="0">
     <w:nsid w:val="5231575E"/>
     <w:multiLevelType w:val="hybridMultilevel"/>
     <w:tmpl w:val="E4C62FE4"/>
@@ -10618,7 +10272,7 @@
       </w:rPr>
     </w:lvl>
   </w:abstractNum>
-  <w:abstractNum w:abstractNumId="21" w15:restartNumberingAfterBreak="0">
+  <w:abstractNum w:abstractNumId="23" w15:restartNumberingAfterBreak="0">
     <w:nsid w:val="56984158"/>
     <w:multiLevelType w:val="hybridMultilevel"/>
     <w:tmpl w:val="997233B8"/>
@@ -10704,7 +10358,7 @@
       </w:pPr>
     </w:lvl>
   </w:abstractNum>
-  <w:abstractNum w:abstractNumId="22" w15:restartNumberingAfterBreak="0">
+  <w:abstractNum w:abstractNumId="24" w15:restartNumberingAfterBreak="0">
     <w:nsid w:val="5B03512C"/>
     <w:multiLevelType w:val="multilevel"/>
     <w:tmpl w:val="1B96CF92"/>
@@ -10826,7 +10480,7 @@
       </w:rPr>
     </w:lvl>
   </w:abstractNum>
-  <w:abstractNum w:abstractNumId="23" w15:restartNumberingAfterBreak="0">
+  <w:abstractNum w:abstractNumId="25" w15:restartNumberingAfterBreak="0">
     <w:nsid w:val="5C6A1311"/>
     <w:multiLevelType w:val="hybridMultilevel"/>
     <w:tmpl w:val="FB2EAA1A"/>
@@ -10912,7 +10566,7 @@
       </w:pPr>
     </w:lvl>
   </w:abstractNum>
-  <w:abstractNum w:abstractNumId="24" w15:restartNumberingAfterBreak="0">
+  <w:abstractNum w:abstractNumId="26" w15:restartNumberingAfterBreak="0">
     <w:nsid w:val="61832E5E"/>
     <w:multiLevelType w:val="hybridMultilevel"/>
     <w:tmpl w:val="145A2154"/>
@@ -11025,7 +10679,93 @@
       </w:rPr>
     </w:lvl>
   </w:abstractNum>
-  <w:abstractNum w:abstractNumId="25" w15:restartNumberingAfterBreak="0">
+  <w:abstractNum w:abstractNumId="27" w15:restartNumberingAfterBreak="0">
+    <w:nsid w:val="62163CB3"/>
+    <w:multiLevelType w:val="hybridMultilevel"/>
+    <w:tmpl w:val="997233B8"/>
+    <w:lvl w:ilvl="0" w:tplc="FFFFFFFF">
+      <w:start w:val="1"/>
+      <w:numFmt w:val="decimal"/>
+      <w:lvlText w:val="%1)"/>
+      <w:lvlJc w:val="left"/>
+      <w:pPr>
+        <w:ind w:left="1572" w:hanging="360"/>
+      </w:pPr>
+    </w:lvl>
+    <w:lvl w:ilvl="1" w:tplc="FFFFFFFF" w:tentative="1">
+      <w:start w:val="1"/>
+      <w:numFmt w:val="lowerLetter"/>
+      <w:lvlText w:val="%2."/>
+      <w:lvlJc w:val="left"/>
+      <w:pPr>
+        <w:ind w:left="2292" w:hanging="360"/>
+      </w:pPr>
+    </w:lvl>
+    <w:lvl w:ilvl="2" w:tplc="FFFFFFFF" w:tentative="1">
+      <w:start w:val="1"/>
+      <w:numFmt w:val="lowerRoman"/>
+      <w:lvlText w:val="%3."/>
+      <w:lvlJc w:val="right"/>
+      <w:pPr>
+        <w:ind w:left="3012" w:hanging="180"/>
+      </w:pPr>
+    </w:lvl>
+    <w:lvl w:ilvl="3" w:tplc="FFFFFFFF" w:tentative="1">
+      <w:start w:val="1"/>
+      <w:numFmt w:val="decimal"/>
+      <w:lvlText w:val="%4."/>
+      <w:lvlJc w:val="left"/>
+      <w:pPr>
+        <w:ind w:left="3732" w:hanging="360"/>
+      </w:pPr>
+    </w:lvl>
+    <w:lvl w:ilvl="4" w:tplc="FFFFFFFF" w:tentative="1">
+      <w:start w:val="1"/>
+      <w:numFmt w:val="lowerLetter"/>
+      <w:lvlText w:val="%5."/>
+      <w:lvlJc w:val="left"/>
+      <w:pPr>
+        <w:ind w:left="4452" w:hanging="360"/>
+      </w:pPr>
+    </w:lvl>
+    <w:lvl w:ilvl="5" w:tplc="FFFFFFFF" w:tentative="1">
+      <w:start w:val="1"/>
+      <w:numFmt w:val="lowerRoman"/>
+      <w:lvlText w:val="%6."/>
+      <w:lvlJc w:val="right"/>
+      <w:pPr>
+        <w:ind w:left="5172" w:hanging="180"/>
+      </w:pPr>
+    </w:lvl>
+    <w:lvl w:ilvl="6" w:tplc="FFFFFFFF" w:tentative="1">
+      <w:start w:val="1"/>
+      <w:numFmt w:val="decimal"/>
+      <w:lvlText w:val="%7."/>
+      <w:lvlJc w:val="left"/>
+      <w:pPr>
+        <w:ind w:left="5892" w:hanging="360"/>
+      </w:pPr>
+    </w:lvl>
+    <w:lvl w:ilvl="7" w:tplc="FFFFFFFF" w:tentative="1">
+      <w:start w:val="1"/>
+      <w:numFmt w:val="lowerLetter"/>
+      <w:lvlText w:val="%8."/>
+      <w:lvlJc w:val="left"/>
+      <w:pPr>
+        <w:ind w:left="6612" w:hanging="360"/>
+      </w:pPr>
+    </w:lvl>
+    <w:lvl w:ilvl="8" w:tplc="FFFFFFFF" w:tentative="1">
+      <w:start w:val="1"/>
+      <w:numFmt w:val="lowerRoman"/>
+      <w:lvlText w:val="%9."/>
+      <w:lvlJc w:val="right"/>
+      <w:pPr>
+        <w:ind w:left="7332" w:hanging="180"/>
+      </w:pPr>
+    </w:lvl>
+  </w:abstractNum>
+  <w:abstractNum w:abstractNumId="28" w15:restartNumberingAfterBreak="0">
     <w:nsid w:val="70AC4005"/>
     <w:multiLevelType w:val="hybridMultilevel"/>
     <w:tmpl w:val="86BE9C20"/>
@@ -11138,7 +10878,7 @@
       </w:rPr>
     </w:lvl>
   </w:abstractNum>
-  <w:abstractNum w:abstractNumId="26" w15:restartNumberingAfterBreak="0">
+  <w:abstractNum w:abstractNumId="29" w15:restartNumberingAfterBreak="0">
     <w:nsid w:val="71673CA0"/>
     <w:multiLevelType w:val="hybridMultilevel"/>
     <w:tmpl w:val="C0C8589C"/>
@@ -11224,7 +10964,93 @@
       </w:pPr>
     </w:lvl>
   </w:abstractNum>
-  <w:abstractNum w:abstractNumId="27" w15:restartNumberingAfterBreak="0">
+  <w:abstractNum w:abstractNumId="30" w15:restartNumberingAfterBreak="0">
+    <w:nsid w:val="74192E8E"/>
+    <w:multiLevelType w:val="hybridMultilevel"/>
+    <w:tmpl w:val="2B302BF2"/>
+    <w:lvl w:ilvl="0" w:tplc="FFFFFFFF">
+      <w:start w:val="1"/>
+      <w:numFmt w:val="decimal"/>
+      <w:lvlText w:val="%1)"/>
+      <w:lvlJc w:val="left"/>
+      <w:pPr>
+        <w:ind w:left="1571" w:hanging="360"/>
+      </w:pPr>
+    </w:lvl>
+    <w:lvl w:ilvl="1" w:tplc="FFFFFFFF" w:tentative="1">
+      <w:start w:val="1"/>
+      <w:numFmt w:val="lowerLetter"/>
+      <w:lvlText w:val="%2."/>
+      <w:lvlJc w:val="left"/>
+      <w:pPr>
+        <w:ind w:left="2291" w:hanging="360"/>
+      </w:pPr>
+    </w:lvl>
+    <w:lvl w:ilvl="2" w:tplc="FFFFFFFF" w:tentative="1">
+      <w:start w:val="1"/>
+      <w:numFmt w:val="lowerRoman"/>
+      <w:lvlText w:val="%3."/>
+      <w:lvlJc w:val="right"/>
+      <w:pPr>
+        <w:ind w:left="3011" w:hanging="180"/>
+      </w:pPr>
+    </w:lvl>
+    <w:lvl w:ilvl="3" w:tplc="FFFFFFFF" w:tentative="1">
+      <w:start w:val="1"/>
+      <w:numFmt w:val="decimal"/>
+      <w:lvlText w:val="%4."/>
+      <w:lvlJc w:val="left"/>
+      <w:pPr>
+        <w:ind w:left="3731" w:hanging="360"/>
+      </w:pPr>
+    </w:lvl>
+    <w:lvl w:ilvl="4" w:tplc="FFFFFFFF" w:tentative="1">
+      <w:start w:val="1"/>
+      <w:numFmt w:val="lowerLetter"/>
+      <w:lvlText w:val="%5."/>
+      <w:lvlJc w:val="left"/>
+      <w:pPr>
+        <w:ind w:left="4451" w:hanging="360"/>
+      </w:pPr>
+    </w:lvl>
+    <w:lvl w:ilvl="5" w:tplc="FFFFFFFF" w:tentative="1">
+      <w:start w:val="1"/>
+      <w:numFmt w:val="lowerRoman"/>
+      <w:lvlText w:val="%6."/>
+      <w:lvlJc w:val="right"/>
+      <w:pPr>
+        <w:ind w:left="5171" w:hanging="180"/>
+      </w:pPr>
+    </w:lvl>
+    <w:lvl w:ilvl="6" w:tplc="FFFFFFFF" w:tentative="1">
+      <w:start w:val="1"/>
+      <w:numFmt w:val="decimal"/>
+      <w:lvlText w:val="%7."/>
+      <w:lvlJc w:val="left"/>
+      <w:pPr>
+        <w:ind w:left="5891" w:hanging="360"/>
+      </w:pPr>
+    </w:lvl>
+    <w:lvl w:ilvl="7" w:tplc="FFFFFFFF" w:tentative="1">
+      <w:start w:val="1"/>
+      <w:numFmt w:val="lowerLetter"/>
+      <w:lvlText w:val="%8."/>
+      <w:lvlJc w:val="left"/>
+      <w:pPr>
+        <w:ind w:left="6611" w:hanging="360"/>
+      </w:pPr>
+    </w:lvl>
+    <w:lvl w:ilvl="8" w:tplc="FFFFFFFF" w:tentative="1">
+      <w:start w:val="1"/>
+      <w:numFmt w:val="lowerRoman"/>
+      <w:lvlText w:val="%9."/>
+      <w:lvlJc w:val="right"/>
+      <w:pPr>
+        <w:ind w:left="7331" w:hanging="180"/>
+      </w:pPr>
+    </w:lvl>
+  </w:abstractNum>
+  <w:abstractNum w:abstractNumId="31" w15:restartNumberingAfterBreak="0">
     <w:nsid w:val="753845B4"/>
     <w:multiLevelType w:val="hybridMultilevel"/>
     <w:tmpl w:val="AB08C0D2"/>
@@ -11337,7 +11163,7 @@
       </w:rPr>
     </w:lvl>
   </w:abstractNum>
-  <w:abstractNum w:abstractNumId="28" w15:restartNumberingAfterBreak="0">
+  <w:abstractNum w:abstractNumId="32" w15:restartNumberingAfterBreak="0">
     <w:nsid w:val="7D0F0169"/>
     <w:multiLevelType w:val="hybridMultilevel"/>
     <w:tmpl w:val="997233B8"/>
@@ -11427,40 +11253,40 @@
     <w:abstractNumId w:val="6"/>
   </w:num>
   <w:num w:numId="2">
-    <w:abstractNumId w:val="22"/>
+    <w:abstractNumId w:val="24"/>
   </w:num>
   <w:num w:numId="3">
-    <w:abstractNumId w:val="25"/>
+    <w:abstractNumId w:val="28"/>
   </w:num>
   <w:num w:numId="4">
     <w:abstractNumId w:val="10"/>
   </w:num>
   <w:num w:numId="5">
-    <w:abstractNumId w:val="27"/>
+    <w:abstractNumId w:val="31"/>
   </w:num>
   <w:num w:numId="6">
-    <w:abstractNumId w:val="19"/>
+    <w:abstractNumId w:val="21"/>
   </w:num>
   <w:num w:numId="7">
-    <w:abstractNumId w:val="24"/>
+    <w:abstractNumId w:val="26"/>
   </w:num>
   <w:num w:numId="8">
-    <w:abstractNumId w:val="28"/>
+    <w:abstractNumId w:val="32"/>
   </w:num>
   <w:num w:numId="9">
-    <w:abstractNumId w:val="21"/>
+    <w:abstractNumId w:val="23"/>
   </w:num>
   <w:num w:numId="10">
-    <w:abstractNumId w:val="23"/>
+    <w:abstractNumId w:val="25"/>
   </w:num>
   <w:num w:numId="11">
-    <w:abstractNumId w:val="18"/>
+    <w:abstractNumId w:val="20"/>
   </w:num>
   <w:num w:numId="12">
     <w:abstractNumId w:val="2"/>
   </w:num>
   <w:num w:numId="13">
-    <w:abstractNumId w:val="17"/>
+    <w:abstractNumId w:val="19"/>
   </w:num>
   <w:num w:numId="14">
     <w:abstractNumId w:val="7"/>
@@ -11469,7 +11295,7 @@
     <w:abstractNumId w:val="4"/>
   </w:num>
   <w:num w:numId="16">
-    <w:abstractNumId w:val="26"/>
+    <w:abstractNumId w:val="29"/>
   </w:num>
   <w:num w:numId="17">
     <w:abstractNumId w:val="9"/>
@@ -11478,7 +11304,7 @@
     <w:abstractNumId w:val="1"/>
   </w:num>
   <w:num w:numId="19">
-    <w:abstractNumId w:val="13"/>
+    <w:abstractNumId w:val="15"/>
   </w:num>
   <w:num w:numId="20">
     <w:abstractNumId w:val="3"/>
@@ -11493,22 +11319,34 @@
     <w:abstractNumId w:val="8"/>
   </w:num>
   <w:num w:numId="24">
-    <w:abstractNumId w:val="15"/>
+    <w:abstractNumId w:val="17"/>
   </w:num>
   <w:num w:numId="25">
+    <w:abstractNumId w:val="14"/>
+  </w:num>
+  <w:num w:numId="26">
+    <w:abstractNumId w:val="18"/>
+  </w:num>
+  <w:num w:numId="27">
+    <w:abstractNumId w:val="13"/>
+  </w:num>
+  <w:num w:numId="28">
+    <w:abstractNumId w:val="16"/>
+  </w:num>
+  <w:num w:numId="29">
+    <w:abstractNumId w:val="22"/>
+  </w:num>
+  <w:num w:numId="30">
     <w:abstractNumId w:val="12"/>
   </w:num>
-  <w:num w:numId="26">
-    <w:abstractNumId w:val="16"/>
+  <w:num w:numId="31">
+    <w:abstractNumId w:val="30"/>
   </w:num>
-  <w:num w:numId="27">
+  <w:num w:numId="32">
+    <w:abstractNumId w:val="27"/>
+  </w:num>
+  <w:num w:numId="33">
     <w:abstractNumId w:val="11"/>
-  </w:num>
-  <w:num w:numId="28">
-    <w:abstractNumId w:val="14"/>
-  </w:num>
-  <w:num w:numId="29">
-    <w:abstractNumId w:val="20"/>
   </w:num>
   <w:numIdMacAtCleanup w:val="15"/>
 </w:numbering>
@@ -12631,6 +12469,24 @@
       <w:bCs/>
     </w:rPr>
   </w:style>
+  <w:style w:type="paragraph" w:styleId="af7">
+    <w:name w:val="Normal (Web)"/>
+    <w:basedOn w:val="a"/>
+    <w:uiPriority w:val="99"/>
+    <w:semiHidden/>
+    <w:unhideWhenUsed/>
+    <w:rsid w:val="000752A9"/>
+    <w:pPr>
+      <w:spacing w:before="100" w:beforeAutospacing="1" w:after="100" w:afterAutospacing="1" w:line="240" w:lineRule="auto"/>
+      <w:ind w:firstLine="0"/>
+      <w:jc w:val="left"/>
+    </w:pPr>
+    <w:rPr>
+      <w:rFonts w:eastAsia="Times New Roman" w:cs="Times New Roman"/>
+      <w:szCs w:val="24"/>
+      <w:lang w:val="ru-RU" w:eastAsia="ru-RU"/>
+    </w:rPr>
+  </w:style>
 </w:styles>
 </file>
 

--- a/Bizjuks_dokumentacija (1) (1) (1).docx
+++ b/Bizjuks_dokumentacija (1) (1) (1).docx
@@ -353,7 +353,7 @@
           <w:r>
             <w:fldChar w:fldCharType="separate"/>
           </w:r>
-          <w:hyperlink w:anchor="_Toc225650035" w:history="1">
+          <w:hyperlink w:anchor="_Toc225717538" w:history="1">
             <w:r>
               <w:rPr>
                 <w:rStyle w:val="ad"/>
@@ -380,7 +380,7 @@
                 <w:noProof/>
                 <w:webHidden/>
               </w:rPr>
-              <w:instrText xml:space="preserve"> PAGEREF _Toc225650035 \h </w:instrText>
+              <w:instrText xml:space="preserve"> PAGEREF _Toc225717538 \h </w:instrText>
             </w:r>
             <w:r>
               <w:rPr>
@@ -421,7 +421,7 @@
               <w:lang w:val="ru-RU" w:eastAsia="ru-RU"/>
             </w:rPr>
           </w:pPr>
-          <w:hyperlink w:anchor="_Toc225650036" w:history="1">
+          <w:hyperlink w:anchor="_Toc225717539" w:history="1">
             <w:r>
               <w:rPr>
                 <w:rStyle w:val="ad"/>
@@ -464,7 +464,7 @@
                 <w:noProof/>
                 <w:webHidden/>
               </w:rPr>
-              <w:instrText xml:space="preserve"> PAGEREF _Toc225650036 \h </w:instrText>
+              <w:instrText xml:space="preserve"> PAGEREF _Toc225717539 \h </w:instrText>
             </w:r>
             <w:r>
               <w:rPr>
@@ -505,7 +505,7 @@
               <w:lang w:val="ru-RU" w:eastAsia="ru-RU"/>
             </w:rPr>
           </w:pPr>
-          <w:hyperlink w:anchor="_Toc225650037" w:history="1">
+          <w:hyperlink w:anchor="_Toc225717540" w:history="1">
             <w:r>
               <w:rPr>
                 <w:rStyle w:val="ad"/>
@@ -548,7 +548,7 @@
                 <w:noProof/>
                 <w:webHidden/>
               </w:rPr>
-              <w:instrText xml:space="preserve"> PAGEREF _Toc225650037 \h </w:instrText>
+              <w:instrText xml:space="preserve"> PAGEREF _Toc225717540 \h </w:instrText>
             </w:r>
             <w:r>
               <w:rPr>
@@ -589,7 +589,7 @@
               <w:lang w:val="ru-RU" w:eastAsia="ru-RU"/>
             </w:rPr>
           </w:pPr>
-          <w:hyperlink w:anchor="_Toc225650038" w:history="1">
+          <w:hyperlink w:anchor="_Toc225717541" w:history="1">
             <w:r>
               <w:rPr>
                 <w:rStyle w:val="ad"/>
@@ -632,7 +632,7 @@
                 <w:noProof/>
                 <w:webHidden/>
               </w:rPr>
-              <w:instrText xml:space="preserve"> PAGEREF _Toc225650038 \h </w:instrText>
+              <w:instrText xml:space="preserve"> PAGEREF _Toc225717541 \h </w:instrText>
             </w:r>
             <w:r>
               <w:rPr>
@@ -673,7 +673,7 @@
               <w:lang w:val="ru-RU" w:eastAsia="ru-RU"/>
             </w:rPr>
           </w:pPr>
-          <w:hyperlink w:anchor="_Toc225650039" w:history="1">
+          <w:hyperlink w:anchor="_Toc225717542" w:history="1">
             <w:r>
               <w:rPr>
                 <w:rStyle w:val="ad"/>
@@ -716,7 +716,7 @@
                 <w:noProof/>
                 <w:webHidden/>
               </w:rPr>
-              <w:instrText xml:space="preserve"> PAGEREF _Toc225650039 \h </w:instrText>
+              <w:instrText xml:space="preserve"> PAGEREF _Toc225717542 \h </w:instrText>
             </w:r>
             <w:r>
               <w:rPr>
@@ -757,7 +757,7 @@
               <w:lang w:val="ru-RU" w:eastAsia="ru-RU"/>
             </w:rPr>
           </w:pPr>
-          <w:hyperlink w:anchor="_Toc225650040" w:history="1">
+          <w:hyperlink w:anchor="_Toc225717543" w:history="1">
             <w:r>
               <w:rPr>
                 <w:rStyle w:val="ad"/>
@@ -800,7 +800,7 @@
                 <w:noProof/>
                 <w:webHidden/>
               </w:rPr>
-              <w:instrText xml:space="preserve"> PAGEREF _Toc225650040 \h </w:instrText>
+              <w:instrText xml:space="preserve"> PAGEREF _Toc225717543 \h </w:instrText>
             </w:r>
             <w:r>
               <w:rPr>
@@ -841,7 +841,7 @@
               <w:lang w:val="ru-RU" w:eastAsia="ru-RU"/>
             </w:rPr>
           </w:pPr>
-          <w:hyperlink w:anchor="_Toc225650041" w:history="1">
+          <w:hyperlink w:anchor="_Toc225717544" w:history="1">
             <w:r>
               <w:rPr>
                 <w:rStyle w:val="ad"/>
@@ -884,7 +884,7 @@
                 <w:noProof/>
                 <w:webHidden/>
               </w:rPr>
-              <w:instrText xml:space="preserve"> PAGEREF _Toc225650041 \h </w:instrText>
+              <w:instrText xml:space="preserve"> PAGEREF _Toc225717544 \h </w:instrText>
             </w:r>
             <w:r>
               <w:rPr>
@@ -925,7 +925,7 @@
               <w:lang w:val="ru-RU" w:eastAsia="ru-RU"/>
             </w:rPr>
           </w:pPr>
-          <w:hyperlink w:anchor="_Toc225650042" w:history="1">
+          <w:hyperlink w:anchor="_Toc225717545" w:history="1">
             <w:r>
               <w:rPr>
                 <w:rStyle w:val="ad"/>
@@ -968,7 +968,7 @@
                 <w:noProof/>
                 <w:webHidden/>
               </w:rPr>
-              <w:instrText xml:space="preserve"> PAGEREF _Toc225650042 \h </w:instrText>
+              <w:instrText xml:space="preserve"> PAGEREF _Toc225717545 \h </w:instrText>
             </w:r>
             <w:r>
               <w:rPr>
@@ -1009,7 +1009,7 @@
               <w:lang w:val="ru-RU" w:eastAsia="ru-RU"/>
             </w:rPr>
           </w:pPr>
-          <w:hyperlink w:anchor="_Toc225650043" w:history="1">
+          <w:hyperlink w:anchor="_Toc225717546" w:history="1">
             <w:r>
               <w:rPr>
                 <w:rStyle w:val="ad"/>
@@ -1052,7 +1052,7 @@
                 <w:noProof/>
                 <w:webHidden/>
               </w:rPr>
-              <w:instrText xml:space="preserve"> PAGEREF _Toc225650043 \h </w:instrText>
+              <w:instrText xml:space="preserve"> PAGEREF _Toc225717546 \h </w:instrText>
             </w:r>
             <w:r>
               <w:rPr>
@@ -1093,7 +1093,7 @@
               <w:lang w:val="ru-RU" w:eastAsia="ru-RU"/>
             </w:rPr>
           </w:pPr>
-          <w:hyperlink w:anchor="_Toc225650044" w:history="1">
+          <w:hyperlink w:anchor="_Toc225717547" w:history="1">
             <w:r>
               <w:rPr>
                 <w:rStyle w:val="ad"/>
@@ -1136,7 +1136,7 @@
                 <w:noProof/>
                 <w:webHidden/>
               </w:rPr>
-              <w:instrText xml:space="preserve"> PAGEREF _Toc225650044 \h </w:instrText>
+              <w:instrText xml:space="preserve"> PAGEREF _Toc225717547 \h </w:instrText>
             </w:r>
             <w:r>
               <w:rPr>
@@ -1177,7 +1177,7 @@
               <w:lang w:val="ru-RU" w:eastAsia="ru-RU"/>
             </w:rPr>
           </w:pPr>
-          <w:hyperlink w:anchor="_Toc225650045" w:history="1">
+          <w:hyperlink w:anchor="_Toc225717548" w:history="1">
             <w:r>
               <w:rPr>
                 <w:rStyle w:val="ad"/>
@@ -1220,7 +1220,7 @@
                 <w:noProof/>
                 <w:webHidden/>
               </w:rPr>
-              <w:instrText xml:space="preserve"> PAGEREF _Toc225650045 \h </w:instrText>
+              <w:instrText xml:space="preserve"> PAGEREF _Toc225717548 \h </w:instrText>
             </w:r>
             <w:r>
               <w:rPr>
@@ -1261,7 +1261,7 @@
               <w:lang w:val="ru-RU" w:eastAsia="ru-RU"/>
             </w:rPr>
           </w:pPr>
-          <w:hyperlink w:anchor="_Toc225650046" w:history="1">
+          <w:hyperlink w:anchor="_Toc225717549" w:history="1">
             <w:r>
               <w:rPr>
                 <w:rStyle w:val="ad"/>
@@ -1304,7 +1304,7 @@
                 <w:noProof/>
                 <w:webHidden/>
               </w:rPr>
-              <w:instrText xml:space="preserve"> PAGEREF _Toc225650046 \h </w:instrText>
+              <w:instrText xml:space="preserve"> PAGEREF _Toc225717549 \h </w:instrText>
             </w:r>
             <w:r>
               <w:rPr>
@@ -1345,7 +1345,7 @@
               <w:lang w:val="ru-RU" w:eastAsia="ru-RU"/>
             </w:rPr>
           </w:pPr>
-          <w:hyperlink w:anchor="_Toc225650047" w:history="1">
+          <w:hyperlink w:anchor="_Toc225717550" w:history="1">
             <w:r>
               <w:rPr>
                 <w:rStyle w:val="ad"/>
@@ -1388,7 +1388,7 @@
                 <w:noProof/>
                 <w:webHidden/>
               </w:rPr>
-              <w:instrText xml:space="preserve"> PAGEREF _Toc225650047 \h </w:instrText>
+              <w:instrText xml:space="preserve"> PAGEREF _Toc225717550 \h </w:instrText>
             </w:r>
             <w:r>
               <w:rPr>
@@ -1408,7 +1408,7 @@
                 <w:noProof/>
                 <w:webHidden/>
               </w:rPr>
-              <w:t>18</w:t>
+              <w:t>19</w:t>
             </w:r>
             <w:r>
               <w:rPr>
@@ -1429,7 +1429,7 @@
               <w:lang w:val="ru-RU" w:eastAsia="ru-RU"/>
             </w:rPr>
           </w:pPr>
-          <w:hyperlink w:anchor="_Toc225650048" w:history="1">
+          <w:hyperlink w:anchor="_Toc225717551" w:history="1">
             <w:r>
               <w:rPr>
                 <w:rStyle w:val="ad"/>
@@ -1472,7 +1472,7 @@
                 <w:noProof/>
                 <w:webHidden/>
               </w:rPr>
-              <w:instrText xml:space="preserve"> PAGEREF _Toc225650048 \h </w:instrText>
+              <w:instrText xml:space="preserve"> PAGEREF _Toc225717551 \h </w:instrText>
             </w:r>
             <w:r>
               <w:rPr>
@@ -1492,7 +1492,7 @@
                 <w:noProof/>
                 <w:webHidden/>
               </w:rPr>
-              <w:t>18</w:t>
+              <w:t>22</w:t>
             </w:r>
             <w:r>
               <w:rPr>
@@ -1513,7 +1513,7 @@
               <w:lang w:val="ru-RU" w:eastAsia="ru-RU"/>
             </w:rPr>
           </w:pPr>
-          <w:hyperlink w:anchor="_Toc225650049" w:history="1">
+          <w:hyperlink w:anchor="_Toc225717552" w:history="1">
             <w:r>
               <w:rPr>
                 <w:rStyle w:val="ad"/>
@@ -1556,7 +1556,7 @@
                 <w:noProof/>
                 <w:webHidden/>
               </w:rPr>
-              <w:instrText xml:space="preserve"> PAGEREF _Toc225650049 \h </w:instrText>
+              <w:instrText xml:space="preserve"> PAGEREF _Toc225717552 \h </w:instrText>
             </w:r>
             <w:r>
               <w:rPr>
@@ -1576,7 +1576,7 @@
                 <w:noProof/>
                 <w:webHidden/>
               </w:rPr>
-              <w:t>19</w:t>
+              <w:t>24</w:t>
             </w:r>
             <w:r>
               <w:rPr>
@@ -1597,7 +1597,7 @@
               <w:lang w:val="ru-RU" w:eastAsia="ru-RU"/>
             </w:rPr>
           </w:pPr>
-          <w:hyperlink w:anchor="_Toc225650050" w:history="1">
+          <w:hyperlink w:anchor="_Toc225717553" w:history="1">
             <w:r>
               <w:rPr>
                 <w:rStyle w:val="ad"/>
@@ -1640,7 +1640,7 @@
                 <w:noProof/>
                 <w:webHidden/>
               </w:rPr>
-              <w:instrText xml:space="preserve"> PAGEREF _Toc225650050 \h </w:instrText>
+              <w:instrText xml:space="preserve"> PAGEREF _Toc225717553 \h </w:instrText>
             </w:r>
             <w:r>
               <w:rPr>
@@ -1660,7 +1660,7 @@
                 <w:noProof/>
                 <w:webHidden/>
               </w:rPr>
-              <w:t>20</w:t>
+              <w:t>25</w:t>
             </w:r>
             <w:r>
               <w:rPr>
@@ -1681,7 +1681,7 @@
               <w:lang w:val="ru-RU" w:eastAsia="ru-RU"/>
             </w:rPr>
           </w:pPr>
-          <w:hyperlink w:anchor="_Toc225650051" w:history="1">
+          <w:hyperlink w:anchor="_Toc225717554" w:history="1">
             <w:r>
               <w:rPr>
                 <w:rStyle w:val="ad"/>
@@ -1724,7 +1724,7 @@
                 <w:noProof/>
                 <w:webHidden/>
               </w:rPr>
-              <w:instrText xml:space="preserve"> PAGEREF _Toc225650051 \h </w:instrText>
+              <w:instrText xml:space="preserve"> PAGEREF _Toc225717554 \h </w:instrText>
             </w:r>
             <w:r>
               <w:rPr>
@@ -1744,7 +1744,7 @@
                 <w:noProof/>
                 <w:webHidden/>
               </w:rPr>
-              <w:t>20</w:t>
+              <w:t>25</w:t>
             </w:r>
             <w:r>
               <w:rPr>
@@ -1765,7 +1765,7 @@
               <w:lang w:val="ru-RU" w:eastAsia="ru-RU"/>
             </w:rPr>
           </w:pPr>
-          <w:hyperlink w:anchor="_Toc225650052" w:history="1">
+          <w:hyperlink w:anchor="_Toc225717555" w:history="1">
             <w:r>
               <w:rPr>
                 <w:rStyle w:val="ad"/>
@@ -1808,7 +1808,7 @@
                 <w:noProof/>
                 <w:webHidden/>
               </w:rPr>
-              <w:instrText xml:space="preserve"> PAGEREF _Toc225650052 \h </w:instrText>
+              <w:instrText xml:space="preserve"> PAGEREF _Toc225717555 \h </w:instrText>
             </w:r>
             <w:r>
               <w:rPr>
@@ -1828,7 +1828,7 @@
                 <w:noProof/>
                 <w:webHidden/>
               </w:rPr>
-              <w:t>20</w:t>
+              <w:t>25</w:t>
             </w:r>
             <w:r>
               <w:rPr>
@@ -1849,7 +1849,7 @@
               <w:lang w:val="ru-RU" w:eastAsia="ru-RU"/>
             </w:rPr>
           </w:pPr>
-          <w:hyperlink w:anchor="_Toc225650053" w:history="1">
+          <w:hyperlink w:anchor="_Toc225717556" w:history="1">
             <w:r>
               <w:rPr>
                 <w:rStyle w:val="ad"/>
@@ -1892,7 +1892,7 @@
                 <w:noProof/>
                 <w:webHidden/>
               </w:rPr>
-              <w:instrText xml:space="preserve"> PAGEREF _Toc225650053 \h </w:instrText>
+              <w:instrText xml:space="preserve"> PAGEREF _Toc225717556 \h </w:instrText>
             </w:r>
             <w:r>
               <w:rPr>
@@ -1912,7 +1912,7 @@
                 <w:noProof/>
                 <w:webHidden/>
               </w:rPr>
-              <w:t>20</w:t>
+              <w:t>29</w:t>
             </w:r>
             <w:r>
               <w:rPr>
@@ -1933,7 +1933,7 @@
               <w:lang w:val="ru-RU" w:eastAsia="ru-RU"/>
             </w:rPr>
           </w:pPr>
-          <w:hyperlink w:anchor="_Toc225650054" w:history="1">
+          <w:hyperlink w:anchor="_Toc225717557" w:history="1">
             <w:r>
               <w:rPr>
                 <w:rStyle w:val="ad"/>
@@ -1976,7 +1976,7 @@
                 <w:noProof/>
                 <w:webHidden/>
               </w:rPr>
-              <w:instrText xml:space="preserve"> PAGEREF _Toc225650054 \h </w:instrText>
+              <w:instrText xml:space="preserve"> PAGEREF _Toc225717557 \h </w:instrText>
             </w:r>
             <w:r>
               <w:rPr>
@@ -1996,7 +1996,7 @@
                 <w:noProof/>
                 <w:webHidden/>
               </w:rPr>
-              <w:t>21</w:t>
+              <w:t>30</w:t>
             </w:r>
             <w:r>
               <w:rPr>
@@ -2017,7 +2017,7 @@
               <w:lang w:val="ru-RU" w:eastAsia="ru-RU"/>
             </w:rPr>
           </w:pPr>
-          <w:hyperlink w:anchor="_Toc225650055" w:history="1">
+          <w:hyperlink w:anchor="_Toc225717558" w:history="1">
             <w:r>
               <w:rPr>
                 <w:rStyle w:val="ad"/>
@@ -2060,7 +2060,7 @@
                 <w:noProof/>
                 <w:webHidden/>
               </w:rPr>
-              <w:instrText xml:space="preserve"> PAGEREF _Toc225650055 \h </w:instrText>
+              <w:instrText xml:space="preserve"> PAGEREF _Toc225717558 \h </w:instrText>
             </w:r>
             <w:r>
               <w:rPr>
@@ -2080,7 +2080,7 @@
                 <w:noProof/>
                 <w:webHidden/>
               </w:rPr>
-              <w:t>22</w:t>
+              <w:t>31</w:t>
             </w:r>
             <w:r>
               <w:rPr>
@@ -2101,7 +2101,7 @@
               <w:lang w:val="ru-RU" w:eastAsia="ru-RU"/>
             </w:rPr>
           </w:pPr>
-          <w:hyperlink w:anchor="_Toc225650056" w:history="1">
+          <w:hyperlink w:anchor="_Toc225717559" w:history="1">
             <w:r>
               <w:rPr>
                 <w:rStyle w:val="ad"/>
@@ -2144,7 +2144,7 @@
                 <w:noProof/>
                 <w:webHidden/>
               </w:rPr>
-              <w:instrText xml:space="preserve"> PAGEREF _Toc225650056 \h </w:instrText>
+              <w:instrText xml:space="preserve"> PAGEREF _Toc225717559 \h </w:instrText>
             </w:r>
             <w:r>
               <w:rPr>
@@ -2164,7 +2164,7 @@
                 <w:noProof/>
                 <w:webHidden/>
               </w:rPr>
-              <w:t>23</w:t>
+              <w:t>32</w:t>
             </w:r>
             <w:r>
               <w:rPr>
@@ -2185,7 +2185,7 @@
               <w:lang w:val="ru-RU" w:eastAsia="ru-RU"/>
             </w:rPr>
           </w:pPr>
-          <w:hyperlink w:anchor="_Toc225650057" w:history="1">
+          <w:hyperlink w:anchor="_Toc225717560" w:history="1">
             <w:r>
               <w:rPr>
                 <w:rStyle w:val="ad"/>
@@ -2228,7 +2228,7 @@
                 <w:noProof/>
                 <w:webHidden/>
               </w:rPr>
-              <w:instrText xml:space="preserve"> PAGEREF _Toc225650057 \h </w:instrText>
+              <w:instrText xml:space="preserve"> PAGEREF _Toc225717560 \h </w:instrText>
             </w:r>
             <w:r>
               <w:rPr>
@@ -2248,7 +2248,7 @@
                 <w:noProof/>
                 <w:webHidden/>
               </w:rPr>
-              <w:t>24</w:t>
+              <w:t>33</w:t>
             </w:r>
             <w:r>
               <w:rPr>
@@ -2299,7 +2299,7 @@
         </w:numPr>
         <w:ind w:left="709" w:hanging="573"/>
       </w:pPr>
-      <w:bookmarkStart w:id="0" w:name="_Toc225650035"/>
+      <w:bookmarkStart w:id="0" w:name="_Toc225717538"/>
       <w:r>
         <w:lastRenderedPageBreak/>
         <w:t>Ievads</w:t>
@@ -2324,7 +2324,13 @@
     </w:p>
     <w:p>
       <w:r>
-        <w:t xml:space="preserve">Tīmekļa vietnes palīdz potenciāliem klientiem ātri un ērti izpētīt piedāvājuma klāst, salīdzinot dažādus piedāvājumus un cenas, apskatīt paveikto darbu attēlus, iepazīties </w:t>
+        <w:t>Tīmekļa vietnes palīdz potenciāliem klientiem ātri un ērti izpētīt piedāvājuma klāst</w:t>
+      </w:r>
+      <w:r>
+        <w:t>u</w:t>
+      </w:r>
+      <w:r>
+        <w:t xml:space="preserve">, salīdzinot dažādus piedāvājumus un cenas, apskatīt paveikto darbu attēlus, iepazīties </w:t>
       </w:r>
       <w:r>
         <w:t>ar esošo klientu atsauksmēm un pamatojoties uz to pieņemt lēmumu.</w:t>
@@ -2332,7 +2338,31 @@
     </w:p>
     <w:p>
       <w:r>
-        <w:t xml:space="preserve">Šī kvalifikācijas darba ietvaros tiek aplūkots tīmekļa vietnes izstrādāšanas process uzņēmumam “Ražots Godiņos”, kas specializējās koka konstrukciju projektēšanai, izgatavošanai un uzstādīšanai: </w:t>
+        <w:t xml:space="preserve">Šī kvalifikācijas darba ietvaros tiek aplūkots tīmekļa vietnes izstrādāšanas process uzņēmumam “Ražots Godiņos”, kas </w:t>
+      </w:r>
+      <w:r>
+        <w:t>nodarbojas</w:t>
+      </w:r>
+      <w:r>
+        <w:t xml:space="preserve"> koka konstrukciju projektēšan</w:t>
+      </w:r>
+      <w:r>
+        <w:t>ā</w:t>
+      </w:r>
+      <w:r>
+        <w:t>, izgatavošan</w:t>
+      </w:r>
+      <w:r>
+        <w:t>ā</w:t>
+      </w:r>
+      <w:r>
+        <w:t xml:space="preserve"> un uzstādīšan</w:t>
+      </w:r>
+      <w:r>
+        <w:t>ā</w:t>
+      </w:r>
+      <w:r>
+        <w:t xml:space="preserve">: </w:t>
       </w:r>
     </w:p>
     <w:p>
@@ -2385,7 +2415,13 @@
     </w:p>
     <w:p>
       <w:r>
-        <w:t xml:space="preserve">Izstrādājamais projekts ir paredzēts, lai risināt sekojošās problēmas: </w:t>
+        <w:t xml:space="preserve">Izstrādājamais projekts ir paredzēts, </w:t>
+      </w:r>
+      <w:r>
+        <w:t>sekojošas problēmas risināšanai</w:t>
+      </w:r>
+      <w:r>
+        <w:t xml:space="preserve">: </w:t>
       </w:r>
     </w:p>
     <w:p>
@@ -2438,7 +2474,13 @@
     </w:p>
     <w:p>
       <w:r>
-        <w:t>Risinot aprakstītas problēmas uzņēmums var piesaistīt jauno klientu uzmanību, līdz ar to peļņa palielināsies un uzņēmuma zīmols kļūst atpazīstamākas, un konkurētspējīgs.</w:t>
+        <w:t>Risinot aprakstītas problēmas uzņēmums var piesaistīt jauno klientu uzmanību, līdz ar to peļņa palielināsies un uzņēmuma zīmols kļūst atpazīstamāk</w:t>
+      </w:r>
+      <w:r>
+        <w:t>s</w:t>
+      </w:r>
+      <w:r>
+        <w:t>, un konkurētspējīgs.</w:t>
       </w:r>
     </w:p>
     <w:p>
@@ -2546,9 +2588,6 @@
       </w:r>
     </w:p>
     <w:p>
-      <w:pPr>
-        <w:ind w:left="1272" w:firstLine="0"/>
-      </w:pPr>
       <w:r>
         <w:lastRenderedPageBreak/>
         <w:t>Šīs funkcijas padara tīmekļa vietnes izmantošanu gan klientiem, gan administratoriem ērtu un vieglu.</w:t>
@@ -2559,7 +2598,7 @@
         <w:pStyle w:val="1"/>
         <w:ind w:left="426" w:firstLine="0"/>
       </w:pPr>
-      <w:bookmarkStart w:id="1" w:name="_Toc225650036"/>
+      <w:bookmarkStart w:id="1" w:name="_Toc225717539"/>
       <w:r>
         <w:lastRenderedPageBreak/>
         <w:t>Uzdevuma formulējums</w:t>
@@ -2568,7 +2607,13 @@
     </w:p>
     <w:p>
       <w:r>
-        <w:t xml:space="preserve">Šī projekta mērķis ir izveidot modernu, ērtu un funkcionāli pārdomātu tīmekļa vietni uzņēmumam, kas specializējas koka konstrukciju projektēšanā izgatavošanā, nodrošinot efektīvu uzņēmuma pakalpojumu prezentāciju tiešsaistē. </w:t>
+        <w:t>Šī projekta mērķis ir izveidot modernu, ērtu un funkcionāli pārdomātu tīmekļa vietni uzņēmumam, kas specializējas koka konstrukciju projektēšanā</w:t>
+      </w:r>
+      <w:r>
+        <w:t>,</w:t>
+      </w:r>
+      <w:r>
+        <w:t xml:space="preserve"> izgatavošanā, nodrošinot efektīvu uzņēmuma pakalpojumu prezentāciju tiešsaistē. </w:t>
       </w:r>
     </w:p>
     <w:p>
@@ -2688,7 +2733,13 @@
         <w:t xml:space="preserve"> dizainu un vizuālo prototipu, lai noteiktu vietnes struktūru, izkārtojumu </w:t>
       </w:r>
       <w:r>
-        <w:t>un galvenās krāsas. Jāizveido visas vizuālas sadaļas, un šo darbu var veikt programmā “</w:t>
+        <w:t>un galvenās krāsas. Jāizveido visas vizuālas sadaļas</w:t>
+      </w:r>
+      <w:r>
+        <w:t xml:space="preserve"> </w:t>
+      </w:r>
+      <w:r>
+        <w:t>un šo darbu var veikt programmā “</w:t>
       </w:r>
       <w:proofErr w:type="spellStart"/>
       <w:r>
@@ -2713,7 +2764,13 @@
         <w:t xml:space="preserve"> ir tīmekļa vietnes funkcionalitātes izstrādāšana, kur </w:t>
       </w:r>
       <w:r>
-        <w:t>lietotāji varēs apskatīt projektu blogus, katra projekta galeriju, klienti varēs padalīties ar esošo ierakstu sociālajos tīklos, cenu kalkulatorā aprēķināt cenas pēc klientu vēlmēm (izmēri, materiāls</w:t>
+        <w:t xml:space="preserve">lietotāji varēs apskatīt projektu blogus, katra projekta galeriju, klienti varēs padalīties ar esošo ierakstu sociālajos tīklos, cenu kalkulatorā aprēķināt cenas pēc </w:t>
+      </w:r>
+      <w:r>
+        <w:t>savām</w:t>
+      </w:r>
+      <w:r>
+        <w:t xml:space="preserve"> vēlmēm (izmēri, materiāls</w:t>
       </w:r>
       <w:r>
         <w:t>, kategorija</w:t>
@@ -2722,7 +2779,37 @@
         <w:t>)</w:t>
       </w:r>
       <w:r>
-        <w:t>, ja tas der klientiem, tad viņi var aizpildīt pieteikuma formu un tad uzņēmums redzēs, ko cilvēks ir izvēlējies, kontaktinformācija, lai sazināties ar uzņēmumu, tas viss nevar būt iespējam bez savienošanas ar datubāzi, tāpēc šo visu ir jāsavieno ar datubāzi, lai pārvaldīt pieteikumus,</w:t>
+        <w:t xml:space="preserve">, ja tas </w:t>
+      </w:r>
+      <w:r>
+        <w:t>apmierina</w:t>
+      </w:r>
+      <w:r>
+        <w:t xml:space="preserve">, tad </w:t>
+      </w:r>
+      <w:r>
+        <w:t>potenciālie klienti</w:t>
+      </w:r>
+      <w:r>
+        <w:t xml:space="preserve"> var aizpildīt pieteikuma formu un tad uzņēmums redzēs, ko cilvēks ir izvēlējies, kontaktinformācija, lai sazināties ar uzņēmumu</w:t>
+      </w:r>
+      <w:r>
+        <w:t>.</w:t>
+      </w:r>
+      <w:r>
+        <w:t xml:space="preserve"> </w:t>
+      </w:r>
+      <w:r>
+        <w:t>T</w:t>
+      </w:r>
+      <w:r>
+        <w:t xml:space="preserve">as viss </w:t>
+      </w:r>
+      <w:r>
+        <w:t>nebūtu iespējams</w:t>
+      </w:r>
+      <w:r>
+        <w:t xml:space="preserve"> bez savienošanas ar datubāzi, tāpēc šo visu ir jāsavieno ar datubāzi, lai pārvaldīt pieteikumus,</w:t>
       </w:r>
       <w:r>
         <w:t xml:space="preserve"> projektu</w:t>
@@ -2789,7 +2876,13 @@
     </w:p>
     <w:p>
       <w:r>
-        <w:t>Pamatoties testēšanas rezultātiem</w:t>
+        <w:t>Pamato</w:t>
+      </w:r>
+      <w:r>
+        <w:t>joties uz</w:t>
+      </w:r>
+      <w:r>
+        <w:t xml:space="preserve"> testēšanas rezultātiem</w:t>
       </w:r>
       <w:r>
         <w:t>, jāintegrē tīmekļa vietnes dizainu un funkcionalitāti.</w:t>
@@ -2802,6 +2895,7 @@
     </w:p>
     <w:p>
       <w:r>
+        <w:lastRenderedPageBreak/>
         <w:t xml:space="preserve">Izstrādājamā sistēma ir tīmekļa vietne, kas paredzēta klientu </w:t>
       </w:r>
       <w:r>
@@ -2834,7 +2928,6 @@
     </w:p>
     <w:p>
       <w:r>
-        <w:lastRenderedPageBreak/>
         <w:t>Sistēmu var izmantot sekojošie lietotāji:</w:t>
       </w:r>
     </w:p>
@@ -2952,14 +3045,31 @@
       </w:r>
     </w:p>
     <w:p>
+      <w:pPr>
+        <w:ind w:left="1" w:firstLine="850"/>
+      </w:pPr>
       <w:r>
         <w:t xml:space="preserve">Lietotājs, izmantojot pārlūkprogrammu, piekļūst tīmekļa vietnei, </w:t>
       </w:r>
       <w:r>
-        <w:t>izvēlās sev nepieciešamo konstrukciju, pieprasa pakalpojumu ievadītā informācija glabāsies</w:t>
-      </w:r>
-      <w:r>
-        <w:t xml:space="preserve"> datubāzē. Administrators var pārskatīt, </w:t>
+        <w:t>izvēlās sev nepieciešamo konstrukciju, pieprasa pakalpojumu</w:t>
+      </w:r>
+      <w:r>
+        <w:t xml:space="preserve">, un tad </w:t>
+      </w:r>
+      <w:r>
+        <w:t>ievadītā informācija glabāsies</w:t>
+      </w:r>
+      <w:r>
+        <w:t xml:space="preserve"> datubāzē.</w:t>
+      </w:r>
+    </w:p>
+    <w:p>
+      <w:pPr>
+        <w:ind w:left="1" w:firstLine="850"/>
+      </w:pPr>
+      <w:r>
+        <w:t xml:space="preserve">Administrators var pārskatīt, </w:t>
       </w:r>
       <w:r>
         <w:t>rediģēt</w:t>
@@ -2972,7 +3082,7 @@
       <w:pPr>
         <w:pStyle w:val="1"/>
       </w:pPr>
-      <w:bookmarkStart w:id="2" w:name="_Toc225650037"/>
+      <w:bookmarkStart w:id="2" w:name="_Toc225717540"/>
       <w:r>
         <w:lastRenderedPageBreak/>
         <w:t>Programmatūras prasību specifikācija</w:t>
@@ -3030,7 +3140,7 @@
       <w:pPr>
         <w:pStyle w:val="2"/>
       </w:pPr>
-      <w:bookmarkStart w:id="3" w:name="_Toc225650038"/>
+      <w:bookmarkStart w:id="3" w:name="_Toc225717541"/>
       <w:r>
         <w:t>Produkta perspektīva</w:t>
       </w:r>
@@ -3041,41 +3151,17 @@
         <w:t>T</w:t>
       </w:r>
       <w:r>
-        <w:t xml:space="preserve">īmekļa vietnei ir perspektīvas, piedāvājot </w:t>
-      </w:r>
-      <w:r>
-        <w:t>klientiem</w:t>
-      </w:r>
-      <w:r>
-        <w:t xml:space="preserve"> jaun</w:t>
-      </w:r>
-      <w:r>
-        <w:t xml:space="preserve">us pakalpojumus </w:t>
-      </w:r>
-      <w:r>
-        <w:t xml:space="preserve">, lai piesaistītu jauno klientu uzmanību, lai </w:t>
-      </w:r>
-      <w:r>
-        <w:t>uzņēmums</w:t>
-      </w:r>
-      <w:r>
-        <w:t xml:space="preserve"> izceļas starp saviem konkurentiem, </w:t>
-      </w:r>
-      <w:r>
-        <w:t>ir ieviest</w:t>
-      </w:r>
-      <w:r>
-        <w:t>s</w:t>
-      </w:r>
-      <w:r>
-        <w:t xml:space="preserve"> cenu kalkulators, kas nav sastopams Latvijas tirgū.</w:t>
+        <w:t xml:space="preserve">īmekļa </w:t>
+      </w:r>
+      <w:r>
+        <w:t>vietne ir instruments ar kuru palīdzību uzņēmums var izcelties no saviem konkurentiem. Ar pareizo pieeju vietnei, to aktīvo attīstīšanu, var būt ļoti laba perspektīva un līdz ar to uzņēmums piesaistīs vairāk jaunus klientus un attiecīgi peļņa palielināsies.</w:t>
       </w:r>
     </w:p>
     <w:p>
       <w:pPr>
         <w:pStyle w:val="2"/>
       </w:pPr>
-      <w:bookmarkStart w:id="4" w:name="_Toc225650039"/>
+      <w:bookmarkStart w:id="4" w:name="_Toc225717542"/>
       <w:r>
         <w:t>Sistēmas funkcionālās prasības</w:t>
       </w:r>
@@ -3494,11 +3580,9 @@
       <w:r>
         <w:t xml:space="preserve">. tabulu). Ja ir aizpildīti, tad tālāk </w:t>
       </w:r>
-      <w:proofErr w:type="spellStart"/>
-      <w:r>
-        <w:t>administrātors</w:t>
-      </w:r>
-      <w:proofErr w:type="spellEnd"/>
+      <w:r>
+        <w:t>administrators</w:t>
+      </w:r>
       <w:r>
         <w:t xml:space="preserve"> tiek pārsūtīts </w:t>
       </w:r>
@@ -3621,62 +3705,31 @@
           <w:u w:val="single"/>
         </w:rPr>
       </w:pPr>
+      <w:r>
+        <w:rPr>
+          <w:u w:val="single"/>
+        </w:rPr>
+        <w:t>Apstrāde:</w:t>
+      </w:r>
+      <w:r>
+        <w:t xml:space="preserve"> </w:t>
+      </w:r>
+      <w:r>
+        <w:t>Nospiežot navigācijas pogu, sistēma atver citu tīmekļa lapas sadaļu</w:t>
+      </w:r>
+      <w:r>
+        <w:t>.</w:t>
+      </w:r>
+    </w:p>
+    <w:p>
+      <w:pPr>
+        <w:ind w:left="1" w:firstLine="850"/>
+      </w:pPr>
       <w:proofErr w:type="spellStart"/>
       <w:r>
         <w:rPr>
           <w:u w:val="single"/>
         </w:rPr>
-        <w:t>Ievaddati</w:t>
-      </w:r>
-      <w:proofErr w:type="spellEnd"/>
-      <w:r>
-        <w:rPr>
-          <w:u w:val="single"/>
-        </w:rPr>
-        <w:t>:</w:t>
-      </w:r>
-      <w:r>
-        <w:t xml:space="preserve"> </w:t>
-      </w:r>
-      <w:r>
-        <w:t>Nospiest navigācijas pogas</w:t>
-      </w:r>
-      <w:r>
-        <w:t>.</w:t>
-      </w:r>
-    </w:p>
-    <w:p>
-      <w:pPr>
-        <w:rPr>
-          <w:u w:val="single"/>
-        </w:rPr>
-      </w:pPr>
-      <w:r>
-        <w:rPr>
-          <w:u w:val="single"/>
-        </w:rPr>
-        <w:t>Apstrāde:</w:t>
-      </w:r>
-      <w:r>
-        <w:t xml:space="preserve"> </w:t>
-      </w:r>
-      <w:r>
-        <w:t>Nospiežot navigācijas pogu, sistēma atver citu tīmekļa lapas sadaļu</w:t>
-      </w:r>
-      <w:r>
-        <w:t>.</w:t>
-      </w:r>
-    </w:p>
-    <w:p>
-      <w:pPr>
-        <w:ind w:left="1" w:firstLine="850"/>
-      </w:pPr>
-      <w:proofErr w:type="spellStart"/>
-      <w:r>
-        <w:rPr>
-          <w:u w:val="single"/>
-        </w:rPr>
-        <w:lastRenderedPageBreak/>
         <w:t>Izvaddati</w:t>
       </w:r>
       <w:proofErr w:type="spellEnd"/>
@@ -3702,6 +3755,7 @@
         </w:rPr>
       </w:pPr>
       <w:r>
+        <w:lastRenderedPageBreak/>
         <w:t>Parāda sadaļas informāciju</w:t>
       </w:r>
       <w:r>
@@ -3924,10 +3978,16 @@
     </w:p>
     <w:p>
       <w:r>
-        <w:t xml:space="preserve">Mērķis: </w:t>
-      </w:r>
-      <w:r>
-        <w:t>Uztaisīt</w:t>
+        <w:rPr>
+          <w:u w:val="single"/>
+        </w:rPr>
+        <w:t>Mērķis</w:t>
+      </w:r>
+      <w:r>
+        <w:t xml:space="preserve">: </w:t>
+      </w:r>
+      <w:r>
+        <w:t>Izveidot</w:t>
       </w:r>
       <w:r>
         <w:t xml:space="preserve"> </w:t>
@@ -3968,6 +4028,9 @@
     <w:p>
       <w:proofErr w:type="spellStart"/>
       <w:r>
+        <w:rPr>
+          <w:u w:val="single"/>
+        </w:rPr>
         <w:t>Izvaddati</w:t>
       </w:r>
       <w:proofErr w:type="spellEnd"/>
@@ -3986,10 +4049,13 @@
         <w:pStyle w:val="3"/>
       </w:pPr>
       <w:r>
-        <w:t>(Projekta?)</w:t>
-      </w:r>
-      <w:r>
-        <w:t>Bloga ieraksta saites kopēšana</w:t>
+        <w:t>Projekt</w:t>
+      </w:r>
+      <w:r>
+        <w:t>a</w:t>
+      </w:r>
+      <w:r>
+        <w:t xml:space="preserve"> ieraksta saites kopēšana</w:t>
       </w:r>
     </w:p>
     <w:p>
@@ -4006,13 +4072,13 @@
         <w:t>:</w:t>
       </w:r>
       <w:r>
-        <w:t xml:space="preserve"> Uztaisīt pogu, uz kuru uzklikšķinot kopējās konkrēta</w:t>
-      </w:r>
-      <w:r>
-        <w:t xml:space="preserve"> projekta</w:t>
-      </w:r>
-      <w:r>
-        <w:t xml:space="preserve"> saite.</w:t>
+        <w:t xml:space="preserve"> Uztaisīt pogu, uz kuru uzklikšķinot </w:t>
+      </w:r>
+      <w:r>
+        <w:t>tiek kopēta konkrētā projekta saite</w:t>
+      </w:r>
+      <w:r>
+        <w:t>.</w:t>
       </w:r>
     </w:p>
     <w:p>
@@ -4023,13 +4089,13 @@
         <w:t>Apstrāde:</w:t>
       </w:r>
       <w:r>
-        <w:t xml:space="preserve"> Nospiežot pogu kopējās konkrēta</w:t>
-      </w:r>
-      <w:r>
-        <w:t xml:space="preserve"> projekta</w:t>
-      </w:r>
-      <w:r>
-        <w:t xml:space="preserve"> saite.</w:t>
+        <w:t xml:space="preserve"> Nospiežot </w:t>
+      </w:r>
+      <w:r>
+        <w:t>tiek kopēta konkrētā projekta saite</w:t>
+      </w:r>
+      <w:r>
+        <w:t>.</w:t>
       </w:r>
     </w:p>
     <w:p>
@@ -4062,7 +4128,10 @@
         <w:pStyle w:val="3"/>
       </w:pPr>
       <w:r>
-        <w:t>Projektu</w:t>
+        <w:t>Projekt</w:t>
+      </w:r>
+      <w:r>
+        <w:t>a</w:t>
       </w:r>
       <w:r>
         <w:t xml:space="preserve"> ieraksta dalīšana sociālajos tīklos</w:t>
@@ -4106,55 +4175,61 @@
         <w:rPr>
           <w:u w:val="single"/>
         </w:rPr>
+        <w:t>Apstrāde:</w:t>
+      </w:r>
+      <w:r>
+        <w:t xml:space="preserve"> Nospiežot uz ikonu, tiek pārsūtījums uz sociālajiem tīkliem ar ievietotu </w:t>
+      </w:r>
+      <w:r>
+        <w:t>projektu</w:t>
+      </w:r>
+      <w:r>
+        <w:t xml:space="preserve"> saiti rakstā.</w:t>
+      </w:r>
+    </w:p>
+    <w:p>
+      <w:pPr>
+        <w:ind w:left="1" w:firstLine="850"/>
+      </w:pPr>
+      <w:proofErr w:type="spellStart"/>
+      <w:r>
+        <w:rPr>
+          <w:u w:val="single"/>
+        </w:rPr>
         <w:lastRenderedPageBreak/>
-        <w:t>Apstrāde:</w:t>
-      </w:r>
-      <w:r>
-        <w:t xml:space="preserve"> Nospiežot uz ikonu, tiek pārsūtījums uz sociālajiem tīkliem ar ievietotu </w:t>
-      </w:r>
-      <w:r>
-        <w:t>projektu</w:t>
-      </w:r>
-      <w:r>
-        <w:t xml:space="preserve"> saiti rakstā.</w:t>
-      </w:r>
-    </w:p>
-    <w:p>
-      <w:pPr>
-        <w:ind w:left="1" w:firstLine="850"/>
-      </w:pPr>
-      <w:proofErr w:type="spellStart"/>
+        <w:t>Izvaddati</w:t>
+      </w:r>
+      <w:proofErr w:type="spellEnd"/>
       <w:r>
         <w:rPr>
           <w:u w:val="single"/>
         </w:rPr>
-        <w:t>Izvaddati</w:t>
-      </w:r>
-      <w:proofErr w:type="spellEnd"/>
+        <w:t>:</w:t>
+      </w:r>
+      <w:r>
+        <w:t xml:space="preserve"> </w:t>
+      </w:r>
+      <w:r>
+        <w:t>Pāradresē uz sociālajiem tīkliem ar gatavu ierakstu.</w:t>
+      </w:r>
+    </w:p>
+    <w:p>
+      <w:pPr>
+        <w:pStyle w:val="3"/>
+      </w:pPr>
+      <w:r>
+        <w:t>Kontaktinformācijas pieteikums</w:t>
+      </w:r>
+    </w:p>
+    <w:p>
       <w:r>
         <w:rPr>
           <w:u w:val="single"/>
         </w:rPr>
-        <w:t>:</w:t>
-      </w:r>
-      <w:r>
-        <w:t xml:space="preserve"> </w:t>
-      </w:r>
-      <w:r>
-        <w:t>Pāradresē uz sociālajiem tīkliem ar gatavu ierakstu.</w:t>
-      </w:r>
-    </w:p>
-    <w:p>
-      <w:pPr>
-        <w:pStyle w:val="3"/>
-      </w:pPr>
-      <w:r>
-        <w:t>Kontaktinformācijas pieteikums</w:t>
-      </w:r>
-    </w:p>
-    <w:p>
-      <w:r>
-        <w:t>Mērķis: Funkcija ir nepieciešama, lai klients varētu atstāt savas atsauksmes vai paziņot par problēmām.</w:t>
+        <w:t>Mērķis</w:t>
+      </w:r>
+      <w:r>
+        <w:t>: Funkcija ir nepieciešama, lai klients varētu atstāt savas atsauksmes vai paziņot par problēmām.</w:t>
       </w:r>
     </w:p>
     <w:p>
@@ -4790,7 +4865,13 @@
     </w:p>
     <w:p>
       <w:r>
-        <w:t xml:space="preserve">Mērķis: Funkcija ir nepieciešama, lai klients varētu filtrēt </w:t>
+        <w:rPr>
+          <w:u w:val="single"/>
+        </w:rPr>
+        <w:t>Mērķis</w:t>
+      </w:r>
+      <w:r>
+        <w:t xml:space="preserve">: Funkcija ir nepieciešama, lai klients varētu filtrēt </w:t>
       </w:r>
       <w:r>
         <w:t>projektus</w:t>
@@ -4807,7 +4888,13 @@
         <w:t>Apstrāde:</w:t>
       </w:r>
       <w:r>
-        <w:t xml:space="preserve"> Nospiežot uz filtrācijas pogu, tiek iedota izvēle, rādīt vispirms jaunākus vai vecākus </w:t>
+        <w:t xml:space="preserve"> Nospiežot uz filtrācijas pogu, </w:t>
+      </w:r>
+      <w:r>
+        <w:t>tiek piedāvāta izvēle</w:t>
+      </w:r>
+      <w:r>
+        <w:t xml:space="preserve">, rādīt vispirms jaunākus vai vecākus </w:t>
       </w:r>
       <w:r>
         <w:t>projektus</w:t>
@@ -4819,7 +4906,13 @@
     <w:p>
       <w:proofErr w:type="spellStart"/>
       <w:r>
-        <w:t>Izvaddati</w:t>
+        <w:rPr>
+          <w:u w:val="single"/>
+        </w:rPr>
+        <w:t>Izvaddat</w:t>
+      </w:r>
+      <w:r>
+        <w:t>i</w:t>
       </w:r>
       <w:proofErr w:type="spellEnd"/>
       <w:r>
@@ -4836,10 +4929,19 @@
     </w:p>
     <w:p>
       <w:r>
+        <w:rPr>
+          <w:u w:val="single"/>
+        </w:rPr>
         <w:t xml:space="preserve"> </w:t>
       </w:r>
       <w:r>
-        <w:t xml:space="preserve">Mērķis: Funkcija ir nepieciešama, lai klients varētu apskatīt </w:t>
+        <w:rPr>
+          <w:u w:val="single"/>
+        </w:rPr>
+        <w:t>Mērķis</w:t>
+      </w:r>
+      <w:r>
+        <w:t xml:space="preserve">: Funkcija ir nepieciešama, lai klients varētu apskatīt </w:t>
       </w:r>
       <w:r>
         <w:t>projekta</w:t>
@@ -4850,7 +4952,13 @@
     </w:p>
     <w:p>
       <w:r>
-        <w:t xml:space="preserve">Apstrāde: Nospiežot uz </w:t>
+        <w:rPr>
+          <w:u w:val="single"/>
+        </w:rPr>
+        <w:t>Apstrāde</w:t>
+      </w:r>
+      <w:r>
+        <w:t xml:space="preserve">: Nospiežot uz </w:t>
       </w:r>
       <w:r>
         <w:t>projektu</w:t>
@@ -4868,6 +4976,9 @@
     <w:p>
       <w:proofErr w:type="spellStart"/>
       <w:r>
+        <w:rPr>
+          <w:u w:val="single"/>
+        </w:rPr>
         <w:t>Izvaddati</w:t>
       </w:r>
       <w:proofErr w:type="spellEnd"/>
@@ -4889,17 +5000,32 @@
     </w:p>
     <w:p>
       <w:r>
-        <w:t>Mērķis: Funkcija ir nepieciešama, lai klients varētu apskatīt projekta ierakstu foto galerijas, atvērt viņu, apskatīt nākamās bildes</w:t>
-      </w:r>
-    </w:p>
-    <w:p>
-      <w:r>
-        <w:t>Apstrāde: Nospiežot uz fotogrāfiju tiek atvērta bilde.</w:t>
+        <w:rPr>
+          <w:u w:val="single"/>
+        </w:rPr>
+        <w:t>Mērķis</w:t>
+      </w:r>
+      <w:r>
+        <w:t>: Funkcija ir nepieciešama, lai klients varētu apskatīt projekta ierakstu foto galerijas, atvērt viņu, apskatīt nākamās bildes</w:t>
+      </w:r>
+    </w:p>
+    <w:p>
+      <w:r>
+        <w:rPr>
+          <w:u w:val="single"/>
+        </w:rPr>
+        <w:t>Apstrāde</w:t>
+      </w:r>
+      <w:r>
+        <w:t>: Nospiežot uz fotogrāfiju tiek atvērta bilde.</w:t>
       </w:r>
     </w:p>
     <w:p>
       <w:proofErr w:type="spellStart"/>
       <w:r>
+        <w:rPr>
+          <w:u w:val="single"/>
+        </w:rPr>
         <w:t>Izvaddati</w:t>
       </w:r>
       <w:proofErr w:type="spellEnd"/>
@@ -4917,7 +5043,13 @@
     </w:p>
     <w:p>
       <w:r>
-        <w:t>Mērķis:</w:t>
+        <w:rPr>
+          <w:u w:val="single"/>
+        </w:rPr>
+        <w:t>Mērķis</w:t>
+      </w:r>
+      <w:r>
+        <w:t>:</w:t>
       </w:r>
       <w:r>
         <w:t xml:space="preserve"> </w:t>
@@ -4932,39 +5064,92 @@
         <w:t xml:space="preserve"> projektā </w:t>
       </w:r>
       <w:r>
-        <w:t xml:space="preserve">beigās paradītos iepriekšējais projekts un </w:t>
-      </w:r>
+        <w:t>beigās par</w:t>
+      </w:r>
+      <w:r>
+        <w:t>ā</w:t>
+      </w:r>
+      <w:r>
+        <w:t xml:space="preserve">dītos iepriekšējais projekts un </w:t>
+      </w:r>
+      <w:r>
+        <w:t>nākamais</w:t>
+      </w:r>
+      <w:r>
+        <w:t>.</w:t>
+      </w:r>
+    </w:p>
+    <w:p>
+      <w:r>
+        <w:rPr>
+          <w:u w:val="single"/>
+        </w:rPr>
+        <w:t>Apstrāde</w:t>
+      </w:r>
+      <w:r>
+        <w:t>: Sistēma atvērtā projekta beigās automātiski attēlo priekšskatījumus uz iepriekšējo un nākamo projektu</w:t>
+      </w:r>
+      <w:r>
+        <w:t>. Nospiežot uz projekta vai fotogrāfijas, tiek atvērta attiecīgā projekta lapa vai pilna izmēra bilde.</w:t>
+      </w:r>
+    </w:p>
+    <w:p>
       <w:proofErr w:type="spellStart"/>
       <w:r>
-        <w:t>nākošāis</w:t>
+        <w:t>Izvaddati</w:t>
       </w:r>
       <w:proofErr w:type="spellEnd"/>
       <w:r>
-        <w:t>.</w:t>
-      </w:r>
-    </w:p>
-    <w:p>
-      <w:r>
+        <w:t xml:space="preserve">: </w:t>
+      </w:r>
+      <w:r>
+        <w:t>Klientam tiek parādīts iepriekšējais un nākamais projekts.</w:t>
+      </w:r>
+    </w:p>
+    <w:p>
+      <w:pPr>
+        <w:pStyle w:val="3"/>
+      </w:pPr>
+      <w:r>
+        <w:t>Projektu kategorijas</w:t>
+      </w:r>
+    </w:p>
+    <w:p>
+      <w:r>
+        <w:rPr>
+          <w:u w:val="single"/>
+        </w:rPr>
+        <w:t>Mērķis</w:t>
+      </w:r>
+      <w:r>
+        <w:t>: Funkcija ir nepieciešama, sadalītu projektus pēc kategorijām un lai atvieglotu klientam meklēšanu.</w:t>
+      </w:r>
+    </w:p>
+    <w:p>
+      <w:r>
+        <w:rPr>
+          <w:u w:val="single"/>
+        </w:rPr>
         <w:t>Apstrāde</w:t>
       </w:r>
       <w:r>
-        <w:t>: Sistēma atvērtā projekta beigās automātiski attēlo priekšskatījumus uz iepriekšējo un nākamo projektu</w:t>
-      </w:r>
-      <w:r>
-        <w:t>. Nospiežot uz projekta vai fotogrāfijas, tiek atvērta attiecīgā projekta lapa vai pilna izmēra bilde.</w:t>
+        <w:t xml:space="preserve">: </w:t>
+      </w:r>
+      <w:r>
+        <w:t>Izvēloties kategoriju, tiek attēloti tikai attiecīgajai kategorijai piederošie projekti.</w:t>
       </w:r>
     </w:p>
     <w:p>
       <w:proofErr w:type="spellStart"/>
       <w:r>
+        <w:rPr>
+          <w:u w:val="single"/>
+        </w:rPr>
         <w:t>Izvaddati</w:t>
       </w:r>
       <w:proofErr w:type="spellEnd"/>
       <w:r>
-        <w:t xml:space="preserve">: </w:t>
-      </w:r>
-      <w:r>
-        <w:t>Klientam tiek parādīts iepriekšējais un nākamais projekts.</w:t>
+        <w:t>: Klientam tiek parādīts filtrēts projektu saraksts atbilstoši izvēlētajai kategorijai.</w:t>
       </w:r>
     </w:p>
     <w:p>
@@ -4972,30 +5157,48 @@
         <w:pStyle w:val="3"/>
       </w:pPr>
       <w:r>
-        <w:t>Projektu kategorijas</w:t>
-      </w:r>
-    </w:p>
-    <w:p>
-      <w:r>
-        <w:t>Mērķis: Funkcija ir nepieciešama, sadalītu projektus pēc kategorijām un lai atvieglotu klientam meklēšanu.</w:t>
-      </w:r>
-    </w:p>
-    <w:p>
-      <w:r>
-        <w:t xml:space="preserve">Apstrāde: </w:t>
-      </w:r>
-      <w:r>
-        <w:t>Izvēloties kategoriju, tiek attēloti tikai attiecīgajai kategorijai piederošie projekti.</w:t>
+        <w:t>Di</w:t>
+      </w:r>
+      <w:r>
+        <w:t>namiskā navigācija</w:t>
+      </w:r>
+    </w:p>
+    <w:p>
+      <w:r>
+        <w:rPr>
+          <w:u w:val="single"/>
+        </w:rPr>
+        <w:t>Mērķis</w:t>
+      </w:r>
+      <w:r>
+        <w:t>: Attēlot sākuma sadaļu un aktīvo sadaļu, ar funkciju atgriezties uz iepriekšējo sadaļu.</w:t>
+      </w:r>
+    </w:p>
+    <w:p>
+      <w:r>
+        <w:rPr>
+          <w:u w:val="single"/>
+        </w:rPr>
+        <w:t>Apstrāde</w:t>
+      </w:r>
+      <w:r>
+        <w:t>: Sistēma attēlo klientam sākuma sadaļu un izceļ aktīvo sadaļu. Tiek nodrošināta navigācijas iespēja, kas ļauj klientam atgriezties uz iepriekšējo sadaļu.</w:t>
       </w:r>
     </w:p>
     <w:p>
       <w:proofErr w:type="spellStart"/>
       <w:r>
+        <w:rPr>
+          <w:u w:val="single"/>
+        </w:rPr>
         <w:t>Izvaddati</w:t>
       </w:r>
       <w:proofErr w:type="spellEnd"/>
       <w:r>
-        <w:t>: Klientam tiek parādīts filtrēts projektu saraksts atbilstoši izvēlētajai kategorijai.</w:t>
+        <w:t xml:space="preserve">: Klientam </w:t>
+      </w:r>
+      <w:r>
+        <w:t>redzama sākuma un aktīvā sadaļa, kā arī pieejama funkcija atgriezties uz iepriekšējo sadaļu.</w:t>
       </w:r>
     </w:p>
     <w:p>
@@ -5003,65 +5206,46 @@
         <w:pStyle w:val="3"/>
       </w:pPr>
       <w:r>
-        <w:t>Di</w:t>
-      </w:r>
-      <w:r>
-        <w:t>namiskā navigācija</w:t>
-      </w:r>
-    </w:p>
-    <w:p>
-      <w:r>
-        <w:t>Mērķis: Attēlot sākuma sadaļu un aktīvo sadaļu, ar funkciju atgriezties uz iepriekšējo sadaļu.</w:t>
-      </w:r>
-    </w:p>
-    <w:p>
-      <w:r>
-        <w:t>Apstrāde: Sistēma attēlo klientam sākuma sadaļu un izceļ aktīvo sadaļu. Tiek nodrošināta navigācijas iespēja, kas ļauj klientam atgriezties uz iepriekšējo sadaļu.</w:t>
+        <w:t>Cenu aprēķināšana kalkulatorā</w:t>
+      </w:r>
+    </w:p>
+    <w:p>
+      <w:r>
+        <w:rPr>
+          <w:u w:val="single"/>
+        </w:rPr>
+        <w:t>Mērķis</w:t>
+      </w:r>
+      <w:r>
+        <w:t>: Funkcija nepieciešama, lai klienti var aprēķināt provizorisko cenu.</w:t>
+      </w:r>
+    </w:p>
+    <w:p>
+      <w:r>
+        <w:rPr>
+          <w:u w:val="single"/>
+        </w:rPr>
+        <w:t>Apstrāde</w:t>
+      </w:r>
+      <w:r>
+        <w:t>: Izvēloties visas piedāvātas izvēlēs opcijas, atzīmējot visus laukus, nospiežot kalkulācijas pogu,</w:t>
+      </w:r>
+      <w:r>
+        <w:t xml:space="preserve"> sistēma pārbauda vai visas opcijas ir atzīmētas. Ja ir atzīmēti</w:t>
+      </w:r>
+      <w:r>
+        <w:t xml:space="preserve"> tiek parādīts nākošais skats, ar klienta izvēli </w:t>
+      </w:r>
+      <w:r>
+        <w:t>un ar provizorisko cenu.</w:t>
       </w:r>
     </w:p>
     <w:p>
       <w:proofErr w:type="spellStart"/>
       <w:r>
-        <w:t>Izvaddati</w:t>
-      </w:r>
-      <w:proofErr w:type="spellEnd"/>
-      <w:r>
-        <w:t xml:space="preserve">: Klientam </w:t>
-      </w:r>
-      <w:r>
-        <w:t>redzama sākuma un aktīvā sadaļa, kā arī pieejama funkcija atgriezties uz iepriekšējo sadaļu.</w:t>
-      </w:r>
-    </w:p>
-    <w:p>
-      <w:pPr>
-        <w:pStyle w:val="3"/>
-      </w:pPr>
-      <w:r>
-        <w:t>Cenu aprēķināšana kalkulatorā</w:t>
-      </w:r>
-    </w:p>
-    <w:p>
-      <w:r>
-        <w:t>Mērķis: Funkcija nepieciešama, lai klienti var aprēķināt provizorisko cenu.</w:t>
-      </w:r>
-    </w:p>
-    <w:p>
-      <w:r>
-        <w:t>Apstrāde: Izvēloties visas piedāvātas izvēlēs opcijas, atzīmējot visus laukus, nospiežot kalkulācijas pogu,</w:t>
-      </w:r>
-      <w:r>
-        <w:t xml:space="preserve"> sistēma pārbauda vai visas opcijas ir atzīmētas. Ja ir atzīmēti</w:t>
-      </w:r>
-      <w:r>
-        <w:t xml:space="preserve"> tiek parādīts nākošais skats, ar klienta izvēli </w:t>
-      </w:r>
-      <w:r>
-        <w:t>un ar provizorisko cenu.</w:t>
-      </w:r>
-    </w:p>
-    <w:p>
-      <w:proofErr w:type="spellStart"/>
-      <w:r>
+        <w:rPr>
+          <w:u w:val="single"/>
+        </w:rPr>
         <w:lastRenderedPageBreak/>
         <w:t>Izvaddati</w:t>
       </w:r>
@@ -5113,7 +5297,13 @@
     </w:p>
     <w:p>
       <w:r>
-        <w:t>Mērķis: Funkcijas nepieciešama, lai klients pēc saņemtās provizoriskās cenas ar viņa parametriem var nosūtīt pieprasījumu.</w:t>
+        <w:rPr>
+          <w:u w:val="single"/>
+        </w:rPr>
+        <w:t>Mērķis</w:t>
+      </w:r>
+      <w:r>
+        <w:t>: Funkcijas nepieciešama, lai klients pēc saņemtās provizoriskās cenas ar viņa parametriem var nosūtīt pieprasījumu.</w:t>
       </w:r>
     </w:p>
     <w:p>
@@ -5728,12 +5918,24 @@
     </w:p>
     <w:p>
       <w:r>
-        <w:t>Mērķis: Funkcija nepieciešama, lai tīmekļa vietnē nebūtu statiskais teksts vai bildes, bet lai administratoram ir opcija samainīt bildi, vai tekstu.</w:t>
-      </w:r>
-    </w:p>
-    <w:p>
-      <w:r>
-        <w:t xml:space="preserve">Apstrāde: No administratora puses tiks paradīti rediģējamie lauki uz kuriem </w:t>
+        <w:rPr>
+          <w:u w:val="single"/>
+        </w:rPr>
+        <w:t>Mērķis</w:t>
+      </w:r>
+      <w:r>
+        <w:t>: Funkcija nepieciešama, lai tīmekļa vietnē nebūtu statiskais teksts vai bildes, bet lai administratoram ir opcija samainīt bildi, vai tekstu.</w:t>
+      </w:r>
+    </w:p>
+    <w:p>
+      <w:r>
+        <w:rPr>
+          <w:u w:val="single"/>
+        </w:rPr>
+        <w:t>Apstrāde</w:t>
+      </w:r>
+      <w:r>
+        <w:t xml:space="preserve">: No administratora puses tiks paradīti rediģējamie lauki uz kuriem </w:t>
       </w:r>
       <w:proofErr w:type="spellStart"/>
       <w:r>
@@ -5747,6 +5949,9 @@
     <w:p>
       <w:proofErr w:type="spellStart"/>
       <w:r>
+        <w:rPr>
+          <w:u w:val="single"/>
+        </w:rPr>
         <w:t>Izvaddati</w:t>
       </w:r>
       <w:proofErr w:type="spellEnd"/>
@@ -5764,17 +5969,32 @@
     </w:p>
     <w:p>
       <w:r>
-        <w:t>Mērķis: Funkcijas nepieciešama, lai administrators var pievienot projektu kategorijas.</w:t>
-      </w:r>
-    </w:p>
-    <w:p>
-      <w:r>
-        <w:t>Apstrāde: Administrators ievada kategorijas nosaukumu. Sistēma saglabā to datubāzē.</w:t>
+        <w:rPr>
+          <w:u w:val="single"/>
+        </w:rPr>
+        <w:t>Mērķis</w:t>
+      </w:r>
+      <w:r>
+        <w:t>: Funkcijas nepieciešama, lai administrators var pievienot projektu kategorijas.</w:t>
+      </w:r>
+    </w:p>
+    <w:p>
+      <w:r>
+        <w:rPr>
+          <w:u w:val="single"/>
+        </w:rPr>
+        <w:t>Apstrāde</w:t>
+      </w:r>
+      <w:r>
+        <w:t>: Administrators ievada kategorijas nosaukumu. Sistēma saglabā to datubāzē.</w:t>
       </w:r>
     </w:p>
     <w:p>
       <w:proofErr w:type="spellStart"/>
       <w:r>
+        <w:rPr>
+          <w:u w:val="single"/>
+        </w:rPr>
         <w:lastRenderedPageBreak/>
         <w:t>Izvaddati</w:t>
       </w:r>
@@ -5796,7 +6016,13 @@
     </w:p>
     <w:p>
       <w:r>
-        <w:t xml:space="preserve">Mērķis: Funkcijas nepieciešama, lai administrators var </w:t>
+        <w:rPr>
+          <w:u w:val="single"/>
+        </w:rPr>
+        <w:t>Mērķis</w:t>
+      </w:r>
+      <w:r>
+        <w:t xml:space="preserve">: Funkcijas nepieciešama, lai administrators var </w:t>
       </w:r>
       <w:r>
         <w:t>rediģēt</w:t>
@@ -5807,7 +6033,13 @@
     </w:p>
     <w:p>
       <w:r>
-        <w:t>Apstrāde: Administrators ievada</w:t>
+        <w:rPr>
+          <w:u w:val="single"/>
+        </w:rPr>
+        <w:t>Apstrāde</w:t>
+      </w:r>
+      <w:r>
+        <w:t>: Administrators ievada</w:t>
       </w:r>
       <w:r>
         <w:t xml:space="preserve"> jauno </w:t>
@@ -5819,6 +6051,9 @@
     <w:p>
       <w:proofErr w:type="spellStart"/>
       <w:r>
+        <w:rPr>
+          <w:u w:val="single"/>
+        </w:rPr>
         <w:t>Izvaddati</w:t>
       </w:r>
       <w:proofErr w:type="spellEnd"/>
@@ -5842,22 +6077,43 @@
     </w:p>
     <w:p>
       <w:r>
-        <w:t>Mērķis: Funkcija nepieciešama, lai administrators var dzēst projektu kategoriju.</w:t>
-      </w:r>
-    </w:p>
-    <w:p>
-      <w:r>
-        <w:t>Apstrāde: Administrators dzēš projekta kategoriju.</w:t>
+        <w:rPr>
+          <w:u w:val="single"/>
+        </w:rPr>
+        <w:t>Mērķis</w:t>
+      </w:r>
+      <w:r>
+        <w:t>: Funkcija nepieciešama, lai administrators var dzēst projektu kategoriju.</w:t>
+      </w:r>
+    </w:p>
+    <w:p>
+      <w:r>
+        <w:rPr>
+          <w:u w:val="single"/>
+        </w:rPr>
+        <w:t>Apstrāde</w:t>
+      </w:r>
+      <w:r>
+        <w:t>: Administrators dzēš projekta kategoriju.</w:t>
       </w:r>
     </w:p>
     <w:p>
       <w:proofErr w:type="spellStart"/>
       <w:r>
+        <w:rPr>
+          <w:u w:val="single"/>
+        </w:rPr>
         <w:t>Izvaddati</w:t>
       </w:r>
       <w:proofErr w:type="spellEnd"/>
       <w:r>
-        <w:t>: Kategorija tiek iedzēstā no saraksta.</w:t>
+        <w:t>: Kategorija tiek iedzēst</w:t>
+      </w:r>
+      <w:r>
+        <w:t>a</w:t>
+      </w:r>
+      <w:r>
+        <w:t xml:space="preserve"> no saraksta.</w:t>
       </w:r>
     </w:p>
     <w:p>
@@ -5870,17 +6126,38 @@
     </w:p>
     <w:p>
       <w:r>
-        <w:t>Mērķis: Funkcija nepieciešama, lai administrators var pievienot projektu.</w:t>
-      </w:r>
-    </w:p>
-    <w:p>
-      <w:r>
-        <w:t>Apstrāde: Administrators izvēlās kategoriju, aizpilda informāciju un pievieno projektu.</w:t>
+        <w:rPr>
+          <w:u w:val="single"/>
+        </w:rPr>
+        <w:t>Mērķis</w:t>
+      </w:r>
+      <w:r>
+        <w:t>: Funkcija nepieciešama, lai administrators var pievienot projektu.</w:t>
+      </w:r>
+    </w:p>
+    <w:p>
+      <w:r>
+        <w:rPr>
+          <w:u w:val="single"/>
+        </w:rPr>
+        <w:t>Apstrāde</w:t>
+      </w:r>
+      <w:r>
+        <w:t>: Administrators izvēl</w:t>
+      </w:r>
+      <w:r>
+        <w:t>a</w:t>
+      </w:r>
+      <w:r>
+        <w:t>s kategoriju, aizpilda informāciju un pievieno projektu.</w:t>
       </w:r>
     </w:p>
     <w:p>
       <w:proofErr w:type="spellStart"/>
       <w:r>
+        <w:rPr>
+          <w:u w:val="single"/>
+        </w:rPr>
         <w:t>Izvaddati</w:t>
       </w:r>
       <w:proofErr w:type="spellEnd"/>
@@ -5898,17 +6175,32 @@
     </w:p>
     <w:p>
       <w:r>
-        <w:t>Mērķis: Funkcija nepieciešama, lai administrators var pievienot projekta galveno bildi un galerijas bildes.</w:t>
-      </w:r>
-    </w:p>
-    <w:p>
-      <w:r>
-        <w:t>Apstrāde: Administrators pievieno visas nepieciešamās bildes.</w:t>
+        <w:rPr>
+          <w:u w:val="single"/>
+        </w:rPr>
+        <w:t>Mērķis</w:t>
+      </w:r>
+      <w:r>
+        <w:t>: Funkcija nepieciešama, lai administrators var pievienot projekta galveno bildi un galerijas bildes.</w:t>
+      </w:r>
+    </w:p>
+    <w:p>
+      <w:r>
+        <w:rPr>
+          <w:u w:val="single"/>
+        </w:rPr>
+        <w:t>Apstrāde</w:t>
+      </w:r>
+      <w:r>
+        <w:t>: Administrators pievieno visas nepieciešamās bildes.</w:t>
       </w:r>
     </w:p>
     <w:p>
       <w:proofErr w:type="spellStart"/>
       <w:r>
+        <w:rPr>
+          <w:u w:val="single"/>
+        </w:rPr>
         <w:t>Izvaddati</w:t>
       </w:r>
       <w:proofErr w:type="spellEnd"/>
@@ -5929,7 +6221,13 @@
     </w:p>
     <w:p>
       <w:r>
-        <w:t xml:space="preserve">Mērķis: Funkcija nepieciešama, lai administrators var </w:t>
+        <w:rPr>
+          <w:u w:val="single"/>
+        </w:rPr>
+        <w:t>Mērķis</w:t>
+      </w:r>
+      <w:r>
+        <w:t xml:space="preserve">: Funkcija nepieciešama, lai administrators var </w:t>
       </w:r>
       <w:r>
         <w:t>rediģēt</w:t>
@@ -5940,12 +6238,21 @@
     </w:p>
     <w:p>
       <w:r>
-        <w:t>Apstrāde: Administrators ievada jauno projekta informāciju. Sistēma saglabā to datubāzē.</w:t>
+        <w:rPr>
+          <w:u w:val="single"/>
+        </w:rPr>
+        <w:t>Apstrāde</w:t>
+      </w:r>
+      <w:r>
+        <w:t>: Administrators ievada jauno projekta informāciju. Sistēma saglabā to datubāzē.</w:t>
       </w:r>
     </w:p>
     <w:p>
       <w:proofErr w:type="spellStart"/>
       <w:r>
+        <w:rPr>
+          <w:u w:val="single"/>
+        </w:rPr>
         <w:t>Izvaddati</w:t>
       </w:r>
       <w:proofErr w:type="spellEnd"/>
@@ -5963,17 +6270,32 @@
     </w:p>
     <w:p>
       <w:r>
-        <w:t>Mērķis: Funkcija nepieciešama, lai administrators dzēst projektu .</w:t>
-      </w:r>
-    </w:p>
-    <w:p>
-      <w:r>
-        <w:t>Apstrāde: Administrators dzēš projektu.</w:t>
+        <w:rPr>
+          <w:u w:val="single"/>
+        </w:rPr>
+        <w:t>Mērķis</w:t>
+      </w:r>
+      <w:r>
+        <w:t>: Funkcija nepieciešama, lai administrators dzēst projektu .</w:t>
+      </w:r>
+    </w:p>
+    <w:p>
+      <w:r>
+        <w:rPr>
+          <w:u w:val="single"/>
+        </w:rPr>
+        <w:t>Apstrāde</w:t>
+      </w:r>
+      <w:r>
+        <w:t>: Administrators dzēš projektu.</w:t>
       </w:r>
     </w:p>
     <w:p>
       <w:proofErr w:type="spellStart"/>
       <w:r>
+        <w:rPr>
+          <w:u w:val="single"/>
+        </w:rPr>
         <w:t>Izvaddati</w:t>
       </w:r>
       <w:proofErr w:type="spellEnd"/>
@@ -5998,17 +6320,32 @@
     </w:p>
     <w:p>
       <w:r>
-        <w:t>Mērķis: Funkcija nepieciešama, lai administrators var pievienot kategorijas cenu kalkulatorā.</w:t>
-      </w:r>
-    </w:p>
-    <w:p>
-      <w:r>
-        <w:t>Apstrāde: Administrators ievada kategorijas nosaukumu. Sistēma saglabā to datubāzē.</w:t>
+        <w:rPr>
+          <w:u w:val="single"/>
+        </w:rPr>
+        <w:t>Mērķis</w:t>
+      </w:r>
+      <w:r>
+        <w:t>: Funkcija nepieciešama, lai administrators var pievienot kategorijas cenu kalkulatorā.</w:t>
+      </w:r>
+    </w:p>
+    <w:p>
+      <w:r>
+        <w:rPr>
+          <w:u w:val="single"/>
+        </w:rPr>
+        <w:t>Apstrāde</w:t>
+      </w:r>
+      <w:r>
+        <w:t>: Administrators ievada kategorijas nosaukumu. Sistēma saglabā to datubāzē.</w:t>
       </w:r>
     </w:p>
     <w:p>
       <w:proofErr w:type="spellStart"/>
       <w:r>
+        <w:rPr>
+          <w:u w:val="single"/>
+        </w:rPr>
         <w:t>Izvaddati</w:t>
       </w:r>
       <w:proofErr w:type="spellEnd"/>
@@ -6026,17 +6363,32 @@
     </w:p>
     <w:p>
       <w:r>
-        <w:t>Mērķis: Funkcija nepieciešama, lai administrators var rediģēt kategorijas cenu kalkulatorā.</w:t>
-      </w:r>
-    </w:p>
-    <w:p>
-      <w:r>
-        <w:t>Apstrāde: Administrators rediģē kategorijas nosaukumu. Sistēma saglabā to datubāzē.</w:t>
+        <w:rPr>
+          <w:u w:val="single"/>
+        </w:rPr>
+        <w:t>Mērķis</w:t>
+      </w:r>
+      <w:r>
+        <w:t>: Funkcija nepieciešama, lai administrators var rediģēt kategorijas cenu kalkulatorā.</w:t>
+      </w:r>
+    </w:p>
+    <w:p>
+      <w:r>
+        <w:rPr>
+          <w:u w:val="single"/>
+        </w:rPr>
+        <w:t>Apstrāde</w:t>
+      </w:r>
+      <w:r>
+        <w:t>: Administrators rediģē kategorijas nosaukumu. Sistēma saglabā to datubāzē.</w:t>
       </w:r>
     </w:p>
     <w:p>
       <w:proofErr w:type="spellStart"/>
       <w:r>
+        <w:rPr>
+          <w:u w:val="single"/>
+        </w:rPr>
         <w:t>Izvaddati</w:t>
       </w:r>
       <w:proofErr w:type="spellEnd"/>
@@ -6054,17 +6406,32 @@
     </w:p>
     <w:p>
       <w:r>
-        <w:t>Mērķis: Funkcija nepieciešama, lai administrators var dzēst kategorijas cenu kalkulatorā.</w:t>
-      </w:r>
-    </w:p>
-    <w:p>
-      <w:r>
-        <w:t xml:space="preserve">Apstrāde: Administrators dzēš kategoriju. </w:t>
+        <w:rPr>
+          <w:u w:val="single"/>
+        </w:rPr>
+        <w:t>Mērķis</w:t>
+      </w:r>
+      <w:r>
+        <w:t>: Funkcija nepieciešama, lai administrators var dzēst kategorijas cenu kalkulatorā.</w:t>
+      </w:r>
+    </w:p>
+    <w:p>
+      <w:r>
+        <w:rPr>
+          <w:u w:val="single"/>
+        </w:rPr>
+        <w:t>Apstrāde</w:t>
+      </w:r>
+      <w:r>
+        <w:t xml:space="preserve">: Administrators dzēš kategoriju. </w:t>
       </w:r>
     </w:p>
     <w:p>
       <w:proofErr w:type="spellStart"/>
       <w:r>
+        <w:rPr>
+          <w:u w:val="single"/>
+        </w:rPr>
         <w:t>Izvaddati</w:t>
       </w:r>
       <w:proofErr w:type="spellEnd"/>
@@ -6082,22 +6449,43 @@
     </w:p>
     <w:p>
       <w:r>
-        <w:t>Mērķis: Funkcija nepieciešama, lai administrators var pievienot opciju cenu kalkulatorā.</w:t>
-      </w:r>
-    </w:p>
-    <w:p>
-      <w:r>
-        <w:t>Apstrāde: Administrators ievada opcijas nosaukumu. Sistēma saglabā to datubāzē.</w:t>
+        <w:rPr>
+          <w:u w:val="single"/>
+        </w:rPr>
+        <w:t>Mērķis</w:t>
+      </w:r>
+      <w:r>
+        <w:t>: Funkcija nepieciešama, lai administrators var pievienot opciju cenu kalkulatorā.</w:t>
+      </w:r>
+    </w:p>
+    <w:p>
+      <w:r>
+        <w:rPr>
+          <w:u w:val="single"/>
+        </w:rPr>
+        <w:t>Apstrāde</w:t>
+      </w:r>
+      <w:r>
+        <w:t>: Administrators ievada opcijas nosaukumu. Sistēma saglabā to datubāzē.</w:t>
       </w:r>
     </w:p>
     <w:p>
       <w:proofErr w:type="spellStart"/>
       <w:r>
+        <w:rPr>
+          <w:u w:val="single"/>
+        </w:rPr>
         <w:t>Izvaddati</w:t>
       </w:r>
       <w:proofErr w:type="spellEnd"/>
       <w:r>
-        <w:t>: Opcija tiek saglabātā sarakstā.</w:t>
+        <w:t>: Opcija tiek saglabāt</w:t>
+      </w:r>
+      <w:r>
+        <w:t>a</w:t>
+      </w:r>
+      <w:r>
+        <w:t xml:space="preserve"> sarakstā.</w:t>
       </w:r>
     </w:p>
     <w:p>
@@ -6115,12 +6503,24 @@
     </w:p>
     <w:p>
       <w:r>
-        <w:t>Mērķis: Funkcija nepieciešama, lai administrators var rediģēt opciju cenu kalkulatorā.</w:t>
-      </w:r>
-    </w:p>
-    <w:p>
-      <w:r>
-        <w:t xml:space="preserve">Apstrāde: Administrators </w:t>
+        <w:rPr>
+          <w:u w:val="single"/>
+        </w:rPr>
+        <w:t>Mērķis</w:t>
+      </w:r>
+      <w:r>
+        <w:t>: Funkcija nepieciešama, lai administrators var rediģēt opciju cenu kalkulatorā.</w:t>
+      </w:r>
+    </w:p>
+    <w:p>
+      <w:r>
+        <w:rPr>
+          <w:u w:val="single"/>
+        </w:rPr>
+        <w:t>Apstrāde</w:t>
+      </w:r>
+      <w:r>
+        <w:t xml:space="preserve">: Administrators </w:t>
       </w:r>
       <w:r>
         <w:t>rediģē</w:t>
@@ -6132,6 +6532,9 @@
     <w:p>
       <w:proofErr w:type="spellStart"/>
       <w:r>
+        <w:rPr>
+          <w:u w:val="single"/>
+        </w:rPr>
         <w:t>Izvaddati</w:t>
       </w:r>
       <w:proofErr w:type="spellEnd"/>
@@ -6142,7 +6545,13 @@
         <w:t>Izmainīta o</w:t>
       </w:r>
       <w:r>
-        <w:t>pcija tiek saglabātā sarakstā.</w:t>
+        <w:t>pcija tiek saglabāt</w:t>
+      </w:r>
+      <w:r>
+        <w:t>a</w:t>
+      </w:r>
+      <w:r>
+        <w:t xml:space="preserve"> sarakstā.</w:t>
       </w:r>
     </w:p>
     <w:p>
@@ -6155,17 +6564,32 @@
     </w:p>
     <w:p>
       <w:r>
-        <w:t>Mērķis: Funkcija nepieciešama, lai administrators var dzēst opcijas cenu kalkulatorā.</w:t>
-      </w:r>
-    </w:p>
-    <w:p>
-      <w:r>
-        <w:t xml:space="preserve">Apstrāde: Administrators dzēš opciju. </w:t>
+        <w:rPr>
+          <w:u w:val="single"/>
+        </w:rPr>
+        <w:t>Mērķis</w:t>
+      </w:r>
+      <w:r>
+        <w:t>: Funkcija nepieciešama, lai administrators var dzēst opcijas cenu kalkulatorā.</w:t>
+      </w:r>
+    </w:p>
+    <w:p>
+      <w:r>
+        <w:rPr>
+          <w:u w:val="single"/>
+        </w:rPr>
+        <w:t>Apstrāde</w:t>
+      </w:r>
+      <w:r>
+        <w:t xml:space="preserve">: Administrators dzēš opciju. </w:t>
       </w:r>
     </w:p>
     <w:p>
       <w:proofErr w:type="spellStart"/>
       <w:r>
+        <w:rPr>
+          <w:u w:val="single"/>
+        </w:rPr>
         <w:t>Izvaddati</w:t>
       </w:r>
       <w:proofErr w:type="spellEnd"/>
@@ -6184,17 +6608,32 @@
     </w:p>
     <w:p>
       <w:r>
-        <w:t>Mērķis: Funkcija nepieciešama, lai administrators var pievienot pakalpojumus cenu kalkulatorā.</w:t>
-      </w:r>
-    </w:p>
-    <w:p>
-      <w:r>
-        <w:t>Apstrāde: Administrators ievada pakalpojuma nosaukumu. Sistēma saglabā to datubāzē.</w:t>
+        <w:rPr>
+          <w:u w:val="single"/>
+        </w:rPr>
+        <w:t>Mērķis</w:t>
+      </w:r>
+      <w:r>
+        <w:t>: Funkcija nepieciešama, lai administrators var pievienot pakalpojumus cenu kalkulatorā.</w:t>
+      </w:r>
+    </w:p>
+    <w:p>
+      <w:r>
+        <w:rPr>
+          <w:u w:val="single"/>
+        </w:rPr>
+        <w:t>Apstrāde</w:t>
+      </w:r>
+      <w:r>
+        <w:t>: Administrators ievada pakalpojuma nosaukumu. Sistēma saglabā to datubāzē.</w:t>
       </w:r>
     </w:p>
     <w:p>
       <w:proofErr w:type="spellStart"/>
       <w:r>
+        <w:rPr>
+          <w:u w:val="single"/>
+        </w:rPr>
         <w:t>Izvaddati</w:t>
       </w:r>
       <w:proofErr w:type="spellEnd"/>
@@ -6212,22 +6651,43 @@
     </w:p>
     <w:p>
       <w:r>
-        <w:t>Mērķis: Funkcija nepieciešama, lai administrators var rediģēt pakalpojumu cenu kalkulatorā.</w:t>
-      </w:r>
-    </w:p>
-    <w:p>
-      <w:r>
-        <w:t>Apstrāde: Administrators rediģē pakalpojuma nosaukumu. Sistēma saglabā to datubāzē.</w:t>
+        <w:rPr>
+          <w:u w:val="single"/>
+        </w:rPr>
+        <w:t>Mērķis</w:t>
+      </w:r>
+      <w:r>
+        <w:t>: Funkcija nepieciešama, lai administrators var rediģēt pakalpojumu cenu kalkulatorā.</w:t>
+      </w:r>
+    </w:p>
+    <w:p>
+      <w:r>
+        <w:rPr>
+          <w:u w:val="single"/>
+        </w:rPr>
+        <w:t>Apstrāde</w:t>
+      </w:r>
+      <w:r>
+        <w:t>: Administrators rediģē pakalpojuma nosaukumu. Sistēma saglabā to datubāzē.</w:t>
       </w:r>
     </w:p>
     <w:p>
       <w:proofErr w:type="spellStart"/>
       <w:r>
+        <w:rPr>
+          <w:u w:val="single"/>
+        </w:rPr>
         <w:t>Izvaddati</w:t>
       </w:r>
       <w:proofErr w:type="spellEnd"/>
       <w:r>
-        <w:t>: Izmainīts pakalpojums tiek saglabātā sarakstā.</w:t>
+        <w:t>: Izmainīts pakalpojums tiek saglabāt</w:t>
+      </w:r>
+      <w:r>
+        <w:t>a</w:t>
+      </w:r>
+      <w:r>
+        <w:t xml:space="preserve"> sarakstā.</w:t>
       </w:r>
     </w:p>
     <w:p>
@@ -6240,17 +6700,32 @@
     </w:p>
     <w:p>
       <w:r>
-        <w:t>Mērķis: Funkcija nepieciešama, lai administrators var dzēst pakalpojumus cenu kalkulatorā.</w:t>
-      </w:r>
-    </w:p>
-    <w:p>
-      <w:r>
-        <w:t xml:space="preserve">Apstrāde: Administrators dzēš pakalpojumu. </w:t>
+        <w:rPr>
+          <w:u w:val="single"/>
+        </w:rPr>
+        <w:t>Mērķis</w:t>
+      </w:r>
+      <w:r>
+        <w:t>: Funkcija nepieciešama, lai administrators var dzēst pakalpojumus cenu kalkulatorā.</w:t>
+      </w:r>
+    </w:p>
+    <w:p>
+      <w:r>
+        <w:rPr>
+          <w:u w:val="single"/>
+        </w:rPr>
+        <w:t>Apstrāde</w:t>
+      </w:r>
+      <w:r>
+        <w:t xml:space="preserve">: Administrators dzēš pakalpojumu. </w:t>
       </w:r>
     </w:p>
     <w:p>
       <w:proofErr w:type="spellStart"/>
       <w:r>
+        <w:rPr>
+          <w:u w:val="single"/>
+        </w:rPr>
         <w:t>Izvaddati</w:t>
       </w:r>
       <w:proofErr w:type="spellEnd"/>
@@ -6268,12 +6743,30 @@
     </w:p>
     <w:p>
       <w:r>
-        <w:t>Mērķis: Funkcija nepieciešama, lai administrators var pievienot cenas cenu kalkulatorā.</w:t>
-      </w:r>
-    </w:p>
-    <w:p>
-      <w:r>
-        <w:t xml:space="preserve">Apstrāde: Administrators izvēlās iepriekšminēto: kategoriju, pakalpojumu un opciju, izvēlās tos un </w:t>
+        <w:rPr>
+          <w:u w:val="single"/>
+        </w:rPr>
+        <w:t>Mērķis</w:t>
+      </w:r>
+      <w:r>
+        <w:t>: Funkcija nepieciešama, lai administrators var pievienot cenas cenu kalkulatorā.</w:t>
+      </w:r>
+    </w:p>
+    <w:p>
+      <w:r>
+        <w:rPr>
+          <w:u w:val="single"/>
+        </w:rPr>
+        <w:t>Apstrāde</w:t>
+      </w:r>
+      <w:r>
+        <w:t>: Administrators izvēl</w:t>
+      </w:r>
+      <w:r>
+        <w:t>a</w:t>
+      </w:r>
+      <w:r>
+        <w:t xml:space="preserve">s iepriekšminēto: kategoriju, pakalpojumu un opciju, izvēlās tos un </w:t>
       </w:r>
       <w:r>
         <w:t>raksta cenu. Tas viss tiks saglabāts datubāzē.</w:t>
@@ -6282,6 +6775,9 @@
     <w:p>
       <w:proofErr w:type="spellStart"/>
       <w:r>
+        <w:rPr>
+          <w:u w:val="single"/>
+        </w:rPr>
         <w:t>Izvaddati</w:t>
       </w:r>
       <w:proofErr w:type="spellEnd"/>
@@ -6299,7 +6795,13 @@
     </w:p>
     <w:p>
       <w:r>
-        <w:t xml:space="preserve">Mērķis: Funkcija nepieciešama, lai administrators var </w:t>
+        <w:rPr>
+          <w:u w:val="single"/>
+        </w:rPr>
+        <w:t>Mērķis</w:t>
+      </w:r>
+      <w:r>
+        <w:t xml:space="preserve">: Funkcija nepieciešama, lai administrators var </w:t>
       </w:r>
       <w:proofErr w:type="spellStart"/>
       <w:r>
@@ -6312,12 +6814,21 @@
     </w:p>
     <w:p>
       <w:r>
-        <w:t>Apstrāde: Administrators var rediģēt kategoriju, pakalpojumu, opciju un cenu. Tas viss tiks saglabāts datubāzē.</w:t>
+        <w:rPr>
+          <w:u w:val="single"/>
+        </w:rPr>
+        <w:t>Apstrāde</w:t>
+      </w:r>
+      <w:r>
+        <w:t>: Administrators var rediģēt kategoriju, pakalpojumu, opciju un cenu. Tas viss tiks saglabāts datubāzē.</w:t>
       </w:r>
     </w:p>
     <w:p>
       <w:proofErr w:type="spellStart"/>
       <w:r>
+        <w:rPr>
+          <w:u w:val="single"/>
+        </w:rPr>
         <w:t>Izvaddati</w:t>
       </w:r>
       <w:proofErr w:type="spellEnd"/>
@@ -6335,17 +6846,32 @@
     </w:p>
     <w:p>
       <w:r>
-        <w:t>Mērķis: Funkcija nepieciešama, lai administrators var dzēst cenas cenu kalkulatorā.</w:t>
-      </w:r>
-    </w:p>
-    <w:p>
-      <w:r>
-        <w:t>Apstrāde: Administrators dzēš cenu.</w:t>
+        <w:rPr>
+          <w:u w:val="single"/>
+        </w:rPr>
+        <w:t>Mērķis</w:t>
+      </w:r>
+      <w:r>
+        <w:t>: Funkcija nepieciešama, lai administrators var dzēst cenas cenu kalkulatorā.</w:t>
+      </w:r>
+    </w:p>
+    <w:p>
+      <w:r>
+        <w:rPr>
+          <w:u w:val="single"/>
+        </w:rPr>
+        <w:t>Apstrāde</w:t>
+      </w:r>
+      <w:r>
+        <w:t>: Administrators dzēš cenu.</w:t>
       </w:r>
     </w:p>
     <w:p>
       <w:proofErr w:type="spellStart"/>
       <w:r>
+        <w:rPr>
+          <w:u w:val="single"/>
+        </w:rPr>
         <w:lastRenderedPageBreak/>
         <w:t>Izvaddati</w:t>
       </w:r>
@@ -6358,7 +6884,7 @@
       <w:pPr>
         <w:pStyle w:val="2"/>
       </w:pPr>
-      <w:bookmarkStart w:id="5" w:name="_Toc225650040"/>
+      <w:bookmarkStart w:id="5" w:name="_Toc225717543"/>
       <w:r>
         <w:t>Sistēmas nefunkcionālās prasības</w:t>
       </w:r>
@@ -6684,7 +7210,7 @@
       <w:pPr>
         <w:pStyle w:val="2"/>
       </w:pPr>
-      <w:bookmarkStart w:id="6" w:name="_Toc225650041"/>
+      <w:bookmarkStart w:id="6" w:name="_Toc225717544"/>
       <w:r>
         <w:t>Gala lietotāja raksturiezīmes</w:t>
       </w:r>
@@ -6753,7 +7279,7 @@
       <w:pPr>
         <w:pStyle w:val="1"/>
       </w:pPr>
-      <w:bookmarkStart w:id="7" w:name="_Toc225650042"/>
+      <w:bookmarkStart w:id="7" w:name="_Toc225717545"/>
       <w:r>
         <w:lastRenderedPageBreak/>
         <w:t>Izstrādes līdzekļu, rīku apraksts un izvēles pamatojums</w:t>
@@ -6796,7 +7322,7 @@
       <w:pPr>
         <w:pStyle w:val="2"/>
       </w:pPr>
-      <w:bookmarkStart w:id="8" w:name="_Toc225650043"/>
+      <w:bookmarkStart w:id="8" w:name="_Toc225717546"/>
       <w:r>
         <w:t>Izvēlēto risinājuma līdzekļu un valodu apraksts</w:t>
       </w:r>
@@ -6812,7 +7338,23 @@
           <w:b w:val="0"/>
           <w:bCs w:val="0"/>
         </w:rPr>
-        <w:t>“WOOD &amp; FOOD”</w:t>
+        <w:t>“</w:t>
+      </w:r>
+      <w:r>
+        <w:rPr>
+          <w:rStyle w:val="af6"/>
+          <w:b w:val="0"/>
+          <w:bCs w:val="0"/>
+        </w:rPr>
+        <w:t>Ražots Godiņos</w:t>
+      </w:r>
+      <w:r>
+        <w:rPr>
+          <w:rStyle w:val="af6"/>
+          <w:b w:val="0"/>
+          <w:bCs w:val="0"/>
+        </w:rPr>
+        <w:t>”</w:t>
       </w:r>
       <w:r>
         <w:t xml:space="preserve"> izstrādē tiek izmantotas šādas tehnoloģijas un rīki:</w:t>
@@ -6836,13 +7378,23 @@
       </w:r>
       <w:proofErr w:type="spellEnd"/>
       <w:r>
-        <w:t xml:space="preserve"> -</w:t>
-      </w:r>
-      <w:r>
         <w:t xml:space="preserve"> </w:t>
       </w:r>
       <w:r>
-        <w:t xml:space="preserve">ļauj veidot dinamisku un ātru lietotāja </w:t>
+        <w:rPr>
+          <w:b/>
+          <w:bCs/>
+        </w:rPr>
+        <w:t>-</w:t>
+      </w:r>
+      <w:r>
+        <w:t xml:space="preserve"> </w:t>
+      </w:r>
+      <w:r>
+        <w:t>Ļ</w:t>
+      </w:r>
+      <w:r>
+        <w:t xml:space="preserve">auj veidot dinamisku un ātru lietotāja </w:t>
       </w:r>
       <w:proofErr w:type="spellStart"/>
       <w:r>
@@ -6879,13 +7431,23 @@
       </w:r>
       <w:proofErr w:type="spellEnd"/>
       <w:r>
-        <w:t xml:space="preserve"> -</w:t>
-      </w:r>
-      <w:r>
         <w:t xml:space="preserve"> </w:t>
       </w:r>
       <w:r>
-        <w:t xml:space="preserve">tika izmantots kā galvenā programmēšanas valoda </w:t>
+        <w:rPr>
+          <w:b/>
+          <w:bCs/>
+        </w:rPr>
+        <w:t>-</w:t>
+      </w:r>
+      <w:r>
+        <w:t xml:space="preserve"> </w:t>
+      </w:r>
+      <w:r>
+        <w:t>T</w:t>
+      </w:r>
+      <w:r>
+        <w:t xml:space="preserve">ika izmantots kā galvenā programmēšanas valoda </w:t>
       </w:r>
       <w:proofErr w:type="spellStart"/>
       <w:r>
@@ -6928,10 +7490,23 @@
         <w:t>LESS</w:t>
       </w:r>
       <w:r>
-        <w:t xml:space="preserve"> - </w:t>
-      </w:r>
-      <w:r>
-        <w:t>paplašina CSS iespējas, ļaujot izmantot mainīgos un strukturēt stilus. Tas palīdz uzturēt dizainu organizētu un vienkāršāk veikt izmaiņas projektā.</w:t>
+        <w:t xml:space="preserve"> </w:t>
+      </w:r>
+      <w:r>
+        <w:rPr>
+          <w:b/>
+          <w:bCs/>
+        </w:rPr>
+        <w:t>-</w:t>
+      </w:r>
+      <w:r>
+        <w:t xml:space="preserve"> </w:t>
+      </w:r>
+      <w:r>
+        <w:t>P</w:t>
+      </w:r>
+      <w:r>
+        <w:t>aplašina CSS iespējas, ļaujot izmantot mainīgos un strukturēt stilus. Tas palīdz uzturēt dizainu organizētu un vienkāršāk veikt izmaiņas projektā.</w:t>
       </w:r>
     </w:p>
     <w:p>
@@ -6950,13 +7525,20 @@
         <w:t xml:space="preserve">PHP </w:t>
       </w:r>
       <w:r>
+        <w:rPr>
+          <w:b/>
+          <w:bCs/>
+        </w:rPr>
         <w:t>-</w:t>
       </w:r>
       <w:r>
         <w:t xml:space="preserve"> </w:t>
       </w:r>
       <w:r>
-        <w:t xml:space="preserve">tika izvēlēts servera puses izstrādei, jo tas ir vienkārši lietojams, plaši izplatīts un labi integrējas ar </w:t>
+        <w:t>T</w:t>
+      </w:r>
+      <w:r>
+        <w:t xml:space="preserve">ika izvēlēts servera puses izstrādei, jo tas ir vienkārši lietojams, plaši izplatīts un labi integrējas ar </w:t>
       </w:r>
       <w:proofErr w:type="spellStart"/>
       <w:r>
@@ -7008,13 +7590,20 @@
         <w:t xml:space="preserve"> </w:t>
       </w:r>
       <w:r>
+        <w:rPr>
+          <w:b/>
+          <w:bCs/>
+        </w:rPr>
         <w:t>-</w:t>
       </w:r>
       <w:r>
         <w:t xml:space="preserve"> </w:t>
       </w:r>
       <w:r>
-        <w:t>tika izvēlēts kā izstrādes vide PHP daļai, jo tas piedāvā ērtus rīkus koda rakstīšanai, kļūdu noteikšanai un projektu pārvaldībai.</w:t>
+        <w:t>Izvēlējos</w:t>
+      </w:r>
+      <w:r>
+        <w:t xml:space="preserve"> kā izstrādes vide PHP daļai, jo tas piedāvā ērtus rīkus koda rakstīšanai, kļūdu noteikšanai un projektu pārvaldībai.</w:t>
       </w:r>
     </w:p>
     <w:p>
@@ -7058,7 +7647,20 @@
         <w:t xml:space="preserve"> Code </w:t>
       </w:r>
       <w:r>
-        <w:t xml:space="preserve">- izvēlējos, jo tas ir viegls, ātrs un piedāvā daudz paplašinājumu darbam ar </w:t>
+        <w:rPr>
+          <w:b/>
+          <w:bCs/>
+        </w:rPr>
+        <w:t>-</w:t>
+      </w:r>
+      <w:r>
+        <w:t xml:space="preserve"> </w:t>
+      </w:r>
+      <w:r>
+        <w:t>I</w:t>
+      </w:r>
+      <w:r>
+        <w:t xml:space="preserve">zvēlējos, jo tas ir viegls, ātrs un piedāvā daudz paplašinājumu darbam ar </w:t>
       </w:r>
       <w:proofErr w:type="spellStart"/>
       <w:r>
@@ -7190,7 +7792,7 @@
       <w:pPr>
         <w:pStyle w:val="2"/>
       </w:pPr>
-      <w:bookmarkStart w:id="9" w:name="_Toc225650044"/>
+      <w:bookmarkStart w:id="9" w:name="_Toc225717547"/>
       <w:r>
         <w:lastRenderedPageBreak/>
         <w:t>Iespējamo (alternatīvo) risinājuma līdzekļu un valodu apraksts</w:t>
@@ -7329,7 +7931,13 @@
       </w:r>
       <w:proofErr w:type="spellEnd"/>
       <w:r>
-        <w:t xml:space="preserve"> – tiek izmantota vizuālo materiālu izstrādei, piemēram, logo, </w:t>
+        <w:t xml:space="preserve"> – </w:t>
+      </w:r>
+      <w:r>
+        <w:t>T</w:t>
+      </w:r>
+      <w:r>
+        <w:t xml:space="preserve">iek izmantota vizuālo materiālu izstrādei, piemēram, logo, </w:t>
       </w:r>
       <w:proofErr w:type="spellStart"/>
       <w:r>
@@ -7377,7 +7985,10 @@
         <w:t xml:space="preserve"> </w:t>
       </w:r>
       <w:r>
-        <w:t xml:space="preserve">alternatīva </w:t>
+        <w:t>A</w:t>
+      </w:r>
+      <w:r>
+        <w:t xml:space="preserve">lternatīva </w:t>
       </w:r>
       <w:proofErr w:type="spellStart"/>
       <w:r>
@@ -7390,21 +8001,18 @@
       <w:r>
         <w:t xml:space="preserve">, bet ir sarežģītāka </w:t>
       </w:r>
-      <w:proofErr w:type="spellStart"/>
-      <w:r>
-        <w:t>uzstādīšāna</w:t>
-      </w:r>
-      <w:proofErr w:type="spellEnd"/>
+      <w:r>
+        <w:t>uzstādīšana</w:t>
+      </w:r>
       <w:r>
         <w:t xml:space="preserve"> un konfigurācija.</w:t>
       </w:r>
     </w:p>
-    <w:p/>
     <w:p>
       <w:pPr>
         <w:pStyle w:val="1"/>
       </w:pPr>
-      <w:bookmarkStart w:id="10" w:name="_Toc225650045"/>
+      <w:bookmarkStart w:id="10" w:name="_Toc225717548"/>
       <w:r>
         <w:lastRenderedPageBreak/>
         <w:t>Sistēmas modelēšana un projektēšana</w:t>
@@ -7418,18 +8026,49 @@
       <w:r>
         <w:t>“Ražots Godiņos” tīmekļa vietnes darbību</w:t>
       </w:r>
+      <w:r>
+        <w:t>.</w:t>
+      </w:r>
     </w:p>
     <w:p>
       <w:pPr>
         <w:pStyle w:val="2"/>
       </w:pPr>
-      <w:bookmarkStart w:id="11" w:name="_Toc225650046"/>
+      <w:bookmarkStart w:id="11" w:name="_Toc225717549"/>
       <w:r>
         <w:t>Sistēmas struktūras modelis</w:t>
       </w:r>
       <w:bookmarkEnd w:id="11"/>
     </w:p>
     <w:p>
+      <w:r>
+        <w:t>Sistēmas struktūras modelis attēlo tīmekļa lietotnes galveno komponentu uzbūvi un to savstarpējo mijiedarbību.</w:t>
+      </w:r>
+      <w:r>
+        <w:rPr>
+          <w:lang w:val="en-GB"/>
+        </w:rPr>
+        <w:t xml:space="preserve"> </w:t>
+      </w:r>
+      <w:r>
+        <w:t xml:space="preserve">Sistēma sastāv no lietotāja </w:t>
+      </w:r>
+      <w:proofErr w:type="spellStart"/>
+      <w:r>
+        <w:t>saskarnes</w:t>
+      </w:r>
+      <w:proofErr w:type="spellEnd"/>
+      <w:r>
+        <w:t xml:space="preserve"> servera un datubāzes.</w:t>
+      </w:r>
+      <w:r>
+        <w:t xml:space="preserve"> Šajā modulī tiek </w:t>
+      </w:r>
+      <w:r>
+        <w:t>aprakstīti, ka darbojas paša sistēma, ka nodod datus. Savukārt relāciju diagramma parāda entītijas, atribūtu un relācijas starp datubāzēm.</w:t>
+      </w:r>
+    </w:p>
+    <w:p>
       <w:pPr>
         <w:pStyle w:val="3"/>
       </w:pPr>
@@ -7441,6 +8080,213 @@
       </w:r>
     </w:p>
     <w:p>
+      <w:r>
+        <w:t xml:space="preserve">Izvietojuma diagramma </w:t>
+      </w:r>
+      <w:r>
+        <w:t>attēlo sistēmas fizisko komponentu izvietojumu un to savstarpējo savienojumu.</w:t>
+      </w:r>
+      <w:r>
+        <w:t xml:space="preserve"> Diagrammā redzams, ka lietotājs izmanto </w:t>
+      </w:r>
+      <w:r>
+        <w:t>pārlūkprogrammu</w:t>
+      </w:r>
+      <w:r>
+        <w:t xml:space="preserve">, lai piekļūtu tīmekļa serverim. Tīmekļa serverī darbojas PHP </w:t>
+      </w:r>
+      <w:proofErr w:type="spellStart"/>
+      <w:r>
+        <w:t>backend</w:t>
+      </w:r>
+      <w:proofErr w:type="spellEnd"/>
+      <w:r>
+        <w:t xml:space="preserve"> daļa, kas </w:t>
+      </w:r>
+      <w:r>
+        <w:t>apstrādā</w:t>
+      </w:r>
+      <w:r>
+        <w:t xml:space="preserve"> pieprasījumus un nodrošina sistēmas loģiku.</w:t>
+      </w:r>
+      <w:r>
+        <w:t xml:space="preserve"> </w:t>
+      </w:r>
+      <w:proofErr w:type="spellStart"/>
+      <w:r>
+        <w:t>Frontend</w:t>
+      </w:r>
+      <w:proofErr w:type="spellEnd"/>
+      <w:r>
+        <w:t xml:space="preserve"> daļa darbojās lietotāja pārlūkprogrammā un sazinās ar serveri. Savukārt, serveris sazinās ar </w:t>
+      </w:r>
+      <w:proofErr w:type="spellStart"/>
+      <w:r>
+        <w:t>MySQL</w:t>
+      </w:r>
+      <w:proofErr w:type="spellEnd"/>
+      <w:r>
+        <w:t xml:space="preserve"> datubāzi, izpildot vaicājumus, lai iegūtu vai saglabātu datus.</w:t>
+      </w:r>
+    </w:p>
+    <w:p>
+      <w:r>
+        <w:rPr>
+          <w:noProof/>
+        </w:rPr>
+        <mc:AlternateContent>
+          <mc:Choice Requires="wps">
+            <w:drawing>
+              <wp:anchor distT="0" distB="0" distL="114300" distR="114300" simplePos="0" relativeHeight="251661312" behindDoc="0" locked="0" layoutInCell="1" allowOverlap="1" wp14:anchorId="10101E9A" wp14:editId="5D1E77FC">
+                <wp:simplePos x="0" y="0"/>
+                <wp:positionH relativeFrom="column">
+                  <wp:posOffset>1722454</wp:posOffset>
+                </wp:positionH>
+                <wp:positionV relativeFrom="paragraph">
+                  <wp:posOffset>2260600</wp:posOffset>
+                </wp:positionV>
+                <wp:extent cx="2654968" cy="368969"/>
+                <wp:effectExtent l="0" t="0" r="0" b="0"/>
+                <wp:wrapNone/>
+                <wp:docPr id="11" name="Надпись 11"/>
+                <wp:cNvGraphicFramePr/>
+                <a:graphic xmlns:a="http://schemas.openxmlformats.org/drawingml/2006/main">
+                  <a:graphicData uri="http://schemas.microsoft.com/office/word/2010/wordprocessingShape">
+                    <wps:wsp>
+                      <wps:cNvSpPr txBox="1"/>
+                      <wps:spPr>
+                        <a:xfrm>
+                          <a:off x="0" y="0"/>
+                          <a:ext cx="2654968" cy="368969"/>
+                        </a:xfrm>
+                        <a:prstGeom prst="rect">
+                          <a:avLst/>
+                        </a:prstGeom>
+                        <a:noFill/>
+                        <a:ln>
+                          <a:noFill/>
+                        </a:ln>
+                      </wps:spPr>
+                      <wps:style>
+                        <a:lnRef idx="0">
+                          <a:scrgbClr r="0" g="0" b="0"/>
+                        </a:lnRef>
+                        <a:fillRef idx="0">
+                          <a:scrgbClr r="0" g="0" b="0"/>
+                        </a:fillRef>
+                        <a:effectRef idx="0">
+                          <a:scrgbClr r="0" g="0" b="0"/>
+                        </a:effectRef>
+                        <a:fontRef idx="minor">
+                          <a:schemeClr val="dk1"/>
+                        </a:fontRef>
+                      </wps:style>
+                      <wps:txbx>
+                        <w:txbxContent>
+                          <w:p>
+                            <w:pPr>
+                              <w:rPr>
+                                <w:b/>
+                                <w:bCs/>
+                                <w:sz w:val="20"/>
+                                <w:szCs w:val="20"/>
+                              </w:rPr>
+                            </w:pPr>
+                            <w:r>
+                              <w:rPr>
+                                <w:b/>
+                                <w:bCs/>
+                                <w:sz w:val="20"/>
+                                <w:szCs w:val="20"/>
+                              </w:rPr>
+                              <w:t>1.attēls</w:t>
+                            </w:r>
+                            <w:r>
+                              <w:rPr>
+                                <w:b/>
+                                <w:bCs/>
+                                <w:sz w:val="20"/>
+                                <w:szCs w:val="20"/>
+                              </w:rPr>
+                              <w:t>.</w:t>
+                            </w:r>
+                            <w:r>
+                              <w:rPr>
+                                <w:b/>
+                                <w:bCs/>
+                                <w:sz w:val="20"/>
+                                <w:szCs w:val="20"/>
+                              </w:rPr>
+                              <w:t xml:space="preserve"> Izvietojuma diagramma</w:t>
+                            </w:r>
+                          </w:p>
+                        </w:txbxContent>
+                      </wps:txbx>
+                      <wps:bodyPr rot="0" spcFirstLastPara="0" vertOverflow="overflow" horzOverflow="overflow" vert="horz" wrap="square" lIns="91440" tIns="45720" rIns="91440" bIns="45720" numCol="1" spcCol="0" rtlCol="0" fromWordArt="0" anchor="t" anchorCtr="0" forceAA="0" compatLnSpc="1">
+                        <a:prstTxWarp prst="textNoShape">
+                          <a:avLst/>
+                        </a:prstTxWarp>
+                        <a:noAutofit/>
+                      </wps:bodyPr>
+                    </wps:wsp>
+                  </a:graphicData>
+                </a:graphic>
+              </wp:anchor>
+            </w:drawing>
+          </mc:Choice>
+          <mc:Fallback>
+            <w:pict>
+              <v:shapetype w14:anchorId="10101E9A" id="_x0000_t202" coordsize="21600,21600" o:spt="202" path="m,l,21600r21600,l21600,xe">
+                <v:stroke joinstyle="miter"/>
+                <v:path gradientshapeok="t" o:connecttype="rect"/>
+              </v:shapetype>
+              <v:shape id="Надпись 11" o:spid="_x0000_s1026" type="#_x0000_t202" style="position:absolute;left:0;text-align:left;margin-left:135.65pt;margin-top:178pt;width:209.05pt;height:29.05pt;z-index:251661312;visibility:visible;mso-wrap-style:square;mso-wrap-distance-left:9pt;mso-wrap-distance-top:0;mso-wrap-distance-right:9pt;mso-wrap-distance-bottom:0;mso-position-horizontal:absolute;mso-position-horizontal-relative:text;mso-position-vertical:absolute;mso-position-vertical-relative:text;v-text-anchor:top" o:gfxdata="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" filled="f" stroked="f">
+                <v:textbox>
+                  <w:txbxContent>
+                    <w:p>
+                      <w:pPr>
+                        <w:rPr>
+                          <w:b/>
+                          <w:bCs/>
+                          <w:sz w:val="20"/>
+                          <w:szCs w:val="20"/>
+                        </w:rPr>
+                      </w:pPr>
+                      <w:r>
+                        <w:rPr>
+                          <w:b/>
+                          <w:bCs/>
+                          <w:sz w:val="20"/>
+                          <w:szCs w:val="20"/>
+                        </w:rPr>
+                        <w:t>1.attēls</w:t>
+                      </w:r>
+                      <w:r>
+                        <w:rPr>
+                          <w:b/>
+                          <w:bCs/>
+                          <w:sz w:val="20"/>
+                          <w:szCs w:val="20"/>
+                        </w:rPr>
+                        <w:t>.</w:t>
+                      </w:r>
+                      <w:r>
+                        <w:rPr>
+                          <w:b/>
+                          <w:bCs/>
+                          <w:sz w:val="20"/>
+                          <w:szCs w:val="20"/>
+                        </w:rPr>
+                        <w:t xml:space="preserve"> Izvietojuma diagramma</w:t>
+                      </w:r>
+                    </w:p>
+                  </w:txbxContent>
+                </v:textbox>
+              </v:shape>
+            </w:pict>
+          </mc:Fallback>
+        </mc:AlternateContent>
+      </w:r>
       <w:r>
         <w:rPr>
           <w:noProof/>
@@ -7488,6 +8334,7 @@
         </w:drawing>
       </w:r>
     </w:p>
+    <w:p/>
     <w:p>
       <w:pPr>
         <w:pStyle w:val="3"/>
@@ -7496,7 +8343,14 @@
         <w:t>ER diagramma</w:t>
       </w:r>
     </w:p>
-    <w:p/>
+    <w:p>
+      <w:r>
+        <w:t>ER diagramma attēlo sistēmas datu struktūru un entītiju savstarpējās attiecības.</w:t>
+      </w:r>
+      <w:r>
+        <w:t xml:space="preserve"> Diagrammā ir attēlotas galvenās datu tabulas. Katra entītija saglabā savus atribūtus un datu tabulas saistās ar relāciju.</w:t>
+      </w:r>
+    </w:p>
     <w:p>
       <w:pPr>
         <w:rPr>
@@ -7507,10 +8361,27 @@
         <w:rPr>
           <w:noProof/>
         </w:rPr>
+        <w:lastRenderedPageBreak/>
         <w:drawing>
-          <wp:inline distT="0" distB="0" distL="0" distR="0" wp14:anchorId="66866193" wp14:editId="6478E66B">
-            <wp:extent cx="5037667" cy="2973915"/>
-            <wp:effectExtent l="0" t="0" r="0" b="0"/>
+          <wp:anchor distT="0" distB="0" distL="114300" distR="114300" simplePos="0" relativeHeight="251665408" behindDoc="1" locked="0" layoutInCell="1" allowOverlap="1" wp14:anchorId="66866193" wp14:editId="2836865D">
+            <wp:simplePos x="0" y="0"/>
+            <wp:positionH relativeFrom="column">
+              <wp:posOffset>-748031</wp:posOffset>
+            </wp:positionH>
+            <wp:positionV relativeFrom="paragraph">
+              <wp:posOffset>334</wp:posOffset>
+            </wp:positionV>
+            <wp:extent cx="7282325" cy="4299017"/>
+            <wp:effectExtent l="0" t="0" r="0" b="6350"/>
+            <wp:wrapTight wrapText="bothSides">
+              <wp:wrapPolygon edited="0">
+                <wp:start x="0" y="0"/>
+                <wp:lineTo x="0" y="21536"/>
+                <wp:lineTo x="21528" y="21536"/>
+                <wp:lineTo x="21528" y="0"/>
+                <wp:lineTo x="0" y="0"/>
+              </wp:wrapPolygon>
+            </wp:wrapTight>
             <wp:docPr id="5" name="Рисунок 5" descr="Изображение выглядит как текст, диаграмма, Параллельный, План&#10;&#10;Автоматически созданное описание"/>
             <wp:cNvGraphicFramePr>
               <a:graphicFrameLocks xmlns:a="http://schemas.openxmlformats.org/drawingml/2006/main" noChangeAspect="1"/>
@@ -7537,7 +8408,7 @@
                   <pic:spPr>
                     <a:xfrm>
                       <a:off x="0" y="0"/>
-                      <a:ext cx="5042975" cy="2977048"/>
+                      <a:ext cx="7294328" cy="4306103"/>
                     </a:xfrm>
                     <a:prstGeom prst="rect">
                       <a:avLst/>
@@ -7546,35 +8417,15 @@
                 </pic:pic>
               </a:graphicData>
             </a:graphic>
-          </wp:inline>
+            <wp14:sizeRelH relativeFrom="margin">
+              <wp14:pctWidth>0</wp14:pctWidth>
+            </wp14:sizeRelH>
+            <wp14:sizeRelV relativeFrom="margin">
+              <wp14:pctHeight>0</wp14:pctHeight>
+            </wp14:sizeRelV>
+          </wp:anchor>
         </w:drawing>
       </w:r>
-    </w:p>
-    <w:p>
-      <w:pPr>
-        <w:pStyle w:val="2"/>
-      </w:pPr>
-      <w:bookmarkStart w:id="12" w:name="_Toc225650047"/>
-      <w:r>
-        <w:lastRenderedPageBreak/>
-        <w:t>Funkcionālais un dinamiskais sistēmas modelis</w:t>
-      </w:r>
-      <w:bookmarkEnd w:id="12"/>
-    </w:p>
-    <w:p>
-      <w:pPr>
-        <w:pStyle w:val="3"/>
-      </w:pPr>
-      <w:proofErr w:type="spellStart"/>
-      <w:r>
-        <w:t>Lietojumgadījumu</w:t>
-      </w:r>
-      <w:proofErr w:type="spellEnd"/>
-      <w:r>
-        <w:t xml:space="preserve"> diagramma</w:t>
-      </w:r>
-    </w:p>
-    <w:p>
       <w:r>
         <w:rPr>
           <w:noProof/>
@@ -7582,7 +8433,271 @@
         <mc:AlternateContent>
           <mc:Choice Requires="wps">
             <w:drawing>
-              <wp:anchor distT="0" distB="0" distL="114300" distR="114300" simplePos="0" relativeHeight="251659264" behindDoc="0" locked="0" layoutInCell="1" allowOverlap="1" wp14:anchorId="4D854EA9" wp14:editId="48343A19">
+              <wp:anchor distT="0" distB="0" distL="114300" distR="114300" simplePos="0" relativeHeight="251660288" behindDoc="0" locked="0" layoutInCell="1" allowOverlap="1" wp14:anchorId="2A255F20" wp14:editId="55BFC20F">
+                <wp:simplePos x="0" y="0"/>
+                <wp:positionH relativeFrom="column">
+                  <wp:posOffset>1425107</wp:posOffset>
+                </wp:positionH>
+                <wp:positionV relativeFrom="paragraph">
+                  <wp:posOffset>4319704</wp:posOffset>
+                </wp:positionV>
+                <wp:extent cx="3296653" cy="368968"/>
+                <wp:effectExtent l="0" t="0" r="0" b="0"/>
+                <wp:wrapNone/>
+                <wp:docPr id="10" name="Надпись 10"/>
+                <wp:cNvGraphicFramePr/>
+                <a:graphic xmlns:a="http://schemas.openxmlformats.org/drawingml/2006/main">
+                  <a:graphicData uri="http://schemas.microsoft.com/office/word/2010/wordprocessingShape">
+                    <wps:wsp>
+                      <wps:cNvSpPr txBox="1"/>
+                      <wps:spPr>
+                        <a:xfrm>
+                          <a:off x="0" y="0"/>
+                          <a:ext cx="3296653" cy="368968"/>
+                        </a:xfrm>
+                        <a:prstGeom prst="rect">
+                          <a:avLst/>
+                        </a:prstGeom>
+                        <a:noFill/>
+                        <a:ln>
+                          <a:noFill/>
+                        </a:ln>
+                      </wps:spPr>
+                      <wps:style>
+                        <a:lnRef idx="0">
+                          <a:scrgbClr r="0" g="0" b="0"/>
+                        </a:lnRef>
+                        <a:fillRef idx="0">
+                          <a:scrgbClr r="0" g="0" b="0"/>
+                        </a:fillRef>
+                        <a:effectRef idx="0">
+                          <a:scrgbClr r="0" g="0" b="0"/>
+                        </a:effectRef>
+                        <a:fontRef idx="minor">
+                          <a:schemeClr val="dk1"/>
+                        </a:fontRef>
+                      </wps:style>
+                      <wps:txbx>
+                        <w:txbxContent>
+                          <w:p>
+                            <w:pPr>
+                              <w:rPr>
+                                <w:b/>
+                                <w:bCs/>
+                                <w:sz w:val="20"/>
+                                <w:szCs w:val="20"/>
+                              </w:rPr>
+                            </w:pPr>
+                            <w:r>
+                              <w:rPr>
+                                <w:b/>
+                                <w:bCs/>
+                                <w:sz w:val="20"/>
+                                <w:szCs w:val="20"/>
+                                <w:lang w:val="ru-RU"/>
+                              </w:rPr>
+                              <w:t>2</w:t>
+                            </w:r>
+                            <w:r>
+                              <w:rPr>
+                                <w:b/>
+                                <w:bCs/>
+                                <w:sz w:val="20"/>
+                                <w:szCs w:val="20"/>
+                              </w:rPr>
+                              <w:t>.attēls</w:t>
+                            </w:r>
+                            <w:r>
+                              <w:rPr>
+                                <w:b/>
+                                <w:bCs/>
+                                <w:sz w:val="20"/>
+                                <w:szCs w:val="20"/>
+                              </w:rPr>
+                              <w:t>.</w:t>
+                            </w:r>
+                            <w:r>
+                              <w:rPr>
+                                <w:b/>
+                                <w:bCs/>
+                                <w:sz w:val="20"/>
+                                <w:szCs w:val="20"/>
+                              </w:rPr>
+                              <w:t xml:space="preserve"> ER diagramma</w:t>
+                            </w:r>
+                          </w:p>
+                        </w:txbxContent>
+                      </wps:txbx>
+                      <wps:bodyPr rot="0" spcFirstLastPara="0" vertOverflow="overflow" horzOverflow="overflow" vert="horz" wrap="square" lIns="91440" tIns="45720" rIns="91440" bIns="45720" numCol="1" spcCol="0" rtlCol="0" fromWordArt="0" anchor="t" anchorCtr="0" forceAA="0" compatLnSpc="1">
+                        <a:prstTxWarp prst="textNoShape">
+                          <a:avLst/>
+                        </a:prstTxWarp>
+                        <a:noAutofit/>
+                      </wps:bodyPr>
+                    </wps:wsp>
+                  </a:graphicData>
+                </a:graphic>
+              </wp:anchor>
+            </w:drawing>
+          </mc:Choice>
+          <mc:Fallback>
+            <w:pict>
+              <v:shape w14:anchorId="2A255F20" id="Надпись 10" o:spid="_x0000_s1027" type="#_x0000_t202" style="position:absolute;left:0;text-align:left;margin-left:112.2pt;margin-top:340.15pt;width:259.6pt;height:29.05pt;z-index:251660288;visibility:visible;mso-wrap-style:square;mso-wrap-distance-left:9pt;mso-wrap-distance-top:0;mso-wrap-distance-right:9pt;mso-wrap-distance-bottom:0;mso-position-horizontal:absolute;mso-position-horizontal-relative:text;mso-position-vertical:absolute;mso-position-vertical-relative:text;v-text-anchor:top" o:gfxdata="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" filled="f" stroked="f">
+                <v:textbox>
+                  <w:txbxContent>
+                    <w:p>
+                      <w:pPr>
+                        <w:rPr>
+                          <w:b/>
+                          <w:bCs/>
+                          <w:sz w:val="20"/>
+                          <w:szCs w:val="20"/>
+                        </w:rPr>
+                      </w:pPr>
+                      <w:r>
+                        <w:rPr>
+                          <w:b/>
+                          <w:bCs/>
+                          <w:sz w:val="20"/>
+                          <w:szCs w:val="20"/>
+                          <w:lang w:val="ru-RU"/>
+                        </w:rPr>
+                        <w:t>2</w:t>
+                      </w:r>
+                      <w:r>
+                        <w:rPr>
+                          <w:b/>
+                          <w:bCs/>
+                          <w:sz w:val="20"/>
+                          <w:szCs w:val="20"/>
+                        </w:rPr>
+                        <w:t>.attēls</w:t>
+                      </w:r>
+                      <w:r>
+                        <w:rPr>
+                          <w:b/>
+                          <w:bCs/>
+                          <w:sz w:val="20"/>
+                          <w:szCs w:val="20"/>
+                        </w:rPr>
+                        <w:t>.</w:t>
+                      </w:r>
+                      <w:r>
+                        <w:rPr>
+                          <w:b/>
+                          <w:bCs/>
+                          <w:sz w:val="20"/>
+                          <w:szCs w:val="20"/>
+                        </w:rPr>
+                        <w:t xml:space="preserve"> ER diagramma</w:t>
+                      </w:r>
+                    </w:p>
+                  </w:txbxContent>
+                </v:textbox>
+              </v:shape>
+            </w:pict>
+          </mc:Fallback>
+        </mc:AlternateContent>
+      </w:r>
+    </w:p>
+    <w:p>
+      <w:pPr>
+        <w:pStyle w:val="2"/>
+      </w:pPr>
+      <w:bookmarkStart w:id="12" w:name="_Toc225717550"/>
+      <w:r>
+        <w:t>Funkcionālais un dinamiskais sistēmas modelis</w:t>
+      </w:r>
+      <w:bookmarkEnd w:id="12"/>
+    </w:p>
+    <w:p>
+      <w:r>
+        <w:t>Funkcionālais un dinamiskais sistēmas modelis attēlo sistēmas darbību un lietotāja mijiedarbību ar sistēmu. Tas parāda, kādas funkcijas sistēma nodrošina un kā tiek izpildīti procesi laikā.</w:t>
+      </w:r>
+    </w:p>
+    <w:p>
+      <w:pPr>
+        <w:pStyle w:val="3"/>
+      </w:pPr>
+      <w:proofErr w:type="spellStart"/>
+      <w:r>
+        <w:lastRenderedPageBreak/>
+        <w:t>Lietojumgadījumu</w:t>
+      </w:r>
+      <w:proofErr w:type="spellEnd"/>
+      <w:r>
+        <w:t xml:space="preserve"> diagramma</w:t>
+      </w:r>
+    </w:p>
+    <w:p>
+      <w:r>
+        <w:rPr>
+          <w:noProof/>
+        </w:rPr>
+        <w:drawing>
+          <wp:anchor distT="0" distB="0" distL="114300" distR="114300" simplePos="0" relativeHeight="251658240" behindDoc="1" locked="0" layoutInCell="1" allowOverlap="1" wp14:anchorId="2643D06A" wp14:editId="4E9FE7A2">
+            <wp:simplePos x="0" y="0"/>
+            <wp:positionH relativeFrom="column">
+              <wp:posOffset>1096645</wp:posOffset>
+            </wp:positionH>
+            <wp:positionV relativeFrom="paragraph">
+              <wp:posOffset>524510</wp:posOffset>
+            </wp:positionV>
+            <wp:extent cx="3805555" cy="5379720"/>
+            <wp:effectExtent l="0" t="0" r="4445" b="0"/>
+            <wp:wrapTopAndBottom/>
+            <wp:docPr id="2" name="Рисунок 2" descr="Изображение выглядит как текст, линия, диаграмма, дизайн&#10;&#10;Автоматически созданное описание"/>
+            <wp:cNvGraphicFramePr>
+              <a:graphicFrameLocks xmlns:a="http://schemas.openxmlformats.org/drawingml/2006/main" noChangeAspect="1"/>
+            </wp:cNvGraphicFramePr>
+            <a:graphic xmlns:a="http://schemas.openxmlformats.org/drawingml/2006/main">
+              <a:graphicData uri="http://schemas.openxmlformats.org/drawingml/2006/picture">
+                <pic:pic xmlns:pic="http://schemas.openxmlformats.org/drawingml/2006/picture">
+                  <pic:nvPicPr>
+                    <pic:cNvPr id="2" name="Рисунок 2" descr="Изображение выглядит как текст, линия, диаграмма, дизайн&#10;&#10;Автоматически созданное описание"/>
+                    <pic:cNvPicPr/>
+                  </pic:nvPicPr>
+                  <pic:blipFill>
+                    <a:blip r:embed="rId12">
+                      <a:extLst>
+                        <a:ext uri="{28A0092B-C50C-407E-A947-70E740481C1C}">
+                          <a14:useLocalDpi xmlns:a14="http://schemas.microsoft.com/office/drawing/2010/main" val="0"/>
+                        </a:ext>
+                      </a:extLst>
+                    </a:blip>
+                    <a:stretch>
+                      <a:fillRect/>
+                    </a:stretch>
+                  </pic:blipFill>
+                  <pic:spPr>
+                    <a:xfrm>
+                      <a:off x="0" y="0"/>
+                      <a:ext cx="3805555" cy="5379720"/>
+                    </a:xfrm>
+                    <a:prstGeom prst="rect">
+                      <a:avLst/>
+                    </a:prstGeom>
+                  </pic:spPr>
+                </pic:pic>
+              </a:graphicData>
+            </a:graphic>
+            <wp14:sizeRelH relativeFrom="margin">
+              <wp14:pctWidth>0</wp14:pctWidth>
+            </wp14:sizeRelH>
+            <wp14:sizeRelV relativeFrom="margin">
+              <wp14:pctHeight>0</wp14:pctHeight>
+            </wp14:sizeRelV>
+          </wp:anchor>
+        </w:drawing>
+      </w:r>
+      <w:r>
+        <w:rPr>
+          <w:noProof/>
+        </w:rPr>
+        <mc:AlternateContent>
+          <mc:Choice Requires="wps">
+            <w:drawing>
+              <wp:anchor distT="0" distB="0" distL="114300" distR="114300" simplePos="0" relativeHeight="251659264" behindDoc="0" locked="0" layoutInCell="1" allowOverlap="1" wp14:anchorId="4D854EA9" wp14:editId="23FA4A5D">
                 <wp:simplePos x="0" y="0"/>
                 <wp:positionH relativeFrom="column">
                   <wp:posOffset>1097280</wp:posOffset>
@@ -7644,7 +8759,34 @@
                                 <w:sz w:val="20"/>
                                 <w:szCs w:val="20"/>
                               </w:rPr>
-                              <w:t xml:space="preserve">4.attēls </w:t>
+                              <w:t>3</w:t>
+                            </w:r>
+                            <w:r>
+                              <w:rPr>
+                                <w:b/>
+                                <w:bCs/>
+                                <w:sz w:val="20"/>
+                                <w:szCs w:val="20"/>
+                              </w:rPr>
+                              <w:t>.attēls</w:t>
+                            </w:r>
+                            <w:r>
+                              <w:rPr>
+                                <w:b/>
+                                <w:bCs/>
+                                <w:sz w:val="20"/>
+                                <w:szCs w:val="20"/>
+                              </w:rPr>
+                              <w:t>.</w:t>
+                            </w:r>
+                            <w:r>
+                              <w:rPr>
+                                <w:b/>
+                                <w:bCs/>
+                                <w:sz w:val="20"/>
+                                <w:szCs w:val="20"/>
+                              </w:rPr>
+                              <w:t xml:space="preserve"> </w:t>
                             </w:r>
                             <w:proofErr w:type="spellStart"/>
                             <w:r>
@@ -7689,11 +8831,7 @@
           </mc:Choice>
           <mc:Fallback>
             <w:pict>
-              <v:shapetype w14:anchorId="4D854EA9" id="_x0000_t202" coordsize="21600,21600" o:spt="202" path="m,l,21600r21600,l21600,xe">
-                <v:stroke joinstyle="miter"/>
-                <v:path gradientshapeok="t" o:connecttype="rect"/>
-              </v:shapetype>
-              <v:shape id="Надпись 3" o:spid="_x0000_s1026" type="#_x0000_t202" style="position:absolute;left:0;text-align:left;margin-left:86.4pt;margin-top:465.5pt;width:272.65pt;height:38pt;z-index:251659264;visibility:visible;mso-wrap-style:square;mso-width-percent:0;mso-height-percent:0;mso-wrap-distance-left:9pt;mso-wrap-distance-top:0;mso-wrap-distance-right:9pt;mso-wrap-distance-bottom:0;mso-position-horizontal:absolute;mso-position-horizontal-relative:text;mso-position-vertical:absolute;mso-position-vertical-relative:text;mso-width-percent:0;mso-height-percent:0;mso-width-relative:margin;mso-height-relative:margin;v-text-anchor:top" o:gfxdata="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" filled="f" stroked="f">
+              <v:shape w14:anchorId="4D854EA9" id="Надпись 3" o:spid="_x0000_s1028" type="#_x0000_t202" style="position:absolute;left:0;text-align:left;margin-left:86.4pt;margin-top:465.5pt;width:272.65pt;height:38pt;z-index:251659264;visibility:visible;mso-wrap-style:square;mso-width-percent:0;mso-height-percent:0;mso-wrap-distance-left:9pt;mso-wrap-distance-top:0;mso-wrap-distance-right:9pt;mso-wrap-distance-bottom:0;mso-position-horizontal:absolute;mso-position-horizontal-relative:text;mso-position-vertical:absolute;mso-position-vertical-relative:text;mso-width-percent:0;mso-height-percent:0;mso-width-relative:margin;mso-height-relative:margin;v-text-anchor:top" o:gfxdata="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" filled="f" stroked="f">
                 <v:textbox>
                   <w:txbxContent>
                     <w:p>
@@ -7712,7 +8850,34 @@
                           <w:sz w:val="20"/>
                           <w:szCs w:val="20"/>
                         </w:rPr>
-                        <w:t xml:space="preserve">4.attēls </w:t>
+                        <w:t>3</w:t>
+                      </w:r>
+                      <w:r>
+                        <w:rPr>
+                          <w:b/>
+                          <w:bCs/>
+                          <w:sz w:val="20"/>
+                          <w:szCs w:val="20"/>
+                        </w:rPr>
+                        <w:t>.attēls</w:t>
+                      </w:r>
+                      <w:r>
+                        <w:rPr>
+                          <w:b/>
+                          <w:bCs/>
+                          <w:sz w:val="20"/>
+                          <w:szCs w:val="20"/>
+                        </w:rPr>
+                        <w:t>.</w:t>
+                      </w:r>
+                      <w:r>
+                        <w:rPr>
+                          <w:b/>
+                          <w:bCs/>
+                          <w:sz w:val="20"/>
+                          <w:szCs w:val="20"/>
+                        </w:rPr>
+                        <w:t xml:space="preserve"> </w:t>
                       </w:r>
                       <w:proofErr w:type="spellStart"/>
                       <w:r>
@@ -7742,23 +8907,65 @@
           </mc:Fallback>
         </mc:AlternateContent>
       </w:r>
+      <w:proofErr w:type="spellStart"/>
+      <w:r>
+        <w:t>Lietojumgadījumu</w:t>
+      </w:r>
+      <w:proofErr w:type="spellEnd"/>
+      <w:r>
+        <w:t xml:space="preserve"> diagramma parāda galvenās darbības, ko klients vai administrators var veikt tīmekļa vietnē.</w:t>
+      </w:r>
+      <w:r>
+        <w:t xml:space="preserve"> Klienti un administratori var veikt funkcijas, pie kuriem viņiem ir piekļuve.</w:t>
+      </w:r>
+    </w:p>
+    <w:p>
+      <w:pPr>
+        <w:jc w:val="center"/>
+      </w:pPr>
+    </w:p>
+    <w:p>
+      <w:pPr>
+        <w:pStyle w:val="3"/>
+      </w:pPr>
+      <w:r>
+        <w:t>Aktivitāšu diagramma</w:t>
+      </w:r>
+    </w:p>
+    <w:p>
+      <w:r>
+        <w:t xml:space="preserve">Aktivitāšu diagramma attēlo lietotāja darbību secību sistēmā, izmantojot </w:t>
+      </w:r>
+      <w:r>
+        <w:t xml:space="preserve">cenu </w:t>
+      </w:r>
+      <w:r>
+        <w:t>kalkulatoru. Diagramma parāda, kā lietotājs izvēlas parametrus, ievada datus un saņem aprēķināto rezultātu.</w:t>
+      </w:r>
+      <w:r>
+        <w:t xml:space="preserve"> Tālāk lietotājs ievada kontaktinformāciju, lai izveidot pieprasījumu. </w:t>
+      </w:r>
+      <w:r>
+        <w:t>Sistēma pārbauda ievadītos datus un, ja tie ir korekti, saglabā tos datubāzē un parāda apstiprinājumu.</w:t>
+      </w:r>
+      <w:r>
+        <w:t xml:space="preserve"> Dotajā diagrammā ir arī nosacījumi, kas nosaka turpinājumu.</w:t>
+      </w:r>
+    </w:p>
+    <w:p>
+      <w:pPr>
+        <w:jc w:val="center"/>
+      </w:pPr>
       <w:r>
         <w:rPr>
           <w:noProof/>
         </w:rPr>
+        <w:lastRenderedPageBreak/>
         <w:drawing>
-          <wp:anchor distT="0" distB="0" distL="114300" distR="114300" simplePos="0" relativeHeight="251658240" behindDoc="1" locked="0" layoutInCell="1" allowOverlap="1" wp14:anchorId="2643D06A" wp14:editId="6BAE951E">
-            <wp:simplePos x="0" y="0"/>
-            <wp:positionH relativeFrom="column">
-              <wp:posOffset>1097280</wp:posOffset>
-            </wp:positionH>
-            <wp:positionV relativeFrom="paragraph">
-              <wp:posOffset>525145</wp:posOffset>
-            </wp:positionV>
-            <wp:extent cx="3810000" cy="5386705"/>
-            <wp:effectExtent l="0" t="0" r="0" b="4445"/>
-            <wp:wrapTopAndBottom/>
-            <wp:docPr id="2" name="Рисунок 2" descr="Изображение выглядит как текст, линия, диаграмма, дизайн&#10;&#10;Автоматически созданное описание"/>
+          <wp:inline distT="0" distB="0" distL="0" distR="0" wp14:anchorId="2A5A2599" wp14:editId="1F2DFF10">
+            <wp:extent cx="1580387" cy="7611979"/>
+            <wp:effectExtent l="0" t="0" r="1270" b="0"/>
+            <wp:docPr id="8" name="Рисунок 8" descr="Изображение выглядит как текст, диаграмма, линия, чек&#10;&#10;Автоматически созданное описание"/>
             <wp:cNvGraphicFramePr>
               <a:graphicFrameLocks xmlns:a="http://schemas.openxmlformats.org/drawingml/2006/main" noChangeAspect="1"/>
             </wp:cNvGraphicFramePr>
@@ -7766,11 +8973,11 @@
               <a:graphicData uri="http://schemas.openxmlformats.org/drawingml/2006/picture">
                 <pic:pic xmlns:pic="http://schemas.openxmlformats.org/drawingml/2006/picture">
                   <pic:nvPicPr>
-                    <pic:cNvPr id="2" name="Рисунок 2" descr="Изображение выглядит как текст, линия, диаграмма, дизайн&#10;&#10;Автоматически созданное описание"/>
+                    <pic:cNvPr id="8" name="Рисунок 8" descr="Изображение выглядит как текст, диаграмма, линия, чек&#10;&#10;Автоматически созданное описание"/>
                     <pic:cNvPicPr/>
                   </pic:nvPicPr>
                   <pic:blipFill>
-                    <a:blip r:embed="rId12">
+                    <a:blip r:embed="rId13">
                       <a:extLst>
                         <a:ext uri="{28A0092B-C50C-407E-A947-70E740481C1C}">
                           <a14:useLocalDpi xmlns:a14="http://schemas.microsoft.com/office/drawing/2010/main" val="0"/>
@@ -7784,7 +8991,7 @@
                   <pic:spPr>
                     <a:xfrm>
                       <a:off x="0" y="0"/>
-                      <a:ext cx="3810000" cy="5386705"/>
+                      <a:ext cx="1580387" cy="7611979"/>
                     </a:xfrm>
                     <a:prstGeom prst="rect">
                       <a:avLst/>
@@ -7793,57 +9000,549 @@
                 </pic:pic>
               </a:graphicData>
             </a:graphic>
-          </wp:anchor>
+          </wp:inline>
         </w:drawing>
       </w:r>
+    </w:p>
+    <w:p>
+      <w:pPr>
+        <w:jc w:val="center"/>
+      </w:pPr>
+      <w:r>
+        <w:rPr>
+          <w:noProof/>
+        </w:rPr>
+        <mc:AlternateContent>
+          <mc:Choice Requires="wps">
+            <w:drawing>
+              <wp:anchor distT="0" distB="0" distL="114300" distR="114300" simplePos="0" relativeHeight="251662336" behindDoc="0" locked="0" layoutInCell="1" allowOverlap="1" wp14:anchorId="2A8F3C1F" wp14:editId="241CDC88">
+                <wp:simplePos x="0" y="0"/>
+                <wp:positionH relativeFrom="column">
+                  <wp:posOffset>1353386</wp:posOffset>
+                </wp:positionH>
+                <wp:positionV relativeFrom="paragraph">
+                  <wp:posOffset>26202</wp:posOffset>
+                </wp:positionV>
+                <wp:extent cx="3360821" cy="344906"/>
+                <wp:effectExtent l="0" t="0" r="0" b="0"/>
+                <wp:wrapNone/>
+                <wp:docPr id="12" name="Надпись 12"/>
+                <wp:cNvGraphicFramePr/>
+                <a:graphic xmlns:a="http://schemas.openxmlformats.org/drawingml/2006/main">
+                  <a:graphicData uri="http://schemas.microsoft.com/office/word/2010/wordprocessingShape">
+                    <wps:wsp>
+                      <wps:cNvSpPr txBox="1"/>
+                      <wps:spPr>
+                        <a:xfrm>
+                          <a:off x="0" y="0"/>
+                          <a:ext cx="3360821" cy="344906"/>
+                        </a:xfrm>
+                        <a:prstGeom prst="rect">
+                          <a:avLst/>
+                        </a:prstGeom>
+                        <a:noFill/>
+                        <a:ln>
+                          <a:noFill/>
+                        </a:ln>
+                      </wps:spPr>
+                      <wps:style>
+                        <a:lnRef idx="0">
+                          <a:scrgbClr r="0" g="0" b="0"/>
+                        </a:lnRef>
+                        <a:fillRef idx="0">
+                          <a:scrgbClr r="0" g="0" b="0"/>
+                        </a:fillRef>
+                        <a:effectRef idx="0">
+                          <a:scrgbClr r="0" g="0" b="0"/>
+                        </a:effectRef>
+                        <a:fontRef idx="minor">
+                          <a:schemeClr val="dk1"/>
+                        </a:fontRef>
+                      </wps:style>
+                      <wps:txbx>
+                        <w:txbxContent>
+                          <w:p>
+                            <w:pPr>
+                              <w:rPr>
+                                <w:b/>
+                                <w:bCs/>
+                                <w:sz w:val="20"/>
+                                <w:szCs w:val="20"/>
+                              </w:rPr>
+                            </w:pPr>
+                            <w:r>
+                              <w:rPr>
+                                <w:b/>
+                                <w:bCs/>
+                                <w:sz w:val="20"/>
+                                <w:szCs w:val="20"/>
+                              </w:rPr>
+                              <w:t>4.attēls</w:t>
+                            </w:r>
+                            <w:r>
+                              <w:rPr>
+                                <w:b/>
+                                <w:bCs/>
+                                <w:sz w:val="20"/>
+                                <w:szCs w:val="20"/>
+                              </w:rPr>
+                              <w:t>.</w:t>
+                            </w:r>
+                            <w:r>
+                              <w:rPr>
+                                <w:b/>
+                                <w:bCs/>
+                                <w:sz w:val="20"/>
+                                <w:szCs w:val="20"/>
+                              </w:rPr>
+                              <w:t xml:space="preserve"> Aktivitāšu </w:t>
+                            </w:r>
+                            <w:proofErr w:type="spellStart"/>
+                            <w:r>
+                              <w:rPr>
+                                <w:b/>
+                                <w:bCs/>
+                                <w:sz w:val="20"/>
+                                <w:szCs w:val="20"/>
+                              </w:rPr>
+                              <w:t>daigramma</w:t>
+                            </w:r>
+                            <w:proofErr w:type="spellEnd"/>
+                          </w:p>
+                        </w:txbxContent>
+                      </wps:txbx>
+                      <wps:bodyPr rot="0" spcFirstLastPara="0" vertOverflow="overflow" horzOverflow="overflow" vert="horz" wrap="square" lIns="91440" tIns="45720" rIns="91440" bIns="45720" numCol="1" spcCol="0" rtlCol="0" fromWordArt="0" anchor="t" anchorCtr="0" forceAA="0" compatLnSpc="1">
+                        <a:prstTxWarp prst="textNoShape">
+                          <a:avLst/>
+                        </a:prstTxWarp>
+                        <a:noAutofit/>
+                      </wps:bodyPr>
+                    </wps:wsp>
+                  </a:graphicData>
+                </a:graphic>
+              </wp:anchor>
+            </w:drawing>
+          </mc:Choice>
+          <mc:Fallback>
+            <w:pict>
+              <v:shape w14:anchorId="2A8F3C1F" id="Надпись 12" o:spid="_x0000_s1029" type="#_x0000_t202" style="position:absolute;left:0;text-align:left;margin-left:106.55pt;margin-top:2.05pt;width:264.65pt;height:27.15pt;z-index:251662336;visibility:visible;mso-wrap-style:square;mso-wrap-distance-left:9pt;mso-wrap-distance-top:0;mso-wrap-distance-right:9pt;mso-wrap-distance-bottom:0;mso-position-horizontal:absolute;mso-position-horizontal-relative:text;mso-position-vertical:absolute;mso-position-vertical-relative:text;v-text-anchor:top" o:gfxdata="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" filled="f" stroked="f">
+                <v:textbox>
+                  <w:txbxContent>
+                    <w:p>
+                      <w:pPr>
+                        <w:rPr>
+                          <w:b/>
+                          <w:bCs/>
+                          <w:sz w:val="20"/>
+                          <w:szCs w:val="20"/>
+                        </w:rPr>
+                      </w:pPr>
+                      <w:r>
+                        <w:rPr>
+                          <w:b/>
+                          <w:bCs/>
+                          <w:sz w:val="20"/>
+                          <w:szCs w:val="20"/>
+                        </w:rPr>
+                        <w:t>4.attēls</w:t>
+                      </w:r>
+                      <w:r>
+                        <w:rPr>
+                          <w:b/>
+                          <w:bCs/>
+                          <w:sz w:val="20"/>
+                          <w:szCs w:val="20"/>
+                        </w:rPr>
+                        <w:t>.</w:t>
+                      </w:r>
+                      <w:r>
+                        <w:rPr>
+                          <w:b/>
+                          <w:bCs/>
+                          <w:sz w:val="20"/>
+                          <w:szCs w:val="20"/>
+                        </w:rPr>
+                        <w:t xml:space="preserve"> Aktivitāšu </w:t>
+                      </w:r>
+                      <w:proofErr w:type="spellStart"/>
+                      <w:r>
+                        <w:rPr>
+                          <w:b/>
+                          <w:bCs/>
+                          <w:sz w:val="20"/>
+                          <w:szCs w:val="20"/>
+                        </w:rPr>
+                        <w:t>daigramma</w:t>
+                      </w:r>
+                      <w:proofErr w:type="spellEnd"/>
+                    </w:p>
+                  </w:txbxContent>
+                </v:textbox>
+              </v:shape>
+            </w:pict>
+          </mc:Fallback>
+        </mc:AlternateContent>
+      </w:r>
+    </w:p>
+    <w:p>
+      <w:pPr>
+        <w:pStyle w:val="3"/>
+      </w:pPr>
+      <w:r>
+        <w:t>Stāvokļu diagramma</w:t>
+      </w:r>
+    </w:p>
+    <w:p>
+      <w:r>
+        <w:t>Stāvokļu diagramma attēlo kalkulatora pieprasījuma stāvokļu maiņu sistēmā. Tā parāda, kā objekts pāriet no viena stāvokļa</w:t>
+      </w:r>
+      <w:r>
+        <w:t xml:space="preserve">. Ja dati ir nederīgi ir iespēja ievadīt viņus atkārtoti. </w:t>
+      </w:r>
+      <w:r>
+        <w:t>Ja dati ir pareizi, pieprasījums tiek saglabāts un tālāk apstrādāts sistēmā.</w:t>
+      </w:r>
+    </w:p>
+    <w:p>
+      <w:r>
+        <w:rPr>
+          <w:noProof/>
+        </w:rPr>
+        <w:lastRenderedPageBreak/>
+        <mc:AlternateContent>
+          <mc:Choice Requires="wps">
+            <w:drawing>
+              <wp:anchor distT="0" distB="0" distL="114300" distR="114300" simplePos="0" relativeHeight="251664384" behindDoc="0" locked="0" layoutInCell="1" allowOverlap="1" wp14:anchorId="7CE9D79F" wp14:editId="55796DC7">
+                <wp:simplePos x="0" y="0"/>
+                <wp:positionH relativeFrom="column">
+                  <wp:posOffset>1820545</wp:posOffset>
+                </wp:positionH>
+                <wp:positionV relativeFrom="paragraph">
+                  <wp:posOffset>7154545</wp:posOffset>
+                </wp:positionV>
+                <wp:extent cx="3360420" cy="344805"/>
+                <wp:effectExtent l="0" t="0" r="0" b="0"/>
+                <wp:wrapNone/>
+                <wp:docPr id="13" name="Надпись 13"/>
+                <wp:cNvGraphicFramePr/>
+                <a:graphic xmlns:a="http://schemas.openxmlformats.org/drawingml/2006/main">
+                  <a:graphicData uri="http://schemas.microsoft.com/office/word/2010/wordprocessingShape">
+                    <wps:wsp>
+                      <wps:cNvSpPr txBox="1"/>
+                      <wps:spPr>
+                        <a:xfrm>
+                          <a:off x="0" y="0"/>
+                          <a:ext cx="3360420" cy="344805"/>
+                        </a:xfrm>
+                        <a:prstGeom prst="rect">
+                          <a:avLst/>
+                        </a:prstGeom>
+                        <a:noFill/>
+                        <a:ln>
+                          <a:noFill/>
+                        </a:ln>
+                      </wps:spPr>
+                      <wps:style>
+                        <a:lnRef idx="0">
+                          <a:scrgbClr r="0" g="0" b="0"/>
+                        </a:lnRef>
+                        <a:fillRef idx="0">
+                          <a:scrgbClr r="0" g="0" b="0"/>
+                        </a:fillRef>
+                        <a:effectRef idx="0">
+                          <a:scrgbClr r="0" g="0" b="0"/>
+                        </a:effectRef>
+                        <a:fontRef idx="minor">
+                          <a:schemeClr val="dk1"/>
+                        </a:fontRef>
+                      </wps:style>
+                      <wps:txbx>
+                        <w:txbxContent>
+                          <w:p>
+                            <w:pPr>
+                              <w:rPr>
+                                <w:b/>
+                                <w:bCs/>
+                                <w:sz w:val="20"/>
+                                <w:szCs w:val="20"/>
+                              </w:rPr>
+                            </w:pPr>
+                            <w:r>
+                              <w:rPr>
+                                <w:b/>
+                                <w:bCs/>
+                                <w:sz w:val="20"/>
+                                <w:szCs w:val="20"/>
+                              </w:rPr>
+                              <w:t>5.</w:t>
+                            </w:r>
+                            <w:r>
+                              <w:rPr>
+                                <w:b/>
+                                <w:bCs/>
+                                <w:sz w:val="20"/>
+                                <w:szCs w:val="20"/>
+                              </w:rPr>
+                              <w:t>attēls</w:t>
+                            </w:r>
+                            <w:r>
+                              <w:rPr>
+                                <w:b/>
+                                <w:bCs/>
+                                <w:sz w:val="20"/>
+                                <w:szCs w:val="20"/>
+                              </w:rPr>
+                              <w:t>.</w:t>
+                            </w:r>
+                            <w:r>
+                              <w:rPr>
+                                <w:b/>
+                                <w:bCs/>
+                                <w:sz w:val="20"/>
+                                <w:szCs w:val="20"/>
+                              </w:rPr>
+                              <w:t xml:space="preserve"> </w:t>
+                            </w:r>
+                            <w:r>
+                              <w:rPr>
+                                <w:b/>
+                                <w:bCs/>
+                                <w:sz w:val="20"/>
+                                <w:szCs w:val="20"/>
+                              </w:rPr>
+                              <w:t>Stāvokļu diagramma</w:t>
+                            </w:r>
+                          </w:p>
+                        </w:txbxContent>
+                      </wps:txbx>
+                      <wps:bodyPr rot="0" spcFirstLastPara="0" vertOverflow="overflow" horzOverflow="overflow" vert="horz" wrap="square" lIns="91440" tIns="45720" rIns="91440" bIns="45720" numCol="1" spcCol="0" rtlCol="0" fromWordArt="0" anchor="t" anchorCtr="0" forceAA="0" compatLnSpc="1">
+                        <a:prstTxWarp prst="textNoShape">
+                          <a:avLst/>
+                        </a:prstTxWarp>
+                        <a:noAutofit/>
+                      </wps:bodyPr>
+                    </wps:wsp>
+                  </a:graphicData>
+                </a:graphic>
+              </wp:anchor>
+            </w:drawing>
+          </mc:Choice>
+          <mc:Fallback>
+            <w:pict>
+              <v:shape w14:anchorId="7CE9D79F" id="Надпись 13" o:spid="_x0000_s1030" type="#_x0000_t202" style="position:absolute;left:0;text-align:left;margin-left:143.35pt;margin-top:563.35pt;width:264.6pt;height:27.15pt;z-index:251664384;visibility:visible;mso-wrap-style:square;mso-wrap-distance-left:9pt;mso-wrap-distance-top:0;mso-wrap-distance-right:9pt;mso-wrap-distance-bottom:0;mso-position-horizontal:absolute;mso-position-horizontal-relative:text;mso-position-vertical:absolute;mso-position-vertical-relative:text;v-text-anchor:top" o:gfxdata="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" filled="f" stroked="f">
+                <v:textbox>
+                  <w:txbxContent>
+                    <w:p>
+                      <w:pPr>
+                        <w:rPr>
+                          <w:b/>
+                          <w:bCs/>
+                          <w:sz w:val="20"/>
+                          <w:szCs w:val="20"/>
+                        </w:rPr>
+                      </w:pPr>
+                      <w:r>
+                        <w:rPr>
+                          <w:b/>
+                          <w:bCs/>
+                          <w:sz w:val="20"/>
+                          <w:szCs w:val="20"/>
+                        </w:rPr>
+                        <w:t>5.</w:t>
+                      </w:r>
+                      <w:r>
+                        <w:rPr>
+                          <w:b/>
+                          <w:bCs/>
+                          <w:sz w:val="20"/>
+                          <w:szCs w:val="20"/>
+                        </w:rPr>
+                        <w:t>attēls</w:t>
+                      </w:r>
+                      <w:r>
+                        <w:rPr>
+                          <w:b/>
+                          <w:bCs/>
+                          <w:sz w:val="20"/>
+                          <w:szCs w:val="20"/>
+                        </w:rPr>
+                        <w:t>.</w:t>
+                      </w:r>
+                      <w:r>
+                        <w:rPr>
+                          <w:b/>
+                          <w:bCs/>
+                          <w:sz w:val="20"/>
+                          <w:szCs w:val="20"/>
+                        </w:rPr>
+                        <w:t xml:space="preserve"> </w:t>
+                      </w:r>
+                      <w:r>
+                        <w:rPr>
+                          <w:b/>
+                          <w:bCs/>
+                          <w:sz w:val="20"/>
+                          <w:szCs w:val="20"/>
+                        </w:rPr>
+                        <w:t>Stāvokļu diagramma</w:t>
+                      </w:r>
+                    </w:p>
+                  </w:txbxContent>
+                </v:textbox>
+              </v:shape>
+            </w:pict>
+          </mc:Fallback>
+        </mc:AlternateContent>
+      </w:r>
+      <w:r>
+        <w:rPr>
+          <w:noProof/>
+        </w:rPr>
+        <w:drawing>
+          <wp:inline distT="0" distB="0" distL="0" distR="0" wp14:anchorId="01970DCD" wp14:editId="35639BE3">
+            <wp:extent cx="4676775" cy="7058025"/>
+            <wp:effectExtent l="0" t="0" r="9525" b="9525"/>
+            <wp:docPr id="9" name="Рисунок 9" descr="Изображение выглядит как диаграмма, текст, План, линия&#10;&#10;Автоматически созданное описание"/>
+            <wp:cNvGraphicFramePr>
+              <a:graphicFrameLocks xmlns:a="http://schemas.openxmlformats.org/drawingml/2006/main" noChangeAspect="1"/>
+            </wp:cNvGraphicFramePr>
+            <a:graphic xmlns:a="http://schemas.openxmlformats.org/drawingml/2006/main">
+              <a:graphicData uri="http://schemas.openxmlformats.org/drawingml/2006/picture">
+                <pic:pic xmlns:pic="http://schemas.openxmlformats.org/drawingml/2006/picture">
+                  <pic:nvPicPr>
+                    <pic:cNvPr id="9" name="Рисунок 9" descr="Изображение выглядит как диаграмма, текст, План, линия&#10;&#10;Автоматически созданное описание"/>
+                    <pic:cNvPicPr/>
+                  </pic:nvPicPr>
+                  <pic:blipFill>
+                    <a:blip r:embed="rId14">
+                      <a:extLst>
+                        <a:ext uri="{28A0092B-C50C-407E-A947-70E740481C1C}">
+                          <a14:useLocalDpi xmlns:a14="http://schemas.microsoft.com/office/drawing/2010/main" val="0"/>
+                        </a:ext>
+                      </a:extLst>
+                    </a:blip>
+                    <a:stretch>
+                      <a:fillRect/>
+                    </a:stretch>
+                  </pic:blipFill>
+                  <pic:spPr>
+                    <a:xfrm>
+                      <a:off x="0" y="0"/>
+                      <a:ext cx="4676775" cy="7058025"/>
+                    </a:xfrm>
+                    <a:prstGeom prst="rect">
+                      <a:avLst/>
+                    </a:prstGeom>
+                  </pic:spPr>
+                </pic:pic>
+              </a:graphicData>
+            </a:graphic>
+          </wp:inline>
+        </w:drawing>
+      </w:r>
+    </w:p>
+    <w:p/>
+    <w:p>
+      <w:pPr>
+        <w:pStyle w:val="2"/>
+      </w:pPr>
+      <w:bookmarkStart w:id="13" w:name="_Toc225717551"/>
+      <w:r>
+        <w:t>Datu struktūru apraksts</w:t>
+      </w:r>
+      <w:bookmarkEnd w:id="13"/>
+    </w:p>
+    <w:p>
+      <w:pPr>
+        <w:rPr>
+          <w:lang w:val="en-GB"/>
+        </w:rPr>
+      </w:pPr>
+      <w:r>
+        <w:t>Datu struktūras tīmekļa lietotnē tiek organizētas, izmantojot datubāzes tabulas. Katra tabula definē konkrētu datu struktūru, piemēram, lietotāju profilus, bloga ierakstus vai kalkulatora datus.</w:t>
+      </w:r>
+      <w:r>
+        <w:t xml:space="preserve"> </w:t>
+      </w:r>
+      <w:r>
+        <w:t>Šīs struktūras ļauj saglabāt, ielādēt un apstrādāt informāciju, nodrošinot datu integritāti un atkārtotu izmantošanu.</w:t>
+      </w:r>
+      <w:r>
+        <w:t xml:space="preserve"> </w:t>
+      </w:r>
+      <w:r>
+        <w:t xml:space="preserve">Piemēram, </w:t>
+      </w:r>
       <w:proofErr w:type="spellStart"/>
       <w:r>
-        <w:t>Lietojumgadījumu</w:t>
+        <w:t>С</w:t>
+      </w:r>
+      <w:r>
+        <w:t>alculator_requests</w:t>
       </w:r>
       <w:proofErr w:type="spellEnd"/>
       <w:r>
-        <w:t xml:space="preserve"> diagramma parāda galvenās darbības, ko klients vai administrators var veikt tīmekļa vietnē.</w:t>
-      </w:r>
-      <w:r>
-        <w:t xml:space="preserve"> Klienti un administratori var veikt funkcijas, pie kuriem viņiem ir piekļuve.</w:t>
-      </w:r>
-    </w:p>
-    <w:p>
-      <w:pPr>
-        <w:jc w:val="center"/>
-      </w:pPr>
-    </w:p>
-    <w:p>
-      <w:pPr>
-        <w:pStyle w:val="3"/>
-      </w:pPr>
-      <w:r>
-        <w:t>Aktivitāšu diagramma</w:t>
-      </w:r>
-    </w:p>
-    <w:p>
-      <w:pPr>
-        <w:pStyle w:val="3"/>
-      </w:pPr>
-      <w:r>
-        <w:t>Stāvokļu diagramma</w:t>
-      </w:r>
-    </w:p>
-    <w:p>
-      <w:pPr>
-        <w:pStyle w:val="2"/>
-      </w:pPr>
-      <w:bookmarkStart w:id="13" w:name="_Toc225650048"/>
-      <w:r>
-        <w:t>Datu struktūru apraksts</w:t>
-      </w:r>
-      <w:bookmarkEnd w:id="13"/>
+        <w:t xml:space="preserve"> tabula tiek izmantota lietotāju pieprasījumu saglabāšanai, savukārt </w:t>
+      </w:r>
+      <w:proofErr w:type="spellStart"/>
+      <w:r>
+        <w:t>С</w:t>
+      </w:r>
+      <w:r>
+        <w:t>alculator_prices</w:t>
+      </w:r>
+      <w:proofErr w:type="spellEnd"/>
+      <w:r>
+        <w:t xml:space="preserve"> satur cenu informāciju, kas tiek izmantota </w:t>
+      </w:r>
+      <w:r>
+        <w:lastRenderedPageBreak/>
+        <w:t>aprēķinos.</w:t>
+      </w:r>
+      <w:r>
+        <w:t xml:space="preserve"> </w:t>
+      </w:r>
+      <w:r>
+        <w:t xml:space="preserve">Katrs ieraksts datubāzē tiek identificēts ar unikālu ID, kas ļauj veidot relācijas starp dažādām tabulām. Datu apmaiņa starp </w:t>
+      </w:r>
+      <w:proofErr w:type="spellStart"/>
+      <w:r>
+        <w:t>frontend</w:t>
+      </w:r>
+      <w:proofErr w:type="spellEnd"/>
+      <w:r>
+        <w:t xml:space="preserve"> un </w:t>
+      </w:r>
+      <w:proofErr w:type="spellStart"/>
+      <w:r>
+        <w:t>backend</w:t>
+      </w:r>
+      <w:proofErr w:type="spellEnd"/>
+      <w:r>
+        <w:t xml:space="preserve"> notiek caur API, un </w:t>
+      </w:r>
+      <w:proofErr w:type="spellStart"/>
+      <w:r>
+        <w:t>backend</w:t>
+      </w:r>
+      <w:proofErr w:type="spellEnd"/>
+      <w:r>
+        <w:t xml:space="preserve"> apstrādā šos datus, izmantojot PHP, pirms to saglabāšanas </w:t>
+      </w:r>
+      <w:proofErr w:type="spellStart"/>
+      <w:r>
+        <w:t>MySQL</w:t>
+      </w:r>
+      <w:proofErr w:type="spellEnd"/>
+      <w:r>
+        <w:t xml:space="preserve"> datubāzē.</w:t>
+      </w:r>
     </w:p>
     <w:p>
       <w:pPr>
         <w:pStyle w:val="1"/>
       </w:pPr>
-      <w:bookmarkStart w:id="14" w:name="_Toc225650049"/>
+      <w:bookmarkStart w:id="14" w:name="_Toc225717552"/>
       <w:r>
         <w:lastRenderedPageBreak/>
         <w:t>Lietotāju ceļvedis</w:t>
@@ -7854,7 +9553,7 @@
       <w:pPr>
         <w:pStyle w:val="1"/>
       </w:pPr>
-      <w:bookmarkStart w:id="15" w:name="_Toc225650050"/>
+      <w:bookmarkStart w:id="15" w:name="_Toc225717553"/>
       <w:r>
         <w:lastRenderedPageBreak/>
         <w:t>Testēšanas dokumentācija</w:t>
@@ -7865,7 +9564,7 @@
       <w:pPr>
         <w:pStyle w:val="2"/>
       </w:pPr>
-      <w:bookmarkStart w:id="16" w:name="_Toc225650051"/>
+      <w:bookmarkStart w:id="16" w:name="_Toc225717554"/>
       <w:r>
         <w:t>Izvēlētās testēšanas metodes, rīku apraksts un pamatojums</w:t>
       </w:r>
@@ -7875,7 +9574,7 @@
       <w:pPr>
         <w:pStyle w:val="2"/>
       </w:pPr>
-      <w:bookmarkStart w:id="17" w:name="_Toc225650052"/>
+      <w:bookmarkStart w:id="17" w:name="_Toc225717555"/>
       <w:r>
         <w:t>Testpiemēru kopa</w:t>
       </w:r>
@@ -7884,15 +9583,16 @@
     <w:tbl>
       <w:tblPr>
         <w:tblStyle w:val="a7"/>
-        <w:tblW w:w="9436" w:type="dxa"/>
+        <w:tblW w:w="9209" w:type="dxa"/>
+        <w:tblLayout w:type="fixed"/>
         <w:tblLook w:val="04A0" w:firstRow="1" w:lastRow="0" w:firstColumn="1" w:lastColumn="0" w:noHBand="0" w:noVBand="1"/>
       </w:tblPr>
       <w:tblGrid>
-        <w:gridCol w:w="988"/>
-        <w:gridCol w:w="1842"/>
-        <w:gridCol w:w="2268"/>
-        <w:gridCol w:w="2127"/>
-        <w:gridCol w:w="2211"/>
+        <w:gridCol w:w="880"/>
+        <w:gridCol w:w="1774"/>
+        <w:gridCol w:w="1691"/>
+        <w:gridCol w:w="3021"/>
+        <w:gridCol w:w="1843"/>
       </w:tblGrid>
       <w:tr>
         <w:trPr>
@@ -7900,7 +9600,8 @@
         </w:trPr>
         <w:tc>
           <w:tcPr>
-            <w:tcW w:w="988" w:type="dxa"/>
+            <w:tcW w:w="880" w:type="dxa"/>
+            <w:shd w:val="clear" w:color="auto" w:fill="DEEAF6" w:themeFill="accent1" w:themeFillTint="33"/>
           </w:tcPr>
           <w:p>
             <w:pPr>
@@ -7922,7 +9623,8 @@
         </w:tc>
         <w:tc>
           <w:tcPr>
-            <w:tcW w:w="1842" w:type="dxa"/>
+            <w:tcW w:w="1774" w:type="dxa"/>
+            <w:shd w:val="clear" w:color="auto" w:fill="DEEAF6" w:themeFill="accent1" w:themeFillTint="33"/>
           </w:tcPr>
           <w:p>
             <w:pPr>
@@ -7944,7 +9646,8 @@
         </w:tc>
         <w:tc>
           <w:tcPr>
-            <w:tcW w:w="2268" w:type="dxa"/>
+            <w:tcW w:w="1691" w:type="dxa"/>
+            <w:shd w:val="clear" w:color="auto" w:fill="DEEAF6" w:themeFill="accent1" w:themeFillTint="33"/>
           </w:tcPr>
           <w:p>
             <w:pPr>
@@ -7966,7 +9669,8 @@
         </w:tc>
         <w:tc>
           <w:tcPr>
-            <w:tcW w:w="2127" w:type="dxa"/>
+            <w:tcW w:w="3021" w:type="dxa"/>
+            <w:shd w:val="clear" w:color="auto" w:fill="DEEAF6" w:themeFill="accent1" w:themeFillTint="33"/>
           </w:tcPr>
           <w:p>
             <w:pPr>
@@ -7988,7 +9692,8 @@
         </w:tc>
         <w:tc>
           <w:tcPr>
-            <w:tcW w:w="2211" w:type="dxa"/>
+            <w:tcW w:w="1843" w:type="dxa"/>
+            <w:shd w:val="clear" w:color="auto" w:fill="DEEAF6" w:themeFill="accent1" w:themeFillTint="33"/>
           </w:tcPr>
           <w:p>
             <w:pPr>
@@ -8015,7 +9720,7 @@
         </w:trPr>
         <w:tc>
           <w:tcPr>
-            <w:tcW w:w="988" w:type="dxa"/>
+            <w:tcW w:w="880" w:type="dxa"/>
           </w:tcPr>
           <w:p>
             <w:pPr>
@@ -8037,7 +9742,7 @@
         </w:tc>
         <w:tc>
           <w:tcPr>
-            <w:tcW w:w="1842" w:type="dxa"/>
+            <w:tcW w:w="1774" w:type="dxa"/>
           </w:tcPr>
           <w:p>
             <w:pPr>
@@ -8059,7 +9764,7 @@
         </w:tc>
         <w:tc>
           <w:tcPr>
-            <w:tcW w:w="2268" w:type="dxa"/>
+            <w:tcW w:w="1691" w:type="dxa"/>
           </w:tcPr>
           <w:p>
             <w:pPr>
@@ -8098,29 +9803,46 @@
         </w:tc>
         <w:tc>
           <w:tcPr>
-            <w:tcW w:w="2127" w:type="dxa"/>
-          </w:tcPr>
-          <w:p>
-            <w:pPr>
-              <w:ind w:firstLine="0"/>
-              <w:jc w:val="left"/>
-              <w:rPr>
-                <w:sz w:val="20"/>
-                <w:szCs w:val="20"/>
-              </w:rPr>
-            </w:pPr>
-            <w:r>
-              <w:rPr>
-                <w:sz w:val="20"/>
-                <w:szCs w:val="20"/>
-              </w:rPr>
-              <w:t>1.Atvērt saiti ""</w:t>
-            </w:r>
-          </w:p>
-        </w:tc>
-        <w:tc>
-          <w:tcPr>
-            <w:tcW w:w="2211" w:type="dxa"/>
+            <w:tcW w:w="3021" w:type="dxa"/>
+          </w:tcPr>
+          <w:p>
+            <w:pPr>
+              <w:ind w:firstLine="0"/>
+              <w:jc w:val="left"/>
+              <w:rPr>
+                <w:sz w:val="20"/>
+                <w:szCs w:val="20"/>
+              </w:rPr>
+            </w:pPr>
+            <w:r>
+              <w:rPr>
+                <w:sz w:val="20"/>
+                <w:szCs w:val="20"/>
+              </w:rPr>
+              <w:t>1.Atvērt saiti "</w:t>
+            </w:r>
+            <w:r>
+              <w:t xml:space="preserve"> </w:t>
+            </w:r>
+            <w:r>
+              <w:rPr>
+                <w:sz w:val="20"/>
+                <w:szCs w:val="20"/>
+              </w:rPr>
+              <w:t>https://razotsgodinos2.dobinnovations.lv/</w:t>
+            </w:r>
+            <w:r>
+              <w:rPr>
+                <w:sz w:val="20"/>
+                <w:szCs w:val="20"/>
+              </w:rPr>
+              <w:t>"</w:t>
+            </w:r>
+          </w:p>
+        </w:tc>
+        <w:tc>
+          <w:tcPr>
+            <w:tcW w:w="1843" w:type="dxa"/>
           </w:tcPr>
           <w:p>
             <w:pPr>
@@ -8147,7 +9869,7 @@
         </w:trPr>
         <w:tc>
           <w:tcPr>
-            <w:tcW w:w="988" w:type="dxa"/>
+            <w:tcW w:w="880" w:type="dxa"/>
           </w:tcPr>
           <w:p>
             <w:pPr>
@@ -8169,7 +9891,7 @@
         </w:tc>
         <w:tc>
           <w:tcPr>
-            <w:tcW w:w="1842" w:type="dxa"/>
+            <w:tcW w:w="1774" w:type="dxa"/>
           </w:tcPr>
           <w:p>
             <w:pPr>
@@ -8191,8 +9913,9 @@
         </w:tc>
         <w:tc>
           <w:tcPr>
-            <w:tcW w:w="2268" w:type="dxa"/>
+            <w:tcW w:w="1691" w:type="dxa"/>
             <w:vMerge w:val="restart"/>
+            <w:vAlign w:val="center"/>
           </w:tcPr>
           <w:p>
             <w:pPr>
@@ -8214,7 +9937,7 @@
         </w:tc>
         <w:tc>
           <w:tcPr>
-            <w:tcW w:w="2127" w:type="dxa"/>
+            <w:tcW w:w="3021" w:type="dxa"/>
           </w:tcPr>
           <w:p>
             <w:pPr>
@@ -8244,47 +9967,77 @@
                 <w:sz w:val="20"/>
                 <w:szCs w:val="20"/>
               </w:rPr>
-              <w:t xml:space="preserve"> ar test1;</w:t>
-            </w:r>
-          </w:p>
-          <w:p>
-            <w:pPr>
-              <w:ind w:firstLine="0"/>
-              <w:jc w:val="left"/>
-              <w:rPr>
-                <w:sz w:val="20"/>
-                <w:szCs w:val="20"/>
-              </w:rPr>
-            </w:pPr>
-            <w:r>
-              <w:rPr>
-                <w:sz w:val="20"/>
-                <w:szCs w:val="20"/>
-              </w:rPr>
-              <w:t>2. Aizpilda lauku Parole ar test1;</w:t>
-            </w:r>
-          </w:p>
-          <w:p>
-            <w:pPr>
-              <w:ind w:firstLine="0"/>
-              <w:jc w:val="left"/>
-              <w:rPr>
-                <w:sz w:val="20"/>
-                <w:szCs w:val="20"/>
-              </w:rPr>
-            </w:pPr>
-            <w:r>
-              <w:rPr>
-                <w:sz w:val="20"/>
-                <w:szCs w:val="20"/>
-              </w:rPr>
-              <w:t>3. Nospiež pogu Autorizēties.</w:t>
-            </w:r>
-          </w:p>
-        </w:tc>
-        <w:tc>
-          <w:tcPr>
-            <w:tcW w:w="2211" w:type="dxa"/>
+              <w:t>;</w:t>
+            </w:r>
+          </w:p>
+          <w:p>
+            <w:pPr>
+              <w:ind w:firstLine="0"/>
+              <w:jc w:val="left"/>
+              <w:rPr>
+                <w:sz w:val="20"/>
+                <w:szCs w:val="20"/>
+              </w:rPr>
+            </w:pPr>
+            <w:r>
+              <w:rPr>
+                <w:sz w:val="20"/>
+                <w:szCs w:val="20"/>
+              </w:rPr>
+              <w:t xml:space="preserve">2. Aizpilda lauku </w:t>
+            </w:r>
+            <w:r>
+              <w:rPr>
+                <w:sz w:val="20"/>
+                <w:szCs w:val="20"/>
+              </w:rPr>
+              <w:t>p</w:t>
+            </w:r>
+            <w:r>
+              <w:rPr>
+                <w:sz w:val="20"/>
+                <w:szCs w:val="20"/>
+              </w:rPr>
+              <w:t>arole ;</w:t>
+            </w:r>
+          </w:p>
+          <w:p>
+            <w:pPr>
+              <w:ind w:firstLine="0"/>
+              <w:jc w:val="left"/>
+              <w:rPr>
+                <w:sz w:val="20"/>
+                <w:szCs w:val="20"/>
+              </w:rPr>
+            </w:pPr>
+            <w:r>
+              <w:rPr>
+                <w:sz w:val="20"/>
+                <w:szCs w:val="20"/>
+              </w:rPr>
+              <w:t xml:space="preserve">3. Nospiež pogu </w:t>
+            </w:r>
+            <w:r>
+              <w:rPr>
+                <w:b/>
+                <w:bCs/>
+                <w:sz w:val="20"/>
+                <w:szCs w:val="20"/>
+              </w:rPr>
+              <w:t>Autorizēties</w:t>
+            </w:r>
+            <w:r>
+              <w:rPr>
+                <w:sz w:val="20"/>
+                <w:szCs w:val="20"/>
+              </w:rPr>
+              <w:t>.</w:t>
+            </w:r>
+          </w:p>
+        </w:tc>
+        <w:tc>
+          <w:tcPr>
+            <w:tcW w:w="1843" w:type="dxa"/>
           </w:tcPr>
           <w:p>
             <w:pPr>
@@ -8311,7 +10064,7 @@
         </w:trPr>
         <w:tc>
           <w:tcPr>
-            <w:tcW w:w="988" w:type="dxa"/>
+            <w:tcW w:w="880" w:type="dxa"/>
           </w:tcPr>
           <w:p>
             <w:pPr>
@@ -8333,7 +10086,7 @@
         </w:tc>
         <w:tc>
           <w:tcPr>
-            <w:tcW w:w="1842" w:type="dxa"/>
+            <w:tcW w:w="1774" w:type="dxa"/>
           </w:tcPr>
           <w:p>
             <w:pPr>
@@ -8355,7 +10108,7 @@
         </w:tc>
         <w:tc>
           <w:tcPr>
-            <w:tcW w:w="2268" w:type="dxa"/>
+            <w:tcW w:w="1691" w:type="dxa"/>
             <w:vMerge/>
           </w:tcPr>
           <w:p>
@@ -8371,7 +10124,7 @@
         </w:tc>
         <w:tc>
           <w:tcPr>
-            <w:tcW w:w="2127" w:type="dxa"/>
+            <w:tcW w:w="3021" w:type="dxa"/>
           </w:tcPr>
           <w:p>
             <w:pPr>
@@ -8401,47 +10154,77 @@
                 <w:sz w:val="20"/>
                 <w:szCs w:val="20"/>
               </w:rPr>
-              <w:t xml:space="preserve"> ar test1;</w:t>
-            </w:r>
-          </w:p>
-          <w:p>
-            <w:pPr>
-              <w:ind w:firstLine="0"/>
-              <w:jc w:val="left"/>
-              <w:rPr>
-                <w:sz w:val="20"/>
-                <w:szCs w:val="20"/>
-              </w:rPr>
-            </w:pPr>
-            <w:r>
-              <w:rPr>
-                <w:sz w:val="20"/>
-                <w:szCs w:val="20"/>
-              </w:rPr>
-              <w:t>2. Aizpilda lauku Parole ar test1;</w:t>
-            </w:r>
-          </w:p>
-          <w:p>
-            <w:pPr>
-              <w:ind w:firstLine="0"/>
-              <w:jc w:val="left"/>
-              <w:rPr>
-                <w:sz w:val="20"/>
-                <w:szCs w:val="20"/>
-              </w:rPr>
-            </w:pPr>
-            <w:r>
-              <w:rPr>
-                <w:sz w:val="20"/>
-                <w:szCs w:val="20"/>
-              </w:rPr>
-              <w:t>3. Nospiež pogu Autorizēties.</w:t>
-            </w:r>
-          </w:p>
-        </w:tc>
-        <w:tc>
-          <w:tcPr>
-            <w:tcW w:w="2211" w:type="dxa"/>
+              <w:t>;</w:t>
+            </w:r>
+          </w:p>
+          <w:p>
+            <w:pPr>
+              <w:ind w:firstLine="0"/>
+              <w:jc w:val="left"/>
+              <w:rPr>
+                <w:sz w:val="20"/>
+                <w:szCs w:val="20"/>
+              </w:rPr>
+            </w:pPr>
+            <w:r>
+              <w:rPr>
+                <w:sz w:val="20"/>
+                <w:szCs w:val="20"/>
+              </w:rPr>
+              <w:t xml:space="preserve">2. Aizpilda lauku </w:t>
+            </w:r>
+            <w:r>
+              <w:rPr>
+                <w:sz w:val="20"/>
+                <w:szCs w:val="20"/>
+              </w:rPr>
+              <w:t>p</w:t>
+            </w:r>
+            <w:r>
+              <w:rPr>
+                <w:sz w:val="20"/>
+                <w:szCs w:val="20"/>
+              </w:rPr>
+              <w:t>arole ;</w:t>
+            </w:r>
+          </w:p>
+          <w:p>
+            <w:pPr>
+              <w:ind w:firstLine="0"/>
+              <w:jc w:val="left"/>
+              <w:rPr>
+                <w:sz w:val="20"/>
+                <w:szCs w:val="20"/>
+              </w:rPr>
+            </w:pPr>
+            <w:r>
+              <w:rPr>
+                <w:sz w:val="20"/>
+                <w:szCs w:val="20"/>
+              </w:rPr>
+              <w:t xml:space="preserve">3. Nospiež pogu </w:t>
+            </w:r>
+            <w:r>
+              <w:rPr>
+                <w:b/>
+                <w:bCs/>
+                <w:sz w:val="20"/>
+                <w:szCs w:val="20"/>
+              </w:rPr>
+              <w:t>Autorizēties</w:t>
+            </w:r>
+            <w:r>
+              <w:rPr>
+                <w:sz w:val="20"/>
+                <w:szCs w:val="20"/>
+              </w:rPr>
+              <w:t>.</w:t>
+            </w:r>
+          </w:p>
+        </w:tc>
+        <w:tc>
+          <w:tcPr>
+            <w:tcW w:w="1843" w:type="dxa"/>
           </w:tcPr>
           <w:p>
             <w:pPr>
@@ -8468,7 +10251,7 @@
         </w:trPr>
         <w:tc>
           <w:tcPr>
-            <w:tcW w:w="988" w:type="dxa"/>
+            <w:tcW w:w="880" w:type="dxa"/>
           </w:tcPr>
           <w:p>
             <w:pPr>
@@ -8490,7 +10273,7 @@
         </w:tc>
         <w:tc>
           <w:tcPr>
-            <w:tcW w:w="1842" w:type="dxa"/>
+            <w:tcW w:w="1774" w:type="dxa"/>
           </w:tcPr>
           <w:p>
             <w:pPr>
@@ -8512,7 +10295,7 @@
         </w:tc>
         <w:tc>
           <w:tcPr>
-            <w:tcW w:w="2268" w:type="dxa"/>
+            <w:tcW w:w="1691" w:type="dxa"/>
           </w:tcPr>
           <w:p>
             <w:pPr>
@@ -8534,7 +10317,7 @@
         </w:tc>
         <w:tc>
           <w:tcPr>
-            <w:tcW w:w="2127" w:type="dxa"/>
+            <w:tcW w:w="3021" w:type="dxa"/>
           </w:tcPr>
           <w:p>
             <w:pPr>
@@ -8556,7 +10339,7 @@
         </w:tc>
         <w:tc>
           <w:tcPr>
-            <w:tcW w:w="2211" w:type="dxa"/>
+            <w:tcW w:w="1843" w:type="dxa"/>
           </w:tcPr>
           <w:p>
             <w:pPr>
@@ -8573,6 +10356,13 @@
                 <w:szCs w:val="20"/>
               </w:rPr>
               <w:t>Tiek atvērta cita sadaļa</w:t>
+            </w:r>
+            <w:r>
+              <w:rPr>
+                <w:sz w:val="20"/>
+                <w:szCs w:val="20"/>
+              </w:rPr>
+              <w:t>.</w:t>
             </w:r>
           </w:p>
         </w:tc>
@@ -8583,7 +10373,7 @@
         </w:trPr>
         <w:tc>
           <w:tcPr>
-            <w:tcW w:w="988" w:type="dxa"/>
+            <w:tcW w:w="880" w:type="dxa"/>
           </w:tcPr>
           <w:p>
             <w:pPr>
@@ -8605,7 +10395,7 @@
         </w:tc>
         <w:tc>
           <w:tcPr>
-            <w:tcW w:w="1842" w:type="dxa"/>
+            <w:tcW w:w="1774" w:type="dxa"/>
           </w:tcPr>
           <w:p>
             <w:pPr>
@@ -8663,7 +10453,7 @@
         </w:tc>
         <w:tc>
           <w:tcPr>
-            <w:tcW w:w="2268" w:type="dxa"/>
+            <w:tcW w:w="1691" w:type="dxa"/>
           </w:tcPr>
           <w:p>
             <w:pPr>
@@ -8685,7 +10475,7 @@
         </w:tc>
         <w:tc>
           <w:tcPr>
-            <w:tcW w:w="2127" w:type="dxa"/>
+            <w:tcW w:w="3021" w:type="dxa"/>
           </w:tcPr>
           <w:p>
             <w:pPr>
@@ -8708,7 +10498,16 @@
                 <w:sz w:val="20"/>
                 <w:szCs w:val="20"/>
               </w:rPr>
-              <w:t>sadaļu Par mums</w:t>
+              <w:t xml:space="preserve">sadaļu </w:t>
+            </w:r>
+            <w:r>
+              <w:rPr>
+                <w:b/>
+                <w:bCs/>
+                <w:sz w:val="20"/>
+                <w:szCs w:val="20"/>
+              </w:rPr>
+              <w:t>Par mums</w:t>
             </w:r>
             <w:r>
               <w:rPr>
@@ -8721,23 +10520,39 @@
         </w:tc>
         <w:tc>
           <w:tcPr>
-            <w:tcW w:w="2211" w:type="dxa"/>
-          </w:tcPr>
-          <w:p>
-            <w:pPr>
-              <w:ind w:firstLine="0"/>
-              <w:jc w:val="left"/>
-              <w:rPr>
-                <w:sz w:val="20"/>
-                <w:szCs w:val="20"/>
-              </w:rPr>
-            </w:pPr>
-            <w:r>
-              <w:rPr>
-                <w:sz w:val="20"/>
-                <w:szCs w:val="20"/>
-              </w:rPr>
-              <w:t>Tiek atvērta sadaļa Par mums</w:t>
+            <w:tcW w:w="1843" w:type="dxa"/>
+          </w:tcPr>
+          <w:p>
+            <w:pPr>
+              <w:ind w:firstLine="0"/>
+              <w:jc w:val="left"/>
+              <w:rPr>
+                <w:sz w:val="20"/>
+                <w:szCs w:val="20"/>
+              </w:rPr>
+            </w:pPr>
+            <w:r>
+              <w:rPr>
+                <w:sz w:val="20"/>
+                <w:szCs w:val="20"/>
+              </w:rPr>
+              <w:t xml:space="preserve">Tiek atvērta sadaļa </w:t>
+            </w:r>
+            <w:r>
+              <w:rPr>
+                <w:b/>
+                <w:bCs/>
+                <w:sz w:val="20"/>
+                <w:szCs w:val="20"/>
+              </w:rPr>
+              <w:t>Par mums</w:t>
+            </w:r>
+            <w:r>
+              <w:rPr>
+                <w:sz w:val="20"/>
+                <w:szCs w:val="20"/>
+              </w:rPr>
+              <w:t>.</w:t>
             </w:r>
           </w:p>
         </w:tc>
@@ -8748,7 +10563,7 @@
         </w:trPr>
         <w:tc>
           <w:tcPr>
-            <w:tcW w:w="988" w:type="dxa"/>
+            <w:tcW w:w="880" w:type="dxa"/>
           </w:tcPr>
           <w:p>
             <w:pPr>
@@ -8777,7 +10592,7 @@
         </w:tc>
         <w:tc>
           <w:tcPr>
-            <w:tcW w:w="1842" w:type="dxa"/>
+            <w:tcW w:w="1774" w:type="dxa"/>
           </w:tcPr>
           <w:p>
             <w:pPr>
@@ -8799,7 +10614,7 @@
         </w:tc>
         <w:tc>
           <w:tcPr>
-            <w:tcW w:w="2268" w:type="dxa"/>
+            <w:tcW w:w="1691" w:type="dxa"/>
           </w:tcPr>
           <w:p>
             <w:pPr>
@@ -8821,7 +10636,7 @@
         </w:tc>
         <w:tc>
           <w:tcPr>
-            <w:tcW w:w="2127" w:type="dxa"/>
+            <w:tcW w:w="3021" w:type="dxa"/>
           </w:tcPr>
           <w:p>
             <w:pPr>
@@ -8841,6 +10656,8 @@
             </w:r>
             <w:r>
               <w:rPr>
+                <w:b/>
+                <w:bCs/>
                 <w:sz w:val="20"/>
                 <w:szCs w:val="20"/>
               </w:rPr>
@@ -8857,7 +10674,7 @@
         </w:tc>
         <w:tc>
           <w:tcPr>
-            <w:tcW w:w="2211" w:type="dxa"/>
+            <w:tcW w:w="1843" w:type="dxa"/>
           </w:tcPr>
           <w:p>
             <w:pPr>
@@ -8877,10 +10694,19 @@
             </w:r>
             <w:r>
               <w:rPr>
+                <w:b/>
+                <w:bCs/>
                 <w:sz w:val="20"/>
                 <w:szCs w:val="20"/>
               </w:rPr>
               <w:t>Projekti</w:t>
+            </w:r>
+            <w:r>
+              <w:rPr>
+                <w:sz w:val="20"/>
+                <w:szCs w:val="20"/>
+              </w:rPr>
+              <w:t>.</w:t>
             </w:r>
           </w:p>
         </w:tc>
@@ -8891,7 +10717,7 @@
         </w:trPr>
         <w:tc>
           <w:tcPr>
-            <w:tcW w:w="988" w:type="dxa"/>
+            <w:tcW w:w="880" w:type="dxa"/>
           </w:tcPr>
           <w:p>
             <w:pPr>
@@ -8920,7 +10746,7 @@
         </w:tc>
         <w:tc>
           <w:tcPr>
-            <w:tcW w:w="1842" w:type="dxa"/>
+            <w:tcW w:w="1774" w:type="dxa"/>
           </w:tcPr>
           <w:p>
             <w:pPr>
@@ -8949,7 +10775,7 @@
         </w:tc>
         <w:tc>
           <w:tcPr>
-            <w:tcW w:w="2268" w:type="dxa"/>
+            <w:tcW w:w="1691" w:type="dxa"/>
           </w:tcPr>
           <w:p>
             <w:pPr>
@@ -8971,7 +10797,7 @@
         </w:tc>
         <w:tc>
           <w:tcPr>
-            <w:tcW w:w="2127" w:type="dxa"/>
+            <w:tcW w:w="3021" w:type="dxa"/>
           </w:tcPr>
           <w:p>
             <w:pPr>
@@ -8991,6 +10817,8 @@
             </w:r>
             <w:r>
               <w:rPr>
+                <w:b/>
+                <w:bCs/>
                 <w:sz w:val="20"/>
                 <w:szCs w:val="20"/>
               </w:rPr>
@@ -8998,16 +10826,25 @@
             </w:r>
             <w:r>
               <w:rPr>
-                <w:sz w:val="20"/>
-                <w:szCs w:val="20"/>
-              </w:rPr>
-              <w:t>rojekti.</w:t>
-            </w:r>
-          </w:p>
-        </w:tc>
-        <w:tc>
-          <w:tcPr>
-            <w:tcW w:w="2211" w:type="dxa"/>
+                <w:b/>
+                <w:bCs/>
+                <w:sz w:val="20"/>
+                <w:szCs w:val="20"/>
+              </w:rPr>
+              <w:t>rojekti</w:t>
+            </w:r>
+            <w:r>
+              <w:rPr>
+                <w:sz w:val="20"/>
+                <w:szCs w:val="20"/>
+              </w:rPr>
+              <w:t>.</w:t>
+            </w:r>
+          </w:p>
+        </w:tc>
+        <w:tc>
+          <w:tcPr>
+            <w:tcW w:w="1843" w:type="dxa"/>
           </w:tcPr>
           <w:p>
             <w:pPr>
@@ -9027,10 +10864,19 @@
             </w:r>
             <w:r>
               <w:rPr>
+                <w:b/>
+                <w:bCs/>
                 <w:sz w:val="20"/>
                 <w:szCs w:val="20"/>
               </w:rPr>
               <w:t>Tipveida projekti</w:t>
+            </w:r>
+            <w:r>
+              <w:rPr>
+                <w:sz w:val="20"/>
+                <w:szCs w:val="20"/>
+              </w:rPr>
+              <w:t>.</w:t>
             </w:r>
           </w:p>
         </w:tc>
@@ -9041,7 +10887,7 @@
         </w:trPr>
         <w:tc>
           <w:tcPr>
-            <w:tcW w:w="988" w:type="dxa"/>
+            <w:tcW w:w="880" w:type="dxa"/>
           </w:tcPr>
           <w:p>
             <w:pPr>
@@ -9070,7 +10916,7 @@
         </w:tc>
         <w:tc>
           <w:tcPr>
-            <w:tcW w:w="1842" w:type="dxa"/>
+            <w:tcW w:w="1774" w:type="dxa"/>
           </w:tcPr>
           <w:p>
             <w:pPr>
@@ -9092,7 +10938,7 @@
         </w:tc>
         <w:tc>
           <w:tcPr>
-            <w:tcW w:w="2268" w:type="dxa"/>
+            <w:tcW w:w="1691" w:type="dxa"/>
           </w:tcPr>
           <w:p>
             <w:pPr>
@@ -9114,7 +10960,7 @@
         </w:tc>
         <w:tc>
           <w:tcPr>
-            <w:tcW w:w="2127" w:type="dxa"/>
+            <w:tcW w:w="3021" w:type="dxa"/>
           </w:tcPr>
           <w:p>
             <w:pPr>
@@ -9134,6 +10980,8 @@
             </w:r>
             <w:r>
               <w:rPr>
+                <w:b/>
+                <w:bCs/>
                 <w:sz w:val="20"/>
                 <w:szCs w:val="20"/>
               </w:rPr>
@@ -9150,7 +10998,7 @@
         </w:tc>
         <w:tc>
           <w:tcPr>
-            <w:tcW w:w="2211" w:type="dxa"/>
+            <w:tcW w:w="1843" w:type="dxa"/>
           </w:tcPr>
           <w:p>
             <w:pPr>
@@ -9170,10 +11018,19 @@
             </w:r>
             <w:r>
               <w:rPr>
+                <w:b/>
+                <w:bCs/>
                 <w:sz w:val="20"/>
                 <w:szCs w:val="20"/>
               </w:rPr>
               <w:t>Kontakti</w:t>
+            </w:r>
+            <w:r>
+              <w:rPr>
+                <w:sz w:val="20"/>
+                <w:szCs w:val="20"/>
+              </w:rPr>
+              <w:t>.</w:t>
             </w:r>
           </w:p>
         </w:tc>
@@ -9184,7 +11041,7 @@
         </w:trPr>
         <w:tc>
           <w:tcPr>
-            <w:tcW w:w="988" w:type="dxa"/>
+            <w:tcW w:w="880" w:type="dxa"/>
           </w:tcPr>
           <w:p>
             <w:pPr>
@@ -9213,7 +11070,7 @@
         </w:tc>
         <w:tc>
           <w:tcPr>
-            <w:tcW w:w="1842" w:type="dxa"/>
+            <w:tcW w:w="1774" w:type="dxa"/>
           </w:tcPr>
           <w:p>
             <w:pPr>
@@ -9235,7 +11092,7 @@
         </w:tc>
         <w:tc>
           <w:tcPr>
-            <w:tcW w:w="2268" w:type="dxa"/>
+            <w:tcW w:w="1691" w:type="dxa"/>
           </w:tcPr>
           <w:p>
             <w:pPr>
@@ -9257,7 +11114,7 @@
         </w:tc>
         <w:tc>
           <w:tcPr>
-            <w:tcW w:w="2127" w:type="dxa"/>
+            <w:tcW w:w="3021" w:type="dxa"/>
           </w:tcPr>
           <w:p>
             <w:pPr>
@@ -9277,6 +11134,8 @@
             </w:r>
             <w:r>
               <w:rPr>
+                <w:b/>
+                <w:bCs/>
                 <w:sz w:val="20"/>
                 <w:szCs w:val="20"/>
               </w:rPr>
@@ -9293,7 +11152,7 @@
         </w:tc>
         <w:tc>
           <w:tcPr>
-            <w:tcW w:w="2211" w:type="dxa"/>
+            <w:tcW w:w="1843" w:type="dxa"/>
           </w:tcPr>
           <w:p>
             <w:pPr>
@@ -9313,10 +11172,19 @@
             </w:r>
             <w:r>
               <w:rPr>
+                <w:b/>
+                <w:bCs/>
                 <w:sz w:val="20"/>
                 <w:szCs w:val="20"/>
               </w:rPr>
               <w:t>Cenu kalkulators</w:t>
+            </w:r>
+            <w:r>
+              <w:rPr>
+                <w:sz w:val="20"/>
+                <w:szCs w:val="20"/>
+              </w:rPr>
+              <w:t>.</w:t>
             </w:r>
           </w:p>
         </w:tc>
@@ -9327,7 +11195,7 @@
         </w:trPr>
         <w:tc>
           <w:tcPr>
-            <w:tcW w:w="988" w:type="dxa"/>
+            <w:tcW w:w="880" w:type="dxa"/>
           </w:tcPr>
           <w:p>
             <w:pPr>
@@ -9356,7 +11224,7 @@
         </w:tc>
         <w:tc>
           <w:tcPr>
-            <w:tcW w:w="1842" w:type="dxa"/>
+            <w:tcW w:w="1774" w:type="dxa"/>
           </w:tcPr>
           <w:p>
             <w:pPr>
@@ -9378,7 +11246,7 @@
         </w:tc>
         <w:tc>
           <w:tcPr>
-            <w:tcW w:w="2268" w:type="dxa"/>
+            <w:tcW w:w="1691" w:type="dxa"/>
           </w:tcPr>
           <w:p>
             <w:pPr>
@@ -9400,7 +11268,7 @@
         </w:tc>
         <w:tc>
           <w:tcPr>
-            <w:tcW w:w="2127" w:type="dxa"/>
+            <w:tcW w:w="3021" w:type="dxa"/>
           </w:tcPr>
           <w:p>
             <w:pPr>
@@ -9422,7 +11290,7 @@
         </w:tc>
         <w:tc>
           <w:tcPr>
-            <w:tcW w:w="2211" w:type="dxa"/>
+            <w:tcW w:w="1843" w:type="dxa"/>
           </w:tcPr>
           <w:p>
             <w:pPr>
@@ -9439,6 +11307,13 @@
                 <w:szCs w:val="20"/>
               </w:rPr>
               <w:t>Tiek parādīta jaunā informācija</w:t>
+            </w:r>
+            <w:r>
+              <w:rPr>
+                <w:sz w:val="20"/>
+                <w:szCs w:val="20"/>
+              </w:rPr>
+              <w:t>.</w:t>
             </w:r>
           </w:p>
         </w:tc>
@@ -9449,7 +11324,7 @@
         </w:trPr>
         <w:tc>
           <w:tcPr>
-            <w:tcW w:w="988" w:type="dxa"/>
+            <w:tcW w:w="880" w:type="dxa"/>
           </w:tcPr>
           <w:p>
             <w:pPr>
@@ -9478,7 +11353,7 @@
         </w:tc>
         <w:tc>
           <w:tcPr>
-            <w:tcW w:w="1842" w:type="dxa"/>
+            <w:tcW w:w="1774" w:type="dxa"/>
           </w:tcPr>
           <w:p>
             <w:pPr>
@@ -9509,7 +11384,7 @@
         </w:tc>
         <w:tc>
           <w:tcPr>
-            <w:tcW w:w="2268" w:type="dxa"/>
+            <w:tcW w:w="1691" w:type="dxa"/>
           </w:tcPr>
           <w:p>
             <w:pPr>
@@ -9531,7 +11406,7 @@
         </w:tc>
         <w:tc>
           <w:tcPr>
-            <w:tcW w:w="2127" w:type="dxa"/>
+            <w:tcW w:w="3021" w:type="dxa"/>
           </w:tcPr>
           <w:p>
             <w:pPr>
@@ -9553,7 +11428,7 @@
         </w:tc>
         <w:tc>
           <w:tcPr>
-            <w:tcW w:w="2211" w:type="dxa"/>
+            <w:tcW w:w="1843" w:type="dxa"/>
           </w:tcPr>
           <w:p>
             <w:pPr>
@@ -9580,23 +11455,22 @@
         </w:trPr>
         <w:tc>
           <w:tcPr>
-            <w:tcW w:w="988" w:type="dxa"/>
-          </w:tcPr>
-          <w:p>
-            <w:pPr>
-              <w:ind w:firstLine="0"/>
-              <w:jc w:val="left"/>
-              <w:rPr>
-                <w:sz w:val="20"/>
-                <w:szCs w:val="20"/>
-              </w:rPr>
-            </w:pPr>
-            <w:r>
-              <w:rPr>
-                <w:sz w:val="20"/>
-                <w:szCs w:val="20"/>
-              </w:rPr>
-              <w:lastRenderedPageBreak/>
+            <w:tcW w:w="880" w:type="dxa"/>
+          </w:tcPr>
+          <w:p>
+            <w:pPr>
+              <w:ind w:firstLine="0"/>
+              <w:jc w:val="left"/>
+              <w:rPr>
+                <w:sz w:val="20"/>
+                <w:szCs w:val="20"/>
+              </w:rPr>
+            </w:pPr>
+            <w:r>
+              <w:rPr>
+                <w:sz w:val="20"/>
+                <w:szCs w:val="20"/>
+              </w:rPr>
               <w:t>TST_1</w:t>
             </w:r>
             <w:r>
@@ -9610,7 +11484,7 @@
         </w:tc>
         <w:tc>
           <w:tcPr>
-            <w:tcW w:w="1842" w:type="dxa"/>
+            <w:tcW w:w="1774" w:type="dxa"/>
           </w:tcPr>
           <w:p>
             <w:pPr>
@@ -9632,7 +11506,7 @@
         </w:tc>
         <w:tc>
           <w:tcPr>
-            <w:tcW w:w="2268" w:type="dxa"/>
+            <w:tcW w:w="1691" w:type="dxa"/>
           </w:tcPr>
           <w:p>
             <w:pPr>
@@ -9654,7 +11528,7 @@
         </w:tc>
         <w:tc>
           <w:tcPr>
-            <w:tcW w:w="2127" w:type="dxa"/>
+            <w:tcW w:w="3021" w:type="dxa"/>
           </w:tcPr>
           <w:p>
             <w:pPr>
@@ -9683,7 +11557,7 @@
         </w:tc>
         <w:tc>
           <w:tcPr>
-            <w:tcW w:w="2211" w:type="dxa"/>
+            <w:tcW w:w="1843" w:type="dxa"/>
           </w:tcPr>
           <w:p>
             <w:pPr>
@@ -9700,6 +11574,13 @@
                 <w:szCs w:val="20"/>
               </w:rPr>
               <w:t>Tiek pārvirzīts uz citu sadaļu</w:t>
+            </w:r>
+            <w:r>
+              <w:rPr>
+                <w:sz w:val="20"/>
+                <w:szCs w:val="20"/>
+              </w:rPr>
+              <w:t>.</w:t>
             </w:r>
           </w:p>
         </w:tc>
@@ -9710,22 +11591,23 @@
         </w:trPr>
         <w:tc>
           <w:tcPr>
-            <w:tcW w:w="988" w:type="dxa"/>
-          </w:tcPr>
-          <w:p>
-            <w:pPr>
-              <w:ind w:firstLine="0"/>
-              <w:jc w:val="left"/>
-              <w:rPr>
-                <w:sz w:val="20"/>
-                <w:szCs w:val="20"/>
-              </w:rPr>
-            </w:pPr>
-            <w:r>
-              <w:rPr>
-                <w:sz w:val="20"/>
-                <w:szCs w:val="20"/>
-              </w:rPr>
+            <w:tcW w:w="880" w:type="dxa"/>
+          </w:tcPr>
+          <w:p>
+            <w:pPr>
+              <w:ind w:firstLine="0"/>
+              <w:jc w:val="left"/>
+              <w:rPr>
+                <w:sz w:val="20"/>
+                <w:szCs w:val="20"/>
+              </w:rPr>
+            </w:pPr>
+            <w:r>
+              <w:rPr>
+                <w:sz w:val="20"/>
+                <w:szCs w:val="20"/>
+              </w:rPr>
+              <w:lastRenderedPageBreak/>
               <w:t>TST_1</w:t>
             </w:r>
             <w:r>
@@ -9739,7 +11621,7 @@
         </w:tc>
         <w:tc>
           <w:tcPr>
-            <w:tcW w:w="1842" w:type="dxa"/>
+            <w:tcW w:w="1774" w:type="dxa"/>
           </w:tcPr>
           <w:p>
             <w:pPr>
@@ -9761,7 +11643,7 @@
         </w:tc>
         <w:tc>
           <w:tcPr>
-            <w:tcW w:w="2268" w:type="dxa"/>
+            <w:tcW w:w="1691" w:type="dxa"/>
           </w:tcPr>
           <w:p>
             <w:pPr>
@@ -9790,7 +11672,7 @@
         </w:tc>
         <w:tc>
           <w:tcPr>
-            <w:tcW w:w="2127" w:type="dxa"/>
+            <w:tcW w:w="3021" w:type="dxa"/>
           </w:tcPr>
           <w:p>
             <w:pPr>
@@ -9823,13 +11705,38 @@
                 <w:sz w:val="20"/>
                 <w:szCs w:val="20"/>
               </w:rPr>
-              <w:t>2. Nospiež pogu nosūtīt.</w:t>
-            </w:r>
-          </w:p>
-        </w:tc>
-        <w:tc>
-          <w:tcPr>
-            <w:tcW w:w="2211" w:type="dxa"/>
+              <w:t xml:space="preserve">2. Nospiež pogu </w:t>
+            </w:r>
+            <w:r>
+              <w:rPr>
+                <w:b/>
+                <w:bCs/>
+                <w:sz w:val="20"/>
+                <w:szCs w:val="20"/>
+              </w:rPr>
+              <w:t>N</w:t>
+            </w:r>
+            <w:r>
+              <w:rPr>
+                <w:b/>
+                <w:bCs/>
+                <w:sz w:val="20"/>
+                <w:szCs w:val="20"/>
+              </w:rPr>
+              <w:t>osūtīt</w:t>
+            </w:r>
+            <w:r>
+              <w:rPr>
+                <w:sz w:val="20"/>
+                <w:szCs w:val="20"/>
+              </w:rPr>
+              <w:t>.</w:t>
+            </w:r>
+          </w:p>
+        </w:tc>
+        <w:tc>
+          <w:tcPr>
+            <w:tcW w:w="1843" w:type="dxa"/>
           </w:tcPr>
           <w:p>
             <w:pPr>
@@ -9873,7 +11780,7 @@
         </w:trPr>
         <w:tc>
           <w:tcPr>
-            <w:tcW w:w="988" w:type="dxa"/>
+            <w:tcW w:w="880" w:type="dxa"/>
           </w:tcPr>
           <w:p>
             <w:pPr>
@@ -9895,7 +11802,7 @@
         </w:tc>
         <w:tc>
           <w:tcPr>
-            <w:tcW w:w="1842" w:type="dxa"/>
+            <w:tcW w:w="1774" w:type="dxa"/>
           </w:tcPr>
           <w:p>
             <w:pPr>
@@ -9917,7 +11824,7 @@
         </w:tc>
         <w:tc>
           <w:tcPr>
-            <w:tcW w:w="2268" w:type="dxa"/>
+            <w:tcW w:w="1691" w:type="dxa"/>
           </w:tcPr>
           <w:p>
             <w:pPr>
@@ -9939,7 +11846,7 @@
         </w:tc>
         <w:tc>
           <w:tcPr>
-            <w:tcW w:w="2127" w:type="dxa"/>
+            <w:tcW w:w="3021" w:type="dxa"/>
           </w:tcPr>
           <w:p>
             <w:pPr>
@@ -9972,13 +11879,45 @@
                 <w:sz w:val="20"/>
                 <w:szCs w:val="20"/>
               </w:rPr>
-              <w:t>2. Izvēlās jaunāko vai vecāko</w:t>
-            </w:r>
-          </w:p>
-        </w:tc>
-        <w:tc>
-          <w:tcPr>
-            <w:tcW w:w="2211" w:type="dxa"/>
+              <w:t xml:space="preserve">2. Izvēlās </w:t>
+            </w:r>
+            <w:r>
+              <w:rPr>
+                <w:b/>
+                <w:bCs/>
+                <w:sz w:val="20"/>
+                <w:szCs w:val="20"/>
+              </w:rPr>
+              <w:t>jaunāko</w:t>
+            </w:r>
+            <w:r>
+              <w:rPr>
+                <w:sz w:val="20"/>
+                <w:szCs w:val="20"/>
+              </w:rPr>
+              <w:t xml:space="preserve"> vai </w:t>
+            </w:r>
+            <w:r>
+              <w:rPr>
+                <w:b/>
+                <w:bCs/>
+                <w:sz w:val="20"/>
+                <w:szCs w:val="20"/>
+              </w:rPr>
+              <w:t>vecāko</w:t>
+            </w:r>
+            <w:r>
+              <w:rPr>
+                <w:sz w:val="20"/>
+                <w:szCs w:val="20"/>
+              </w:rPr>
+              <w:t>.</w:t>
+            </w:r>
+          </w:p>
+        </w:tc>
+        <w:tc>
+          <w:tcPr>
+            <w:tcW w:w="1843" w:type="dxa"/>
           </w:tcPr>
           <w:p>
             <w:pPr>
@@ -9995,6 +11934,13 @@
                 <w:szCs w:val="20"/>
               </w:rPr>
               <w:t>Projekti tiek attēloti izvēlētā secībā</w:t>
+            </w:r>
+            <w:r>
+              <w:rPr>
+                <w:sz w:val="20"/>
+                <w:szCs w:val="20"/>
+              </w:rPr>
+              <w:t>.</w:t>
             </w:r>
           </w:p>
         </w:tc>
@@ -10005,7 +11951,7 @@
         </w:trPr>
         <w:tc>
           <w:tcPr>
-            <w:tcW w:w="988" w:type="dxa"/>
+            <w:tcW w:w="880" w:type="dxa"/>
           </w:tcPr>
           <w:p>
             <w:pPr>
@@ -10027,7 +11973,7 @@
         </w:tc>
         <w:tc>
           <w:tcPr>
-            <w:tcW w:w="1842" w:type="dxa"/>
+            <w:tcW w:w="1774" w:type="dxa"/>
           </w:tcPr>
           <w:p>
             <w:pPr>
@@ -10049,7 +11995,7 @@
         </w:tc>
         <w:tc>
           <w:tcPr>
-            <w:tcW w:w="2268" w:type="dxa"/>
+            <w:tcW w:w="1691" w:type="dxa"/>
           </w:tcPr>
           <w:p>
             <w:pPr>
@@ -10071,7 +12017,7 @@
         </w:tc>
         <w:tc>
           <w:tcPr>
-            <w:tcW w:w="2127" w:type="dxa"/>
+            <w:tcW w:w="3021" w:type="dxa"/>
           </w:tcPr>
           <w:p>
             <w:pPr>
@@ -10100,7 +12046,7 @@
         </w:tc>
         <w:tc>
           <w:tcPr>
-            <w:tcW w:w="2211" w:type="dxa"/>
+            <w:tcW w:w="1843" w:type="dxa"/>
           </w:tcPr>
           <w:p>
             <w:pPr>
@@ -10117,6 +12063,13 @@
                 <w:szCs w:val="20"/>
               </w:rPr>
               <w:t>Tiek parādīti projekti ar izvēlēto kategoriju</w:t>
+            </w:r>
+            <w:r>
+              <w:rPr>
+                <w:sz w:val="20"/>
+                <w:szCs w:val="20"/>
+              </w:rPr>
+              <w:t>.</w:t>
             </w:r>
           </w:p>
         </w:tc>
@@ -10127,7 +12080,7 @@
         </w:trPr>
         <w:tc>
           <w:tcPr>
-            <w:tcW w:w="988" w:type="dxa"/>
+            <w:tcW w:w="880" w:type="dxa"/>
           </w:tcPr>
           <w:p>
             <w:pPr>
@@ -10149,7 +12102,7 @@
         </w:tc>
         <w:tc>
           <w:tcPr>
-            <w:tcW w:w="1842" w:type="dxa"/>
+            <w:tcW w:w="1774" w:type="dxa"/>
           </w:tcPr>
           <w:p>
             <w:pPr>
@@ -10171,7 +12124,7 @@
         </w:tc>
         <w:tc>
           <w:tcPr>
-            <w:tcW w:w="2268" w:type="dxa"/>
+            <w:tcW w:w="1691" w:type="dxa"/>
           </w:tcPr>
           <w:p>
             <w:pPr>
@@ -10193,7 +12146,7 @@
         </w:tc>
         <w:tc>
           <w:tcPr>
-            <w:tcW w:w="2127" w:type="dxa"/>
+            <w:tcW w:w="3021" w:type="dxa"/>
           </w:tcPr>
           <w:p>
             <w:pPr>
@@ -10232,7 +12185,7 @@
         </w:tc>
         <w:tc>
           <w:tcPr>
-            <w:tcW w:w="2211" w:type="dxa"/>
+            <w:tcW w:w="1843" w:type="dxa"/>
           </w:tcPr>
           <w:p>
             <w:pPr>
@@ -10259,7 +12212,7 @@
         </w:trPr>
         <w:tc>
           <w:tcPr>
-            <w:tcW w:w="988" w:type="dxa"/>
+            <w:tcW w:w="880" w:type="dxa"/>
           </w:tcPr>
           <w:p>
             <w:pPr>
@@ -10281,7 +12234,7 @@
         </w:tc>
         <w:tc>
           <w:tcPr>
-            <w:tcW w:w="1842" w:type="dxa"/>
+            <w:tcW w:w="1774" w:type="dxa"/>
           </w:tcPr>
           <w:p>
             <w:pPr>
@@ -10303,7 +12256,7 @@
         </w:tc>
         <w:tc>
           <w:tcPr>
-            <w:tcW w:w="2268" w:type="dxa"/>
+            <w:tcW w:w="1691" w:type="dxa"/>
           </w:tcPr>
           <w:p>
             <w:pPr>
@@ -10339,7 +12292,7 @@
         </w:tc>
         <w:tc>
           <w:tcPr>
-            <w:tcW w:w="2127" w:type="dxa"/>
+            <w:tcW w:w="3021" w:type="dxa"/>
           </w:tcPr>
           <w:p>
             <w:pPr>
@@ -10374,11 +12327,18 @@
               </w:rPr>
               <w:t>2. Nospiež uz bildes</w:t>
             </w:r>
-          </w:p>
-        </w:tc>
-        <w:tc>
-          <w:tcPr>
-            <w:tcW w:w="2211" w:type="dxa"/>
+            <w:r>
+              <w:rPr>
+                <w:sz w:val="20"/>
+                <w:szCs w:val="20"/>
+              </w:rPr>
+              <w:t>.</w:t>
+            </w:r>
+          </w:p>
+        </w:tc>
+        <w:tc>
+          <w:tcPr>
+            <w:tcW w:w="1843" w:type="dxa"/>
           </w:tcPr>
           <w:p>
             <w:pPr>
@@ -10405,7 +12365,7 @@
         </w:trPr>
         <w:tc>
           <w:tcPr>
-            <w:tcW w:w="988" w:type="dxa"/>
+            <w:tcW w:w="880" w:type="dxa"/>
           </w:tcPr>
           <w:p>
             <w:pPr>
@@ -10427,7 +12387,7 @@
         </w:tc>
         <w:tc>
           <w:tcPr>
-            <w:tcW w:w="1842" w:type="dxa"/>
+            <w:tcW w:w="1774" w:type="dxa"/>
           </w:tcPr>
           <w:p>
             <w:pPr>
@@ -10449,7 +12409,7 @@
         </w:tc>
         <w:tc>
           <w:tcPr>
-            <w:tcW w:w="2268" w:type="dxa"/>
+            <w:tcW w:w="1691" w:type="dxa"/>
           </w:tcPr>
           <w:p>
             <w:pPr>
@@ -10471,7 +12431,7 @@
         </w:tc>
         <w:tc>
           <w:tcPr>
-            <w:tcW w:w="2127" w:type="dxa"/>
+            <w:tcW w:w="3021" w:type="dxa"/>
           </w:tcPr>
           <w:p>
             <w:pPr>
@@ -10493,7 +12453,7 @@
         </w:tc>
         <w:tc>
           <w:tcPr>
-            <w:tcW w:w="2211" w:type="dxa"/>
+            <w:tcW w:w="1843" w:type="dxa"/>
           </w:tcPr>
           <w:p>
             <w:pPr>
@@ -10520,7 +12480,7 @@
         </w:trPr>
         <w:tc>
           <w:tcPr>
-            <w:tcW w:w="988" w:type="dxa"/>
+            <w:tcW w:w="880" w:type="dxa"/>
           </w:tcPr>
           <w:p>
             <w:pPr>
@@ -10542,7 +12502,7 @@
         </w:tc>
         <w:tc>
           <w:tcPr>
-            <w:tcW w:w="1842" w:type="dxa"/>
+            <w:tcW w:w="1774" w:type="dxa"/>
           </w:tcPr>
           <w:p>
             <w:pPr>
@@ -10560,15 +12520,13 @@
               </w:rPr>
               <w:t xml:space="preserve">Cenu </w:t>
             </w:r>
-            <w:proofErr w:type="spellStart"/>
-            <w:r>
-              <w:rPr>
-                <w:sz w:val="20"/>
-                <w:szCs w:val="20"/>
-              </w:rPr>
-              <w:t>kalkultaora</w:t>
-            </w:r>
-            <w:proofErr w:type="spellEnd"/>
+            <w:r>
+              <w:rPr>
+                <w:sz w:val="20"/>
+                <w:szCs w:val="20"/>
+              </w:rPr>
+              <w:t>kalkulatora</w:t>
+            </w:r>
             <w:r>
               <w:rPr>
                 <w:sz w:val="20"/>
@@ -10580,7 +12538,7 @@
         </w:tc>
         <w:tc>
           <w:tcPr>
-            <w:tcW w:w="2268" w:type="dxa"/>
+            <w:tcW w:w="1691" w:type="dxa"/>
           </w:tcPr>
           <w:p>
             <w:pPr>
@@ -10609,7 +12567,7 @@
         </w:tc>
         <w:tc>
           <w:tcPr>
-            <w:tcW w:w="2127" w:type="dxa"/>
+            <w:tcW w:w="3021" w:type="dxa"/>
           </w:tcPr>
           <w:p>
             <w:pPr>
@@ -10631,26 +12589,24 @@
         </w:tc>
         <w:tc>
           <w:tcPr>
-            <w:tcW w:w="2211" w:type="dxa"/>
-          </w:tcPr>
-          <w:p>
-            <w:pPr>
-              <w:ind w:firstLine="0"/>
-              <w:jc w:val="left"/>
-              <w:rPr>
-                <w:sz w:val="20"/>
-                <w:szCs w:val="20"/>
-              </w:rPr>
-            </w:pPr>
-            <w:proofErr w:type="spellStart"/>
-            <w:r>
-              <w:rPr>
-                <w:sz w:val="20"/>
-                <w:szCs w:val="20"/>
-              </w:rPr>
-              <w:t>Atverās</w:t>
-            </w:r>
-            <w:proofErr w:type="spellEnd"/>
+            <w:tcW w:w="1843" w:type="dxa"/>
+          </w:tcPr>
+          <w:p>
+            <w:pPr>
+              <w:ind w:firstLine="0"/>
+              <w:jc w:val="left"/>
+              <w:rPr>
+                <w:sz w:val="20"/>
+                <w:szCs w:val="20"/>
+              </w:rPr>
+            </w:pPr>
+            <w:r>
+              <w:rPr>
+                <w:sz w:val="20"/>
+                <w:szCs w:val="20"/>
+              </w:rPr>
+              <w:t>Atvērās</w:t>
+            </w:r>
             <w:r>
               <w:rPr>
                 <w:sz w:val="20"/>
@@ -10658,15 +12614,13 @@
               </w:rPr>
               <w:t xml:space="preserve"> cenu </w:t>
             </w:r>
-            <w:proofErr w:type="spellStart"/>
-            <w:r>
-              <w:rPr>
-                <w:sz w:val="20"/>
-                <w:szCs w:val="20"/>
-              </w:rPr>
-              <w:t>kalkulātors</w:t>
-            </w:r>
-            <w:proofErr w:type="spellEnd"/>
+            <w:r>
+              <w:rPr>
+                <w:sz w:val="20"/>
+                <w:szCs w:val="20"/>
+              </w:rPr>
+              <w:t>kalkulators.</w:t>
+            </w:r>
           </w:p>
         </w:tc>
       </w:tr>
@@ -10676,7 +12630,7 @@
         </w:trPr>
         <w:tc>
           <w:tcPr>
-            <w:tcW w:w="988" w:type="dxa"/>
+            <w:tcW w:w="880" w:type="dxa"/>
           </w:tcPr>
           <w:p>
             <w:pPr>
@@ -10705,7 +12659,7 @@
         </w:tc>
         <w:tc>
           <w:tcPr>
-            <w:tcW w:w="1842" w:type="dxa"/>
+            <w:tcW w:w="1774" w:type="dxa"/>
           </w:tcPr>
           <w:p>
             <w:pPr>
@@ -10727,7 +12681,7 @@
         </w:tc>
         <w:tc>
           <w:tcPr>
-            <w:tcW w:w="2268" w:type="dxa"/>
+            <w:tcW w:w="1691" w:type="dxa"/>
           </w:tcPr>
           <w:p>
             <w:pPr>
@@ -10764,7 +12718,14 @@
                 <w:sz w:val="20"/>
                 <w:szCs w:val="20"/>
               </w:rPr>
-              <w:t xml:space="preserve">, </w:t>
+              <w:t>,</w:t>
+            </w:r>
+            <w:r>
+              <w:rPr>
+                <w:sz w:val="20"/>
+                <w:szCs w:val="20"/>
+              </w:rPr>
+              <w:t xml:space="preserve"> </w:t>
             </w:r>
             <w:r>
               <w:rPr>
@@ -10777,7 +12738,7 @@
         </w:tc>
         <w:tc>
           <w:tcPr>
-            <w:tcW w:w="2127" w:type="dxa"/>
+            <w:tcW w:w="3021" w:type="dxa"/>
           </w:tcPr>
           <w:p>
             <w:pPr>
@@ -10810,13 +12771,29 @@
                 <w:sz w:val="20"/>
                 <w:szCs w:val="20"/>
               </w:rPr>
-              <w:t>2. Nospiež pogu Aprēķināt</w:t>
-            </w:r>
-          </w:p>
-        </w:tc>
-        <w:tc>
-          <w:tcPr>
-            <w:tcW w:w="2211" w:type="dxa"/>
+              <w:t xml:space="preserve">2. Nospiež pogu </w:t>
+            </w:r>
+            <w:r>
+              <w:rPr>
+                <w:b/>
+                <w:bCs/>
+                <w:sz w:val="20"/>
+                <w:szCs w:val="20"/>
+              </w:rPr>
+              <w:t>Aprēķināt</w:t>
+            </w:r>
+            <w:r>
+              <w:rPr>
+                <w:sz w:val="20"/>
+                <w:szCs w:val="20"/>
+              </w:rPr>
+              <w:t>.</w:t>
+            </w:r>
+          </w:p>
+        </w:tc>
+        <w:tc>
+          <w:tcPr>
+            <w:tcW w:w="1843" w:type="dxa"/>
           </w:tcPr>
           <w:p>
             <w:pPr>
@@ -10834,15 +12811,13 @@
               </w:rPr>
               <w:t xml:space="preserve">Tiek </w:t>
             </w:r>
-            <w:proofErr w:type="spellStart"/>
-            <w:r>
-              <w:rPr>
-                <w:sz w:val="20"/>
-                <w:szCs w:val="20"/>
-              </w:rPr>
-              <w:t>attelots</w:t>
-            </w:r>
-            <w:proofErr w:type="spellEnd"/>
+            <w:r>
+              <w:rPr>
+                <w:sz w:val="20"/>
+                <w:szCs w:val="20"/>
+              </w:rPr>
+              <w:t>attēlots</w:t>
+            </w:r>
             <w:r>
               <w:rPr>
                 <w:sz w:val="20"/>
@@ -10859,7 +12834,7 @@
         </w:trPr>
         <w:tc>
           <w:tcPr>
-            <w:tcW w:w="988" w:type="dxa"/>
+            <w:tcW w:w="880" w:type="dxa"/>
           </w:tcPr>
           <w:p>
             <w:pPr>
@@ -10888,7 +12863,7 @@
         </w:tc>
         <w:tc>
           <w:tcPr>
-            <w:tcW w:w="1842" w:type="dxa"/>
+            <w:tcW w:w="1774" w:type="dxa"/>
           </w:tcPr>
           <w:p>
             <w:pPr>
@@ -10910,7 +12885,7 @@
         </w:tc>
         <w:tc>
           <w:tcPr>
-            <w:tcW w:w="2268" w:type="dxa"/>
+            <w:tcW w:w="1691" w:type="dxa"/>
           </w:tcPr>
           <w:p>
             <w:pPr>
@@ -10932,7 +12907,7 @@
         </w:tc>
         <w:tc>
           <w:tcPr>
-            <w:tcW w:w="2127" w:type="dxa"/>
+            <w:tcW w:w="3021" w:type="dxa"/>
           </w:tcPr>
           <w:p>
             <w:pPr>
@@ -10954,7 +12929,7 @@
         </w:tc>
         <w:tc>
           <w:tcPr>
-            <w:tcW w:w="2211" w:type="dxa"/>
+            <w:tcW w:w="1843" w:type="dxa"/>
           </w:tcPr>
           <w:p>
             <w:pPr>
@@ -10981,7 +12956,7 @@
         </w:trPr>
         <w:tc>
           <w:tcPr>
-            <w:tcW w:w="988" w:type="dxa"/>
+            <w:tcW w:w="880" w:type="dxa"/>
           </w:tcPr>
           <w:p>
             <w:pPr>
@@ -11003,7 +12978,7 @@
         </w:tc>
         <w:tc>
           <w:tcPr>
-            <w:tcW w:w="1842" w:type="dxa"/>
+            <w:tcW w:w="1774" w:type="dxa"/>
           </w:tcPr>
           <w:p>
             <w:pPr>
@@ -11025,7 +13000,7 @@
         </w:tc>
         <w:tc>
           <w:tcPr>
-            <w:tcW w:w="2268" w:type="dxa"/>
+            <w:tcW w:w="1691" w:type="dxa"/>
           </w:tcPr>
           <w:p>
             <w:pPr>
@@ -11054,7 +13029,7 @@
         </w:tc>
         <w:tc>
           <w:tcPr>
-            <w:tcW w:w="2127" w:type="dxa"/>
+            <w:tcW w:w="3021" w:type="dxa"/>
           </w:tcPr>
           <w:p>
             <w:pPr>
@@ -11079,13 +13054,20 @@
                 <w:sz w:val="20"/>
                 <w:szCs w:val="20"/>
               </w:rPr>
-              <w:t xml:space="preserve">Nosūtīt </w:t>
-            </w:r>
-          </w:p>
-        </w:tc>
-        <w:tc>
-          <w:tcPr>
-            <w:tcW w:w="2211" w:type="dxa"/>
+              <w:t>Nosūtīt</w:t>
+            </w:r>
+            <w:r>
+              <w:rPr>
+                <w:sz w:val="20"/>
+                <w:szCs w:val="20"/>
+              </w:rPr>
+              <w:t>.</w:t>
+            </w:r>
+          </w:p>
+        </w:tc>
+        <w:tc>
+          <w:tcPr>
+            <w:tcW w:w="1843" w:type="dxa"/>
           </w:tcPr>
           <w:p>
             <w:pPr>
@@ -11102,6 +13084,13 @@
                 <w:szCs w:val="20"/>
               </w:rPr>
               <w:t>Dati tiek nosūtīti, tiek parādīts paziņojums par datu nosūtīšanu</w:t>
+            </w:r>
+            <w:r>
+              <w:rPr>
+                <w:sz w:val="20"/>
+                <w:szCs w:val="20"/>
+              </w:rPr>
+              <w:t>.</w:t>
             </w:r>
           </w:p>
         </w:tc>
@@ -11112,7 +13101,7 @@
         </w:trPr>
         <w:tc>
           <w:tcPr>
-            <w:tcW w:w="988" w:type="dxa"/>
+            <w:tcW w:w="880" w:type="dxa"/>
           </w:tcPr>
           <w:p>
             <w:pPr>
@@ -11134,7 +13123,7 @@
         </w:tc>
         <w:tc>
           <w:tcPr>
-            <w:tcW w:w="1842" w:type="dxa"/>
+            <w:tcW w:w="1774" w:type="dxa"/>
           </w:tcPr>
           <w:p>
             <w:pPr>
@@ -11156,7 +13145,7 @@
         </w:tc>
         <w:tc>
           <w:tcPr>
-            <w:tcW w:w="2268" w:type="dxa"/>
+            <w:tcW w:w="1691" w:type="dxa"/>
           </w:tcPr>
           <w:p>
             <w:pPr>
@@ -11178,7 +13167,7 @@
         </w:tc>
         <w:tc>
           <w:tcPr>
-            <w:tcW w:w="2127" w:type="dxa"/>
+            <w:tcW w:w="3021" w:type="dxa"/>
           </w:tcPr>
           <w:p>
             <w:pPr>
@@ -11200,23 +13189,44 @@
         </w:tc>
         <w:tc>
           <w:tcPr>
-            <w:tcW w:w="2211" w:type="dxa"/>
-          </w:tcPr>
-          <w:p>
-            <w:pPr>
-              <w:ind w:firstLine="0"/>
-              <w:jc w:val="left"/>
-              <w:rPr>
-                <w:sz w:val="20"/>
-                <w:szCs w:val="20"/>
-              </w:rPr>
-            </w:pPr>
-            <w:r>
-              <w:rPr>
-                <w:sz w:val="20"/>
-                <w:szCs w:val="20"/>
-              </w:rPr>
-              <w:t>Tiek atvērt rediģēšanas logs, kur var rediģēt informāciju</w:t>
+            <w:tcW w:w="1843" w:type="dxa"/>
+          </w:tcPr>
+          <w:p>
+            <w:pPr>
+              <w:ind w:firstLine="0"/>
+              <w:jc w:val="left"/>
+              <w:rPr>
+                <w:sz w:val="20"/>
+                <w:szCs w:val="20"/>
+              </w:rPr>
+            </w:pPr>
+            <w:r>
+              <w:rPr>
+                <w:sz w:val="20"/>
+                <w:szCs w:val="20"/>
+              </w:rPr>
+              <w:t>Tiek atvērt</w:t>
+            </w:r>
+            <w:r>
+              <w:rPr>
+                <w:sz w:val="20"/>
+                <w:szCs w:val="20"/>
+              </w:rPr>
+              <w:t>s</w:t>
+            </w:r>
+            <w:r>
+              <w:rPr>
+                <w:sz w:val="20"/>
+                <w:szCs w:val="20"/>
+              </w:rPr>
+              <w:t xml:space="preserve"> rediģēšanas logs, kur var rediģēt informāciju</w:t>
+            </w:r>
+            <w:r>
+              <w:rPr>
+                <w:sz w:val="20"/>
+                <w:szCs w:val="20"/>
+              </w:rPr>
+              <w:t>.</w:t>
             </w:r>
           </w:p>
         </w:tc>
@@ -11227,7 +13237,7 @@
         </w:trPr>
         <w:tc>
           <w:tcPr>
-            <w:tcW w:w="988" w:type="dxa"/>
+            <w:tcW w:w="880" w:type="dxa"/>
           </w:tcPr>
           <w:p>
             <w:pPr>
@@ -11249,7 +13259,7 @@
         </w:tc>
         <w:tc>
           <w:tcPr>
-            <w:tcW w:w="1842" w:type="dxa"/>
+            <w:tcW w:w="1774" w:type="dxa"/>
           </w:tcPr>
           <w:p>
             <w:pPr>
@@ -11271,7 +13281,7 @@
         </w:tc>
         <w:tc>
           <w:tcPr>
-            <w:tcW w:w="2268" w:type="dxa"/>
+            <w:tcW w:w="1691" w:type="dxa"/>
           </w:tcPr>
           <w:p>
             <w:pPr>
@@ -11293,7 +13303,7 @@
         </w:tc>
         <w:tc>
           <w:tcPr>
-            <w:tcW w:w="2127" w:type="dxa"/>
+            <w:tcW w:w="3021" w:type="dxa"/>
           </w:tcPr>
           <w:p>
             <w:pPr>
@@ -11318,7 +13328,7 @@
                 <w:sz w:val="20"/>
                 <w:szCs w:val="20"/>
               </w:rPr>
-              <w:t xml:space="preserve">1. Nospiež pogu </w:t>
+              <w:t xml:space="preserve">Nospiež pogu </w:t>
             </w:r>
             <w:r>
               <w:rPr>
@@ -11370,7 +13380,6 @@
                 <w:sz w:val="20"/>
                 <w:szCs w:val="20"/>
               </w:rPr>
-              <w:lastRenderedPageBreak/>
               <w:t xml:space="preserve">3. Nospiest pogu </w:t>
             </w:r>
             <w:r>
@@ -11395,23 +13404,22 @@
         </w:tc>
         <w:tc>
           <w:tcPr>
-            <w:tcW w:w="2211" w:type="dxa"/>
-          </w:tcPr>
-          <w:p>
-            <w:pPr>
-              <w:ind w:firstLine="0"/>
-              <w:jc w:val="left"/>
-              <w:rPr>
-                <w:sz w:val="20"/>
-                <w:szCs w:val="20"/>
-              </w:rPr>
-            </w:pPr>
-            <w:r>
-              <w:rPr>
-                <w:sz w:val="20"/>
-                <w:szCs w:val="20"/>
-              </w:rPr>
-              <w:lastRenderedPageBreak/>
+            <w:tcW w:w="1843" w:type="dxa"/>
+          </w:tcPr>
+          <w:p>
+            <w:pPr>
+              <w:ind w:firstLine="0"/>
+              <w:jc w:val="left"/>
+              <w:rPr>
+                <w:sz w:val="20"/>
+                <w:szCs w:val="20"/>
+              </w:rPr>
+            </w:pPr>
+            <w:r>
+              <w:rPr>
+                <w:sz w:val="20"/>
+                <w:szCs w:val="20"/>
+              </w:rPr>
               <w:t>Tiek atvērts logs, kur var pievienot informāciju, pēc pogas nospiešanas pievienojās</w:t>
             </w:r>
             <w:r>
@@ -11426,15 +13434,7 @@
                 <w:sz w:val="20"/>
                 <w:szCs w:val="20"/>
               </w:rPr>
-              <w:t xml:space="preserve"> </w:t>
-            </w:r>
-            <w:r>
-              <w:rPr>
-                <w:sz w:val="20"/>
-                <w:szCs w:val="20"/>
-              </w:rPr>
-              <w:lastRenderedPageBreak/>
-              <w:t>jaun</w:t>
+              <w:t xml:space="preserve"> jaun</w:t>
             </w:r>
             <w:r>
               <w:rPr>
@@ -11442,6 +13442,13 @@
                 <w:szCs w:val="20"/>
               </w:rPr>
               <w:t>a projektu kategorija</w:t>
+            </w:r>
+            <w:r>
+              <w:rPr>
+                <w:sz w:val="20"/>
+                <w:szCs w:val="20"/>
+              </w:rPr>
+              <w:t>.</w:t>
             </w:r>
           </w:p>
         </w:tc>
@@ -11452,7 +13459,7 @@
         </w:trPr>
         <w:tc>
           <w:tcPr>
-            <w:tcW w:w="988" w:type="dxa"/>
+            <w:tcW w:w="880" w:type="dxa"/>
           </w:tcPr>
           <w:p>
             <w:pPr>
@@ -11482,7 +13489,7 @@
         </w:tc>
         <w:tc>
           <w:tcPr>
-            <w:tcW w:w="1842" w:type="dxa"/>
+            <w:tcW w:w="1774" w:type="dxa"/>
           </w:tcPr>
           <w:p>
             <w:pPr>
@@ -11518,7 +13525,7 @@
         </w:tc>
         <w:tc>
           <w:tcPr>
-            <w:tcW w:w="2268" w:type="dxa"/>
+            <w:tcW w:w="1691" w:type="dxa"/>
           </w:tcPr>
           <w:p>
             <w:pPr>
@@ -11547,71 +13554,23 @@
         </w:tc>
         <w:tc>
           <w:tcPr>
-            <w:tcW w:w="2127" w:type="dxa"/>
-          </w:tcPr>
-          <w:p>
-            <w:pPr>
-              <w:ind w:firstLine="0"/>
-              <w:jc w:val="left"/>
-              <w:rPr>
-                <w:sz w:val="20"/>
-                <w:szCs w:val="20"/>
-              </w:rPr>
-            </w:pPr>
-            <w:r>
-              <w:rPr>
-                <w:sz w:val="20"/>
-                <w:szCs w:val="20"/>
-              </w:rPr>
-              <w:t xml:space="preserve">1. Nospiež rediģēšanas pogu. </w:t>
-            </w:r>
-          </w:p>
-          <w:p>
-            <w:pPr>
-              <w:ind w:firstLine="0"/>
-              <w:jc w:val="left"/>
-              <w:rPr>
-                <w:sz w:val="20"/>
-                <w:szCs w:val="20"/>
-              </w:rPr>
-            </w:pPr>
-            <w:r>
-              <w:rPr>
-                <w:sz w:val="20"/>
-                <w:szCs w:val="20"/>
-              </w:rPr>
-              <w:t xml:space="preserve">2. Samaina </w:t>
-            </w:r>
-            <w:r>
-              <w:rPr>
-                <w:sz w:val="20"/>
-                <w:szCs w:val="20"/>
-              </w:rPr>
-              <w:t>nosaukumu</w:t>
-            </w:r>
-            <w:r>
-              <w:rPr>
-                <w:sz w:val="20"/>
-                <w:szCs w:val="20"/>
-              </w:rPr>
-              <w:t>.</w:t>
-            </w:r>
-          </w:p>
-          <w:p>
-            <w:pPr>
-              <w:ind w:firstLine="0"/>
-              <w:jc w:val="left"/>
-              <w:rPr>
-                <w:sz w:val="20"/>
-                <w:szCs w:val="20"/>
-              </w:rPr>
-            </w:pPr>
-            <w:r>
-              <w:rPr>
-                <w:sz w:val="20"/>
-                <w:szCs w:val="20"/>
-              </w:rPr>
-              <w:t xml:space="preserve">3.Nospiež pogu </w:t>
+            <w:tcW w:w="3021" w:type="dxa"/>
+          </w:tcPr>
+          <w:p>
+            <w:pPr>
+              <w:ind w:firstLine="0"/>
+              <w:jc w:val="left"/>
+              <w:rPr>
+                <w:sz w:val="20"/>
+                <w:szCs w:val="20"/>
+              </w:rPr>
+            </w:pPr>
+            <w:r>
+              <w:rPr>
+                <w:sz w:val="20"/>
+                <w:szCs w:val="20"/>
+              </w:rPr>
+              <w:t xml:space="preserve">1. Nospiež pogu </w:t>
             </w:r>
             <w:r>
               <w:rPr>
@@ -11620,29 +13579,114 @@
                 <w:sz w:val="20"/>
                 <w:szCs w:val="20"/>
               </w:rPr>
+              <w:t>Rediģēt</w:t>
+            </w:r>
+            <w:r>
+              <w:rPr>
+                <w:sz w:val="20"/>
+                <w:szCs w:val="20"/>
+              </w:rPr>
+              <w:t xml:space="preserve">. </w:t>
+            </w:r>
+          </w:p>
+          <w:p>
+            <w:pPr>
+              <w:ind w:firstLine="0"/>
+              <w:jc w:val="left"/>
+              <w:rPr>
+                <w:sz w:val="20"/>
+                <w:szCs w:val="20"/>
+              </w:rPr>
+            </w:pPr>
+            <w:r>
+              <w:rPr>
+                <w:sz w:val="20"/>
+                <w:szCs w:val="20"/>
+              </w:rPr>
+              <w:t xml:space="preserve">2. Samaina </w:t>
+            </w:r>
+            <w:r>
+              <w:rPr>
+                <w:sz w:val="20"/>
+                <w:szCs w:val="20"/>
+              </w:rPr>
+              <w:t>nosaukumu</w:t>
+            </w:r>
+            <w:r>
+              <w:rPr>
+                <w:sz w:val="20"/>
+                <w:szCs w:val="20"/>
+              </w:rPr>
+              <w:t>.</w:t>
+            </w:r>
+          </w:p>
+          <w:p>
+            <w:pPr>
+              <w:ind w:firstLine="0"/>
+              <w:jc w:val="left"/>
+              <w:rPr>
+                <w:sz w:val="20"/>
+                <w:szCs w:val="20"/>
+              </w:rPr>
+            </w:pPr>
+            <w:r>
+              <w:rPr>
+                <w:sz w:val="20"/>
+                <w:szCs w:val="20"/>
+              </w:rPr>
+              <w:t xml:space="preserve">3.Nospiež pogu </w:t>
+            </w:r>
+            <w:r>
+              <w:rPr>
+                <w:b/>
+                <w:bCs/>
+                <w:sz w:val="20"/>
+                <w:szCs w:val="20"/>
+              </w:rPr>
               <w:t>Saglabāt</w:t>
             </w:r>
           </w:p>
         </w:tc>
         <w:tc>
           <w:tcPr>
-            <w:tcW w:w="2211" w:type="dxa"/>
-          </w:tcPr>
-          <w:p>
-            <w:pPr>
-              <w:ind w:firstLine="0"/>
-              <w:jc w:val="left"/>
-              <w:rPr>
-                <w:sz w:val="20"/>
-                <w:szCs w:val="20"/>
-              </w:rPr>
-            </w:pPr>
-            <w:r>
-              <w:rPr>
-                <w:sz w:val="20"/>
-                <w:szCs w:val="20"/>
-              </w:rPr>
-              <w:t>Tiek atvērts logs, kur var rediģēt informāciju, pēc pogas nospiešanas atjaunojās jauna informācija</w:t>
+            <w:tcW w:w="1843" w:type="dxa"/>
+          </w:tcPr>
+          <w:p>
+            <w:pPr>
+              <w:ind w:firstLine="0"/>
+              <w:jc w:val="left"/>
+              <w:rPr>
+                <w:sz w:val="20"/>
+                <w:szCs w:val="20"/>
+              </w:rPr>
+            </w:pPr>
+            <w:r>
+              <w:rPr>
+                <w:sz w:val="20"/>
+                <w:szCs w:val="20"/>
+              </w:rPr>
+              <w:t>Tiek atvērts logs, kur var rediģēt informāciju, pēc pogas nospiešanas</w:t>
+            </w:r>
+            <w:r>
+              <w:rPr>
+                <w:sz w:val="20"/>
+                <w:szCs w:val="20"/>
+              </w:rPr>
+              <w:t>,</w:t>
+            </w:r>
+            <w:r>
+              <w:rPr>
+                <w:sz w:val="20"/>
+                <w:szCs w:val="20"/>
+              </w:rPr>
+              <w:t xml:space="preserve"> atjaunojās jauna informācija</w:t>
+            </w:r>
+            <w:r>
+              <w:rPr>
+                <w:sz w:val="20"/>
+                <w:szCs w:val="20"/>
+              </w:rPr>
+              <w:t>.</w:t>
             </w:r>
           </w:p>
         </w:tc>
@@ -11653,7 +13697,7 @@
         </w:trPr>
         <w:tc>
           <w:tcPr>
-            <w:tcW w:w="988" w:type="dxa"/>
+            <w:tcW w:w="880" w:type="dxa"/>
           </w:tcPr>
           <w:p>
             <w:pPr>
@@ -11675,7 +13719,7 @@
         </w:tc>
         <w:tc>
           <w:tcPr>
-            <w:tcW w:w="1842" w:type="dxa"/>
+            <w:tcW w:w="1774" w:type="dxa"/>
           </w:tcPr>
           <w:p>
             <w:pPr>
@@ -11711,7 +13755,7 @@
         </w:tc>
         <w:tc>
           <w:tcPr>
-            <w:tcW w:w="2268" w:type="dxa"/>
+            <w:tcW w:w="1691" w:type="dxa"/>
           </w:tcPr>
           <w:p>
             <w:pPr>
@@ -11740,7 +13784,7 @@
         </w:tc>
         <w:tc>
           <w:tcPr>
-            <w:tcW w:w="2127" w:type="dxa"/>
+            <w:tcW w:w="3021" w:type="dxa"/>
           </w:tcPr>
           <w:p>
             <w:pPr>
@@ -11783,7 +13827,7 @@
         </w:tc>
         <w:tc>
           <w:tcPr>
-            <w:tcW w:w="2211" w:type="dxa"/>
+            <w:tcW w:w="1843" w:type="dxa"/>
           </w:tcPr>
           <w:p>
             <w:pPr>
@@ -11835,6 +13879,13 @@
                 <w:szCs w:val="20"/>
               </w:rPr>
               <w:t>saraksta</w:t>
+            </w:r>
+            <w:r>
+              <w:rPr>
+                <w:sz w:val="20"/>
+                <w:szCs w:val="20"/>
+              </w:rPr>
+              <w:t>.</w:t>
             </w:r>
           </w:p>
         </w:tc>
@@ -11845,7 +13896,7 @@
         </w:trPr>
         <w:tc>
           <w:tcPr>
-            <w:tcW w:w="988" w:type="dxa"/>
+            <w:tcW w:w="880" w:type="dxa"/>
           </w:tcPr>
           <w:p>
             <w:pPr>
@@ -11867,7 +13918,7 @@
         </w:tc>
         <w:tc>
           <w:tcPr>
-            <w:tcW w:w="1842" w:type="dxa"/>
+            <w:tcW w:w="1774" w:type="dxa"/>
           </w:tcPr>
           <w:p>
             <w:pPr>
@@ -11889,7 +13940,7 @@
         </w:tc>
         <w:tc>
           <w:tcPr>
-            <w:tcW w:w="2268" w:type="dxa"/>
+            <w:tcW w:w="1691" w:type="dxa"/>
           </w:tcPr>
           <w:p>
             <w:pPr>
@@ -11911,7 +13962,7 @@
         </w:tc>
         <w:tc>
           <w:tcPr>
-            <w:tcW w:w="2127" w:type="dxa"/>
+            <w:tcW w:w="3021" w:type="dxa"/>
           </w:tcPr>
           <w:p>
             <w:pPr>
@@ -12022,7 +14073,7 @@
         </w:tc>
         <w:tc>
           <w:tcPr>
-            <w:tcW w:w="2211" w:type="dxa"/>
+            <w:tcW w:w="1843" w:type="dxa"/>
           </w:tcPr>
           <w:p>
             <w:pPr>
@@ -12039,6 +14090,13 @@
                 <w:szCs w:val="20"/>
               </w:rPr>
               <w:t>Tiek atvērts logs, kur var pievienot informāciju, pēc pogas nospiešanas pievienojās jauns projekts</w:t>
+            </w:r>
+            <w:r>
+              <w:rPr>
+                <w:sz w:val="20"/>
+                <w:szCs w:val="20"/>
+              </w:rPr>
+              <w:t>.</w:t>
             </w:r>
           </w:p>
         </w:tc>
@@ -12049,7 +14107,7 @@
         </w:trPr>
         <w:tc>
           <w:tcPr>
-            <w:tcW w:w="988" w:type="dxa"/>
+            <w:tcW w:w="880" w:type="dxa"/>
           </w:tcPr>
           <w:p>
             <w:pPr>
@@ -12071,7 +14129,7 @@
         </w:tc>
         <w:tc>
           <w:tcPr>
-            <w:tcW w:w="1842" w:type="dxa"/>
+            <w:tcW w:w="1774" w:type="dxa"/>
           </w:tcPr>
           <w:p>
             <w:pPr>
@@ -12100,7 +14158,7 @@
         </w:tc>
         <w:tc>
           <w:tcPr>
-            <w:tcW w:w="2268" w:type="dxa"/>
+            <w:tcW w:w="1691" w:type="dxa"/>
           </w:tcPr>
           <w:p>
             <w:pPr>
@@ -12143,57 +14201,30 @@
         </w:tc>
         <w:tc>
           <w:tcPr>
-            <w:tcW w:w="2127" w:type="dxa"/>
-          </w:tcPr>
-          <w:p>
-            <w:pPr>
-              <w:ind w:firstLine="0"/>
-              <w:jc w:val="left"/>
-              <w:rPr>
-                <w:sz w:val="20"/>
-                <w:szCs w:val="20"/>
-              </w:rPr>
-            </w:pPr>
-            <w:r>
-              <w:rPr>
-                <w:sz w:val="20"/>
-                <w:szCs w:val="20"/>
-              </w:rPr>
-              <w:t xml:space="preserve">1. Nospiež rediģēšanas pogu. </w:t>
-            </w:r>
-          </w:p>
-          <w:p>
-            <w:pPr>
-              <w:ind w:firstLine="0"/>
-              <w:jc w:val="left"/>
-              <w:rPr>
-                <w:sz w:val="20"/>
-                <w:szCs w:val="20"/>
-              </w:rPr>
-            </w:pPr>
-            <w:r>
-              <w:rPr>
-                <w:sz w:val="20"/>
-                <w:szCs w:val="20"/>
-              </w:rPr>
-              <w:t>2. Samaina informāciju.</w:t>
-            </w:r>
-          </w:p>
-          <w:p>
-            <w:pPr>
-              <w:ind w:firstLine="0"/>
-              <w:jc w:val="left"/>
-              <w:rPr>
-                <w:sz w:val="20"/>
-                <w:szCs w:val="20"/>
-              </w:rPr>
-            </w:pPr>
-            <w:r>
-              <w:rPr>
-                <w:sz w:val="20"/>
-                <w:szCs w:val="20"/>
-              </w:rPr>
-              <w:t xml:space="preserve">3.Nospiež pogu </w:t>
+            <w:tcW w:w="3021" w:type="dxa"/>
+          </w:tcPr>
+          <w:p>
+            <w:pPr>
+              <w:ind w:firstLine="0"/>
+              <w:jc w:val="left"/>
+              <w:rPr>
+                <w:sz w:val="20"/>
+                <w:szCs w:val="20"/>
+              </w:rPr>
+            </w:pPr>
+            <w:r>
+              <w:rPr>
+                <w:sz w:val="20"/>
+                <w:szCs w:val="20"/>
+              </w:rPr>
+              <w:t>1. Nospiež pogu</w:t>
+            </w:r>
+            <w:r>
+              <w:rPr>
+                <w:sz w:val="20"/>
+                <w:szCs w:val="20"/>
+              </w:rPr>
+              <w:t xml:space="preserve"> </w:t>
             </w:r>
             <w:r>
               <w:rPr>
@@ -12202,13 +14233,70 @@
                 <w:sz w:val="20"/>
                 <w:szCs w:val="20"/>
               </w:rPr>
+              <w:t>Rediģēt</w:t>
+            </w:r>
+            <w:r>
+              <w:rPr>
+                <w:sz w:val="20"/>
+                <w:szCs w:val="20"/>
+              </w:rPr>
+              <w:t xml:space="preserve">. </w:t>
+            </w:r>
+          </w:p>
+          <w:p>
+            <w:pPr>
+              <w:ind w:firstLine="0"/>
+              <w:jc w:val="left"/>
+              <w:rPr>
+                <w:sz w:val="20"/>
+                <w:szCs w:val="20"/>
+              </w:rPr>
+            </w:pPr>
+            <w:r>
+              <w:rPr>
+                <w:sz w:val="20"/>
+                <w:szCs w:val="20"/>
+              </w:rPr>
+              <w:t>2. Samaina informāciju.</w:t>
+            </w:r>
+          </w:p>
+          <w:p>
+            <w:pPr>
+              <w:ind w:firstLine="0"/>
+              <w:jc w:val="left"/>
+              <w:rPr>
+                <w:sz w:val="20"/>
+                <w:szCs w:val="20"/>
+              </w:rPr>
+            </w:pPr>
+            <w:r>
+              <w:rPr>
+                <w:sz w:val="20"/>
+                <w:szCs w:val="20"/>
+              </w:rPr>
+              <w:t xml:space="preserve">3.Nospiež pogu </w:t>
+            </w:r>
+            <w:r>
+              <w:rPr>
+                <w:b/>
+                <w:bCs/>
+                <w:sz w:val="20"/>
+                <w:szCs w:val="20"/>
+              </w:rPr>
               <w:t>Saglabāt</w:t>
             </w:r>
-          </w:p>
-        </w:tc>
-        <w:tc>
-          <w:tcPr>
-            <w:tcW w:w="2211" w:type="dxa"/>
+            <w:r>
+              <w:rPr>
+                <w:sz w:val="20"/>
+                <w:szCs w:val="20"/>
+              </w:rPr>
+              <w:t>.</w:t>
+            </w:r>
+          </w:p>
+        </w:tc>
+        <w:tc>
+          <w:tcPr>
+            <w:tcW w:w="1843" w:type="dxa"/>
           </w:tcPr>
           <w:p>
             <w:pPr>
@@ -12274,6 +14362,13 @@
                 <w:szCs w:val="20"/>
               </w:rPr>
               <w:t>informācija</w:t>
+            </w:r>
+            <w:r>
+              <w:rPr>
+                <w:sz w:val="20"/>
+                <w:szCs w:val="20"/>
+              </w:rPr>
+              <w:t>.</w:t>
             </w:r>
           </w:p>
         </w:tc>
@@ -12284,7 +14379,7 @@
         </w:trPr>
         <w:tc>
           <w:tcPr>
-            <w:tcW w:w="988" w:type="dxa"/>
+            <w:tcW w:w="880" w:type="dxa"/>
           </w:tcPr>
           <w:p>
             <w:pPr>
@@ -12313,7 +14408,7 @@
         </w:tc>
         <w:tc>
           <w:tcPr>
-            <w:tcW w:w="1842" w:type="dxa"/>
+            <w:tcW w:w="1774" w:type="dxa"/>
           </w:tcPr>
           <w:p>
             <w:pPr>
@@ -12335,7 +14430,7 @@
         </w:tc>
         <w:tc>
           <w:tcPr>
-            <w:tcW w:w="2268" w:type="dxa"/>
+            <w:tcW w:w="1691" w:type="dxa"/>
           </w:tcPr>
           <w:p>
             <w:pPr>
@@ -12357,7 +14452,7 @@
         </w:tc>
         <w:tc>
           <w:tcPr>
-            <w:tcW w:w="2127" w:type="dxa"/>
+            <w:tcW w:w="3021" w:type="dxa"/>
           </w:tcPr>
           <w:p>
             <w:pPr>
@@ -12431,7 +14526,6 @@
               </w:rPr>
               <w:t xml:space="preserve">3.Nospiež pogu </w:t>
             </w:r>
-            <w:proofErr w:type="spellStart"/>
             <w:r>
               <w:rPr>
                 <w:b/>
@@ -12439,14 +14533,13 @@
                 <w:sz w:val="20"/>
                 <w:szCs w:val="20"/>
               </w:rPr>
-              <w:t>Saglabtāt</w:t>
-            </w:r>
-            <w:proofErr w:type="spellEnd"/>
-          </w:p>
-        </w:tc>
-        <w:tc>
-          <w:tcPr>
-            <w:tcW w:w="2211" w:type="dxa"/>
+              <w:t>Saglabāt</w:t>
+            </w:r>
+          </w:p>
+        </w:tc>
+        <w:tc>
+          <w:tcPr>
+            <w:tcW w:w="1843" w:type="dxa"/>
           </w:tcPr>
           <w:p>
             <w:pPr>
@@ -12473,7 +14566,7 @@
         </w:trPr>
         <w:tc>
           <w:tcPr>
-            <w:tcW w:w="988" w:type="dxa"/>
+            <w:tcW w:w="880" w:type="dxa"/>
           </w:tcPr>
           <w:p>
             <w:pPr>
@@ -12502,7 +14595,7 @@
         </w:tc>
         <w:tc>
           <w:tcPr>
-            <w:tcW w:w="1842" w:type="dxa"/>
+            <w:tcW w:w="1774" w:type="dxa"/>
           </w:tcPr>
           <w:p>
             <w:pPr>
@@ -12531,7 +14624,7 @@
         </w:tc>
         <w:tc>
           <w:tcPr>
-            <w:tcW w:w="2268" w:type="dxa"/>
+            <w:tcW w:w="1691" w:type="dxa"/>
           </w:tcPr>
           <w:p>
             <w:pPr>
@@ -12560,7 +14653,7 @@
         </w:tc>
         <w:tc>
           <w:tcPr>
-            <w:tcW w:w="2127" w:type="dxa"/>
+            <w:tcW w:w="3021" w:type="dxa"/>
           </w:tcPr>
           <w:p>
             <w:pPr>
@@ -12612,7 +14705,7 @@
         </w:tc>
         <w:tc>
           <w:tcPr>
-            <w:tcW w:w="2211" w:type="dxa"/>
+            <w:tcW w:w="1843" w:type="dxa"/>
           </w:tcPr>
           <w:p>
             <w:pPr>
@@ -12639,7 +14732,7 @@
         </w:trPr>
         <w:tc>
           <w:tcPr>
-            <w:tcW w:w="988" w:type="dxa"/>
+            <w:tcW w:w="880" w:type="dxa"/>
           </w:tcPr>
           <w:p>
             <w:pPr>
@@ -12661,7 +14754,7 @@
         </w:tc>
         <w:tc>
           <w:tcPr>
-            <w:tcW w:w="1842" w:type="dxa"/>
+            <w:tcW w:w="1774" w:type="dxa"/>
           </w:tcPr>
           <w:p>
             <w:pPr>
@@ -12683,7 +14776,7 @@
         </w:tc>
         <w:tc>
           <w:tcPr>
-            <w:tcW w:w="2268" w:type="dxa"/>
+            <w:tcW w:w="1691" w:type="dxa"/>
           </w:tcPr>
           <w:p>
             <w:pPr>
@@ -12705,7 +14798,7 @@
         </w:tc>
         <w:tc>
           <w:tcPr>
-            <w:tcW w:w="2127" w:type="dxa"/>
+            <w:tcW w:w="3021" w:type="dxa"/>
           </w:tcPr>
           <w:p>
             <w:pPr>
@@ -12766,23 +14859,23 @@
         </w:tc>
         <w:tc>
           <w:tcPr>
-            <w:tcW w:w="2211" w:type="dxa"/>
-          </w:tcPr>
-          <w:p>
-            <w:pPr>
-              <w:ind w:firstLine="0"/>
-              <w:jc w:val="left"/>
-              <w:rPr>
-                <w:sz w:val="20"/>
-                <w:szCs w:val="20"/>
-              </w:rPr>
-            </w:pPr>
-            <w:r>
-              <w:rPr>
-                <w:sz w:val="20"/>
-                <w:szCs w:val="20"/>
-              </w:rPr>
-              <w:t>Tiek atvērts logs, kur var pievienot informāciju, pēc pogas nospiešanas pievienojās. jauna projektu kategorija</w:t>
+            <w:tcW w:w="1843" w:type="dxa"/>
+          </w:tcPr>
+          <w:p>
+            <w:pPr>
+              <w:ind w:firstLine="0"/>
+              <w:jc w:val="left"/>
+              <w:rPr>
+                <w:sz w:val="20"/>
+                <w:szCs w:val="20"/>
+              </w:rPr>
+            </w:pPr>
+            <w:r>
+              <w:rPr>
+                <w:sz w:val="20"/>
+                <w:szCs w:val="20"/>
+              </w:rPr>
+              <w:t>Tiek atvērts logs, kur var pievienot informāciju, pēc pogas nospiešanas pievienojās jauna projektu kategorija</w:t>
             </w:r>
           </w:p>
         </w:tc>
@@ -12793,7 +14886,7 @@
         </w:trPr>
         <w:tc>
           <w:tcPr>
-            <w:tcW w:w="988" w:type="dxa"/>
+            <w:tcW w:w="880" w:type="dxa"/>
           </w:tcPr>
           <w:p>
             <w:pPr>
@@ -12822,7 +14915,7 @@
         </w:tc>
         <w:tc>
           <w:tcPr>
-            <w:tcW w:w="1842" w:type="dxa"/>
+            <w:tcW w:w="1774" w:type="dxa"/>
           </w:tcPr>
           <w:p>
             <w:pPr>
@@ -12851,7 +14944,7 @@
         </w:tc>
         <w:tc>
           <w:tcPr>
-            <w:tcW w:w="2268" w:type="dxa"/>
+            <w:tcW w:w="1691" w:type="dxa"/>
           </w:tcPr>
           <w:p>
             <w:pPr>
@@ -12880,58 +14973,23 @@
         </w:tc>
         <w:tc>
           <w:tcPr>
-            <w:tcW w:w="2127" w:type="dxa"/>
-          </w:tcPr>
-          <w:p>
-            <w:pPr>
-              <w:ind w:firstLine="0"/>
-              <w:jc w:val="left"/>
-              <w:rPr>
-                <w:sz w:val="20"/>
-                <w:szCs w:val="20"/>
-              </w:rPr>
-            </w:pPr>
-            <w:r>
-              <w:rPr>
-                <w:sz w:val="20"/>
-                <w:szCs w:val="20"/>
-              </w:rPr>
-              <w:t xml:space="preserve">1. Nospiež rediģēšanas pogu. </w:t>
-            </w:r>
-          </w:p>
-          <w:p>
-            <w:pPr>
-              <w:ind w:firstLine="0"/>
-              <w:jc w:val="left"/>
-              <w:rPr>
-                <w:sz w:val="20"/>
-                <w:szCs w:val="20"/>
-              </w:rPr>
-            </w:pPr>
-            <w:r>
-              <w:rPr>
-                <w:sz w:val="20"/>
-                <w:szCs w:val="20"/>
-              </w:rPr>
-              <w:lastRenderedPageBreak/>
-              <w:t>2. Samaina informāciju.</w:t>
-            </w:r>
-          </w:p>
-          <w:p>
-            <w:pPr>
-              <w:ind w:firstLine="0"/>
-              <w:jc w:val="left"/>
-              <w:rPr>
-                <w:sz w:val="20"/>
-                <w:szCs w:val="20"/>
-              </w:rPr>
-            </w:pPr>
-            <w:r>
-              <w:rPr>
-                <w:sz w:val="20"/>
-                <w:szCs w:val="20"/>
-              </w:rPr>
-              <w:t xml:space="preserve">3.Nospiež pogu </w:t>
+            <w:tcW w:w="3021" w:type="dxa"/>
+          </w:tcPr>
+          <w:p>
+            <w:pPr>
+              <w:ind w:firstLine="0"/>
+              <w:jc w:val="left"/>
+              <w:rPr>
+                <w:sz w:val="20"/>
+                <w:szCs w:val="20"/>
+              </w:rPr>
+            </w:pPr>
+            <w:r>
+              <w:rPr>
+                <w:sz w:val="20"/>
+                <w:szCs w:val="20"/>
+              </w:rPr>
+              <w:t xml:space="preserve">1. Nospiež pogu </w:t>
             </w:r>
             <w:r>
               <w:rPr>
@@ -12940,6 +14998,56 @@
                 <w:sz w:val="20"/>
                 <w:szCs w:val="20"/>
               </w:rPr>
+              <w:t>Rediģēt</w:t>
+            </w:r>
+            <w:r>
+              <w:rPr>
+                <w:sz w:val="20"/>
+                <w:szCs w:val="20"/>
+              </w:rPr>
+              <w:t xml:space="preserve">. </w:t>
+            </w:r>
+          </w:p>
+          <w:p>
+            <w:pPr>
+              <w:ind w:firstLine="0"/>
+              <w:jc w:val="left"/>
+              <w:rPr>
+                <w:sz w:val="20"/>
+                <w:szCs w:val="20"/>
+              </w:rPr>
+            </w:pPr>
+            <w:r>
+              <w:rPr>
+                <w:sz w:val="20"/>
+                <w:szCs w:val="20"/>
+              </w:rPr>
+              <w:t>2. Samaina informāciju.</w:t>
+            </w:r>
+          </w:p>
+          <w:p>
+            <w:pPr>
+              <w:ind w:firstLine="0"/>
+              <w:jc w:val="left"/>
+              <w:rPr>
+                <w:sz w:val="20"/>
+                <w:szCs w:val="20"/>
+              </w:rPr>
+            </w:pPr>
+            <w:r>
+              <w:rPr>
+                <w:sz w:val="20"/>
+                <w:szCs w:val="20"/>
+              </w:rPr>
+              <w:t xml:space="preserve">3.Nospiež pogu </w:t>
+            </w:r>
+            <w:r>
+              <w:rPr>
+                <w:b/>
+                <w:bCs/>
+                <w:sz w:val="20"/>
+                <w:szCs w:val="20"/>
+              </w:rPr>
               <w:t>Saglabāt</w:t>
             </w:r>
             <w:r>
@@ -12953,23 +15061,22 @@
         </w:tc>
         <w:tc>
           <w:tcPr>
-            <w:tcW w:w="2211" w:type="dxa"/>
-          </w:tcPr>
-          <w:p>
-            <w:pPr>
-              <w:ind w:firstLine="0"/>
-              <w:jc w:val="left"/>
-              <w:rPr>
-                <w:sz w:val="20"/>
-                <w:szCs w:val="20"/>
-              </w:rPr>
-            </w:pPr>
-            <w:r>
-              <w:rPr>
-                <w:sz w:val="20"/>
-                <w:szCs w:val="20"/>
-              </w:rPr>
-              <w:lastRenderedPageBreak/>
+            <w:tcW w:w="1843" w:type="dxa"/>
+          </w:tcPr>
+          <w:p>
+            <w:pPr>
+              <w:ind w:firstLine="0"/>
+              <w:jc w:val="left"/>
+              <w:rPr>
+                <w:sz w:val="20"/>
+                <w:szCs w:val="20"/>
+              </w:rPr>
+            </w:pPr>
+            <w:r>
+              <w:rPr>
+                <w:sz w:val="20"/>
+                <w:szCs w:val="20"/>
+              </w:rPr>
               <w:t xml:space="preserve">Tiek atvērts logs, kur var rediģēt informāciju, pēc pogas nospiešanas </w:t>
             </w:r>
             <w:r>
@@ -12989,7 +15096,7 @@
         </w:trPr>
         <w:tc>
           <w:tcPr>
-            <w:tcW w:w="988" w:type="dxa"/>
+            <w:tcW w:w="880" w:type="dxa"/>
           </w:tcPr>
           <w:p>
             <w:pPr>
@@ -13019,7 +15126,7 @@
         </w:tc>
         <w:tc>
           <w:tcPr>
-            <w:tcW w:w="1842" w:type="dxa"/>
+            <w:tcW w:w="1774" w:type="dxa"/>
           </w:tcPr>
           <w:p>
             <w:pPr>
@@ -13048,7 +15155,7 @@
         </w:tc>
         <w:tc>
           <w:tcPr>
-            <w:tcW w:w="2268" w:type="dxa"/>
+            <w:tcW w:w="1691" w:type="dxa"/>
           </w:tcPr>
           <w:p>
             <w:pPr>
@@ -13077,7 +15184,7 @@
         </w:tc>
         <w:tc>
           <w:tcPr>
-            <w:tcW w:w="2127" w:type="dxa"/>
+            <w:tcW w:w="3021" w:type="dxa"/>
           </w:tcPr>
           <w:p>
             <w:pPr>
@@ -13120,7 +15227,7 @@
         </w:tc>
         <w:tc>
           <w:tcPr>
-            <w:tcW w:w="2211" w:type="dxa"/>
+            <w:tcW w:w="1843" w:type="dxa"/>
           </w:tcPr>
           <w:p>
             <w:pPr>
@@ -13168,7 +15275,7 @@
         </w:trPr>
         <w:tc>
           <w:tcPr>
-            <w:tcW w:w="988" w:type="dxa"/>
+            <w:tcW w:w="880" w:type="dxa"/>
           </w:tcPr>
           <w:p>
             <w:pPr>
@@ -13190,7 +15297,7 @@
         </w:tc>
         <w:tc>
           <w:tcPr>
-            <w:tcW w:w="1842" w:type="dxa"/>
+            <w:tcW w:w="1774" w:type="dxa"/>
           </w:tcPr>
           <w:p>
             <w:pPr>
@@ -13212,7 +15319,7 @@
         </w:tc>
         <w:tc>
           <w:tcPr>
-            <w:tcW w:w="2268" w:type="dxa"/>
+            <w:tcW w:w="1691" w:type="dxa"/>
           </w:tcPr>
           <w:p>
             <w:pPr>
@@ -13234,7 +15341,7 @@
         </w:tc>
         <w:tc>
           <w:tcPr>
-            <w:tcW w:w="2127" w:type="dxa"/>
+            <w:tcW w:w="3021" w:type="dxa"/>
           </w:tcPr>
           <w:p>
             <w:pPr>
@@ -13328,7 +15435,7 @@
         </w:tc>
         <w:tc>
           <w:tcPr>
-            <w:tcW w:w="2211" w:type="dxa"/>
+            <w:tcW w:w="1843" w:type="dxa"/>
           </w:tcPr>
           <w:p>
             <w:pPr>
@@ -13362,7 +15469,7 @@
         </w:trPr>
         <w:tc>
           <w:tcPr>
-            <w:tcW w:w="988" w:type="dxa"/>
+            <w:tcW w:w="880" w:type="dxa"/>
           </w:tcPr>
           <w:p>
             <w:pPr>
@@ -13391,7 +15498,7 @@
         </w:tc>
         <w:tc>
           <w:tcPr>
-            <w:tcW w:w="1842" w:type="dxa"/>
+            <w:tcW w:w="1774" w:type="dxa"/>
           </w:tcPr>
           <w:p>
             <w:pPr>
@@ -13434,7 +15541,7 @@
         </w:tc>
         <w:tc>
           <w:tcPr>
-            <w:tcW w:w="2268" w:type="dxa"/>
+            <w:tcW w:w="1691" w:type="dxa"/>
           </w:tcPr>
           <w:p>
             <w:pPr>
@@ -13463,7 +15570,7 @@
         </w:tc>
         <w:tc>
           <w:tcPr>
-            <w:tcW w:w="2127" w:type="dxa"/>
+            <w:tcW w:w="3021" w:type="dxa"/>
           </w:tcPr>
           <w:p>
             <w:pPr>
@@ -13535,7 +15642,7 @@
         </w:tc>
         <w:tc>
           <w:tcPr>
-            <w:tcW w:w="2211" w:type="dxa"/>
+            <w:tcW w:w="1843" w:type="dxa"/>
           </w:tcPr>
           <w:p>
             <w:pPr>
@@ -13552,6 +15659,13 @@
                 <w:szCs w:val="20"/>
               </w:rPr>
               <w:t>Tiek atvērts logs, kur var rediģēt informāciju, pēc pogas nospiešanas atjaunojās jauna informācija</w:t>
+            </w:r>
+            <w:r>
+              <w:rPr>
+                <w:sz w:val="20"/>
+                <w:szCs w:val="20"/>
+              </w:rPr>
+              <w:t>.</w:t>
             </w:r>
           </w:p>
         </w:tc>
@@ -13562,7 +15676,7 @@
         </w:trPr>
         <w:tc>
           <w:tcPr>
-            <w:tcW w:w="988" w:type="dxa"/>
+            <w:tcW w:w="880" w:type="dxa"/>
           </w:tcPr>
           <w:p>
             <w:pPr>
@@ -13591,29 +15705,43 @@
         </w:tc>
         <w:tc>
           <w:tcPr>
-            <w:tcW w:w="1842" w:type="dxa"/>
-          </w:tcPr>
-          <w:p>
-            <w:pPr>
-              <w:ind w:firstLine="0"/>
-              <w:jc w:val="left"/>
-              <w:rPr>
-                <w:sz w:val="20"/>
-                <w:szCs w:val="20"/>
-              </w:rPr>
-            </w:pPr>
-            <w:r>
-              <w:rPr>
-                <w:sz w:val="20"/>
-                <w:szCs w:val="20"/>
-              </w:rPr>
-              <w:t>Cenu kalkulatora kategorijas dzēšana</w:t>
-            </w:r>
-          </w:p>
-        </w:tc>
-        <w:tc>
-          <w:tcPr>
-            <w:tcW w:w="2268" w:type="dxa"/>
+            <w:tcW w:w="1774" w:type="dxa"/>
+          </w:tcPr>
+          <w:p>
+            <w:pPr>
+              <w:ind w:firstLine="0"/>
+              <w:jc w:val="left"/>
+              <w:rPr>
+                <w:sz w:val="20"/>
+                <w:szCs w:val="20"/>
+              </w:rPr>
+            </w:pPr>
+            <w:r>
+              <w:rPr>
+                <w:sz w:val="20"/>
+                <w:szCs w:val="20"/>
+              </w:rPr>
+              <w:t xml:space="preserve">Cenu kalkulatora </w:t>
+            </w:r>
+            <w:r>
+              <w:rPr>
+                <w:sz w:val="20"/>
+                <w:szCs w:val="20"/>
+              </w:rPr>
+              <w:t>opciju</w:t>
+            </w:r>
+            <w:r>
+              <w:rPr>
+                <w:sz w:val="20"/>
+                <w:szCs w:val="20"/>
+              </w:rPr>
+              <w:t xml:space="preserve"> dzēšana</w:t>
+            </w:r>
+          </w:p>
+        </w:tc>
+        <w:tc>
+          <w:tcPr>
+            <w:tcW w:w="1691" w:type="dxa"/>
           </w:tcPr>
           <w:p>
             <w:pPr>
@@ -13642,7 +15770,7 @@
         </w:tc>
         <w:tc>
           <w:tcPr>
-            <w:tcW w:w="2127" w:type="dxa"/>
+            <w:tcW w:w="3021" w:type="dxa"/>
           </w:tcPr>
           <w:p>
             <w:pPr>
@@ -13685,7 +15813,7 @@
         </w:tc>
         <w:tc>
           <w:tcPr>
-            <w:tcW w:w="2211" w:type="dxa"/>
+            <w:tcW w:w="1843" w:type="dxa"/>
           </w:tcPr>
           <w:p>
             <w:pPr>
@@ -13719,7 +15847,7 @@
         </w:trPr>
         <w:tc>
           <w:tcPr>
-            <w:tcW w:w="988" w:type="dxa"/>
+            <w:tcW w:w="880" w:type="dxa"/>
           </w:tcPr>
           <w:p>
             <w:pPr>
@@ -13748,7 +15876,7 @@
         </w:tc>
         <w:tc>
           <w:tcPr>
-            <w:tcW w:w="1842" w:type="dxa"/>
+            <w:tcW w:w="1774" w:type="dxa"/>
           </w:tcPr>
           <w:p>
             <w:pPr>
@@ -13784,7 +15912,7 @@
         </w:tc>
         <w:tc>
           <w:tcPr>
-            <w:tcW w:w="2268" w:type="dxa"/>
+            <w:tcW w:w="1691" w:type="dxa"/>
           </w:tcPr>
           <w:p>
             <w:pPr>
@@ -13806,7 +15934,7 @@
         </w:tc>
         <w:tc>
           <w:tcPr>
-            <w:tcW w:w="2127" w:type="dxa"/>
+            <w:tcW w:w="3021" w:type="dxa"/>
           </w:tcPr>
           <w:p>
             <w:pPr>
@@ -13900,7 +16028,7 @@
         </w:tc>
         <w:tc>
           <w:tcPr>
-            <w:tcW w:w="2211" w:type="dxa"/>
+            <w:tcW w:w="1843" w:type="dxa"/>
           </w:tcPr>
           <w:p>
             <w:pPr>
@@ -13941,7 +16069,7 @@
         </w:trPr>
         <w:tc>
           <w:tcPr>
-            <w:tcW w:w="988" w:type="dxa"/>
+            <w:tcW w:w="880" w:type="dxa"/>
           </w:tcPr>
           <w:p>
             <w:pPr>
@@ -13970,7 +16098,7 @@
         </w:tc>
         <w:tc>
           <w:tcPr>
-            <w:tcW w:w="1842" w:type="dxa"/>
+            <w:tcW w:w="1774" w:type="dxa"/>
           </w:tcPr>
           <w:p>
             <w:pPr>
@@ -14006,7 +16134,7 @@
         </w:tc>
         <w:tc>
           <w:tcPr>
-            <w:tcW w:w="2268" w:type="dxa"/>
+            <w:tcW w:w="1691" w:type="dxa"/>
           </w:tcPr>
           <w:p>
             <w:pPr>
@@ -14035,57 +16163,23 @@
         </w:tc>
         <w:tc>
           <w:tcPr>
-            <w:tcW w:w="2127" w:type="dxa"/>
-          </w:tcPr>
-          <w:p>
-            <w:pPr>
-              <w:ind w:firstLine="0"/>
-              <w:jc w:val="left"/>
-              <w:rPr>
-                <w:sz w:val="20"/>
-                <w:szCs w:val="20"/>
-              </w:rPr>
-            </w:pPr>
-            <w:r>
-              <w:rPr>
-                <w:sz w:val="20"/>
-                <w:szCs w:val="20"/>
-              </w:rPr>
-              <w:t xml:space="preserve">1. Nospiež rediģēšanas pogu. </w:t>
-            </w:r>
-          </w:p>
-          <w:p>
-            <w:pPr>
-              <w:ind w:firstLine="0"/>
-              <w:jc w:val="left"/>
-              <w:rPr>
-                <w:sz w:val="20"/>
-                <w:szCs w:val="20"/>
-              </w:rPr>
-            </w:pPr>
-            <w:r>
-              <w:rPr>
-                <w:sz w:val="20"/>
-                <w:szCs w:val="20"/>
-              </w:rPr>
-              <w:t>2. Samaina informāciju.</w:t>
-            </w:r>
-          </w:p>
-          <w:p>
-            <w:pPr>
-              <w:ind w:firstLine="0"/>
-              <w:jc w:val="left"/>
-              <w:rPr>
-                <w:sz w:val="20"/>
-                <w:szCs w:val="20"/>
-              </w:rPr>
-            </w:pPr>
-            <w:r>
-              <w:rPr>
-                <w:sz w:val="20"/>
-                <w:szCs w:val="20"/>
-              </w:rPr>
-              <w:t xml:space="preserve">3.Nospiež pogu </w:t>
+            <w:tcW w:w="3021" w:type="dxa"/>
+          </w:tcPr>
+          <w:p>
+            <w:pPr>
+              <w:ind w:firstLine="0"/>
+              <w:jc w:val="left"/>
+              <w:rPr>
+                <w:sz w:val="20"/>
+                <w:szCs w:val="20"/>
+              </w:rPr>
+            </w:pPr>
+            <w:r>
+              <w:rPr>
+                <w:sz w:val="20"/>
+                <w:szCs w:val="20"/>
+              </w:rPr>
+              <w:t xml:space="preserve">1. Nospiež pogu </w:t>
             </w:r>
             <w:r>
               <w:rPr>
@@ -14094,6 +16188,56 @@
                 <w:sz w:val="20"/>
                 <w:szCs w:val="20"/>
               </w:rPr>
+              <w:t>Rediģēt</w:t>
+            </w:r>
+            <w:r>
+              <w:rPr>
+                <w:sz w:val="20"/>
+                <w:szCs w:val="20"/>
+              </w:rPr>
+              <w:t xml:space="preserve">. </w:t>
+            </w:r>
+          </w:p>
+          <w:p>
+            <w:pPr>
+              <w:ind w:firstLine="0"/>
+              <w:jc w:val="left"/>
+              <w:rPr>
+                <w:sz w:val="20"/>
+                <w:szCs w:val="20"/>
+              </w:rPr>
+            </w:pPr>
+            <w:r>
+              <w:rPr>
+                <w:sz w:val="20"/>
+                <w:szCs w:val="20"/>
+              </w:rPr>
+              <w:t>2. Samaina informāciju.</w:t>
+            </w:r>
+          </w:p>
+          <w:p>
+            <w:pPr>
+              <w:ind w:firstLine="0"/>
+              <w:jc w:val="left"/>
+              <w:rPr>
+                <w:sz w:val="20"/>
+                <w:szCs w:val="20"/>
+              </w:rPr>
+            </w:pPr>
+            <w:r>
+              <w:rPr>
+                <w:sz w:val="20"/>
+                <w:szCs w:val="20"/>
+              </w:rPr>
+              <w:t xml:space="preserve">3.Nospiež pogu </w:t>
+            </w:r>
+            <w:r>
+              <w:rPr>
+                <w:b/>
+                <w:bCs/>
+                <w:sz w:val="20"/>
+                <w:szCs w:val="20"/>
+              </w:rPr>
               <w:t>Saglabāt</w:t>
             </w:r>
             <w:r>
@@ -14107,7 +16251,7 @@
         </w:tc>
         <w:tc>
           <w:tcPr>
-            <w:tcW w:w="2211" w:type="dxa"/>
+            <w:tcW w:w="1843" w:type="dxa"/>
           </w:tcPr>
           <w:p>
             <w:pPr>
@@ -14124,6 +16268,13 @@
                 <w:szCs w:val="20"/>
               </w:rPr>
               <w:t>Tiek atvērts logs, kur var rediģēt informāciju, pēc pogas nospiešanas atjaunojās jauna informācija</w:t>
+            </w:r>
+            <w:r>
+              <w:rPr>
+                <w:sz w:val="20"/>
+                <w:szCs w:val="20"/>
+              </w:rPr>
+              <w:t>.</w:t>
             </w:r>
           </w:p>
         </w:tc>
@@ -14134,7 +16285,7 @@
         </w:trPr>
         <w:tc>
           <w:tcPr>
-            <w:tcW w:w="988" w:type="dxa"/>
+            <w:tcW w:w="880" w:type="dxa"/>
           </w:tcPr>
           <w:p>
             <w:pPr>
@@ -14163,7 +16314,7 @@
         </w:tc>
         <w:tc>
           <w:tcPr>
-            <w:tcW w:w="1842" w:type="dxa"/>
+            <w:tcW w:w="1774" w:type="dxa"/>
           </w:tcPr>
           <w:p>
             <w:pPr>
@@ -14199,7 +16350,7 @@
         </w:tc>
         <w:tc>
           <w:tcPr>
-            <w:tcW w:w="2268" w:type="dxa"/>
+            <w:tcW w:w="1691" w:type="dxa"/>
           </w:tcPr>
           <w:p>
             <w:pPr>
@@ -14228,7 +16379,7 @@
         </w:tc>
         <w:tc>
           <w:tcPr>
-            <w:tcW w:w="2127" w:type="dxa"/>
+            <w:tcW w:w="3021" w:type="dxa"/>
           </w:tcPr>
           <w:p>
             <w:pPr>
@@ -14271,7 +16422,7 @@
         </w:tc>
         <w:tc>
           <w:tcPr>
-            <w:tcW w:w="2211" w:type="dxa"/>
+            <w:tcW w:w="1843" w:type="dxa"/>
           </w:tcPr>
           <w:p>
             <w:pPr>
@@ -14319,7 +16470,7 @@
         </w:trPr>
         <w:tc>
           <w:tcPr>
-            <w:tcW w:w="988" w:type="dxa"/>
+            <w:tcW w:w="880" w:type="dxa"/>
           </w:tcPr>
           <w:p>
             <w:pPr>
@@ -14348,7 +16499,7 @@
         </w:tc>
         <w:tc>
           <w:tcPr>
-            <w:tcW w:w="1842" w:type="dxa"/>
+            <w:tcW w:w="1774" w:type="dxa"/>
           </w:tcPr>
           <w:p>
             <w:pPr>
@@ -14384,7 +16535,7 @@
         </w:tc>
         <w:tc>
           <w:tcPr>
-            <w:tcW w:w="2268" w:type="dxa"/>
+            <w:tcW w:w="1691" w:type="dxa"/>
           </w:tcPr>
           <w:p>
             <w:pPr>
@@ -14406,7 +16557,7 @@
         </w:tc>
         <w:tc>
           <w:tcPr>
-            <w:tcW w:w="2127" w:type="dxa"/>
+            <w:tcW w:w="3021" w:type="dxa"/>
           </w:tcPr>
           <w:p>
             <w:pPr>
@@ -14477,6 +16628,13 @@
               </w:rPr>
               <w:t>Izvēlās visas izvēles opcijas</w:t>
             </w:r>
+            <w:r>
+              <w:rPr>
+                <w:sz w:val="20"/>
+                <w:szCs w:val="20"/>
+              </w:rPr>
+              <w:t>.</w:t>
+            </w:r>
           </w:p>
           <w:p>
             <w:pPr>
@@ -14506,11 +16664,20 @@
               <w:t>Saglabtāt</w:t>
             </w:r>
             <w:proofErr w:type="spellEnd"/>
-          </w:p>
-        </w:tc>
-        <w:tc>
-          <w:tcPr>
-            <w:tcW w:w="2211" w:type="dxa"/>
+            <w:r>
+              <w:rPr>
+                <w:b/>
+                <w:bCs/>
+                <w:sz w:val="20"/>
+                <w:szCs w:val="20"/>
+              </w:rPr>
+              <w:t>.</w:t>
+            </w:r>
+          </w:p>
+        </w:tc>
+        <w:tc>
+          <w:tcPr>
+            <w:tcW w:w="1843" w:type="dxa"/>
           </w:tcPr>
           <w:p>
             <w:pPr>
@@ -14541,7 +16708,7 @@
                 <w:sz w:val="20"/>
                 <w:szCs w:val="20"/>
               </w:rPr>
-              <w:t xml:space="preserve">, pēc pogas </w:t>
+              <w:t xml:space="preserve">, pēc </w:t>
             </w:r>
             <w:r>
               <w:rPr>
@@ -14549,7 +16716,7 @@
                 <w:szCs w:val="20"/>
               </w:rPr>
               <w:lastRenderedPageBreak/>
-              <w:t>nospiešanas pievienojās jauns pakalpojums.</w:t>
+              <w:t>pogas nospiešanas pievienojās jauns pakalpojums.</w:t>
             </w:r>
           </w:p>
         </w:tc>
@@ -14560,7 +16727,7 @@
         </w:trPr>
         <w:tc>
           <w:tcPr>
-            <w:tcW w:w="988" w:type="dxa"/>
+            <w:tcW w:w="880" w:type="dxa"/>
           </w:tcPr>
           <w:p>
             <w:pPr>
@@ -14590,7 +16757,7 @@
         </w:tc>
         <w:tc>
           <w:tcPr>
-            <w:tcW w:w="1842" w:type="dxa"/>
+            <w:tcW w:w="1774" w:type="dxa"/>
           </w:tcPr>
           <w:p>
             <w:pPr>
@@ -14626,7 +16793,7 @@
         </w:tc>
         <w:tc>
           <w:tcPr>
-            <w:tcW w:w="2268" w:type="dxa"/>
+            <w:tcW w:w="1691" w:type="dxa"/>
           </w:tcPr>
           <w:p>
             <w:pPr>
@@ -14655,71 +16822,23 @@
         </w:tc>
         <w:tc>
           <w:tcPr>
-            <w:tcW w:w="2127" w:type="dxa"/>
-          </w:tcPr>
-          <w:p>
-            <w:pPr>
-              <w:ind w:firstLine="0"/>
-              <w:jc w:val="left"/>
-              <w:rPr>
-                <w:sz w:val="20"/>
-                <w:szCs w:val="20"/>
-              </w:rPr>
-            </w:pPr>
-            <w:r>
-              <w:rPr>
-                <w:sz w:val="20"/>
-                <w:szCs w:val="20"/>
-              </w:rPr>
-              <w:t xml:space="preserve">1. Nospiež rediģēšanas pogu. </w:t>
-            </w:r>
-          </w:p>
-          <w:p>
-            <w:pPr>
-              <w:ind w:firstLine="0"/>
-              <w:jc w:val="left"/>
-              <w:rPr>
-                <w:sz w:val="20"/>
-                <w:szCs w:val="20"/>
-              </w:rPr>
-            </w:pPr>
-            <w:r>
-              <w:rPr>
-                <w:sz w:val="20"/>
-                <w:szCs w:val="20"/>
-              </w:rPr>
-              <w:t>2. Samaina informāciju</w:t>
-            </w:r>
-            <w:r>
-              <w:rPr>
-                <w:sz w:val="20"/>
-                <w:szCs w:val="20"/>
-              </w:rPr>
-              <w:t xml:space="preserve"> un opcijas</w:t>
-            </w:r>
-            <w:r>
-              <w:rPr>
-                <w:sz w:val="20"/>
-                <w:szCs w:val="20"/>
-              </w:rPr>
-              <w:t>.</w:t>
-            </w:r>
-          </w:p>
-          <w:p>
-            <w:pPr>
-              <w:ind w:firstLine="0"/>
-              <w:jc w:val="left"/>
-              <w:rPr>
-                <w:sz w:val="20"/>
-                <w:szCs w:val="20"/>
-              </w:rPr>
-            </w:pPr>
-            <w:r>
-              <w:rPr>
-                <w:sz w:val="20"/>
-                <w:szCs w:val="20"/>
-              </w:rPr>
-              <w:t xml:space="preserve">3.Nospiež pogu </w:t>
+            <w:tcW w:w="3021" w:type="dxa"/>
+          </w:tcPr>
+          <w:p>
+            <w:pPr>
+              <w:ind w:firstLine="0"/>
+              <w:jc w:val="left"/>
+              <w:rPr>
+                <w:sz w:val="20"/>
+                <w:szCs w:val="20"/>
+              </w:rPr>
+            </w:pPr>
+            <w:r>
+              <w:rPr>
+                <w:sz w:val="20"/>
+                <w:szCs w:val="20"/>
+              </w:rPr>
+              <w:t xml:space="preserve">1. Nospiež pogu </w:t>
             </w:r>
             <w:r>
               <w:rPr>
@@ -14728,6 +16847,70 @@
                 <w:sz w:val="20"/>
                 <w:szCs w:val="20"/>
               </w:rPr>
+              <w:t>Rediģēt</w:t>
+            </w:r>
+            <w:r>
+              <w:rPr>
+                <w:sz w:val="20"/>
+                <w:szCs w:val="20"/>
+              </w:rPr>
+              <w:t xml:space="preserve">. </w:t>
+            </w:r>
+          </w:p>
+          <w:p>
+            <w:pPr>
+              <w:ind w:firstLine="0"/>
+              <w:jc w:val="left"/>
+              <w:rPr>
+                <w:sz w:val="20"/>
+                <w:szCs w:val="20"/>
+              </w:rPr>
+            </w:pPr>
+            <w:r>
+              <w:rPr>
+                <w:sz w:val="20"/>
+                <w:szCs w:val="20"/>
+              </w:rPr>
+              <w:t>2. Samaina informāciju</w:t>
+            </w:r>
+            <w:r>
+              <w:rPr>
+                <w:sz w:val="20"/>
+                <w:szCs w:val="20"/>
+              </w:rPr>
+              <w:t xml:space="preserve"> un opcijas</w:t>
+            </w:r>
+            <w:r>
+              <w:rPr>
+                <w:sz w:val="20"/>
+                <w:szCs w:val="20"/>
+              </w:rPr>
+              <w:t>.</w:t>
+            </w:r>
+          </w:p>
+          <w:p>
+            <w:pPr>
+              <w:ind w:firstLine="0"/>
+              <w:jc w:val="left"/>
+              <w:rPr>
+                <w:sz w:val="20"/>
+                <w:szCs w:val="20"/>
+              </w:rPr>
+            </w:pPr>
+            <w:r>
+              <w:rPr>
+                <w:sz w:val="20"/>
+                <w:szCs w:val="20"/>
+              </w:rPr>
+              <w:t xml:space="preserve">3.Nospiež pogu </w:t>
+            </w:r>
+            <w:r>
+              <w:rPr>
+                <w:b/>
+                <w:bCs/>
+                <w:sz w:val="20"/>
+                <w:szCs w:val="20"/>
+              </w:rPr>
               <w:t>Saglabāt</w:t>
             </w:r>
             <w:r>
@@ -14741,7 +16924,7 @@
         </w:tc>
         <w:tc>
           <w:tcPr>
-            <w:tcW w:w="2211" w:type="dxa"/>
+            <w:tcW w:w="1843" w:type="dxa"/>
           </w:tcPr>
           <w:p>
             <w:pPr>
@@ -14758,6 +16941,13 @@
                 <w:szCs w:val="20"/>
               </w:rPr>
               <w:t>Tiek atvērts logs, kur var rediģēt informāciju, pēc pogas nospiešanas atjaunojās jauna informācija</w:t>
+            </w:r>
+            <w:r>
+              <w:rPr>
+                <w:sz w:val="20"/>
+                <w:szCs w:val="20"/>
+              </w:rPr>
+              <w:t>.</w:t>
             </w:r>
           </w:p>
         </w:tc>
@@ -14768,7 +16958,7 @@
         </w:trPr>
         <w:tc>
           <w:tcPr>
-            <w:tcW w:w="988" w:type="dxa"/>
+            <w:tcW w:w="880" w:type="dxa"/>
           </w:tcPr>
           <w:p>
             <w:pPr>
@@ -14797,7 +16987,7 @@
         </w:tc>
         <w:tc>
           <w:tcPr>
-            <w:tcW w:w="1842" w:type="dxa"/>
+            <w:tcW w:w="1774" w:type="dxa"/>
           </w:tcPr>
           <w:p>
             <w:pPr>
@@ -14833,7 +17023,7 @@
         </w:tc>
         <w:tc>
           <w:tcPr>
-            <w:tcW w:w="2268" w:type="dxa"/>
+            <w:tcW w:w="1691" w:type="dxa"/>
           </w:tcPr>
           <w:p>
             <w:pPr>
@@ -14862,7 +17052,7 @@
         </w:tc>
         <w:tc>
           <w:tcPr>
-            <w:tcW w:w="2127" w:type="dxa"/>
+            <w:tcW w:w="3021" w:type="dxa"/>
           </w:tcPr>
           <w:p>
             <w:pPr>
@@ -14905,7 +17095,7 @@
         </w:tc>
         <w:tc>
           <w:tcPr>
-            <w:tcW w:w="2211" w:type="dxa"/>
+            <w:tcW w:w="1843" w:type="dxa"/>
           </w:tcPr>
           <w:p>
             <w:pPr>
@@ -14953,7 +17143,7 @@
         </w:trPr>
         <w:tc>
           <w:tcPr>
-            <w:tcW w:w="988" w:type="dxa"/>
+            <w:tcW w:w="880" w:type="dxa"/>
           </w:tcPr>
           <w:p>
             <w:pPr>
@@ -14975,7 +17165,7 @@
         </w:tc>
         <w:tc>
           <w:tcPr>
-            <w:tcW w:w="1842" w:type="dxa"/>
+            <w:tcW w:w="1774" w:type="dxa"/>
           </w:tcPr>
           <w:p>
             <w:pPr>
@@ -14997,7 +17187,7 @@
         </w:tc>
         <w:tc>
           <w:tcPr>
-            <w:tcW w:w="2268" w:type="dxa"/>
+            <w:tcW w:w="1691" w:type="dxa"/>
           </w:tcPr>
           <w:p>
             <w:pPr>
@@ -15019,7 +17209,7 @@
         </w:tc>
         <w:tc>
           <w:tcPr>
-            <w:tcW w:w="2127" w:type="dxa"/>
+            <w:tcW w:w="3021" w:type="dxa"/>
           </w:tcPr>
           <w:p>
             <w:pPr>
@@ -15039,7 +17229,6 @@
               </w:rPr>
               <w:t xml:space="preserve">1. Nospiež pogu </w:t>
             </w:r>
-            <w:proofErr w:type="spellStart"/>
             <w:r>
               <w:rPr>
                 <w:b/>
@@ -15047,9 +17236,8 @@
                 <w:sz w:val="20"/>
                 <w:szCs w:val="20"/>
               </w:rPr>
-              <w:t>Adminstrācija</w:t>
-            </w:r>
-            <w:proofErr w:type="spellEnd"/>
+              <w:t>Administrācija</w:t>
+            </w:r>
             <w:r>
               <w:rPr>
                 <w:b/>
@@ -15074,13 +17262,38 @@
                 <w:sz w:val="20"/>
                 <w:szCs w:val="20"/>
               </w:rPr>
-              <w:t>2. Nospiež pogu izlogoties.</w:t>
-            </w:r>
-          </w:p>
-        </w:tc>
-        <w:tc>
-          <w:tcPr>
-            <w:tcW w:w="2211" w:type="dxa"/>
+              <w:t xml:space="preserve">2. Nospiež pogu </w:t>
+            </w:r>
+            <w:r>
+              <w:rPr>
+                <w:b/>
+                <w:bCs/>
+                <w:sz w:val="20"/>
+                <w:szCs w:val="20"/>
+              </w:rPr>
+              <w:t>I</w:t>
+            </w:r>
+            <w:r>
+              <w:rPr>
+                <w:b/>
+                <w:bCs/>
+                <w:sz w:val="20"/>
+                <w:szCs w:val="20"/>
+              </w:rPr>
+              <w:t>zlogoties</w:t>
+            </w:r>
+            <w:r>
+              <w:rPr>
+                <w:sz w:val="20"/>
+                <w:szCs w:val="20"/>
+              </w:rPr>
+              <w:t>.</w:t>
+            </w:r>
+          </w:p>
+        </w:tc>
+        <w:tc>
+          <w:tcPr>
+            <w:tcW w:w="1843" w:type="dxa"/>
           </w:tcPr>
           <w:p>
             <w:pPr>
@@ -15097,6 +17310,13 @@
                 <w:szCs w:val="20"/>
               </w:rPr>
               <w:t>Administrators tiek izlogots no konta</w:t>
+            </w:r>
+            <w:r>
+              <w:rPr>
+                <w:sz w:val="20"/>
+                <w:szCs w:val="20"/>
+              </w:rPr>
+              <w:t>.</w:t>
             </w:r>
           </w:p>
         </w:tc>
@@ -15107,7 +17327,7 @@
       <w:pPr>
         <w:pStyle w:val="2"/>
       </w:pPr>
-      <w:bookmarkStart w:id="18" w:name="_Toc225650053"/>
+      <w:bookmarkStart w:id="18" w:name="_Toc225717556"/>
       <w:r>
         <w:t>Testēšanas žurnāls</w:t>
       </w:r>
@@ -15117,7 +17337,7 @@
       <w:pPr>
         <w:pStyle w:val="1"/>
       </w:pPr>
-      <w:bookmarkStart w:id="19" w:name="_Toc225650054"/>
+      <w:bookmarkStart w:id="19" w:name="_Toc225717557"/>
       <w:r>
         <w:lastRenderedPageBreak/>
         <w:t>Individuālais ieguldījums</w:t>
@@ -15128,7 +17348,7 @@
       <w:pPr>
         <w:pStyle w:val="1"/>
       </w:pPr>
-      <w:bookmarkStart w:id="20" w:name="_Toc225650055"/>
+      <w:bookmarkStart w:id="20" w:name="_Toc225717558"/>
       <w:r>
         <w:lastRenderedPageBreak/>
         <w:t>Secinājumi</w:t>
@@ -15139,7 +17359,7 @@
       <w:pPr>
         <w:pStyle w:val="1"/>
       </w:pPr>
-      <w:bookmarkStart w:id="21" w:name="_Toc225650056"/>
+      <w:bookmarkStart w:id="21" w:name="_Toc225717559"/>
       <w:r>
         <w:lastRenderedPageBreak/>
         <w:t>Lietoto terminu un saīsinājumu skaidrojumi</w:t>
@@ -15150,7 +17370,7 @@
       <w:pPr>
         <w:pStyle w:val="1"/>
       </w:pPr>
-      <w:bookmarkStart w:id="22" w:name="_Toc225650057"/>
+      <w:bookmarkStart w:id="22" w:name="_Toc225717560"/>
       <w:r>
         <w:lastRenderedPageBreak/>
         <w:t>Literatūras un informācijas avotu saraksts</w:t>
@@ -15159,7 +17379,7 @@
     </w:p>
     <w:p/>
     <w:sectPr>
-      <w:footerReference w:type="default" r:id="rId13"/>
+      <w:footerReference w:type="default" r:id="rId15"/>
       <w:type w:val="oddPage"/>
       <w:pgSz w:w="11906" w:h="16838"/>
       <w:pgMar w:top="1134" w:right="1134" w:bottom="1134" w:left="1418" w:header="709" w:footer="709" w:gutter="0"/>
@@ -15234,13 +17454,7 @@
       <w:rPr>
         <w:noProof/>
       </w:rPr>
-      <w:t>1</w:t>
-    </w:r>
-    <w:r>
-      <w:rPr>
-        <w:noProof/>
-      </w:rPr>
-      <w:t>5</w:t>
+      <w:t>15</w:t>
     </w:r>
     <w:r>
       <w:fldChar w:fldCharType="end"/>
